--- a/vendor/templates/ligums-parstavis-edoc.docx
+++ b/vendor/templates/ligums-parstavis-edoc.docx
@@ -468,6 +468,7 @@
             <w:pPr>
               <w:suppressAutoHyphens/>
               <w:ind w:right="-119"/>
+              <w:jc w:val="center"/>
               <w:rPr>
                 <w:rFonts w:eastAsia="Times New Roman"/>
                 <w:sz w:val="25"/>
@@ -476,6 +477,12 @@
               </w:rPr>
             </w:pPr>
             <w:r>
+              <w:rPr>
+                <w:rFonts w:ascii="Times New Roman" w:hAnsi="Times New Roman" w:cs="Times New Roman" w:eastAsia="Times New Roman"/>
+                <w:b w:val="0"/>
+                <w:i w:val="0"/>
+                <w:sz w:val="25"/>
+              </w:rPr>
               <w:t>{j_vards}</w:t>
             </w:r>
           </w:p>
@@ -524,6 +531,12 @@
               </w:rPr>
             </w:pPr>
             <w:r>
+              <w:rPr>
+                <w:rFonts w:ascii="Times New Roman" w:hAnsi="Times New Roman" w:cs="Times New Roman" w:eastAsia="Times New Roman"/>
+                <w:b w:val="0"/>
+                <w:i w:val="0"/>
+                <w:sz w:val="25"/>
+              </w:rPr>
               <w:t>{j_pk1}</w:t>
             </w:r>
           </w:p>
@@ -552,6 +565,12 @@
               </w:rPr>
             </w:pPr>
             <w:r>
+              <w:rPr>
+                <w:rFonts w:ascii="Times New Roman" w:hAnsi="Times New Roman" w:cs="Times New Roman" w:eastAsia="Times New Roman"/>
+                <w:b w:val="0"/>
+                <w:i w:val="0"/>
+                <w:sz w:val="25"/>
+              </w:rPr>
               <w:t>{j_pk2}</w:t>
             </w:r>
           </w:p>
@@ -580,6 +599,12 @@
               </w:rPr>
             </w:pPr>
             <w:r>
+              <w:rPr>
+                <w:rFonts w:ascii="Times New Roman" w:hAnsi="Times New Roman" w:cs="Times New Roman" w:eastAsia="Times New Roman"/>
+                <w:b w:val="0"/>
+                <w:i w:val="0"/>
+                <w:sz w:val="25"/>
+              </w:rPr>
               <w:t>{j_pk3}</w:t>
             </w:r>
           </w:p>
@@ -608,6 +633,12 @@
               </w:rPr>
             </w:pPr>
             <w:r>
+              <w:rPr>
+                <w:rFonts w:ascii="Times New Roman" w:hAnsi="Times New Roman" w:cs="Times New Roman" w:eastAsia="Times New Roman"/>
+                <w:b w:val="0"/>
+                <w:i w:val="0"/>
+                <w:sz w:val="25"/>
+              </w:rPr>
               <w:t>{j_pk4}</w:t>
             </w:r>
           </w:p>
@@ -636,6 +667,12 @@
               </w:rPr>
             </w:pPr>
             <w:r>
+              <w:rPr>
+                <w:rFonts w:ascii="Times New Roman" w:hAnsi="Times New Roman" w:cs="Times New Roman" w:eastAsia="Times New Roman"/>
+                <w:b w:val="0"/>
+                <w:i w:val="0"/>
+                <w:sz w:val="25"/>
+              </w:rPr>
               <w:t>{j_pk5}</w:t>
             </w:r>
           </w:p>
@@ -664,6 +701,12 @@
               </w:rPr>
             </w:pPr>
             <w:r>
+              <w:rPr>
+                <w:rFonts w:ascii="Times New Roman" w:hAnsi="Times New Roman" w:cs="Times New Roman" w:eastAsia="Times New Roman"/>
+                <w:b w:val="0"/>
+                <w:i w:val="0"/>
+                <w:sz w:val="25"/>
+              </w:rPr>
               <w:t>{j_pk6}</w:t>
             </w:r>
           </w:p>
@@ -724,6 +767,12 @@
               </w:rPr>
             </w:pPr>
             <w:r>
+              <w:rPr>
+                <w:rFonts w:ascii="Times New Roman" w:hAnsi="Times New Roman" w:cs="Times New Roman" w:eastAsia="Times New Roman"/>
+                <w:b w:val="0"/>
+                <w:i w:val="0"/>
+                <w:sz w:val="25"/>
+              </w:rPr>
               <w:t>{j_pk7}</w:t>
             </w:r>
           </w:p>
@@ -752,6 +801,12 @@
               </w:rPr>
             </w:pPr>
             <w:r>
+              <w:rPr>
+                <w:rFonts w:ascii="Times New Roman" w:hAnsi="Times New Roman" w:cs="Times New Roman" w:eastAsia="Times New Roman"/>
+                <w:b w:val="0"/>
+                <w:i w:val="0"/>
+                <w:sz w:val="25"/>
+              </w:rPr>
               <w:t>{j_pk8}</w:t>
             </w:r>
           </w:p>
@@ -780,6 +835,12 @@
               </w:rPr>
             </w:pPr>
             <w:r>
+              <w:rPr>
+                <w:rFonts w:ascii="Times New Roman" w:hAnsi="Times New Roman" w:cs="Times New Roman" w:eastAsia="Times New Roman"/>
+                <w:b w:val="0"/>
+                <w:i w:val="0"/>
+                <w:sz w:val="25"/>
+              </w:rPr>
               <w:t>{j_pk9}</w:t>
             </w:r>
           </w:p>
@@ -808,6 +869,12 @@
               </w:rPr>
             </w:pPr>
             <w:r>
+              <w:rPr>
+                <w:rFonts w:ascii="Times New Roman" w:hAnsi="Times New Roman" w:cs="Times New Roman" w:eastAsia="Times New Roman"/>
+                <w:b w:val="0"/>
+                <w:i w:val="0"/>
+                <w:sz w:val="25"/>
+              </w:rPr>
               <w:t>{j_pk10}</w:t>
             </w:r>
           </w:p>
@@ -836,6 +903,12 @@
               </w:rPr>
             </w:pPr>
             <w:r>
+              <w:rPr>
+                <w:rFonts w:ascii="Times New Roman" w:hAnsi="Times New Roman" w:cs="Times New Roman" w:eastAsia="Times New Roman"/>
+                <w:b w:val="0"/>
+                <w:i w:val="0"/>
+                <w:sz w:val="25"/>
+              </w:rPr>
               <w:t>{j_pk11}</w:t>
             </w:r>
           </w:p>
@@ -983,6 +1056,7 @@
             <w:pPr>
               <w:suppressAutoHyphens/>
               <w:ind w:left="-108" w:right="-108"/>
+              <w:jc w:val="center"/>
               <w:rPr>
                 <w:rFonts w:eastAsia="Times New Roman"/>
                 <w:sz w:val="25"/>
@@ -991,6 +1065,12 @@
               </w:rPr>
             </w:pPr>
             <w:r>
+              <w:rPr>
+                <w:rFonts w:ascii="Times New Roman" w:hAnsi="Times New Roman" w:cs="Times New Roman" w:eastAsia="Times New Roman"/>
+                <w:b w:val="0"/>
+                <w:i w:val="0"/>
+                <w:sz w:val="25"/>
+              </w:rPr>
               <w:t>{p_statuss_vards}</w:t>
             </w:r>
           </w:p>
@@ -1039,6 +1119,12 @@
               </w:rPr>
             </w:pPr>
             <w:r>
+              <w:rPr>
+                <w:rFonts w:ascii="Times New Roman" w:hAnsi="Times New Roman" w:cs="Times New Roman" w:eastAsia="Times New Roman"/>
+                <w:b w:val="0"/>
+                <w:i w:val="0"/>
+                <w:sz w:val="25"/>
+              </w:rPr>
               <w:t>{p_pk1}</w:t>
             </w:r>
           </w:p>
@@ -1067,6 +1153,12 @@
               </w:rPr>
             </w:pPr>
             <w:r>
+              <w:rPr>
+                <w:rFonts w:ascii="Times New Roman" w:hAnsi="Times New Roman" w:cs="Times New Roman" w:eastAsia="Times New Roman"/>
+                <w:b w:val="0"/>
+                <w:i w:val="0"/>
+                <w:sz w:val="25"/>
+              </w:rPr>
               <w:t>{p_pk2}</w:t>
             </w:r>
           </w:p>
@@ -1095,6 +1187,12 @@
               </w:rPr>
             </w:pPr>
             <w:r>
+              <w:rPr>
+                <w:rFonts w:ascii="Times New Roman" w:hAnsi="Times New Roman" w:cs="Times New Roman" w:eastAsia="Times New Roman"/>
+                <w:b w:val="0"/>
+                <w:i w:val="0"/>
+                <w:sz w:val="25"/>
+              </w:rPr>
               <w:t>{p_pk3}</w:t>
             </w:r>
           </w:p>
@@ -1123,6 +1221,12 @@
               </w:rPr>
             </w:pPr>
             <w:r>
+              <w:rPr>
+                <w:rFonts w:ascii="Times New Roman" w:hAnsi="Times New Roman" w:cs="Times New Roman" w:eastAsia="Times New Roman"/>
+                <w:b w:val="0"/>
+                <w:i w:val="0"/>
+                <w:sz w:val="25"/>
+              </w:rPr>
               <w:t>{p_pk4}</w:t>
             </w:r>
           </w:p>
@@ -1151,6 +1255,12 @@
               </w:rPr>
             </w:pPr>
             <w:r>
+              <w:rPr>
+                <w:rFonts w:ascii="Times New Roman" w:hAnsi="Times New Roman" w:cs="Times New Roman" w:eastAsia="Times New Roman"/>
+                <w:b w:val="0"/>
+                <w:i w:val="0"/>
+                <w:sz w:val="25"/>
+              </w:rPr>
               <w:t>{p_pk5}</w:t>
             </w:r>
           </w:p>
@@ -1179,6 +1289,12 @@
               </w:rPr>
             </w:pPr>
             <w:r>
+              <w:rPr>
+                <w:rFonts w:ascii="Times New Roman" w:hAnsi="Times New Roman" w:cs="Times New Roman" w:eastAsia="Times New Roman"/>
+                <w:b w:val="0"/>
+                <w:i w:val="0"/>
+                <w:sz w:val="25"/>
+              </w:rPr>
               <w:t>{p_pk6}</w:t>
             </w:r>
           </w:p>
@@ -1239,6 +1355,12 @@
               </w:rPr>
             </w:pPr>
             <w:r>
+              <w:rPr>
+                <w:rFonts w:ascii="Times New Roman" w:hAnsi="Times New Roman" w:cs="Times New Roman" w:eastAsia="Times New Roman"/>
+                <w:b w:val="0"/>
+                <w:i w:val="0"/>
+                <w:sz w:val="25"/>
+              </w:rPr>
               <w:t>{p_pk7}</w:t>
             </w:r>
           </w:p>
@@ -1267,6 +1389,12 @@
               </w:rPr>
             </w:pPr>
             <w:r>
+              <w:rPr>
+                <w:rFonts w:ascii="Times New Roman" w:hAnsi="Times New Roman" w:cs="Times New Roman" w:eastAsia="Times New Roman"/>
+                <w:b w:val="0"/>
+                <w:i w:val="0"/>
+                <w:sz w:val="25"/>
+              </w:rPr>
               <w:t>{p_pk8}</w:t>
             </w:r>
           </w:p>
@@ -1295,6 +1423,12 @@
               </w:rPr>
             </w:pPr>
             <w:r>
+              <w:rPr>
+                <w:rFonts w:ascii="Times New Roman" w:hAnsi="Times New Roman" w:cs="Times New Roman" w:eastAsia="Times New Roman"/>
+                <w:b w:val="0"/>
+                <w:i w:val="0"/>
+                <w:sz w:val="25"/>
+              </w:rPr>
               <w:t>{p_pk9}</w:t>
             </w:r>
           </w:p>
@@ -1323,6 +1457,12 @@
               </w:rPr>
             </w:pPr>
             <w:r>
+              <w:rPr>
+                <w:rFonts w:ascii="Times New Roman" w:hAnsi="Times New Roman" w:cs="Times New Roman" w:eastAsia="Times New Roman"/>
+                <w:b w:val="0"/>
+                <w:i w:val="0"/>
+                <w:sz w:val="25"/>
+              </w:rPr>
               <w:t>{p_pk10}</w:t>
             </w:r>
           </w:p>
@@ -1351,6 +1491,12 @@
               </w:rPr>
             </w:pPr>
             <w:r>
+              <w:rPr>
+                <w:rFonts w:ascii="Times New Roman" w:hAnsi="Times New Roman" w:cs="Times New Roman" w:eastAsia="Times New Roman"/>
+                <w:b w:val="0"/>
+                <w:i w:val="0"/>
+                <w:sz w:val="25"/>
+              </w:rPr>
               <w:t>{p_pk11}</w:t>
             </w:r>
           </w:p>
@@ -4010,7 +4156,7 @@
           <w:szCs w:val="25"/>
           <w:lang w:eastAsia="ar-SA"/>
         </w:rPr>
-        <w:t>Līgums sagatavots latviešu valodā uz ____ (_______) lapām elektroniskā dokumenta formā, kas glabājas pie katra no Līdzējiem.</w:t>
+        <w:t>Līgums sagatavots latviešu valodā uz ________ (______________________) lapām elektroniskā dokumenta formā, kas glabājas pie katra no Līdzējiem.</w:t>
       </w:r>
     </w:p>
     <w:bookmarkEnd w:id="0"/>
@@ -4317,6 +4463,7 @@
               <w:autoSpaceDN w:val="0"/>
               <w:adjustRightInd w:val="0"/>
               <w:spacing w:after="0" w:line="240" w:lineRule="auto"/>
+              <w:jc w:val="center"/>
               <w:rPr>
                 <w:rFonts w:ascii="Times New Roman" w:eastAsia="Calibri" w:hAnsi="Times New Roman" w:cs="Times New Roman"/>
                 <w:color w:val="000000"/>
@@ -4326,6 +4473,12 @@
               </w:rPr>
             </w:pPr>
             <w:r>
+              <w:rPr>
+                <w:rFonts w:ascii="Times New Roman" w:hAnsi="Times New Roman" w:cs="Times New Roman" w:eastAsia="Times New Roman"/>
+                <w:b w:val="0"/>
+                <w:i w:val="0"/>
+                <w:sz w:val="25"/>
+              </w:rPr>
               <w:t>{p_vards_pk}</w:t>
             </w:r>
           </w:p>
@@ -4553,6 +4706,7 @@
               <w:autoSpaceDN w:val="0"/>
               <w:adjustRightInd w:val="0"/>
               <w:spacing w:after="0" w:line="240" w:lineRule="auto"/>
+              <w:jc w:val="center"/>
               <w:rPr>
                 <w:rFonts w:ascii="Times New Roman" w:eastAsia="Calibri" w:hAnsi="Times New Roman" w:cs="Times New Roman"/>
                 <w:color w:val="000000"/>
@@ -4562,6 +4716,12 @@
               </w:rPr>
             </w:pPr>
             <w:r>
+              <w:rPr>
+                <w:rFonts w:ascii="Times New Roman" w:hAnsi="Times New Roman" w:cs="Times New Roman" w:eastAsia="Times New Roman"/>
+                <w:b w:val="0"/>
+                <w:i w:val="0"/>
+                <w:sz w:val="25"/>
+              </w:rPr>
               <w:t>{p_adrese_dekl}</w:t>
             </w:r>
           </w:p>
@@ -4757,6 +4917,7 @@
               <w:autoSpaceDN w:val="0"/>
               <w:adjustRightInd w:val="0"/>
               <w:spacing w:after="0" w:line="240" w:lineRule="auto"/>
+              <w:jc w:val="center"/>
               <w:rPr>
                 <w:rFonts w:ascii="Times New Roman" w:eastAsia="Calibri" w:hAnsi="Times New Roman" w:cs="Times New Roman"/>
                 <w:color w:val="000000"/>
@@ -4766,6 +4927,12 @@
               </w:rPr>
             </w:pPr>
             <w:r>
+              <w:rPr>
+                <w:rFonts w:ascii="Times New Roman" w:hAnsi="Times New Roman" w:cs="Times New Roman" w:eastAsia="Times New Roman"/>
+                <w:b w:val="0"/>
+                <w:i w:val="0"/>
+                <w:sz w:val="25"/>
+              </w:rPr>
               <w:t>{p_adrese_fakt}</w:t>
             </w:r>
           </w:p>
@@ -4894,6 +5061,7 @@
               <w:autoSpaceDN w:val="0"/>
               <w:adjustRightInd w:val="0"/>
               <w:spacing w:after="0" w:line="240" w:lineRule="auto"/>
+              <w:jc w:val="center"/>
               <w:rPr>
                 <w:rFonts w:ascii="Times New Roman" w:eastAsia="Calibri" w:hAnsi="Times New Roman" w:cs="Times New Roman"/>
                 <w:i/>
@@ -4905,8 +5073,9 @@
             </w:pPr>
             <w:r>
               <w:rPr>
-                <w:rFonts w:ascii="Times New Roman" w:eastAsia="Calibri" w:hAnsi="Times New Roman" w:cs="Times New Roman"/>
-                <w:i/>
+                <w:rFonts w:ascii="Times New Roman" w:eastAsia="Times New Roman" w:hAnsi="Times New Roman" w:cs="Times New Roman"/>
+                <w:b w:val="0"/>
+                <w:i w:val="0"/>
                 <w:color w:val="000000"/>
                 <w:sz w:val="25"/>
                 <w:szCs w:val="25"/>
@@ -5127,6 +5296,7 @@
               <w:autoSpaceDN w:val="0"/>
               <w:adjustRightInd w:val="0"/>
               <w:spacing w:after="0" w:line="240" w:lineRule="auto"/>
+              <w:jc w:val="center"/>
               <w:rPr>
                 <w:rFonts w:ascii="Times New Roman" w:eastAsia="Calibri" w:hAnsi="Times New Roman" w:cs="Times New Roman"/>
                 <w:color w:val="000000"/>
@@ -5136,6 +5306,12 @@
               </w:rPr>
             </w:pPr>
             <w:r>
+              <w:rPr>
+                <w:rFonts w:ascii="Times New Roman" w:hAnsi="Times New Roman" w:cs="Times New Roman" w:eastAsia="Times New Roman"/>
+                <w:b w:val="0"/>
+                <w:i w:val="0"/>
+                <w:sz w:val="25"/>
+              </w:rPr>
               <w:t>{i_vards}</w:t>
             </w:r>
           </w:p>

--- a/vendor/templates/ligums-parstavis-edoc.docx
+++ b/vendor/templates/ligums-parstavis-edoc.docx
@@ -4655,7 +4655,7 @@
                 <w:szCs w:val="25"/>
                 <w:lang w:eastAsia="ar-SA"/>
               </w:rPr>
-              <w:t>Tālrunis: {i_talrunis}</w:t>
+              <w:t>Tālrunis: 67335388</w:t>
             </w:r>
           </w:p>
         </w:tc>

--- a/vendor/templates/ligums-parstavis-edoc.docx
+++ b/vendor/templates/ligums-parstavis-edoc.docx
@@ -1,400 +1,245 @@
 
 <file path=word/document.xml><?xml version="1.0" encoding="utf-8"?>
-<w:document xmlns:wpc="http://schemas.microsoft.com/office/word/2010/wordprocessingCanvas" xmlns:cx="http://schemas.microsoft.com/office/drawing/2014/chartex" xmlns:cx1="http://schemas.microsoft.com/office/drawing/2015/9/8/chartex" xmlns:cx2="http://schemas.microsoft.com/office/drawing/2015/10/21/chartex" xmlns:cx3="http://schemas.microsoft.com/office/drawing/2016/5/9/chartex" xmlns:cx4="http://schemas.microsoft.com/office/drawing/2016/5/10/chartex" xmlns:cx5="http://schemas.microsoft.com/office/drawing/2016/5/11/chartex" xmlns:cx6="http://schemas.microsoft.com/office/drawing/2016/5/12/chartex" xmlns:cx7="http://schemas.microsoft.com/office/drawing/2016/5/13/chartex" xmlns:cx8="http://schemas.microsoft.com/office/drawing/2016/5/14/chartex" xmlns:mc="http://schemas.openxmlformats.org/markup-compatibility/2006" xmlns:aink="http://schemas.microsoft.com/office/drawing/2016/ink" xmlns:am3d="http://schemas.microsoft.com/office/drawing/2017/model3d" xmlns:o="urn:schemas-microsoft-com:office:office" xmlns:r="http://schemas.openxmlformats.org/officeDocument/2006/relationships" xmlns:m="http://schemas.openxmlformats.org/officeDocument/2006/math" xmlns:v="urn:schemas-microsoft-com:vml" xmlns:wp14="http://schemas.microsoft.com/office/word/2010/wordprocessingDrawing" xmlns:wp="http://schemas.openxmlformats.org/drawingml/2006/wordprocessingDrawing" xmlns:w10="urn:schemas-microsoft-com:office:word" xmlns:w="http://schemas.openxmlformats.org/wordprocessingml/2006/main" xmlns:w14="http://schemas.microsoft.com/office/word/2010/wordml" xmlns:w15="http://schemas.microsoft.com/office/word/2012/wordml" xmlns:w16cid="http://schemas.microsoft.com/office/word/2016/wordml/cid" xmlns:w16se="http://schemas.microsoft.com/office/word/2015/wordml/symex" xmlns:wpg="http://schemas.microsoft.com/office/word/2010/wordprocessingGroup" xmlns:wpi="http://schemas.microsoft.com/office/word/2010/wordprocessingInk" xmlns:wne="http://schemas.microsoft.com/office/word/2006/wordml" xmlns:wps="http://schemas.microsoft.com/office/word/2010/wordprocessingShape" mc:Ignorable="w14 w15 w16se w16cid wp14">
+<w:document xmlns:mc="http://schemas.openxmlformats.org/markup-compatibility/2006" xmlns:r="http://schemas.openxmlformats.org/officeDocument/2006/relationships" xmlns:w="http://schemas.openxmlformats.org/wordprocessingml/2006/main" mc:Ignorable="w14 w15 w16se w16cid wp14">
   <w:body>
     <w:p>
-      <w:pPr>
-        <w:suppressAutoHyphens/>
-        <w:spacing w:after="0" w:line="240" w:lineRule="auto"/>
-        <w:jc w:val="right"/>
-        <w:rPr>
-          <w:rFonts w:ascii="Times New Roman" w:eastAsia="Times New Roman" w:hAnsi="Times New Roman" w:cs="Times New Roman"/>
-          <w:i/>
-          <w:sz w:val="24"/>
-          <w:szCs w:val="24"/>
-          <w:lang w:val="pt-BR" w:eastAsia="ar-SA"/>
-        </w:rPr>
-      </w:pPr>
-    </w:p>
-    <w:p>
-      <w:pPr>
-        <w:suppressAutoHyphens/>
-        <w:spacing w:after="0" w:line="240" w:lineRule="auto"/>
-        <w:jc w:val="right"/>
-        <w:rPr>
-          <w:rFonts w:ascii="Times New Roman" w:eastAsia="Times New Roman" w:hAnsi="Times New Roman" w:cs="Times New Roman"/>
-          <w:sz w:val="20"/>
-          <w:szCs w:val="20"/>
-          <w:lang w:val="pt-BR" w:eastAsia="ar-SA"/>
-        </w:rPr>
-      </w:pPr>
-      <w:r>
-        <w:rPr>
-          <w:rFonts w:ascii="Times New Roman" w:hAnsi="Times New Roman"/>
-          <w:color w:val="000000"/>
-          <w:sz w:val="28"/>
-          <w:szCs w:val="24"/>
-          <w:lang w:val="en-US"/>
-        </w:rPr>
-        <w:t xml:space="preserve">Nr. </w:t>
-      </w:r>
-      <w:r>
-        <w:rPr>
-          <w:rFonts w:ascii="Times New Roman" w:hAnsi="Times New Roman"/>
-          <w:color w:val="000000"/>
-          <w:sz w:val="28"/>
-          <w:szCs w:val="24"/>
-          <w:lang w:val="en-US"/>
-        </w:rPr>
-        <w:fldChar w:fldCharType="begin"/>
-      </w:r>
-      <w:r>
-        <w:rPr>
-          <w:rFonts w:ascii="Times New Roman" w:hAnsi="Times New Roman"/>
-          <w:color w:val="000000"/>
-          <w:sz w:val="28"/>
-          <w:szCs w:val="24"/>
-          <w:lang w:val="en-US"/>
-        </w:rPr>
-        <w:instrText xml:space="preserve"> MERGEFIELD  DOKREGNUMURS  \* MERGEFORMAT </w:instrText>
-      </w:r>
-      <w:r>
-        <w:rPr>
-          <w:rFonts w:ascii="Times New Roman" w:hAnsi="Times New Roman"/>
-          <w:color w:val="000000"/>
-          <w:sz w:val="28"/>
-          <w:szCs w:val="24"/>
-          <w:lang w:val="en-US"/>
-        </w:rPr>
-        <w:fldChar w:fldCharType="separate"/>
-      </w:r>
-      <w:r>
-        <w:rPr>
-          <w:rFonts w:ascii="Times New Roman" w:hAnsi="Times New Roman"/>
-          <w:noProof/>
-          <w:color w:val="000000"/>
-          <w:sz w:val="28"/>
-          <w:szCs w:val="24"/>
-          <w:lang w:val="en-US"/>
-        </w:rPr>
-        <w:t>{liguma_nr}</w:t>
-      </w:r>
-      <w:r>
-        <w:rPr>
-          <w:rFonts w:ascii="Times New Roman" w:hAnsi="Times New Roman"/>
-          <w:color w:val="000000"/>
-          <w:sz w:val="28"/>
-          <w:szCs w:val="24"/>
-          <w:lang w:val="en-US"/>
-        </w:rPr>
-        <w:fldChar w:fldCharType="end"/>
-      </w:r>
-    </w:p>
-    <w:p>
-      <w:pPr>
-        <w:spacing w:after="0" w:line="240" w:lineRule="auto"/>
-        <w:rPr>
-          <w:rFonts w:ascii="Times New Roman" w:eastAsia="Times New Roman" w:hAnsi="Times New Roman" w:cs="Times New Roman"/>
-          <w:sz w:val="24"/>
-          <w:szCs w:val="28"/>
-          <w:lang w:val="pt-BR" w:eastAsia="ar-SA"/>
-        </w:rPr>
-      </w:pPr>
-    </w:p>
-    <w:p>
-      <w:pPr>
-        <w:suppressAutoHyphens/>
+      <w:r>
+        <w:t>Līguma reģistrācijas Nr. {liguma_nr}</w:t>
+      </w:r>
+    </w:p>
+    <w:p/>
+    <w:p>
+      <w:bookmarkStart w:id="0" w:name="_GoBack"/>
+      <w:bookmarkEnd w:id="0"/>
+    </w:p>
+    <w:p>
+      <w:pPr>
         <w:autoSpaceDE w:val="0"/>
         <w:autoSpaceDN w:val="0"/>
         <w:adjustRightInd w:val="0"/>
-        <w:spacing w:after="0" w:line="240" w:lineRule="auto"/>
         <w:jc w:val="center"/>
         <w:rPr>
-          <w:rFonts w:ascii="Times New Roman" w:eastAsia="Calibri" w:hAnsi="Times New Roman" w:cs="Times New Roman"/>
+          <w:rFonts w:eastAsia="Calibri"/>
           <w:b/>
           <w:bCs/>
           <w:color w:val="000000"/>
           <w:sz w:val="25"/>
           <w:szCs w:val="25"/>
-          <w:lang w:eastAsia="ar-SA"/>
-        </w:rPr>
-      </w:pPr>
-      <w:r>
-        <w:rPr>
-          <w:rFonts w:ascii="Times New Roman" w:eastAsia="Calibri" w:hAnsi="Times New Roman" w:cs="Times New Roman"/>
+        </w:rPr>
+      </w:pPr>
+      <w:r>
+        <w:rPr>
+          <w:rFonts w:eastAsia="Calibri"/>
           <w:b/>
           <w:bCs/>
           <w:color w:val="000000"/>
           <w:sz w:val="25"/>
           <w:szCs w:val="25"/>
-          <w:lang w:eastAsia="ar-SA"/>
         </w:rPr>
         <w:t>LĪGUMS</w:t>
       </w:r>
     </w:p>
     <w:p>
       <w:pPr>
-        <w:tabs>
-          <w:tab w:val="center" w:pos="5102"/>
-          <w:tab w:val="left" w:pos="9148"/>
-        </w:tabs>
-        <w:suppressAutoHyphens/>
         <w:autoSpaceDE w:val="0"/>
         <w:autoSpaceDN w:val="0"/>
         <w:adjustRightInd w:val="0"/>
-        <w:spacing w:after="0" w:line="240" w:lineRule="auto"/>
-        <w:rPr>
-          <w:rFonts w:ascii="Times New Roman" w:eastAsia="Calibri" w:hAnsi="Times New Roman" w:cs="Times New Roman"/>
+        <w:jc w:val="center"/>
+        <w:rPr>
+          <w:rFonts w:eastAsia="Calibri"/>
           <w:b/>
           <w:bCs/>
           <w:color w:val="000000"/>
           <w:sz w:val="25"/>
           <w:szCs w:val="25"/>
-          <w:lang w:eastAsia="ar-SA"/>
-        </w:rPr>
-      </w:pPr>
-      <w:r>
-        <w:rPr>
-          <w:rFonts w:ascii="Times New Roman" w:eastAsia="Calibri" w:hAnsi="Times New Roman" w:cs="Times New Roman"/>
+        </w:rPr>
+      </w:pPr>
+      <w:r>
+        <w:rPr>
+          <w:rFonts w:eastAsia="Calibri"/>
           <w:b/>
           <w:bCs/>
           <w:color w:val="000000"/>
           <w:sz w:val="25"/>
           <w:szCs w:val="25"/>
-          <w:lang w:eastAsia="ar-SA"/>
-        </w:rPr>
-        <w:tab/>
-      </w:r>
-      <w:r>
-        <w:rPr>
-          <w:rFonts w:ascii="Times New Roman" w:eastAsia="Calibri" w:hAnsi="Times New Roman" w:cs="Times New Roman"/>
+        </w:rPr>
+        <w:t>ar bērna vecumā līdz 18 gadiem likumisko pārstāvi</w:t>
+      </w:r>
+    </w:p>
+    <w:p>
+      <w:pPr>
+        <w:jc w:val="center"/>
+        <w:rPr>
           <w:b/>
           <w:bCs/>
-          <w:color w:val="000000"/>
-          <w:sz w:val="25"/>
-          <w:szCs w:val="25"/>
-          <w:lang w:eastAsia="ar-SA"/>
-        </w:rPr>
-        <w:t>ar bērna vecumā līdz 18 gadiem likumisko pārstāvi</w:t>
-      </w:r>
-      <w:r>
-        <w:rPr>
-          <w:rFonts w:ascii="Times New Roman" w:eastAsia="Calibri" w:hAnsi="Times New Roman" w:cs="Times New Roman"/>
+          <w:sz w:val="25"/>
+          <w:szCs w:val="25"/>
+        </w:rPr>
+      </w:pPr>
+      <w:r>
+        <w:rPr>
           <w:b/>
           <w:bCs/>
-          <w:color w:val="000000"/>
-          <w:sz w:val="25"/>
-          <w:szCs w:val="25"/>
-          <w:lang w:eastAsia="ar-SA"/>
-        </w:rPr>
-        <w:tab/>
-      </w:r>
-    </w:p>
-    <w:p>
-      <w:pPr>
-        <w:suppressAutoHyphens/>
-        <w:spacing w:after="0" w:line="240" w:lineRule="auto"/>
-        <w:jc w:val="center"/>
-        <w:rPr>
-          <w:rFonts w:ascii="Times New Roman" w:eastAsia="Times New Roman" w:hAnsi="Times New Roman" w:cs="Times New Roman"/>
+          <w:sz w:val="25"/>
+          <w:szCs w:val="25"/>
+        </w:rPr>
+        <w:t xml:space="preserve">par dalību </w:t>
+      </w:r>
+      <w:proofErr w:type="spellStart"/>
+      <w:r>
+        <w:rPr>
           <w:b/>
           <w:bCs/>
           <w:sz w:val="25"/>
           <w:szCs w:val="25"/>
-          <w:lang w:eastAsia="ar-SA"/>
-        </w:rPr>
-      </w:pPr>
-      <w:r>
-        <w:rPr>
-          <w:rFonts w:ascii="Times New Roman" w:eastAsia="Times New Roman" w:hAnsi="Times New Roman" w:cs="Times New Roman"/>
+        </w:rPr>
+        <w:t>Jaunsardzē</w:t>
+      </w:r>
+      <w:proofErr w:type="spellEnd"/>
+    </w:p>
+    <w:p>
+      <w:pPr>
+        <w:rPr>
+          <w:bCs/>
+          <w:sz w:val="25"/>
+          <w:szCs w:val="25"/>
+        </w:rPr>
+      </w:pPr>
+    </w:p>
+    <w:p>
+      <w:pPr>
+        <w:jc w:val="both"/>
+        <w:rPr>
+          <w:sz w:val="25"/>
+          <w:szCs w:val="25"/>
+        </w:rPr>
+      </w:pPr>
+      <w:r>
+        <w:rPr>
+          <w:sz w:val="25"/>
+          <w:szCs w:val="25"/>
+        </w:rPr>
+        <w:t>Līguma sagatavošanas vieta un datums: {vieta}, {liguma_datums}</w:t>
+      </w:r>
+    </w:p>
+    <w:p>
+      <w:pPr>
+        <w:jc w:val="both"/>
+        <w:rPr>
+          <w:sz w:val="25"/>
+          <w:szCs w:val="25"/>
+        </w:rPr>
+      </w:pPr>
+      <w:r>
+        <w:rPr>
+          <w:sz w:val="25"/>
+          <w:szCs w:val="25"/>
+        </w:rPr>
+        <w:t>Līguma abpusējas parakstīšanas datums ir pēdējā pievienotā droša elektroniskā paraksta un tā laika zīmoga datums.</w:t>
+      </w:r>
+    </w:p>
+    <w:p>
+      <w:pPr>
+        <w:spacing w:line="276" w:lineRule="auto"/>
+        <w:rPr>
           <w:b/>
+          <w:sz w:val="25"/>
+          <w:szCs w:val="25"/>
+        </w:rPr>
+      </w:pPr>
+    </w:p>
+    <w:p>
+      <w:pPr>
+        <w:spacing w:line="276" w:lineRule="auto"/>
+        <w:ind w:firstLine="720"/>
+        <w:rPr>
+          <w:sz w:val="25"/>
+          <w:szCs w:val="25"/>
+        </w:rPr>
+      </w:pPr>
+      <w:r>
+        <w:rPr>
+          <w:b/>
+          <w:sz w:val="25"/>
+          <w:szCs w:val="25"/>
+        </w:rPr>
+        <w:t>Jaunsardzes centrs</w:t>
+      </w:r>
+      <w:r>
+        <w:rPr>
+          <w:sz w:val="25"/>
+          <w:szCs w:val="25"/>
+        </w:rPr>
+        <w:t xml:space="preserve">, reģistrācijas Nr.90009222536, adrese </w:t>
+      </w:r>
+      <w:proofErr w:type="spellStart"/>
+      <w:r>
+        <w:rPr>
+          <w:sz w:val="25"/>
+          <w:szCs w:val="25"/>
+        </w:rPr>
+        <w:t>K.Valdemāra</w:t>
+      </w:r>
+      <w:proofErr w:type="spellEnd"/>
+      <w:r>
+        <w:rPr>
+          <w:sz w:val="25"/>
+          <w:szCs w:val="25"/>
+        </w:rPr>
+        <w:t xml:space="preserve"> iela 10/12, Rīga, tā {i_parvalde}.novada nodaļas jaunsargu instruktora {i_vards_gen} personā, kurš(-a) rīkojas pamatojoties uz </w:t>
+      </w:r>
+      <w:r>
+        <w:rPr>
           <w:bCs/>
           <w:sz w:val="25"/>
           <w:szCs w:val="25"/>
-          <w:lang w:eastAsia="ar-SA"/>
-        </w:rPr>
-        <w:t xml:space="preserve">par dalību </w:t>
+        </w:rPr>
+        <w:t>Jaunsardzes centra direktora</w:t>
+      </w:r>
+      <w:r>
+        <w:rPr>
+          <w:sz w:val="25"/>
+          <w:szCs w:val="25"/>
+        </w:rPr>
+        <w:t xml:space="preserve"> 20____.gada____. ______________ rīkojuma Nr._____________ „Par līgumu noslēgšanu „Par bērna un jaunieša dalību </w:t>
       </w:r>
       <w:proofErr w:type="spellStart"/>
       <w:r>
         <w:rPr>
-          <w:rFonts w:ascii="Times New Roman" w:eastAsia="Times New Roman" w:hAnsi="Times New Roman" w:cs="Times New Roman"/>
-          <w:b/>
-          <w:bCs/>
-          <w:sz w:val="25"/>
-          <w:szCs w:val="25"/>
-          <w:lang w:eastAsia="ar-SA"/>
+          <w:sz w:val="25"/>
+          <w:szCs w:val="25"/>
         </w:rPr>
         <w:t>Jaunsardzē</w:t>
       </w:r>
       <w:proofErr w:type="spellEnd"/>
-    </w:p>
-    <w:p>
-      <w:pPr>
-        <w:suppressAutoHyphens/>
-        <w:spacing w:after="0" w:line="240" w:lineRule="auto"/>
-        <w:rPr>
-          <w:rFonts w:ascii="Times New Roman" w:eastAsia="Times New Roman" w:hAnsi="Times New Roman" w:cs="Times New Roman"/>
-          <w:bCs/>
-          <w:sz w:val="25"/>
-          <w:szCs w:val="25"/>
-          <w:lang w:eastAsia="ar-SA"/>
-        </w:rPr>
-      </w:pPr>
-    </w:p>
-    <w:p>
-      <w:pPr>
-        <w:suppressAutoHyphens/>
-        <w:spacing w:after="0" w:line="240" w:lineRule="auto"/>
-        <w:jc w:val="both"/>
-        <w:rPr>
-          <w:rFonts w:ascii="Times New Roman" w:eastAsia="Times New Roman" w:hAnsi="Times New Roman" w:cs="Times New Roman"/>
-          <w:sz w:val="25"/>
-          <w:szCs w:val="25"/>
-          <w:lang w:eastAsia="ar-SA"/>
-        </w:rPr>
-      </w:pPr>
-      <w:r>
-        <w:rPr>
-          <w:rFonts w:ascii="Times New Roman" w:eastAsia="Times New Roman" w:hAnsi="Times New Roman" w:cs="Times New Roman"/>
-          <w:sz w:val="25"/>
-          <w:szCs w:val="25"/>
-          <w:lang w:eastAsia="ar-SA"/>
-        </w:rPr>
-        <w:t>Līguma sagatavošanas vieta un datums: {vieta}, {liguma_datums}</w:t>
-      </w:r>
-      <w:r>
-        <w:rPr>
-          <w:rFonts w:ascii="Times New Roman" w:eastAsia="Times New Roman" w:hAnsi="Times New Roman" w:cs="Times New Roman"/>
-          <w:sz w:val="25"/>
-          <w:szCs w:val="25"/>
-          <w:lang w:eastAsia="ar-SA"/>
-        </w:rPr>
-      </w:r>
-      <w:r>
-        <w:rPr>
-          <w:rFonts w:ascii="Times New Roman" w:eastAsia="Times New Roman" w:hAnsi="Times New Roman" w:cs="Times New Roman"/>
-          <w:sz w:val="25"/>
-          <w:szCs w:val="25"/>
-          <w:lang w:eastAsia="ar-SA"/>
-        </w:rPr>
-      </w:r>
-    </w:p>
-    <w:p>
-      <w:pPr>
-        <w:suppressAutoHyphens/>
-        <w:spacing w:after="0" w:line="240" w:lineRule="auto"/>
-        <w:jc w:val="both"/>
-        <w:rPr>
-          <w:rFonts w:ascii="Times New Roman" w:eastAsia="Times New Roman" w:hAnsi="Times New Roman" w:cs="Times New Roman"/>
-          <w:sz w:val="25"/>
-          <w:szCs w:val="25"/>
-          <w:lang w:eastAsia="ar-SA"/>
-        </w:rPr>
-      </w:pPr>
-      <w:r>
-        <w:rPr>
-          <w:rFonts w:ascii="Times New Roman" w:eastAsia="Times New Roman" w:hAnsi="Times New Roman" w:cs="Times New Roman"/>
-          <w:sz w:val="25"/>
-          <w:szCs w:val="25"/>
-          <w:lang w:eastAsia="ar-SA"/>
-        </w:rPr>
-        <w:t>Līguma abpusējas parakstīšanas datums ir pēdējā pievienotā droša elektroniskā paraksta un tā laika zīmoga datums.</w:t>
-      </w:r>
-    </w:p>
-    <w:p>
-      <w:pPr>
-        <w:suppressAutoHyphens/>
-        <w:spacing w:after="0" w:line="276" w:lineRule="auto"/>
-        <w:rPr>
-          <w:rFonts w:ascii="Times New Roman" w:eastAsia="Times New Roman" w:hAnsi="Times New Roman" w:cs="Times New Roman"/>
-          <w:b/>
-          <w:sz w:val="25"/>
-          <w:szCs w:val="25"/>
-          <w:lang w:eastAsia="ar-SA"/>
-        </w:rPr>
-      </w:pPr>
-    </w:p>
-    <w:p>
-      <w:pPr>
-        <w:suppressAutoHyphens/>
-        <w:spacing w:after="0" w:line="276" w:lineRule="auto"/>
+      <w:r>
+        <w:rPr>
+          <w:sz w:val="25"/>
+          <w:szCs w:val="25"/>
+        </w:rPr>
+        <w:t>”</w:t>
+      </w:r>
+      <w:r>
+        <w:rPr>
+          <w:sz w:val="25"/>
+          <w:szCs w:val="25"/>
+        </w:rPr>
+        <w:t>”</w:t>
+      </w:r>
+      <w:r>
+        <w:rPr>
+          <w:sz w:val="25"/>
+          <w:szCs w:val="25"/>
+        </w:rPr>
+        <w:t xml:space="preserve"> pamata (turpmāk – Centrs), no vienas puses un</w:t>
+      </w:r>
+    </w:p>
+    <w:p>
+      <w:pPr>
         <w:ind w:firstLine="720"/>
-        <w:jc w:val="both"/>
-        <w:rPr>
-          <w:rFonts w:ascii="Times New Roman" w:eastAsia="Times New Roman" w:hAnsi="Times New Roman" w:cs="Times New Roman"/>
-          <w:sz w:val="25"/>
-          <w:szCs w:val="25"/>
-          <w:lang w:eastAsia="ar-SA"/>
-        </w:rPr>
-      </w:pPr>
-      <w:r>
-        <w:rPr>
-          <w:rFonts w:ascii="Times New Roman" w:eastAsia="Times New Roman" w:hAnsi="Times New Roman" w:cs="Times New Roman"/>
-          <w:b/>
-          <w:sz w:val="25"/>
-          <w:szCs w:val="25"/>
-          <w:lang w:eastAsia="ar-SA"/>
-        </w:rPr>
-        <w:t>Jaunsardzes centrs</w:t>
-      </w:r>
-      <w:r>
-        <w:rPr>
-          <w:rFonts w:ascii="Times New Roman" w:eastAsia="Times New Roman" w:hAnsi="Times New Roman" w:cs="Times New Roman"/>
-          <w:sz w:val="25"/>
-          <w:szCs w:val="25"/>
-          <w:lang w:eastAsia="ar-SA"/>
-        </w:rPr>
-        <w:t xml:space="preserve">, reģistrācijas Nr.90009222536, adrese </w:t>
-      </w:r>
-      <w:r>
-        <w:rPr>
-          <w:rFonts w:ascii="Times New Roman" w:eastAsia="Times New Roman" w:hAnsi="Times New Roman" w:cs="Times New Roman"/>
-          <w:sz w:val="25"/>
-          <w:szCs w:val="25"/>
-          <w:lang w:eastAsia="ar-SA"/>
-        </w:rPr>
-        <w:t>Talejas iela 1</w:t>
-      </w:r>
-      <w:r>
-        <w:rPr>
-          <w:rFonts w:ascii="Times New Roman" w:eastAsia="Times New Roman" w:hAnsi="Times New Roman" w:cs="Times New Roman"/>
-          <w:sz w:val="25"/>
-          <w:szCs w:val="25"/>
-          <w:lang w:eastAsia="ar-SA"/>
-        </w:rPr>
-        <w:t xml:space="preserve">, Rīga, tā {i_parvalde}.novada pārvaldes {i_nodala}.nodaļas jaunsargu instruktora {i_vards_gen} personā, kurš(-a) rīkojas, pamatojoties uz </w:t>
-      </w:r>
-      <w:r>
-        <w:rPr>
-          <w:rFonts w:ascii="Times New Roman" w:eastAsia="Times New Roman" w:hAnsi="Times New Roman" w:cs="Times New Roman"/>
-          <w:bCs/>
-          <w:sz w:val="25"/>
-          <w:szCs w:val="25"/>
-          <w:lang w:eastAsia="ar-SA"/>
-        </w:rPr>
-        <w:t>Jaunsardzes centra direktora</w:t>
-      </w:r>
-      <w:r>
-        <w:rPr>
-          <w:rFonts w:ascii="Times New Roman" w:eastAsia="Times New Roman" w:hAnsi="Times New Roman" w:cs="Times New Roman"/>
-          <w:sz w:val="25"/>
-          <w:szCs w:val="25"/>
-          <w:lang w:eastAsia="ar-SA"/>
-        </w:rPr>
-        <w:t xml:space="preserve"> 2021.gada 14.septembra rīkojuma Nr.418 “Par pilnvarojumu jaunsargu instruktoriem slēgt līgumus” pamata (turpmāk – Centrs), no vienas puses un</w:t>
-      </w:r>
-    </w:p>
-    <w:p>
-      <w:pPr>
-        <w:suppressAutoHyphens/>
-        <w:spacing w:after="0" w:line="240" w:lineRule="auto"/>
-        <w:ind w:firstLine="720"/>
-        <w:rPr>
-          <w:rFonts w:ascii="Times New Roman" w:eastAsia="Times New Roman" w:hAnsi="Times New Roman" w:cs="Times New Roman"/>
-          <w:sz w:val="25"/>
-          <w:szCs w:val="25"/>
-          <w:lang w:eastAsia="ar-SA"/>
+        <w:rPr>
+          <w:sz w:val="25"/>
+          <w:szCs w:val="25"/>
         </w:rPr>
       </w:pPr>
     </w:p>
@@ -437,21 +282,17 @@
           </w:tcPr>
           <w:p>
             <w:pPr>
-              <w:suppressAutoHyphens/>
               <w:ind w:left="-108"/>
-              <w:rPr>
-                <w:rFonts w:eastAsia="Times New Roman"/>
-                <w:sz w:val="25"/>
-                <w:szCs w:val="25"/>
-                <w:lang w:eastAsia="ar-SA"/>
+              <w:jc w:val="left"/>
+              <w:rPr>
+                <w:sz w:val="25"/>
+                <w:szCs w:val="25"/>
               </w:rPr>
             </w:pPr>
             <w:r>
               <w:rPr>
-                <w:rFonts w:eastAsia="Times New Roman"/>
-                <w:sz w:val="25"/>
-                <w:szCs w:val="25"/>
-                <w:lang w:eastAsia="ar-SA"/>
+                <w:sz w:val="25"/>
+                <w:szCs w:val="25"/>
               </w:rPr>
               <w:t>bērna</w:t>
             </w:r>
@@ -466,23 +307,14 @@
           </w:tcPr>
           <w:p>
             <w:pPr>
-              <w:suppressAutoHyphens/>
               <w:ind w:right="-119"/>
-              <w:jc w:val="center"/>
-              <w:rPr>
-                <w:rFonts w:eastAsia="Times New Roman"/>
-                <w:sz w:val="25"/>
-                <w:szCs w:val="25"/>
-                <w:lang w:eastAsia="ar-SA"/>
+              <w:jc w:val="left"/>
+              <w:rPr>
+                <w:sz w:val="25"/>
+                <w:szCs w:val="25"/>
               </w:rPr>
             </w:pPr>
             <w:r>
-              <w:rPr>
-                <w:rFonts w:ascii="Times New Roman" w:hAnsi="Times New Roman" w:cs="Times New Roman" w:eastAsia="Times New Roman"/>
-                <w:b w:val="0"/>
-                <w:i w:val="0"/>
-                <w:sz w:val="25"/>
-              </w:rPr>
               <w:t>{j_vards}</w:t>
             </w:r>
           </w:p>
@@ -496,13 +328,11 @@
           </w:tcPr>
           <w:p>
             <w:pPr>
-              <w:suppressAutoHyphens/>
               <w:ind w:left="-108" w:right="-119"/>
-              <w:rPr>
-                <w:rFonts w:eastAsia="Times New Roman"/>
-                <w:sz w:val="25"/>
-                <w:szCs w:val="25"/>
-                <w:lang w:eastAsia="ar-SA"/>
+              <w:jc w:val="left"/>
+              <w:rPr>
+                <w:sz w:val="25"/>
+                <w:szCs w:val="25"/>
               </w:rPr>
             </w:pPr>
           </w:p>
@@ -520,23 +350,14 @@
           </w:tcPr>
           <w:p>
             <w:pPr>
-              <w:suppressAutoHyphens/>
               <w:ind w:left="-108" w:right="-119"/>
               <w:jc w:val="center"/>
               <w:rPr>
-                <w:rFonts w:eastAsia="Times New Roman"/>
-                <w:sz w:val="25"/>
-                <w:szCs w:val="25"/>
-                <w:lang w:eastAsia="ar-SA"/>
+                <w:sz w:val="25"/>
+                <w:szCs w:val="25"/>
               </w:rPr>
             </w:pPr>
             <w:r>
-              <w:rPr>
-                <w:rFonts w:ascii="Times New Roman" w:hAnsi="Times New Roman" w:cs="Times New Roman" w:eastAsia="Times New Roman"/>
-                <w:b w:val="0"/>
-                <w:i w:val="0"/>
-                <w:sz w:val="25"/>
-              </w:rPr>
               <w:t>{j_pk1}</w:t>
             </w:r>
           </w:p>
@@ -554,23 +375,14 @@
           </w:tcPr>
           <w:p>
             <w:pPr>
-              <w:suppressAutoHyphens/>
               <w:ind w:left="-108" w:right="-119"/>
               <w:jc w:val="center"/>
               <w:rPr>
-                <w:rFonts w:eastAsia="Times New Roman"/>
-                <w:sz w:val="25"/>
-                <w:szCs w:val="25"/>
-                <w:lang w:eastAsia="ar-SA"/>
+                <w:sz w:val="25"/>
+                <w:szCs w:val="25"/>
               </w:rPr>
             </w:pPr>
             <w:r>
-              <w:rPr>
-                <w:rFonts w:ascii="Times New Roman" w:hAnsi="Times New Roman" w:cs="Times New Roman" w:eastAsia="Times New Roman"/>
-                <w:b w:val="0"/>
-                <w:i w:val="0"/>
-                <w:sz w:val="25"/>
-              </w:rPr>
               <w:t>{j_pk2}</w:t>
             </w:r>
           </w:p>
@@ -588,23 +400,14 @@
           </w:tcPr>
           <w:p>
             <w:pPr>
-              <w:suppressAutoHyphens/>
               <w:ind w:left="-108" w:right="-119"/>
               <w:jc w:val="center"/>
               <w:rPr>
-                <w:rFonts w:eastAsia="Times New Roman"/>
-                <w:sz w:val="25"/>
-                <w:szCs w:val="25"/>
-                <w:lang w:eastAsia="ar-SA"/>
+                <w:sz w:val="25"/>
+                <w:szCs w:val="25"/>
               </w:rPr>
             </w:pPr>
             <w:r>
-              <w:rPr>
-                <w:rFonts w:ascii="Times New Roman" w:hAnsi="Times New Roman" w:cs="Times New Roman" w:eastAsia="Times New Roman"/>
-                <w:b w:val="0"/>
-                <w:i w:val="0"/>
-                <w:sz w:val="25"/>
-              </w:rPr>
               <w:t>{j_pk3}</w:t>
             </w:r>
           </w:p>
@@ -622,23 +425,14 @@
           </w:tcPr>
           <w:p>
             <w:pPr>
-              <w:suppressAutoHyphens/>
               <w:ind w:left="-108" w:right="-119"/>
               <w:jc w:val="center"/>
               <w:rPr>
-                <w:rFonts w:eastAsia="Times New Roman"/>
-                <w:sz w:val="25"/>
-                <w:szCs w:val="25"/>
-                <w:lang w:eastAsia="ar-SA"/>
+                <w:sz w:val="25"/>
+                <w:szCs w:val="25"/>
               </w:rPr>
             </w:pPr>
             <w:r>
-              <w:rPr>
-                <w:rFonts w:ascii="Times New Roman" w:hAnsi="Times New Roman" w:cs="Times New Roman" w:eastAsia="Times New Roman"/>
-                <w:b w:val="0"/>
-                <w:i w:val="0"/>
-                <w:sz w:val="25"/>
-              </w:rPr>
               <w:t>{j_pk4}</w:t>
             </w:r>
           </w:p>
@@ -656,23 +450,14 @@
           </w:tcPr>
           <w:p>
             <w:pPr>
-              <w:suppressAutoHyphens/>
               <w:ind w:left="-108" w:right="-119"/>
               <w:jc w:val="center"/>
               <w:rPr>
-                <w:rFonts w:eastAsia="Times New Roman"/>
-                <w:sz w:val="25"/>
-                <w:szCs w:val="25"/>
-                <w:lang w:eastAsia="ar-SA"/>
+                <w:sz w:val="25"/>
+                <w:szCs w:val="25"/>
               </w:rPr>
             </w:pPr>
             <w:r>
-              <w:rPr>
-                <w:rFonts w:ascii="Times New Roman" w:hAnsi="Times New Roman" w:cs="Times New Roman" w:eastAsia="Times New Roman"/>
-                <w:b w:val="0"/>
-                <w:i w:val="0"/>
-                <w:sz w:val="25"/>
-              </w:rPr>
               <w:t>{j_pk5}</w:t>
             </w:r>
           </w:p>
@@ -690,23 +475,14 @@
           </w:tcPr>
           <w:p>
             <w:pPr>
-              <w:suppressAutoHyphens/>
               <w:ind w:left="-108" w:right="-119"/>
               <w:jc w:val="center"/>
               <w:rPr>
-                <w:rFonts w:eastAsia="Times New Roman"/>
-                <w:sz w:val="25"/>
-                <w:szCs w:val="25"/>
-                <w:lang w:eastAsia="ar-SA"/>
+                <w:sz w:val="25"/>
+                <w:szCs w:val="25"/>
               </w:rPr>
             </w:pPr>
             <w:r>
-              <w:rPr>
-                <w:rFonts w:ascii="Times New Roman" w:hAnsi="Times New Roman" w:cs="Times New Roman" w:eastAsia="Times New Roman"/>
-                <w:b w:val="0"/>
-                <w:i w:val="0"/>
-                <w:sz w:val="25"/>
-              </w:rPr>
               <w:t>{j_pk6}</w:t>
             </w:r>
           </w:p>
@@ -722,22 +498,17 @@
           </w:tcPr>
           <w:p>
             <w:pPr>
-              <w:suppressAutoHyphens/>
               <w:ind w:left="-106" w:right="-119"/>
               <w:jc w:val="center"/>
               <w:rPr>
-                <w:rFonts w:eastAsia="Times New Roman"/>
-                <w:sz w:val="25"/>
-                <w:szCs w:val="25"/>
-                <w:lang w:eastAsia="ar-SA"/>
+                <w:sz w:val="25"/>
+                <w:szCs w:val="25"/>
               </w:rPr>
             </w:pPr>
             <w:r>
               <w:rPr>
-                <w:rFonts w:eastAsia="Times New Roman"/>
-                <w:sz w:val="25"/>
-                <w:szCs w:val="25"/>
-                <w:lang w:eastAsia="ar-SA"/>
+                <w:sz w:val="25"/>
+                <w:szCs w:val="25"/>
               </w:rPr>
               <w:t>-</w:t>
             </w:r>
@@ -756,23 +527,14 @@
           </w:tcPr>
           <w:p>
             <w:pPr>
-              <w:suppressAutoHyphens/>
               <w:ind w:left="-108" w:right="-119"/>
               <w:jc w:val="center"/>
               <w:rPr>
-                <w:rFonts w:eastAsia="Times New Roman"/>
-                <w:sz w:val="25"/>
-                <w:szCs w:val="25"/>
-                <w:lang w:eastAsia="ar-SA"/>
+                <w:sz w:val="25"/>
+                <w:szCs w:val="25"/>
               </w:rPr>
             </w:pPr>
             <w:r>
-              <w:rPr>
-                <w:rFonts w:ascii="Times New Roman" w:hAnsi="Times New Roman" w:cs="Times New Roman" w:eastAsia="Times New Roman"/>
-                <w:b w:val="0"/>
-                <w:i w:val="0"/>
-                <w:sz w:val="25"/>
-              </w:rPr>
               <w:t>{j_pk7}</w:t>
             </w:r>
           </w:p>
@@ -790,23 +552,14 @@
           </w:tcPr>
           <w:p>
             <w:pPr>
-              <w:suppressAutoHyphens/>
               <w:ind w:left="-108" w:right="-119"/>
               <w:jc w:val="center"/>
               <w:rPr>
-                <w:rFonts w:eastAsia="Times New Roman"/>
-                <w:sz w:val="25"/>
-                <w:szCs w:val="25"/>
-                <w:lang w:eastAsia="ar-SA"/>
+                <w:sz w:val="25"/>
+                <w:szCs w:val="25"/>
               </w:rPr>
             </w:pPr>
             <w:r>
-              <w:rPr>
-                <w:rFonts w:ascii="Times New Roman" w:hAnsi="Times New Roman" w:cs="Times New Roman" w:eastAsia="Times New Roman"/>
-                <w:b w:val="0"/>
-                <w:i w:val="0"/>
-                <w:sz w:val="25"/>
-              </w:rPr>
               <w:t>{j_pk8}</w:t>
             </w:r>
           </w:p>
@@ -824,23 +577,14 @@
           </w:tcPr>
           <w:p>
             <w:pPr>
-              <w:suppressAutoHyphens/>
               <w:ind w:left="-108" w:right="-119"/>
               <w:jc w:val="center"/>
               <w:rPr>
-                <w:rFonts w:eastAsia="Times New Roman"/>
-                <w:sz w:val="25"/>
-                <w:szCs w:val="25"/>
-                <w:lang w:eastAsia="ar-SA"/>
+                <w:sz w:val="25"/>
+                <w:szCs w:val="25"/>
               </w:rPr>
             </w:pPr>
             <w:r>
-              <w:rPr>
-                <w:rFonts w:ascii="Times New Roman" w:hAnsi="Times New Roman" w:cs="Times New Roman" w:eastAsia="Times New Roman"/>
-                <w:b w:val="0"/>
-                <w:i w:val="0"/>
-                <w:sz w:val="25"/>
-              </w:rPr>
               <w:t>{j_pk9}</w:t>
             </w:r>
           </w:p>
@@ -858,23 +602,14 @@
           </w:tcPr>
           <w:p>
             <w:pPr>
-              <w:suppressAutoHyphens/>
               <w:ind w:left="-108" w:right="-119"/>
               <w:jc w:val="center"/>
               <w:rPr>
-                <w:rFonts w:eastAsia="Times New Roman"/>
-                <w:sz w:val="25"/>
-                <w:szCs w:val="25"/>
-                <w:lang w:eastAsia="ar-SA"/>
+                <w:sz w:val="25"/>
+                <w:szCs w:val="25"/>
               </w:rPr>
             </w:pPr>
             <w:r>
-              <w:rPr>
-                <w:rFonts w:ascii="Times New Roman" w:hAnsi="Times New Roman" w:cs="Times New Roman" w:eastAsia="Times New Roman"/>
-                <w:b w:val="0"/>
-                <w:i w:val="0"/>
-                <w:sz w:val="25"/>
-              </w:rPr>
               <w:t>{j_pk10}</w:t>
             </w:r>
           </w:p>
@@ -892,23 +627,14 @@
           </w:tcPr>
           <w:p>
             <w:pPr>
-              <w:suppressAutoHyphens/>
               <w:ind w:left="-108" w:right="-119"/>
               <w:jc w:val="center"/>
               <w:rPr>
-                <w:rFonts w:eastAsia="Times New Roman"/>
-                <w:sz w:val="25"/>
-                <w:szCs w:val="25"/>
-                <w:lang w:eastAsia="ar-SA"/>
+                <w:sz w:val="25"/>
+                <w:szCs w:val="25"/>
               </w:rPr>
             </w:pPr>
             <w:r>
-              <w:rPr>
-                <w:rFonts w:ascii="Times New Roman" w:hAnsi="Times New Roman" w:cs="Times New Roman" w:eastAsia="Times New Roman"/>
-                <w:b w:val="0"/>
-                <w:i w:val="0"/>
-                <w:sz w:val="25"/>
-              </w:rPr>
               <w:t>{j_pk11}</w:t>
             </w:r>
           </w:p>
@@ -921,13 +647,11 @@
           </w:tcPr>
           <w:p>
             <w:pPr>
-              <w:suppressAutoHyphens/>
-              <w:rPr>
-                <w:rFonts w:eastAsia="Times New Roman"/>
+              <w:jc w:val="left"/>
+              <w:rPr>
                 <w:i/>
                 <w:sz w:val="25"/>
                 <w:szCs w:val="25"/>
-                <w:lang w:eastAsia="ar-SA"/>
               </w:rPr>
             </w:pPr>
           </w:p>
@@ -941,23 +665,18 @@
           </w:tcPr>
           <w:p>
             <w:pPr>
-              <w:suppressAutoHyphens/>
               <w:jc w:val="center"/>
               <w:rPr>
-                <w:rFonts w:eastAsia="Times New Roman"/>
                 <w:i/>
                 <w:sz w:val="12"/>
                 <w:szCs w:val="12"/>
-                <w:lang w:eastAsia="ar-SA"/>
               </w:rPr>
             </w:pPr>
             <w:r>
               <w:rPr>
-                <w:rFonts w:eastAsia="Times New Roman"/>
                 <w:i/>
                 <w:sz w:val="12"/>
                 <w:szCs w:val="12"/>
-                <w:lang w:eastAsia="ar-SA"/>
               </w:rPr>
               <w:t>(vārds, uzvārds)</w:t>
             </w:r>
@@ -969,13 +688,11 @@
           </w:tcPr>
           <w:p>
             <w:pPr>
-              <w:suppressAutoHyphens/>
-              <w:rPr>
-                <w:rFonts w:eastAsia="Times New Roman"/>
+              <w:jc w:val="left"/>
+              <w:rPr>
                 <w:i/>
                 <w:sz w:val="25"/>
                 <w:szCs w:val="25"/>
-                <w:lang w:eastAsia="ar-SA"/>
               </w:rPr>
             </w:pPr>
           </w:p>
@@ -987,23 +704,18 @@
           </w:tcPr>
           <w:p>
             <w:pPr>
-              <w:suppressAutoHyphens/>
               <w:jc w:val="center"/>
               <w:rPr>
-                <w:rFonts w:eastAsia="Times New Roman"/>
                 <w:i/>
                 <w:sz w:val="12"/>
                 <w:szCs w:val="12"/>
-                <w:lang w:eastAsia="ar-SA"/>
               </w:rPr>
             </w:pPr>
             <w:r>
               <w:rPr>
-                <w:rFonts w:eastAsia="Times New Roman"/>
                 <w:i/>
                 <w:sz w:val="12"/>
                 <w:szCs w:val="12"/>
-                <w:lang w:eastAsia="ar-SA"/>
               </w:rPr>
               <w:t>(personas kods)</w:t>
             </w:r>
@@ -1018,25 +730,21 @@
           </w:tcPr>
           <w:p>
             <w:pPr>
-              <w:suppressAutoHyphens/>
               <w:spacing w:line="360" w:lineRule="auto"/>
               <w:ind w:left="-108"/>
-              <w:rPr>
-                <w:rFonts w:eastAsia="Times New Roman"/>
+              <w:jc w:val="left"/>
+              <w:rPr>
                 <w:b/>
                 <w:sz w:val="25"/>
                 <w:szCs w:val="25"/>
-                <w:lang w:eastAsia="ar-SA"/>
               </w:rPr>
             </w:pPr>
             <w:r>
               <w:rPr>
-                <w:rFonts w:eastAsia="Times New Roman"/>
                 <w:b/>
                 <w:bCs/>
                 <w:sz w:val="25"/>
                 <w:szCs w:val="25"/>
-                <w:lang w:eastAsia="ar-SA"/>
               </w:rPr>
               <w:t xml:space="preserve">likumiskais pārstāvis </w:t>
             </w:r>
@@ -1054,23 +762,14 @@
           </w:tcPr>
           <w:p>
             <w:pPr>
-              <w:suppressAutoHyphens/>
               <w:ind w:left="-108" w:right="-108"/>
-              <w:jc w:val="center"/>
-              <w:rPr>
-                <w:rFonts w:eastAsia="Times New Roman"/>
-                <w:sz w:val="25"/>
-                <w:szCs w:val="25"/>
-                <w:lang w:eastAsia="ar-SA"/>
+              <w:jc w:val="left"/>
+              <w:rPr>
+                <w:sz w:val="25"/>
+                <w:szCs w:val="25"/>
               </w:rPr>
             </w:pPr>
             <w:r>
-              <w:rPr>
-                <w:rFonts w:ascii="Times New Roman" w:hAnsi="Times New Roman" w:cs="Times New Roman" w:eastAsia="Times New Roman"/>
-                <w:b w:val="0"/>
-                <w:i w:val="0"/>
-                <w:sz w:val="25"/>
-              </w:rPr>
               <w:t>{p_statuss_vards}</w:t>
             </w:r>
           </w:p>
@@ -1084,13 +783,11 @@
           </w:tcPr>
           <w:p>
             <w:pPr>
-              <w:suppressAutoHyphens/>
               <w:ind w:left="-110" w:right="-391"/>
-              <w:rPr>
-                <w:rFonts w:eastAsia="Times New Roman"/>
-                <w:sz w:val="25"/>
-                <w:szCs w:val="25"/>
-                <w:lang w:eastAsia="ar-SA"/>
+              <w:jc w:val="left"/>
+              <w:rPr>
+                <w:sz w:val="25"/>
+                <w:szCs w:val="25"/>
               </w:rPr>
             </w:pPr>
           </w:p>
@@ -1108,23 +805,14 @@
           </w:tcPr>
           <w:p>
             <w:pPr>
-              <w:suppressAutoHyphens/>
               <w:ind w:left="-108" w:right="-109"/>
               <w:jc w:val="center"/>
               <w:rPr>
-                <w:rFonts w:eastAsia="Times New Roman"/>
-                <w:sz w:val="25"/>
-                <w:szCs w:val="25"/>
-                <w:lang w:eastAsia="ar-SA"/>
+                <w:sz w:val="25"/>
+                <w:szCs w:val="25"/>
               </w:rPr>
             </w:pPr>
             <w:r>
-              <w:rPr>
-                <w:rFonts w:ascii="Times New Roman" w:hAnsi="Times New Roman" w:cs="Times New Roman" w:eastAsia="Times New Roman"/>
-                <w:b w:val="0"/>
-                <w:i w:val="0"/>
-                <w:sz w:val="25"/>
-              </w:rPr>
               <w:t>{p_pk1}</w:t>
             </w:r>
           </w:p>
@@ -1142,23 +830,14 @@
           </w:tcPr>
           <w:p>
             <w:pPr>
-              <w:suppressAutoHyphens/>
               <w:ind w:left="-108" w:right="-108"/>
               <w:jc w:val="center"/>
               <w:rPr>
-                <w:rFonts w:eastAsia="Times New Roman"/>
-                <w:sz w:val="25"/>
-                <w:szCs w:val="25"/>
-                <w:lang w:eastAsia="ar-SA"/>
+                <w:sz w:val="25"/>
+                <w:szCs w:val="25"/>
               </w:rPr>
             </w:pPr>
             <w:r>
-              <w:rPr>
-                <w:rFonts w:ascii="Times New Roman" w:hAnsi="Times New Roman" w:cs="Times New Roman" w:eastAsia="Times New Roman"/>
-                <w:b w:val="0"/>
-                <w:i w:val="0"/>
-                <w:sz w:val="25"/>
-              </w:rPr>
               <w:t>{p_pk2}</w:t>
             </w:r>
           </w:p>
@@ -1176,23 +855,14 @@
           </w:tcPr>
           <w:p>
             <w:pPr>
-              <w:suppressAutoHyphens/>
               <w:ind w:left="-108" w:right="-109"/>
               <w:jc w:val="center"/>
               <w:rPr>
-                <w:rFonts w:eastAsia="Times New Roman"/>
-                <w:sz w:val="25"/>
-                <w:szCs w:val="25"/>
-                <w:lang w:eastAsia="ar-SA"/>
+                <w:sz w:val="25"/>
+                <w:szCs w:val="25"/>
               </w:rPr>
             </w:pPr>
             <w:r>
-              <w:rPr>
-                <w:rFonts w:ascii="Times New Roman" w:hAnsi="Times New Roman" w:cs="Times New Roman" w:eastAsia="Times New Roman"/>
-                <w:b w:val="0"/>
-                <w:i w:val="0"/>
-                <w:sz w:val="25"/>
-              </w:rPr>
               <w:t>{p_pk3}</w:t>
             </w:r>
           </w:p>
@@ -1210,23 +880,14 @@
           </w:tcPr>
           <w:p>
             <w:pPr>
-              <w:suppressAutoHyphens/>
               <w:ind w:left="-108"/>
               <w:jc w:val="center"/>
               <w:rPr>
-                <w:rFonts w:eastAsia="Times New Roman"/>
-                <w:sz w:val="25"/>
-                <w:szCs w:val="25"/>
-                <w:lang w:eastAsia="ar-SA"/>
+                <w:sz w:val="25"/>
+                <w:szCs w:val="25"/>
               </w:rPr>
             </w:pPr>
             <w:r>
-              <w:rPr>
-                <w:rFonts w:ascii="Times New Roman" w:hAnsi="Times New Roman" w:cs="Times New Roman" w:eastAsia="Times New Roman"/>
-                <w:b w:val="0"/>
-                <w:i w:val="0"/>
-                <w:sz w:val="25"/>
-              </w:rPr>
               <w:t>{p_pk4}</w:t>
             </w:r>
           </w:p>
@@ -1244,23 +905,14 @@
           </w:tcPr>
           <w:p>
             <w:pPr>
-              <w:suppressAutoHyphens/>
               <w:ind w:left="-108" w:right="-109"/>
               <w:jc w:val="center"/>
               <w:rPr>
-                <w:rFonts w:eastAsia="Times New Roman"/>
-                <w:sz w:val="25"/>
-                <w:szCs w:val="25"/>
-                <w:lang w:eastAsia="ar-SA"/>
+                <w:sz w:val="25"/>
+                <w:szCs w:val="25"/>
               </w:rPr>
             </w:pPr>
             <w:r>
-              <w:rPr>
-                <w:rFonts w:ascii="Times New Roman" w:hAnsi="Times New Roman" w:cs="Times New Roman" w:eastAsia="Times New Roman"/>
-                <w:b w:val="0"/>
-                <w:i w:val="0"/>
-                <w:sz w:val="25"/>
-              </w:rPr>
               <w:t>{p_pk5}</w:t>
             </w:r>
           </w:p>
@@ -1278,23 +930,14 @@
           </w:tcPr>
           <w:p>
             <w:pPr>
-              <w:suppressAutoHyphens/>
               <w:ind w:left="-108"/>
               <w:jc w:val="center"/>
               <w:rPr>
-                <w:rFonts w:eastAsia="Times New Roman"/>
-                <w:sz w:val="25"/>
-                <w:szCs w:val="25"/>
-                <w:lang w:eastAsia="ar-SA"/>
+                <w:sz w:val="25"/>
+                <w:szCs w:val="25"/>
               </w:rPr>
             </w:pPr>
             <w:r>
-              <w:rPr>
-                <w:rFonts w:ascii="Times New Roman" w:hAnsi="Times New Roman" w:cs="Times New Roman" w:eastAsia="Times New Roman"/>
-                <w:b w:val="0"/>
-                <w:i w:val="0"/>
-                <w:sz w:val="25"/>
-              </w:rPr>
               <w:t>{p_pk6}</w:t>
             </w:r>
           </w:p>
@@ -1310,22 +953,17 @@
           </w:tcPr>
           <w:p>
             <w:pPr>
-              <w:suppressAutoHyphens/>
               <w:ind w:left="-108" w:right="-108"/>
               <w:jc w:val="center"/>
               <w:rPr>
-                <w:rFonts w:eastAsia="Times New Roman"/>
-                <w:sz w:val="25"/>
-                <w:szCs w:val="25"/>
-                <w:lang w:eastAsia="ar-SA"/>
+                <w:sz w:val="25"/>
+                <w:szCs w:val="25"/>
               </w:rPr>
             </w:pPr>
             <w:r>
               <w:rPr>
-                <w:rFonts w:eastAsia="Times New Roman"/>
-                <w:sz w:val="25"/>
-                <w:szCs w:val="25"/>
-                <w:lang w:eastAsia="ar-SA"/>
+                <w:sz w:val="25"/>
+                <w:szCs w:val="25"/>
               </w:rPr>
               <w:t>-</w:t>
             </w:r>
@@ -1344,23 +982,14 @@
           </w:tcPr>
           <w:p>
             <w:pPr>
-              <w:suppressAutoHyphens/>
               <w:ind w:left="-108" w:right="-108"/>
               <w:jc w:val="center"/>
               <w:rPr>
-                <w:rFonts w:eastAsia="Times New Roman"/>
-                <w:sz w:val="25"/>
-                <w:szCs w:val="25"/>
-                <w:lang w:eastAsia="ar-SA"/>
+                <w:sz w:val="25"/>
+                <w:szCs w:val="25"/>
               </w:rPr>
             </w:pPr>
             <w:r>
-              <w:rPr>
-                <w:rFonts w:ascii="Times New Roman" w:hAnsi="Times New Roman" w:cs="Times New Roman" w:eastAsia="Times New Roman"/>
-                <w:b w:val="0"/>
-                <w:i w:val="0"/>
-                <w:sz w:val="25"/>
-              </w:rPr>
               <w:t>{p_pk7}</w:t>
             </w:r>
           </w:p>
@@ -1378,23 +1007,14 @@
           </w:tcPr>
           <w:p>
             <w:pPr>
-              <w:suppressAutoHyphens/>
               <w:ind w:left="-108" w:right="-108"/>
               <w:jc w:val="center"/>
               <w:rPr>
-                <w:rFonts w:eastAsia="Times New Roman"/>
-                <w:sz w:val="25"/>
-                <w:szCs w:val="25"/>
-                <w:lang w:eastAsia="ar-SA"/>
+                <w:sz w:val="25"/>
+                <w:szCs w:val="25"/>
               </w:rPr>
             </w:pPr>
             <w:r>
-              <w:rPr>
-                <w:rFonts w:ascii="Times New Roman" w:hAnsi="Times New Roman" w:cs="Times New Roman" w:eastAsia="Times New Roman"/>
-                <w:b w:val="0"/>
-                <w:i w:val="0"/>
-                <w:sz w:val="25"/>
-              </w:rPr>
               <w:t>{p_pk8}</w:t>
             </w:r>
           </w:p>
@@ -1412,23 +1032,14 @@
           </w:tcPr>
           <w:p>
             <w:pPr>
-              <w:suppressAutoHyphens/>
               <w:ind w:left="-108" w:right="-108"/>
               <w:jc w:val="center"/>
               <w:rPr>
-                <w:rFonts w:eastAsia="Times New Roman"/>
-                <w:sz w:val="25"/>
-                <w:szCs w:val="25"/>
-                <w:lang w:eastAsia="ar-SA"/>
+                <w:sz w:val="25"/>
+                <w:szCs w:val="25"/>
               </w:rPr>
             </w:pPr>
             <w:r>
-              <w:rPr>
-                <w:rFonts w:ascii="Times New Roman" w:hAnsi="Times New Roman" w:cs="Times New Roman" w:eastAsia="Times New Roman"/>
-                <w:b w:val="0"/>
-                <w:i w:val="0"/>
-                <w:sz w:val="25"/>
-              </w:rPr>
               <w:t>{p_pk9}</w:t>
             </w:r>
           </w:p>
@@ -1446,23 +1057,14 @@
           </w:tcPr>
           <w:p>
             <w:pPr>
-              <w:suppressAutoHyphens/>
               <w:ind w:left="-108" w:right="-108"/>
               <w:jc w:val="center"/>
               <w:rPr>
-                <w:rFonts w:eastAsia="Times New Roman"/>
-                <w:sz w:val="25"/>
-                <w:szCs w:val="25"/>
-                <w:lang w:eastAsia="ar-SA"/>
+                <w:sz w:val="25"/>
+                <w:szCs w:val="25"/>
               </w:rPr>
             </w:pPr>
             <w:r>
-              <w:rPr>
-                <w:rFonts w:ascii="Times New Roman" w:hAnsi="Times New Roman" w:cs="Times New Roman" w:eastAsia="Times New Roman"/>
-                <w:b w:val="0"/>
-                <w:i w:val="0"/>
-                <w:sz w:val="25"/>
-              </w:rPr>
               <w:t>{p_pk10}</w:t>
             </w:r>
           </w:p>
@@ -1480,23 +1082,14 @@
           </w:tcPr>
           <w:p>
             <w:pPr>
-              <w:suppressAutoHyphens/>
               <w:ind w:left="-108" w:right="-119"/>
               <w:jc w:val="center"/>
               <w:rPr>
-                <w:rFonts w:eastAsia="Times New Roman"/>
-                <w:sz w:val="25"/>
-                <w:szCs w:val="25"/>
-                <w:lang w:eastAsia="ar-SA"/>
+                <w:sz w:val="25"/>
+                <w:szCs w:val="25"/>
               </w:rPr>
             </w:pPr>
             <w:r>
-              <w:rPr>
-                <w:rFonts w:ascii="Times New Roman" w:hAnsi="Times New Roman" w:cs="Times New Roman" w:eastAsia="Times New Roman"/>
-                <w:b w:val="0"/>
-                <w:i w:val="0"/>
-                <w:sz w:val="25"/>
-              </w:rPr>
               <w:t>{p_pk11}</w:t>
             </w:r>
           </w:p>
@@ -1513,24 +1106,19 @@
           </w:tcPr>
           <w:p>
             <w:pPr>
-              <w:suppressAutoHyphens/>
               <w:ind w:left="-108"/>
               <w:jc w:val="center"/>
               <w:rPr>
-                <w:rFonts w:eastAsia="Times New Roman"/>
                 <w:i/>
                 <w:sz w:val="12"/>
                 <w:szCs w:val="12"/>
-                <w:lang w:eastAsia="ar-SA"/>
               </w:rPr>
             </w:pPr>
             <w:r>
               <w:rPr>
-                <w:rFonts w:eastAsia="Times New Roman"/>
                 <w:i/>
                 <w:sz w:val="12"/>
                 <w:szCs w:val="12"/>
-                <w:lang w:eastAsia="ar-SA"/>
               </w:rPr>
               <w:t>(statuss, vārds, uzvārds)</w:t>
             </w:r>
@@ -1542,14 +1130,11 @@
           </w:tcPr>
           <w:p>
             <w:pPr>
-              <w:suppressAutoHyphens/>
               <w:ind w:left="-108"/>
               <w:jc w:val="center"/>
               <w:rPr>
-                <w:rFonts w:eastAsia="Times New Roman"/>
-                <w:sz w:val="25"/>
-                <w:szCs w:val="25"/>
-                <w:lang w:eastAsia="ar-SA"/>
+                <w:sz w:val="25"/>
+                <w:szCs w:val="25"/>
               </w:rPr>
             </w:pPr>
           </w:p>
@@ -1564,24 +1149,19 @@
           </w:tcPr>
           <w:p>
             <w:pPr>
-              <w:suppressAutoHyphens/>
               <w:ind w:left="-108" w:right="-119"/>
               <w:jc w:val="center"/>
               <w:rPr>
-                <w:rFonts w:eastAsia="Times New Roman"/>
                 <w:i/>
                 <w:sz w:val="12"/>
                 <w:szCs w:val="12"/>
-                <w:lang w:eastAsia="ar-SA"/>
               </w:rPr>
             </w:pPr>
             <w:r>
               <w:rPr>
-                <w:rFonts w:eastAsia="Times New Roman"/>
                 <w:i/>
                 <w:sz w:val="12"/>
                 <w:szCs w:val="12"/>
-                <w:lang w:eastAsia="ar-SA"/>
               </w:rPr>
               <w:t>(personas kods)</w:t>
             </w:r>
@@ -1591,2029 +1171,1814 @@
     </w:tbl>
     <w:p>
       <w:pPr>
-        <w:suppressAutoHyphens/>
-        <w:spacing w:after="0" w:line="240" w:lineRule="auto"/>
-        <w:rPr>
-          <w:rFonts w:ascii="Times New Roman" w:eastAsia="Times New Roman" w:hAnsi="Times New Roman" w:cs="Times New Roman"/>
+        <w:rPr>
           <w:bCs/>
           <w:sz w:val="25"/>
           <w:szCs w:val="25"/>
-          <w:lang w:eastAsia="ar-SA"/>
-        </w:rPr>
-      </w:pPr>
-      <w:r>
-        <w:rPr>
-          <w:rFonts w:ascii="Times New Roman" w:eastAsia="Times New Roman" w:hAnsi="Times New Roman" w:cs="Times New Roman"/>
+        </w:rPr>
+      </w:pPr>
+      <w:r>
+        <w:rPr>
           <w:bCs/>
           <w:sz w:val="25"/>
           <w:szCs w:val="25"/>
-          <w:lang w:eastAsia="ar-SA"/>
         </w:rPr>
         <w:t>(turpmāk – Likumiskais pārstāvis), no otras puses,</w:t>
       </w:r>
     </w:p>
     <w:p>
       <w:pPr>
-        <w:suppressAutoHyphens/>
-        <w:spacing w:after="0" w:line="240" w:lineRule="auto"/>
-        <w:jc w:val="both"/>
-        <w:rPr>
-          <w:rFonts w:ascii="Times New Roman" w:eastAsia="Times New Roman" w:hAnsi="Times New Roman" w:cs="Times New Roman"/>
+        <w:jc w:val="both"/>
+        <w:rPr>
           <w:bCs/>
           <w:sz w:val="25"/>
           <w:szCs w:val="25"/>
-          <w:lang w:eastAsia="ar-SA"/>
-        </w:rPr>
-      </w:pPr>
-      <w:r>
-        <w:rPr>
-          <w:rFonts w:ascii="Times New Roman" w:eastAsia="Times New Roman" w:hAnsi="Times New Roman" w:cs="Times New Roman"/>
+        </w:rPr>
+      </w:pPr>
+      <w:r>
+        <w:rPr>
           <w:bCs/>
           <w:sz w:val="25"/>
           <w:szCs w:val="25"/>
-          <w:lang w:eastAsia="ar-SA"/>
         </w:rPr>
         <w:tab/>
         <w:t xml:space="preserve">abi kopā saukti Līdzēji, bet katrs atsevišķi Līdzējs, pamatojoties uz Valsts aizsardzības mācības un Jaunsardzes likuma 16.panta trešo daļu, </w:t>
       </w:r>
       <w:r>
         <w:rPr>
-          <w:rFonts w:ascii="Times New Roman" w:eastAsia="Times New Roman" w:hAnsi="Times New Roman" w:cs="Times New Roman"/>
-          <w:sz w:val="25"/>
-          <w:szCs w:val="25"/>
-          <w:lang w:eastAsia="ar-SA"/>
+          <w:sz w:val="25"/>
+          <w:szCs w:val="25"/>
         </w:rPr>
         <w:t>bez maldības, viltus vai spaidiem</w:t>
       </w:r>
       <w:r>
         <w:rPr>
-          <w:rFonts w:ascii="Times New Roman" w:eastAsia="Times New Roman" w:hAnsi="Times New Roman" w:cs="Times New Roman"/>
           <w:bCs/>
           <w:sz w:val="25"/>
           <w:szCs w:val="25"/>
-          <w:lang w:eastAsia="ar-SA"/>
         </w:rPr>
         <w:t xml:space="preserve"> noslēdz šādu līgumu (turpmāk – Līgums):</w:t>
       </w:r>
     </w:p>
     <w:p>
       <w:pPr>
-        <w:suppressAutoHyphens/>
-        <w:spacing w:after="0" w:line="240" w:lineRule="auto"/>
-        <w:rPr>
-          <w:rFonts w:ascii="Times New Roman" w:eastAsia="Times New Roman" w:hAnsi="Times New Roman" w:cs="Times New Roman"/>
+        <w:rPr>
           <w:bCs/>
           <w:sz w:val="25"/>
           <w:szCs w:val="25"/>
-          <w:lang w:eastAsia="ar-SA"/>
-        </w:rPr>
-      </w:pPr>
-    </w:p>
-    <w:p>
-      <w:pPr>
-        <w:suppressAutoHyphens/>
-        <w:spacing w:after="0" w:line="240" w:lineRule="auto"/>
+        </w:rPr>
+      </w:pPr>
+    </w:p>
+    <w:p>
+      <w:pPr>
         <w:jc w:val="center"/>
         <w:rPr>
-          <w:rFonts w:ascii="Times New Roman" w:eastAsia="Times New Roman" w:hAnsi="Times New Roman" w:cs="Times New Roman"/>
           <w:caps/>
           <w:sz w:val="25"/>
           <w:szCs w:val="25"/>
-          <w:lang w:eastAsia="ar-SA"/>
-        </w:rPr>
-      </w:pPr>
-      <w:r>
-        <w:rPr>
-          <w:rFonts w:ascii="Times New Roman" w:eastAsia="Times New Roman" w:hAnsi="Times New Roman" w:cs="Times New Roman"/>
+        </w:rPr>
+      </w:pPr>
+      <w:r>
+        <w:rPr>
           <w:caps/>
           <w:sz w:val="25"/>
           <w:szCs w:val="25"/>
-          <w:lang w:eastAsia="ar-SA"/>
         </w:rPr>
         <w:t>1. Līguma priekšmets</w:t>
       </w:r>
     </w:p>
     <w:p>
       <w:pPr>
-        <w:suppressAutoHyphens/>
-        <w:spacing w:after="0" w:line="240" w:lineRule="auto"/>
         <w:ind w:firstLine="720"/>
         <w:jc w:val="both"/>
         <w:rPr>
-          <w:rFonts w:ascii="Times New Roman" w:eastAsia="Times New Roman" w:hAnsi="Times New Roman" w:cs="Times New Roman"/>
-          <w:sz w:val="25"/>
-          <w:szCs w:val="25"/>
-          <w:lang w:eastAsia="ar-SA"/>
-        </w:rPr>
-      </w:pPr>
-      <w:r>
-        <w:rPr>
-          <w:rFonts w:ascii="Times New Roman" w:eastAsia="Times New Roman" w:hAnsi="Times New Roman" w:cs="Times New Roman"/>
-          <w:sz w:val="25"/>
-          <w:szCs w:val="25"/>
-          <w:lang w:eastAsia="ar-SA"/>
+          <w:sz w:val="25"/>
+          <w:szCs w:val="25"/>
+        </w:rPr>
+      </w:pPr>
+      <w:r>
+        <w:rPr>
+          <w:sz w:val="25"/>
+          <w:szCs w:val="25"/>
         </w:rPr>
         <w:t xml:space="preserve">Bērns brīvprātīgi piedalās </w:t>
       </w:r>
       <w:proofErr w:type="spellStart"/>
       <w:r>
         <w:rPr>
-          <w:rFonts w:ascii="Times New Roman" w:eastAsia="Times New Roman" w:hAnsi="Times New Roman" w:cs="Times New Roman"/>
-          <w:sz w:val="25"/>
-          <w:szCs w:val="25"/>
-          <w:lang w:eastAsia="ar-SA"/>
+          <w:sz w:val="25"/>
+          <w:szCs w:val="25"/>
         </w:rPr>
         <w:t>Jaunsardzē</w:t>
       </w:r>
       <w:proofErr w:type="spellEnd"/>
       <w:r>
         <w:rPr>
-          <w:rFonts w:ascii="Times New Roman" w:eastAsia="Times New Roman" w:hAnsi="Times New Roman" w:cs="Times New Roman"/>
-          <w:sz w:val="25"/>
-          <w:szCs w:val="25"/>
-          <w:lang w:eastAsia="ar-SA"/>
+          <w:sz w:val="25"/>
+          <w:szCs w:val="25"/>
         </w:rPr>
         <w:t>, bet Centrs bez maksas izglīto bērnu valsts aizsardzības jomā un veicina tā pilsonisko apziņu un patriotismu atbilstoši jaunsargu interešu izglītības programmai (turpmāk – Programma).</w:t>
       </w:r>
     </w:p>
     <w:p>
       <w:pPr>
-        <w:suppressAutoHyphens/>
-        <w:spacing w:after="0" w:line="240" w:lineRule="auto"/>
-        <w:rPr>
-          <w:rFonts w:ascii="Times New Roman" w:eastAsia="Times New Roman" w:hAnsi="Times New Roman" w:cs="Times New Roman"/>
-          <w:sz w:val="25"/>
-          <w:szCs w:val="25"/>
-          <w:lang w:eastAsia="ar-SA"/>
-        </w:rPr>
-      </w:pPr>
-    </w:p>
-    <w:p>
-      <w:pPr>
-        <w:suppressAutoHyphens/>
-        <w:spacing w:after="0" w:line="240" w:lineRule="auto"/>
+        <w:rPr>
+          <w:sz w:val="25"/>
+          <w:szCs w:val="25"/>
+        </w:rPr>
+      </w:pPr>
+    </w:p>
+    <w:p>
+      <w:pPr>
         <w:jc w:val="center"/>
         <w:rPr>
-          <w:rFonts w:ascii="Times New Roman" w:eastAsia="Times New Roman" w:hAnsi="Times New Roman" w:cs="Times New Roman"/>
           <w:caps/>
           <w:sz w:val="25"/>
           <w:szCs w:val="25"/>
-          <w:lang w:eastAsia="ar-SA"/>
-        </w:rPr>
-      </w:pPr>
-      <w:bookmarkStart w:id="0" w:name="_Hlk73099385"/>
-      <w:r>
-        <w:rPr>
-          <w:rFonts w:ascii="Times New Roman" w:eastAsia="Times New Roman" w:hAnsi="Times New Roman" w:cs="Times New Roman"/>
+        </w:rPr>
+      </w:pPr>
+      <w:bookmarkStart w:id="1" w:name="_Hlk73099385"/>
+      <w:r>
+        <w:rPr>
           <w:caps/>
           <w:sz w:val="25"/>
           <w:szCs w:val="25"/>
-          <w:lang w:eastAsia="ar-SA"/>
         </w:rPr>
         <w:t>2. Likumiskā pārstāvja pienākumi un tiesības</w:t>
       </w:r>
     </w:p>
     <w:p>
       <w:pPr>
-        <w:suppressAutoHyphens/>
-        <w:spacing w:after="0" w:line="240" w:lineRule="auto"/>
-        <w:jc w:val="both"/>
-        <w:rPr>
-          <w:rFonts w:ascii="Times New Roman" w:eastAsia="Times New Roman" w:hAnsi="Times New Roman" w:cs="Times New Roman"/>
-          <w:sz w:val="25"/>
-          <w:szCs w:val="25"/>
-          <w:lang w:eastAsia="ar-SA"/>
-        </w:rPr>
-      </w:pPr>
-      <w:r>
-        <w:rPr>
-          <w:rFonts w:ascii="Times New Roman" w:eastAsia="Times New Roman" w:hAnsi="Times New Roman" w:cs="Times New Roman"/>
-          <w:sz w:val="25"/>
-          <w:szCs w:val="25"/>
-          <w:lang w:eastAsia="ar-SA"/>
+        <w:jc w:val="both"/>
+        <w:rPr>
+          <w:sz w:val="25"/>
+          <w:szCs w:val="25"/>
+        </w:rPr>
+      </w:pPr>
+      <w:r>
+        <w:rPr>
+          <w:sz w:val="25"/>
+          <w:szCs w:val="25"/>
         </w:rPr>
         <w:t xml:space="preserve">2.1. Likumiskā pārstāvja pienākumi: </w:t>
       </w:r>
     </w:p>
     <w:p>
       <w:pPr>
-        <w:suppressAutoHyphens/>
-        <w:spacing w:after="0" w:line="240" w:lineRule="auto"/>
-        <w:jc w:val="both"/>
-        <w:rPr>
-          <w:rFonts w:ascii="Times New Roman" w:eastAsia="Times New Roman" w:hAnsi="Times New Roman" w:cs="Times New Roman"/>
-          <w:sz w:val="25"/>
-          <w:szCs w:val="25"/>
-          <w:lang w:eastAsia="ar-SA"/>
-        </w:rPr>
-      </w:pPr>
-      <w:r>
-        <w:rPr>
-          <w:rFonts w:ascii="Times New Roman" w:eastAsia="Times New Roman" w:hAnsi="Times New Roman" w:cs="Times New Roman"/>
-          <w:sz w:val="25"/>
-          <w:szCs w:val="25"/>
-          <w:lang w:eastAsia="ar-SA"/>
+        <w:jc w:val="both"/>
+        <w:rPr>
+          <w:sz w:val="25"/>
+          <w:szCs w:val="25"/>
+        </w:rPr>
+      </w:pPr>
+      <w:r>
+        <w:rPr>
+          <w:sz w:val="25"/>
+          <w:szCs w:val="25"/>
         </w:rPr>
         <w:t xml:space="preserve">2.1.1. elektroniskajā </w:t>
       </w:r>
       <w:proofErr w:type="spellStart"/>
       <w:r>
         <w:rPr>
-          <w:rFonts w:ascii="Times New Roman" w:eastAsia="Times New Roman" w:hAnsi="Times New Roman" w:cs="Times New Roman"/>
-          <w:sz w:val="25"/>
-          <w:szCs w:val="25"/>
-          <w:lang w:eastAsia="ar-SA"/>
+          <w:sz w:val="25"/>
+          <w:szCs w:val="25"/>
         </w:rPr>
         <w:t>skolvadības</w:t>
       </w:r>
       <w:proofErr w:type="spellEnd"/>
       <w:r>
         <w:rPr>
-          <w:rFonts w:ascii="Times New Roman" w:eastAsia="Times New Roman" w:hAnsi="Times New Roman" w:cs="Times New Roman"/>
-          <w:sz w:val="25"/>
-          <w:szCs w:val="25"/>
-          <w:lang w:eastAsia="ar-SA"/>
+          <w:sz w:val="25"/>
+          <w:szCs w:val="25"/>
         </w:rPr>
         <w:t xml:space="preserve"> sistēmā (turpmāk – E-klase), Centra interneta vietnē </w:t>
       </w:r>
       <w:r>
         <w:rPr>
-          <w:rFonts w:ascii="Times New Roman" w:eastAsia="Times New Roman" w:hAnsi="Times New Roman" w:cs="Times New Roman"/>
           <w:sz w:val="25"/>
           <w:szCs w:val="25"/>
           <w:u w:val="single"/>
-          <w:lang w:eastAsia="ar-SA"/>
         </w:rPr>
         <w:t>www.jc.gov.lv</w:t>
       </w:r>
       <w:r>
         <w:rPr>
-          <w:rFonts w:ascii="Times New Roman" w:eastAsia="Times New Roman" w:hAnsi="Times New Roman" w:cs="Times New Roman"/>
-          <w:sz w:val="25"/>
-          <w:szCs w:val="25"/>
-          <w:lang w:eastAsia="ar-SA"/>
+          <w:sz w:val="25"/>
+          <w:szCs w:val="25"/>
         </w:rPr>
         <w:t xml:space="preserve"> vai sazinoties ar jaunsargu instruktoru:</w:t>
       </w:r>
     </w:p>
     <w:p>
       <w:pPr>
-        <w:suppressAutoHyphens/>
-        <w:spacing w:after="0" w:line="240" w:lineRule="auto"/>
-        <w:jc w:val="both"/>
-        <w:rPr>
-          <w:rFonts w:ascii="Times New Roman" w:eastAsia="Times New Roman" w:hAnsi="Times New Roman" w:cs="Times New Roman"/>
-          <w:sz w:val="25"/>
-          <w:szCs w:val="25"/>
-          <w:lang w:eastAsia="ar-SA"/>
-        </w:rPr>
-      </w:pPr>
-      <w:r>
-        <w:rPr>
-          <w:rFonts w:ascii="Times New Roman" w:eastAsia="Times New Roman" w:hAnsi="Times New Roman" w:cs="Times New Roman"/>
-          <w:sz w:val="25"/>
-          <w:szCs w:val="25"/>
-          <w:lang w:eastAsia="ar-SA"/>
-        </w:rPr>
-        <w:t xml:space="preserve">2.1.1.1. iepazīties E-klasē ar Valsts aizsardzības mācības un Jaunsardzes likumu, jaunsargu Ētikas kodeksu, drošības noteikumiem jaunsargu nodarbībās un pasākumos, Jaunsargu pašpārvaldes nolikumu, jaunsarga formas nēsāšanas noteikumiem, materiāli tehnisko līdzekļu aprites kārtību, kā arī citiem Jaunsardzes darbību reglamentējošiem dokumentiem sadaļā “Iestādes aktualitātes” </w:t>
-      </w:r>
-    </w:p>
-    <w:p>
-      <w:pPr>
-        <w:suppressAutoHyphens/>
-        <w:spacing w:after="0" w:line="240" w:lineRule="auto"/>
-        <w:jc w:val="both"/>
-        <w:rPr>
-          <w:rFonts w:ascii="Times New Roman" w:eastAsia="Times New Roman" w:hAnsi="Times New Roman" w:cs="Times New Roman"/>
-          <w:sz w:val="25"/>
-          <w:szCs w:val="25"/>
-          <w:lang w:eastAsia="ar-SA"/>
-        </w:rPr>
-      </w:pPr>
-      <w:r>
-        <w:rPr>
-          <w:rFonts w:ascii="Times New Roman" w:eastAsia="Times New Roman" w:hAnsi="Times New Roman" w:cs="Times New Roman"/>
-          <w:sz w:val="25"/>
-          <w:szCs w:val="25"/>
-          <w:lang w:eastAsia="ar-SA"/>
+        <w:jc w:val="both"/>
+        <w:rPr>
+          <w:sz w:val="25"/>
+          <w:szCs w:val="25"/>
+        </w:rPr>
+      </w:pPr>
+      <w:r>
+        <w:rPr>
+          <w:sz w:val="25"/>
+          <w:szCs w:val="25"/>
+        </w:rPr>
+        <w:t xml:space="preserve">2.1.1.1. iepazīties E-klasē ar Valsts aizsardzības mācības un Jaunsardzes likumu, jaunsargu Ētikas kodeksu, drošības noteikumiem jaunsargu nodarbībās un pasākumos, Jaunsargu pašpārvaldes nolikumu, jaunsarga formas nēsāšanas noteikumiem, materiāli tehnisko līdzekļu aprites kārtību, kā arī citiem Jaunsardzes darbību reglamentējošiem dokumentiem sadaļā ,,Skolas jaunumi” </w:t>
+      </w:r>
+    </w:p>
+    <w:p>
+      <w:pPr>
+        <w:jc w:val="both"/>
+        <w:rPr>
+          <w:sz w:val="25"/>
+          <w:szCs w:val="25"/>
+        </w:rPr>
+      </w:pPr>
+      <w:r>
+        <w:rPr>
+          <w:sz w:val="25"/>
+          <w:szCs w:val="25"/>
         </w:rPr>
         <w:t>2.1.1.2. iepazīties ar Programmu, mācību nodarbību sarakstiem</w:t>
       </w:r>
       <w:r>
         <w:rPr>
-          <w:rFonts w:ascii="Times New Roman" w:eastAsia="Times New Roman" w:hAnsi="Times New Roman" w:cs="Times New Roman"/>
           <w:color w:val="FF0000"/>
           <w:sz w:val="25"/>
           <w:szCs w:val="25"/>
-          <w:lang w:eastAsia="ar-SA"/>
         </w:rPr>
         <w:t xml:space="preserve"> </w:t>
       </w:r>
       <w:r>
         <w:rPr>
-          <w:rFonts w:ascii="Times New Roman" w:eastAsia="Times New Roman" w:hAnsi="Times New Roman" w:cs="Times New Roman"/>
-          <w:sz w:val="25"/>
-          <w:szCs w:val="25"/>
-          <w:lang w:eastAsia="ar-SA"/>
+          <w:sz w:val="25"/>
+          <w:szCs w:val="25"/>
         </w:rPr>
         <w:t xml:space="preserve">un ikmēneša pasākumu plāniem vietnē </w:t>
       </w:r>
       <w:r>
         <w:rPr>
-          <w:rFonts w:ascii="Times New Roman" w:eastAsia="Times New Roman" w:hAnsi="Times New Roman" w:cs="Times New Roman"/>
           <w:color w:val="0563C1"/>
           <w:sz w:val="25"/>
           <w:szCs w:val="25"/>
           <w:u w:val="single"/>
-          <w:lang w:eastAsia="ar-SA"/>
         </w:rPr>
         <w:t>https://www.jc.gov.lv/lv/macibu-programma</w:t>
       </w:r>
       <w:r>
         <w:rPr>
-          <w:rFonts w:ascii="Times New Roman" w:eastAsia="Times New Roman" w:hAnsi="Times New Roman" w:cs="Times New Roman"/>
-          <w:sz w:val="25"/>
-          <w:szCs w:val="25"/>
-          <w:lang w:eastAsia="ar-SA"/>
+          <w:sz w:val="25"/>
+          <w:szCs w:val="25"/>
         </w:rPr>
         <w:t>, kā arī jaunsargu instruktora sagatavoto papildu informāciju par nodarbībām un pasākumiem;</w:t>
       </w:r>
     </w:p>
     <w:p>
       <w:pPr>
-        <w:suppressAutoHyphens/>
-        <w:spacing w:after="0" w:line="240" w:lineRule="auto"/>
-        <w:jc w:val="both"/>
-        <w:rPr>
-          <w:rFonts w:ascii="Times New Roman" w:eastAsia="Times New Roman" w:hAnsi="Times New Roman" w:cs="Times New Roman"/>
-          <w:sz w:val="25"/>
-          <w:szCs w:val="25"/>
-          <w:lang w:eastAsia="ar-SA"/>
-        </w:rPr>
-      </w:pPr>
-      <w:r>
-        <w:rPr>
-          <w:rFonts w:ascii="Times New Roman" w:eastAsia="Times New Roman" w:hAnsi="Times New Roman" w:cs="Times New Roman"/>
-          <w:sz w:val="25"/>
-          <w:szCs w:val="25"/>
-          <w:lang w:eastAsia="ar-SA"/>
+        <w:jc w:val="both"/>
+        <w:rPr>
+          <w:sz w:val="25"/>
+          <w:szCs w:val="25"/>
+        </w:rPr>
+      </w:pPr>
+      <w:r>
+        <w:rPr>
+          <w:sz w:val="25"/>
+          <w:szCs w:val="25"/>
         </w:rPr>
         <w:t>2.1.1.3. sekot līdzi bērna nodarbību un pasākumu apmeklējumam;</w:t>
       </w:r>
     </w:p>
     <w:p>
       <w:pPr>
-        <w:suppressAutoHyphens/>
-        <w:spacing w:after="0" w:line="240" w:lineRule="auto"/>
-        <w:jc w:val="both"/>
-        <w:rPr>
-          <w:rFonts w:ascii="Times New Roman" w:eastAsia="Times New Roman" w:hAnsi="Times New Roman" w:cs="Times New Roman"/>
-          <w:sz w:val="25"/>
-          <w:szCs w:val="25"/>
-          <w:lang w:eastAsia="ar-SA"/>
-        </w:rPr>
-      </w:pPr>
-      <w:r>
-        <w:rPr>
-          <w:rFonts w:ascii="Times New Roman" w:eastAsia="Times New Roman" w:hAnsi="Times New Roman" w:cs="Times New Roman"/>
-          <w:sz w:val="25"/>
-          <w:szCs w:val="25"/>
-          <w:lang w:eastAsia="ar-SA"/>
+        <w:jc w:val="both"/>
+        <w:rPr>
+          <w:sz w:val="25"/>
+          <w:szCs w:val="25"/>
+        </w:rPr>
+      </w:pPr>
+      <w:r>
+        <w:rPr>
+          <w:sz w:val="25"/>
+          <w:szCs w:val="25"/>
         </w:rPr>
         <w:t>2.1.2. pirms katras nodarbības un pasākuma izvērtēt bērna dalību tajā, ņemot vērā bērna veselības stāvokli un citus apstākļus (piemēram, īpašu uztura režīmu, alerģijas, pedikulozi u.c.), un obligāti informēt jaunsargu instruktoru, ja bērns tajā nepiedalīsies;</w:t>
       </w:r>
     </w:p>
     <w:p>
       <w:pPr>
-        <w:suppressAutoHyphens/>
-        <w:spacing w:after="0" w:line="240" w:lineRule="auto"/>
-        <w:jc w:val="both"/>
-        <w:rPr>
-          <w:rFonts w:ascii="Times New Roman" w:eastAsia="Times New Roman" w:hAnsi="Times New Roman" w:cs="Times New Roman"/>
-          <w:sz w:val="25"/>
-          <w:szCs w:val="25"/>
-          <w:lang w:eastAsia="ar-SA"/>
-        </w:rPr>
-      </w:pPr>
-      <w:r>
-        <w:rPr>
-          <w:rFonts w:ascii="Times New Roman" w:eastAsia="Times New Roman" w:hAnsi="Times New Roman" w:cs="Times New Roman"/>
-          <w:sz w:val="25"/>
-          <w:szCs w:val="25"/>
-          <w:lang w:eastAsia="ar-SA"/>
-        </w:rPr>
-        <w:t xml:space="preserve">2.1.3. katra mācību gada sākumā iesniegt jaunsargu instruktoram ģimenes ārsta izziņu (veidlapa 027/u), kas attiecīgajā mācību gadā atļauj bērnam piedalīties Centra organizētajos pasākumos un nodarbībās, </w:t>
-      </w:r>
-      <w:r>
-        <w:rPr>
-          <w:rFonts w:ascii="Times New Roman" w:eastAsia="Times New Roman" w:hAnsi="Times New Roman" w:cs="Times New Roman"/>
-          <w:sz w:val="25"/>
-          <w:szCs w:val="25"/>
-          <w:lang w:eastAsia="ar-SA"/>
+        <w:jc w:val="both"/>
+        <w:rPr>
+          <w:sz w:val="25"/>
+          <w:szCs w:val="25"/>
+        </w:rPr>
+      </w:pPr>
+      <w:r>
+        <w:rPr>
+          <w:sz w:val="25"/>
+          <w:szCs w:val="25"/>
         </w:rPr>
         <w:lastRenderedPageBreak/>
-        <w:t>pastāvīgi sekot līdzi bērna veselības stāvoklim un nekavējoties informēt, ja bērnam īslaicīgi jebkādu iemeslu dēļ slodze nav vēlama, kā arī sniegt citu būtisku informāciju par bērnu, kas būtu jāzina jaunsargu instruktoram;</w:t>
-      </w:r>
-    </w:p>
-    <w:p>
-      <w:pPr>
-        <w:suppressAutoHyphens/>
-        <w:spacing w:after="0" w:line="240" w:lineRule="auto"/>
-        <w:jc w:val="both"/>
-        <w:rPr>
-          <w:rFonts w:ascii="Times New Roman" w:eastAsia="Times New Roman" w:hAnsi="Times New Roman" w:cs="Times New Roman"/>
-          <w:sz w:val="25"/>
-          <w:szCs w:val="25"/>
-          <w:lang w:eastAsia="ar-SA"/>
-        </w:rPr>
-      </w:pPr>
-      <w:r>
-        <w:rPr>
-          <w:rFonts w:ascii="Times New Roman" w:eastAsia="Times New Roman" w:hAnsi="Times New Roman" w:cs="Times New Roman"/>
-          <w:sz w:val="25"/>
-          <w:szCs w:val="25"/>
-          <w:lang w:eastAsia="ar-SA"/>
+        <w:t>2.1.3. katra mācību gada sākumā iesniegt jaunsargu instruktoram ģimenes ārsta izziņu (veidlapa 027/u), kas attiecīgajā mācību gadā atļauj bērnam piedalīties Centra organizētajos pasākumos un nodarbībās, pastāvīgi sekot līdzi bērna veselības stāvoklim un nekavējoties informēt, ja bērnam īslaicīgi jebkādu iemeslu dēļ slodze nav vēlama, kā arī sniegt citu būtisku informāciju par bērnu, kas būtu jāzina jaunsargu instruktoram;</w:t>
+      </w:r>
+    </w:p>
+    <w:p>
+      <w:pPr>
+        <w:jc w:val="both"/>
+        <w:rPr>
+          <w:sz w:val="25"/>
+          <w:szCs w:val="25"/>
+        </w:rPr>
+      </w:pPr>
+      <w:r>
+        <w:rPr>
+          <w:sz w:val="25"/>
+          <w:szCs w:val="25"/>
         </w:rPr>
         <w:t>2.1.4. nodrošināt, ka bērnam ir nodarbības vai pasākuma specifikai, norises vietai un laika apstākļiem atbilstošs apģērbs un apavi gadījumos, ja to nenodrošina Centrs;</w:t>
       </w:r>
     </w:p>
     <w:p>
       <w:pPr>
-        <w:suppressAutoHyphens/>
-        <w:spacing w:after="0" w:line="240" w:lineRule="auto"/>
-        <w:jc w:val="both"/>
-        <w:rPr>
-          <w:rFonts w:ascii="Times New Roman" w:eastAsia="Times New Roman" w:hAnsi="Times New Roman" w:cs="Times New Roman"/>
-          <w:sz w:val="25"/>
-          <w:szCs w:val="25"/>
-          <w:lang w:eastAsia="ar-SA"/>
-        </w:rPr>
-      </w:pPr>
-      <w:r>
-        <w:rPr>
-          <w:rFonts w:ascii="Times New Roman" w:eastAsia="Times New Roman" w:hAnsi="Times New Roman" w:cs="Times New Roman"/>
-          <w:sz w:val="25"/>
-          <w:szCs w:val="25"/>
-          <w:lang w:eastAsia="ar-SA"/>
+        <w:jc w:val="both"/>
+        <w:rPr>
+          <w:sz w:val="25"/>
+          <w:szCs w:val="25"/>
+        </w:rPr>
+      </w:pPr>
+      <w:r>
+        <w:rPr>
+          <w:sz w:val="25"/>
+          <w:szCs w:val="25"/>
         </w:rPr>
         <w:t xml:space="preserve">2.1.5. sekot līdzi, lai bērns saudzīgi izturas pret formas tērpu, individuālo ekipējumu un inventāru, ja viņam tāds izsniegts, un nodrošina formas tērpa un individuālā ekipējuma apkopi un uzturēšanu lietošanas kārtībā; </w:t>
       </w:r>
     </w:p>
     <w:p>
       <w:pPr>
-        <w:suppressAutoHyphens/>
-        <w:spacing w:after="0" w:line="240" w:lineRule="auto"/>
-        <w:jc w:val="both"/>
-        <w:rPr>
-          <w:rFonts w:ascii="Times New Roman" w:eastAsia="Times New Roman" w:hAnsi="Times New Roman" w:cs="Times New Roman"/>
-          <w:sz w:val="25"/>
-          <w:szCs w:val="25"/>
-          <w:lang w:eastAsia="ar-SA"/>
-        </w:rPr>
-      </w:pPr>
-      <w:r>
-        <w:rPr>
-          <w:rFonts w:ascii="Times New Roman" w:eastAsia="Times New Roman" w:hAnsi="Times New Roman" w:cs="Times New Roman"/>
-          <w:sz w:val="25"/>
-          <w:szCs w:val="25"/>
-          <w:lang w:eastAsia="ar-SA"/>
+        <w:jc w:val="both"/>
+        <w:rPr>
+          <w:sz w:val="25"/>
+          <w:szCs w:val="25"/>
+        </w:rPr>
+      </w:pPr>
+      <w:r>
+        <w:rPr>
+          <w:sz w:val="25"/>
+          <w:szCs w:val="25"/>
         </w:rPr>
         <w:t xml:space="preserve">2.1.6. sekot līdzi, lai bērns vai cita fiziska persona neizmanto jaunsarga formas tērpu vai tā sastāvdaļas ārpus Jaunsardzes nodarbībām un pasākumiem vai neatbilstoši Centra noteiktajai kārtībai; </w:t>
       </w:r>
     </w:p>
     <w:p>
       <w:pPr>
-        <w:suppressAutoHyphens/>
-        <w:spacing w:after="0" w:line="240" w:lineRule="auto"/>
-        <w:jc w:val="both"/>
-        <w:rPr>
-          <w:rFonts w:ascii="Times New Roman" w:eastAsia="Times New Roman" w:hAnsi="Times New Roman" w:cs="Times New Roman"/>
-          <w:sz w:val="25"/>
-          <w:szCs w:val="25"/>
-          <w:lang w:eastAsia="ar-SA"/>
-        </w:rPr>
-      </w:pPr>
-      <w:r>
-        <w:rPr>
-          <w:rFonts w:ascii="Times New Roman" w:eastAsia="Times New Roman" w:hAnsi="Times New Roman" w:cs="Times New Roman"/>
-          <w:sz w:val="25"/>
-          <w:szCs w:val="25"/>
-          <w:lang w:eastAsia="ar-SA"/>
+        <w:jc w:val="both"/>
+        <w:rPr>
+          <w:sz w:val="25"/>
+          <w:szCs w:val="25"/>
+        </w:rPr>
+      </w:pPr>
+      <w:r>
+        <w:rPr>
+          <w:sz w:val="25"/>
+          <w:szCs w:val="25"/>
         </w:rPr>
         <w:t>2.1.7. parakstīties par bērnam izsniegtajiem materiāli tehniskajiem līdzekļiem ,,Jaunsarga materiāli tehnisko līdzekļu uzskaites kartītē”;</w:t>
       </w:r>
     </w:p>
     <w:p>
       <w:pPr>
-        <w:suppressAutoHyphens/>
-        <w:spacing w:after="0" w:line="240" w:lineRule="auto"/>
-        <w:jc w:val="both"/>
-        <w:rPr>
-          <w:rFonts w:ascii="Times New Roman" w:eastAsia="Times New Roman" w:hAnsi="Times New Roman" w:cs="Times New Roman"/>
-          <w:sz w:val="25"/>
-          <w:szCs w:val="25"/>
-          <w:lang w:eastAsia="ar-SA"/>
-        </w:rPr>
-      </w:pPr>
-      <w:r>
-        <w:rPr>
-          <w:rFonts w:ascii="Times New Roman" w:eastAsia="Times New Roman" w:hAnsi="Times New Roman" w:cs="Times New Roman"/>
-          <w:sz w:val="25"/>
-          <w:szCs w:val="25"/>
-          <w:lang w:eastAsia="ar-SA"/>
+        <w:jc w:val="both"/>
+        <w:rPr>
+          <w:sz w:val="25"/>
+          <w:szCs w:val="25"/>
+        </w:rPr>
+      </w:pPr>
+      <w:r>
+        <w:rPr>
+          <w:sz w:val="25"/>
+          <w:szCs w:val="25"/>
         </w:rPr>
         <w:t>2.1.8. sekot līdzi, lai bērns izsniegtos materiāli tehniskos līdzekļus atdod Centram, ja šis Līgums tiek izbeigts, kā arī citos gadījumos, ja to pieprasa jaunsargu instruktors;</w:t>
       </w:r>
     </w:p>
     <w:p>
       <w:pPr>
-        <w:suppressAutoHyphens/>
-        <w:spacing w:after="0" w:line="240" w:lineRule="auto"/>
-        <w:jc w:val="both"/>
-        <w:rPr>
-          <w:rFonts w:ascii="Times New Roman" w:eastAsia="Times New Roman" w:hAnsi="Times New Roman" w:cs="Times New Roman"/>
-          <w:sz w:val="25"/>
-          <w:szCs w:val="25"/>
-          <w:lang w:eastAsia="ar-SA"/>
-        </w:rPr>
-      </w:pPr>
-      <w:r>
-        <w:rPr>
-          <w:rFonts w:ascii="Times New Roman" w:eastAsia="Times New Roman" w:hAnsi="Times New Roman" w:cs="Times New Roman"/>
-          <w:sz w:val="25"/>
-          <w:szCs w:val="25"/>
-          <w:lang w:eastAsia="ar-SA"/>
+        <w:jc w:val="both"/>
+        <w:rPr>
+          <w:sz w:val="25"/>
+          <w:szCs w:val="25"/>
+        </w:rPr>
+      </w:pPr>
+      <w:r>
+        <w:rPr>
+          <w:sz w:val="25"/>
+          <w:szCs w:val="25"/>
         </w:rPr>
         <w:t xml:space="preserve">2.1.9. sekot līdzi, lai bērnam izsniegto jaunsarga apliecību atdotu Centram, ja šis Līgums tiek izbeigts; </w:t>
       </w:r>
     </w:p>
     <w:p>
       <w:pPr>
-        <w:suppressAutoHyphens/>
-        <w:spacing w:after="0" w:line="240" w:lineRule="auto"/>
-        <w:jc w:val="both"/>
-        <w:rPr>
-          <w:rFonts w:ascii="Times New Roman" w:eastAsia="Times New Roman" w:hAnsi="Times New Roman" w:cs="Times New Roman"/>
-          <w:sz w:val="25"/>
-          <w:szCs w:val="25"/>
-          <w:lang w:eastAsia="ar-SA"/>
-        </w:rPr>
-      </w:pPr>
-      <w:r>
-        <w:rPr>
-          <w:rFonts w:ascii="Times New Roman" w:eastAsia="Times New Roman" w:hAnsi="Times New Roman" w:cs="Times New Roman"/>
-          <w:sz w:val="25"/>
-          <w:szCs w:val="25"/>
-          <w:lang w:eastAsia="ar-SA"/>
+        <w:jc w:val="both"/>
+        <w:rPr>
+          <w:sz w:val="25"/>
+          <w:szCs w:val="25"/>
+        </w:rPr>
+      </w:pPr>
+      <w:r>
+        <w:rPr>
+          <w:sz w:val="25"/>
+          <w:szCs w:val="25"/>
         </w:rPr>
         <w:t>2.1.10. atlīdzināt nodarītos materiālos zaudējumus, kas radušies bērna tīšas rīcības dēļ vai formas tērpa vai cita inventāra nozaudēšanas gadījumā, ne vēlāk kā viena mēneša laikā no rēķina piestādīšanas dienas;</w:t>
       </w:r>
     </w:p>
     <w:p>
       <w:pPr>
-        <w:suppressAutoHyphens/>
-        <w:spacing w:after="0" w:line="240" w:lineRule="auto"/>
-        <w:jc w:val="both"/>
-        <w:rPr>
-          <w:rFonts w:ascii="Times New Roman" w:eastAsia="Times New Roman" w:hAnsi="Times New Roman" w:cs="Times New Roman"/>
-          <w:sz w:val="25"/>
-          <w:szCs w:val="25"/>
-          <w:lang w:eastAsia="ar-SA"/>
-        </w:rPr>
-      </w:pPr>
-      <w:r>
-        <w:rPr>
-          <w:rFonts w:ascii="Times New Roman" w:eastAsia="Times New Roman" w:hAnsi="Times New Roman" w:cs="Times New Roman"/>
-          <w:sz w:val="25"/>
-          <w:szCs w:val="25"/>
-          <w:lang w:eastAsia="ar-SA"/>
+        <w:jc w:val="both"/>
+        <w:rPr>
+          <w:sz w:val="25"/>
+          <w:szCs w:val="25"/>
+        </w:rPr>
+      </w:pPr>
+      <w:r>
+        <w:rPr>
+          <w:sz w:val="25"/>
+          <w:szCs w:val="25"/>
         </w:rPr>
         <w:t xml:space="preserve">2.1.11. informēt jaunsargu instruktoru, ja bērns neturpinās dalību </w:t>
       </w:r>
       <w:proofErr w:type="spellStart"/>
       <w:r>
         <w:rPr>
-          <w:rFonts w:ascii="Times New Roman" w:eastAsia="Times New Roman" w:hAnsi="Times New Roman" w:cs="Times New Roman"/>
-          <w:sz w:val="25"/>
-          <w:szCs w:val="25"/>
-          <w:lang w:eastAsia="ar-SA"/>
+          <w:sz w:val="25"/>
+          <w:szCs w:val="25"/>
         </w:rPr>
         <w:t>Jaunsardzē</w:t>
       </w:r>
       <w:proofErr w:type="spellEnd"/>
       <w:r>
         <w:rPr>
-          <w:rFonts w:ascii="Times New Roman" w:eastAsia="Times New Roman" w:hAnsi="Times New Roman" w:cs="Times New Roman"/>
-          <w:sz w:val="25"/>
-          <w:szCs w:val="25"/>
-          <w:lang w:eastAsia="ar-SA"/>
+          <w:sz w:val="25"/>
+          <w:szCs w:val="25"/>
         </w:rPr>
         <w:t>;</w:t>
       </w:r>
     </w:p>
     <w:p>
       <w:pPr>
-        <w:suppressAutoHyphens/>
-        <w:spacing w:after="0" w:line="240" w:lineRule="auto"/>
-        <w:jc w:val="both"/>
-        <w:rPr>
-          <w:rFonts w:ascii="Times New Roman" w:eastAsia="Times New Roman" w:hAnsi="Times New Roman" w:cs="Times New Roman"/>
-          <w:sz w:val="25"/>
-          <w:szCs w:val="25"/>
-          <w:lang w:eastAsia="ar-SA"/>
-        </w:rPr>
-      </w:pPr>
-      <w:r>
-        <w:rPr>
-          <w:rFonts w:ascii="Times New Roman" w:eastAsia="Times New Roman" w:hAnsi="Times New Roman" w:cs="Times New Roman"/>
-          <w:sz w:val="25"/>
-          <w:szCs w:val="25"/>
-          <w:lang w:eastAsia="ar-SA"/>
+        <w:jc w:val="both"/>
+        <w:rPr>
+          <w:sz w:val="25"/>
+          <w:szCs w:val="25"/>
+        </w:rPr>
+      </w:pPr>
+      <w:r>
+        <w:rPr>
+          <w:sz w:val="25"/>
+          <w:szCs w:val="25"/>
         </w:rPr>
         <w:t xml:space="preserve">2.1.12. nodrošināt, ka bērns ar </w:t>
       </w:r>
       <w:proofErr w:type="spellStart"/>
       <w:r>
         <w:rPr>
-          <w:rFonts w:ascii="Times New Roman" w:eastAsia="Times New Roman" w:hAnsi="Times New Roman" w:cs="Times New Roman"/>
-          <w:sz w:val="25"/>
-          <w:szCs w:val="25"/>
-          <w:lang w:eastAsia="ar-SA"/>
+          <w:sz w:val="25"/>
+          <w:szCs w:val="25"/>
         </w:rPr>
         <w:t>Jaunsardzi</w:t>
       </w:r>
       <w:proofErr w:type="spellEnd"/>
       <w:r>
         <w:rPr>
-          <w:rFonts w:ascii="Times New Roman" w:eastAsia="Times New Roman" w:hAnsi="Times New Roman" w:cs="Times New Roman"/>
-          <w:sz w:val="25"/>
-          <w:szCs w:val="25"/>
-          <w:lang w:eastAsia="ar-SA"/>
+          <w:sz w:val="25"/>
+          <w:szCs w:val="25"/>
         </w:rPr>
         <w:t xml:space="preserve"> saistītās fotogrāfijas nepublicē sociālajos tīklos bez saskaņošanas ar jaunsargu instruktoru.</w:t>
       </w:r>
     </w:p>
     <w:p>
       <w:pPr>
-        <w:suppressAutoHyphens/>
-        <w:spacing w:after="0" w:line="240" w:lineRule="auto"/>
-        <w:jc w:val="both"/>
-        <w:rPr>
-          <w:rFonts w:ascii="Times New Roman" w:eastAsia="Times New Roman" w:hAnsi="Times New Roman" w:cs="Times New Roman"/>
-          <w:sz w:val="25"/>
-          <w:szCs w:val="25"/>
-          <w:lang w:eastAsia="ar-SA"/>
-        </w:rPr>
-      </w:pPr>
-      <w:r>
-        <w:rPr>
-          <w:rFonts w:ascii="Times New Roman" w:eastAsia="Times New Roman" w:hAnsi="Times New Roman" w:cs="Times New Roman"/>
-          <w:sz w:val="25"/>
-          <w:szCs w:val="25"/>
-          <w:lang w:eastAsia="ar-SA"/>
+        <w:jc w:val="both"/>
+        <w:rPr>
+          <w:sz w:val="25"/>
+          <w:szCs w:val="25"/>
+        </w:rPr>
+      </w:pPr>
+      <w:r>
+        <w:rPr>
+          <w:sz w:val="25"/>
+          <w:szCs w:val="25"/>
         </w:rPr>
         <w:t>2.2. Likumiskā pārstāvja tiesības ir:</w:t>
       </w:r>
     </w:p>
     <w:p>
       <w:pPr>
-        <w:suppressAutoHyphens/>
-        <w:spacing w:after="0" w:line="240" w:lineRule="auto"/>
-        <w:jc w:val="both"/>
-        <w:rPr>
-          <w:rFonts w:ascii="Times New Roman" w:eastAsia="Times New Roman" w:hAnsi="Times New Roman" w:cs="Times New Roman"/>
-          <w:sz w:val="25"/>
-          <w:szCs w:val="25"/>
-          <w:lang w:eastAsia="ar-SA"/>
-        </w:rPr>
-      </w:pPr>
-      <w:r>
-        <w:rPr>
-          <w:rFonts w:ascii="Times New Roman" w:eastAsia="Times New Roman" w:hAnsi="Times New Roman" w:cs="Times New Roman"/>
-          <w:sz w:val="25"/>
-          <w:szCs w:val="25"/>
-          <w:lang w:eastAsia="ar-SA"/>
+        <w:jc w:val="both"/>
+        <w:rPr>
+          <w:sz w:val="25"/>
+          <w:szCs w:val="25"/>
+        </w:rPr>
+      </w:pPr>
+      <w:r>
+        <w:rPr>
+          <w:sz w:val="25"/>
+          <w:szCs w:val="25"/>
         </w:rPr>
         <w:t>2.2.1. piedalīties Centra rīkotajās nodarbībās un pasākumos, iepriekš saskaņojot ar jaunsargu instruktoru (likumiskais pārstāvis sedz izdevumus, ja tādi radušies saistībā ar dalību pasākumā);</w:t>
       </w:r>
     </w:p>
     <w:p>
       <w:pPr>
-        <w:suppressAutoHyphens/>
-        <w:spacing w:after="0" w:line="240" w:lineRule="auto"/>
-        <w:jc w:val="both"/>
-        <w:rPr>
-          <w:rFonts w:ascii="Times New Roman" w:eastAsia="Times New Roman" w:hAnsi="Times New Roman" w:cs="Times New Roman"/>
-          <w:sz w:val="25"/>
-          <w:szCs w:val="25"/>
-          <w:lang w:eastAsia="ar-SA"/>
-        </w:rPr>
-      </w:pPr>
-      <w:r>
-        <w:rPr>
-          <w:rFonts w:ascii="Times New Roman" w:eastAsia="Times New Roman" w:hAnsi="Times New Roman" w:cs="Times New Roman"/>
-          <w:sz w:val="25"/>
-          <w:szCs w:val="25"/>
-          <w:lang w:eastAsia="ar-SA"/>
+        <w:jc w:val="both"/>
+        <w:rPr>
+          <w:sz w:val="25"/>
+          <w:szCs w:val="25"/>
+        </w:rPr>
+      </w:pPr>
+      <w:r>
+        <w:rPr>
+          <w:sz w:val="25"/>
+          <w:szCs w:val="25"/>
         </w:rPr>
         <w:t>2.2.2. iesniegt rakstiskus priekšlikumus jaunsargu instruktoram par Programmas īstenošanu, nodarbību un pasākumu organizēšanu;</w:t>
       </w:r>
     </w:p>
     <w:p>
       <w:pPr>
-        <w:suppressAutoHyphens/>
-        <w:spacing w:after="0" w:line="240" w:lineRule="auto"/>
-        <w:jc w:val="both"/>
-        <w:rPr>
-          <w:rFonts w:ascii="Times New Roman" w:eastAsia="Times New Roman" w:hAnsi="Times New Roman" w:cs="Times New Roman"/>
-          <w:sz w:val="25"/>
-          <w:szCs w:val="25"/>
-          <w:lang w:eastAsia="ar-SA"/>
-        </w:rPr>
-      </w:pPr>
-      <w:r>
-        <w:rPr>
-          <w:rFonts w:ascii="Times New Roman" w:eastAsia="Times New Roman" w:hAnsi="Times New Roman" w:cs="Times New Roman"/>
-          <w:sz w:val="25"/>
-          <w:szCs w:val="25"/>
-          <w:lang w:eastAsia="ar-SA"/>
+        <w:jc w:val="both"/>
+        <w:rPr>
+          <w:sz w:val="25"/>
+          <w:szCs w:val="25"/>
+        </w:rPr>
+      </w:pPr>
+      <w:r>
+        <w:rPr>
+          <w:sz w:val="25"/>
+          <w:szCs w:val="25"/>
         </w:rPr>
         <w:t xml:space="preserve">2.2.3. saņemt no Centra un jaunsargu instruktora visu informāciju, kas saistīta ar bērna dalību </w:t>
       </w:r>
       <w:proofErr w:type="spellStart"/>
       <w:r>
         <w:rPr>
-          <w:rFonts w:ascii="Times New Roman" w:eastAsia="Times New Roman" w:hAnsi="Times New Roman" w:cs="Times New Roman"/>
-          <w:sz w:val="25"/>
-          <w:szCs w:val="25"/>
-          <w:lang w:eastAsia="ar-SA"/>
+          <w:sz w:val="25"/>
+          <w:szCs w:val="25"/>
         </w:rPr>
         <w:t>Jaunsardzē</w:t>
       </w:r>
       <w:proofErr w:type="spellEnd"/>
       <w:r>
         <w:rPr>
-          <w:rFonts w:ascii="Times New Roman" w:eastAsia="Times New Roman" w:hAnsi="Times New Roman" w:cs="Times New Roman"/>
-          <w:sz w:val="25"/>
-          <w:szCs w:val="25"/>
-          <w:lang w:eastAsia="ar-SA"/>
+          <w:sz w:val="25"/>
+          <w:szCs w:val="25"/>
         </w:rPr>
         <w:t>;</w:t>
       </w:r>
     </w:p>
     <w:p>
       <w:pPr>
-        <w:suppressAutoHyphens/>
-        <w:spacing w:after="0" w:line="240" w:lineRule="auto"/>
-        <w:jc w:val="both"/>
-        <w:rPr>
-          <w:rFonts w:ascii="Times New Roman" w:eastAsia="Times New Roman" w:hAnsi="Times New Roman" w:cs="Times New Roman"/>
-          <w:sz w:val="25"/>
-          <w:szCs w:val="25"/>
-          <w:lang w:eastAsia="ar-SA"/>
-        </w:rPr>
-      </w:pPr>
-      <w:r>
-        <w:rPr>
-          <w:rFonts w:ascii="Times New Roman" w:eastAsia="Times New Roman" w:hAnsi="Times New Roman" w:cs="Times New Roman"/>
-          <w:sz w:val="25"/>
-          <w:szCs w:val="25"/>
-          <w:lang w:eastAsia="ar-SA"/>
+        <w:jc w:val="both"/>
+        <w:rPr>
+          <w:sz w:val="25"/>
+          <w:szCs w:val="25"/>
+        </w:rPr>
+      </w:pPr>
+      <w:r>
+        <w:rPr>
+          <w:sz w:val="25"/>
+          <w:szCs w:val="25"/>
         </w:rPr>
         <w:t>2.2.4. izbeigt Līgumu, par to informējot jaunsargu instruktoru, nosūtot informāciju uz Līgumā norādīto adresi;</w:t>
       </w:r>
     </w:p>
     <w:p>
       <w:pPr>
-        <w:suppressAutoHyphens/>
-        <w:spacing w:after="0" w:line="240" w:lineRule="auto"/>
-        <w:jc w:val="both"/>
-        <w:rPr>
-          <w:rFonts w:ascii="Times New Roman" w:eastAsia="Times New Roman" w:hAnsi="Times New Roman" w:cs="Times New Roman"/>
-          <w:sz w:val="25"/>
-          <w:szCs w:val="25"/>
-          <w:lang w:eastAsia="ar-SA"/>
-        </w:rPr>
-      </w:pPr>
-      <w:r>
-        <w:rPr>
-          <w:rFonts w:ascii="Times New Roman" w:eastAsia="Times New Roman" w:hAnsi="Times New Roman" w:cs="Times New Roman"/>
-          <w:sz w:val="25"/>
-          <w:szCs w:val="25"/>
-          <w:lang w:eastAsia="ar-SA"/>
-        </w:rPr>
-        <w:t>2.2.5. atsaukt savu piekrišanu personas datu apstrādei jebkurā laikā;</w:t>
-      </w:r>
-    </w:p>
-    <w:p>
-      <w:pPr>
-        <w:suppressAutoHyphens/>
-        <w:spacing w:after="0" w:line="240" w:lineRule="auto"/>
-        <w:jc w:val="both"/>
-        <w:rPr>
-          <w:rFonts w:ascii="Times New Roman" w:eastAsia="Times New Roman" w:hAnsi="Times New Roman" w:cs="Times New Roman"/>
-          <w:sz w:val="25"/>
-          <w:szCs w:val="25"/>
-          <w:lang w:eastAsia="ar-SA"/>
-        </w:rPr>
-      </w:pPr>
-      <w:r>
-        <w:rPr>
-          <w:rFonts w:ascii="Times New Roman" w:eastAsia="Times New Roman" w:hAnsi="Times New Roman" w:cs="Times New Roman"/>
-          <w:sz w:val="25"/>
-          <w:szCs w:val="25"/>
-          <w:lang w:eastAsia="ar-SA"/>
-        </w:rPr>
-        <w:t xml:space="preserve">2.2.6. informēt </w:t>
+        <w:jc w:val="both"/>
+        <w:rPr>
+          <w:sz w:val="25"/>
+          <w:szCs w:val="25"/>
+        </w:rPr>
+      </w:pPr>
+      <w:r>
+        <w:rPr>
+          <w:sz w:val="25"/>
+          <w:szCs w:val="25"/>
+        </w:rPr>
+        <w:t>2.2.5. atsaukt savu piekrišanu personas datu apstrādei jebkurā laikā.</w:t>
+      </w:r>
+    </w:p>
+    <w:p>
+      <w:pPr>
+        <w:jc w:val="both"/>
+        <w:rPr>
+          <w:sz w:val="25"/>
+          <w:szCs w:val="25"/>
+        </w:rPr>
+      </w:pPr>
+    </w:p>
+    <w:p>
+      <w:pPr>
+        <w:jc w:val="center"/>
+        <w:rPr>
+          <w:caps/>
+          <w:sz w:val="25"/>
+          <w:szCs w:val="25"/>
+        </w:rPr>
+      </w:pPr>
+      <w:r>
+        <w:rPr>
+          <w:caps/>
+          <w:sz w:val="25"/>
+          <w:szCs w:val="25"/>
+        </w:rPr>
+        <w:t>3. Centra pienākumi un tiesības</w:t>
+      </w:r>
+    </w:p>
+    <w:p>
+      <w:pPr>
+        <w:jc w:val="both"/>
+        <w:rPr>
+          <w:sz w:val="25"/>
+          <w:szCs w:val="25"/>
+        </w:rPr>
+      </w:pPr>
+      <w:r>
+        <w:rPr>
+          <w:sz w:val="25"/>
+          <w:szCs w:val="25"/>
+        </w:rPr>
+        <w:t>3.1. Centra pienākumi ir:</w:t>
+      </w:r>
+    </w:p>
+    <w:p>
+      <w:pPr>
+        <w:jc w:val="both"/>
+        <w:rPr>
+          <w:sz w:val="25"/>
+          <w:szCs w:val="25"/>
+        </w:rPr>
+      </w:pPr>
+      <w:r>
+        <w:rPr>
+          <w:sz w:val="25"/>
+          <w:szCs w:val="25"/>
+        </w:rPr>
+        <w:t>3.1.1. nodrošināt kvalitatīvu Programmas īstenošanu saskaņā ar Centra apstiprinātu mācību grafiku;</w:t>
+      </w:r>
+    </w:p>
+    <w:p>
+      <w:pPr>
+        <w:jc w:val="both"/>
+        <w:rPr>
+          <w:sz w:val="25"/>
+          <w:szCs w:val="25"/>
+        </w:rPr>
+      </w:pPr>
+      <w:r>
+        <w:rPr>
+          <w:sz w:val="25"/>
+          <w:szCs w:val="25"/>
+        </w:rPr>
+        <w:t>3.1.2. E-klasē:</w:t>
+      </w:r>
+    </w:p>
+    <w:p>
+      <w:pPr>
+        <w:jc w:val="both"/>
+        <w:rPr>
+          <w:sz w:val="25"/>
+          <w:szCs w:val="25"/>
+        </w:rPr>
+      </w:pPr>
+      <w:r>
+        <w:rPr>
+          <w:sz w:val="25"/>
+          <w:szCs w:val="25"/>
+        </w:rPr>
+        <w:t>3.1.2.1.</w:t>
+      </w:r>
+      <w:r>
+        <w:rPr>
+          <w:sz w:val="25"/>
+          <w:szCs w:val="25"/>
+        </w:rPr>
+        <w:t> </w:t>
+      </w:r>
+      <w:r>
+        <w:rPr>
+          <w:sz w:val="25"/>
+          <w:szCs w:val="25"/>
+        </w:rPr>
+        <w:t>nodrošināt pieeju Programmai, Jaunsardzes darbības organizācijas nolikumam, jaunsargu Ētikas kodeksam, drošības noteikumiem jaunsargu nodarbībās un pasākumos, Jaunsargu pašpārvaldes nolikumam, jaunsarga formas nēsāšanas noteikumiem, materiāli tehnisko līdzekļu aprites kārtībai, kā arī citiem Jaunsardzes darbību reglamentējošiem dokumentiem sadaļā ,,Skolas jaunumi”;</w:t>
+      </w:r>
+    </w:p>
+    <w:p>
+      <w:pPr>
+        <w:jc w:val="both"/>
+        <w:rPr>
+          <w:sz w:val="25"/>
+          <w:szCs w:val="25"/>
+        </w:rPr>
+      </w:pPr>
+      <w:r>
+        <w:rPr>
+          <w:sz w:val="25"/>
+          <w:szCs w:val="25"/>
+        </w:rPr>
+        <w:t>3.1.2.2. ievietot nodarbību norises laikus, kā arī citu informāciju par nodarbībām;</w:t>
+      </w:r>
+    </w:p>
+    <w:p>
+      <w:pPr>
+        <w:jc w:val="both"/>
+        <w:rPr>
+          <w:sz w:val="25"/>
+          <w:szCs w:val="25"/>
+        </w:rPr>
+      </w:pPr>
+      <w:r>
+        <w:rPr>
+          <w:sz w:val="25"/>
+          <w:szCs w:val="25"/>
+        </w:rPr>
+        <w:t>3.1.2.3. atzīmēt nodarbību un pasākumu apmeklējumu;</w:t>
+      </w:r>
+    </w:p>
+    <w:p>
+      <w:pPr>
+        <w:jc w:val="both"/>
+        <w:rPr>
+          <w:sz w:val="25"/>
+          <w:szCs w:val="25"/>
+        </w:rPr>
+      </w:pPr>
+      <w:r>
+        <w:rPr>
+          <w:sz w:val="25"/>
+          <w:szCs w:val="25"/>
+        </w:rPr>
+        <w:t>3.1.3.</w:t>
+      </w:r>
+      <w:r>
+        <w:rPr>
+          <w:sz w:val="25"/>
+          <w:szCs w:val="25"/>
+        </w:rPr>
+        <w:t> </w:t>
+      </w:r>
+      <w:r>
+        <w:rPr>
+          <w:sz w:val="25"/>
+          <w:szCs w:val="25"/>
+        </w:rPr>
+        <w:t>iepazīstināt bērnu ar drošības noteikumiem jaunsargu nodarbībās un pasākumos un atkarībā no bērna vecuma arī ar citiem ar Programmas īstenošanu saistītajiem dokumentiem;</w:t>
+      </w:r>
+    </w:p>
+    <w:p>
+      <w:pPr>
+        <w:jc w:val="both"/>
+        <w:rPr>
+          <w:sz w:val="25"/>
+          <w:szCs w:val="25"/>
+        </w:rPr>
+      </w:pPr>
+      <w:r>
+        <w:rPr>
+          <w:sz w:val="25"/>
+          <w:szCs w:val="25"/>
+        </w:rPr>
+        <w:lastRenderedPageBreak/>
+        <w:t xml:space="preserve">3.1.4. organizēt drošas un bērna vecumam atbilstošas nodarbības un pasākumus; </w:t>
+      </w:r>
+    </w:p>
+    <w:p>
+      <w:pPr>
+        <w:jc w:val="both"/>
+        <w:rPr>
+          <w:sz w:val="25"/>
+          <w:szCs w:val="25"/>
+        </w:rPr>
+      </w:pPr>
+      <w:r>
+        <w:rPr>
+          <w:sz w:val="25"/>
+          <w:szCs w:val="25"/>
+        </w:rPr>
+        <w:t>3.1.5. informēt Likumisko pārstāvi par bērna veselības stāvokļa izmaiņām nodarbības vai pasākuma laikā un nepieciešamības gadījumā organizēt pirmās palīdzības sniegšanu;</w:t>
+      </w:r>
+    </w:p>
+    <w:p>
+      <w:pPr>
+        <w:jc w:val="both"/>
+        <w:rPr>
+          <w:sz w:val="25"/>
+          <w:szCs w:val="25"/>
+        </w:rPr>
+      </w:pPr>
+      <w:r>
+        <w:rPr>
+          <w:sz w:val="25"/>
+          <w:szCs w:val="25"/>
+        </w:rPr>
+        <w:t>3.1.6.</w:t>
+      </w:r>
+      <w:r>
+        <w:rPr>
+          <w:sz w:val="25"/>
+          <w:szCs w:val="25"/>
+        </w:rPr>
+        <w:t> </w:t>
+      </w:r>
+      <w:r>
+        <w:rPr>
+          <w:sz w:val="25"/>
+          <w:szCs w:val="25"/>
+        </w:rPr>
+        <w:t xml:space="preserve">nodrošināt jaunsargu ar Centra noteikto formas tērpu un individuālo ekipējumu; </w:t>
+      </w:r>
+    </w:p>
+    <w:p>
+      <w:pPr>
+        <w:jc w:val="both"/>
+        <w:rPr>
+          <w:sz w:val="25"/>
+          <w:szCs w:val="25"/>
+        </w:rPr>
+      </w:pPr>
+      <w:r>
+        <w:rPr>
+          <w:sz w:val="25"/>
+          <w:szCs w:val="25"/>
+        </w:rPr>
+        <w:t>3.1.7. sekot higiēnas normu ievērošanai nodarbībās un pasākumos;</w:t>
+      </w:r>
+    </w:p>
+    <w:p>
+      <w:pPr>
+        <w:jc w:val="both"/>
+        <w:rPr>
+          <w:sz w:val="25"/>
+          <w:szCs w:val="25"/>
+        </w:rPr>
+      </w:pPr>
+      <w:r>
+        <w:rPr>
+          <w:sz w:val="25"/>
+          <w:szCs w:val="25"/>
+        </w:rPr>
+        <w:t>3.1.8.</w:t>
+      </w:r>
+      <w:r>
+        <w:rPr>
+          <w:sz w:val="25"/>
+          <w:szCs w:val="25"/>
+        </w:rPr>
+        <w:t> </w:t>
+      </w:r>
+      <w:r>
+        <w:rPr>
+          <w:sz w:val="25"/>
+          <w:szCs w:val="25"/>
+        </w:rPr>
+        <w:t>informēt Likumisko pārstāvi gadījumos, ja bērns pārkāpis drošības noteikumus, jaunsargu Ētikas kodeksu vai Jaunsardzes darbības organizācijas nolikumā noteikto;</w:t>
+      </w:r>
+    </w:p>
+    <w:p>
+      <w:pPr>
+        <w:jc w:val="both"/>
+        <w:rPr>
+          <w:sz w:val="25"/>
+          <w:szCs w:val="25"/>
+        </w:rPr>
+      </w:pPr>
+      <w:r>
+        <w:rPr>
+          <w:sz w:val="25"/>
+          <w:szCs w:val="25"/>
+        </w:rPr>
+        <w:t>3.1.9. veikt personas datu apstrādi godprātīgi un saskaņā ar spēkā esošajiem normatīvajiem aktiem;</w:t>
+      </w:r>
+    </w:p>
+    <w:p>
+      <w:pPr>
+        <w:jc w:val="both"/>
+        <w:rPr>
+          <w:sz w:val="25"/>
+          <w:szCs w:val="25"/>
+        </w:rPr>
+      </w:pPr>
+      <w:r>
+        <w:rPr>
+          <w:sz w:val="25"/>
+          <w:szCs w:val="25"/>
+        </w:rPr>
+        <w:t>3.1.1</w:t>
+      </w:r>
+      <w:r>
+        <w:rPr>
+          <w:sz w:val="25"/>
+          <w:szCs w:val="25"/>
+        </w:rPr>
+        <w:t>0</w:t>
+      </w:r>
+      <w:r>
+        <w:rPr>
+          <w:sz w:val="25"/>
+          <w:szCs w:val="25"/>
+        </w:rPr>
+        <w:t>. rakstiski paziņot bērna likumiskajam pārstāvim par jaunsargu instruktora maiņu;</w:t>
+      </w:r>
+    </w:p>
+    <w:p>
+      <w:pPr>
+        <w:jc w:val="both"/>
+        <w:rPr>
+          <w:sz w:val="25"/>
+          <w:szCs w:val="25"/>
+        </w:rPr>
+      </w:pPr>
+      <w:r>
+        <w:rPr>
+          <w:sz w:val="25"/>
+          <w:szCs w:val="25"/>
+        </w:rPr>
+        <w:t>3.1.1</w:t>
+      </w:r>
+      <w:r>
+        <w:rPr>
+          <w:sz w:val="25"/>
+          <w:szCs w:val="25"/>
+        </w:rPr>
+        <w:t>1</w:t>
+      </w:r>
+      <w:r>
+        <w:rPr>
+          <w:sz w:val="25"/>
+          <w:szCs w:val="25"/>
+        </w:rPr>
+        <w:t xml:space="preserve">. lai nodrošinātu jaunieša drošību nodarbībās un pasākumos, veikt visu ar to īstenošanu saistīto risku </w:t>
       </w:r>
       <w:proofErr w:type="spellStart"/>
       <w:r>
         <w:rPr>
-          <w:rFonts w:ascii="Times New Roman" w:eastAsia="Times New Roman" w:hAnsi="Times New Roman" w:cs="Times New Roman"/>
-          <w:sz w:val="25"/>
-          <w:szCs w:val="25"/>
-          <w:lang w:eastAsia="ar-SA"/>
-        </w:rPr>
-        <w:t>tiesībsargājošās</w:t>
+          <w:sz w:val="25"/>
+          <w:szCs w:val="25"/>
+        </w:rPr>
+        <w:t>izvērtējumu</w:t>
       </w:r>
       <w:proofErr w:type="spellEnd"/>
       <w:r>
         <w:rPr>
-          <w:rFonts w:ascii="Times New Roman" w:eastAsia="Times New Roman" w:hAnsi="Times New Roman" w:cs="Times New Roman"/>
-          <w:sz w:val="25"/>
-          <w:szCs w:val="25"/>
-          <w:lang w:eastAsia="ar-SA"/>
-        </w:rPr>
-        <w:t xml:space="preserve"> instances par incidentu vai nelaimes gadījumu, kas noticis Centra nodarbībā vai pasākumā.</w:t>
-      </w:r>
-    </w:p>
-    <w:p>
-      <w:pPr>
-        <w:suppressAutoHyphens/>
-        <w:spacing w:after="0" w:line="240" w:lineRule="auto"/>
-        <w:jc w:val="both"/>
-        <w:rPr>
-          <w:rFonts w:ascii="Times New Roman" w:eastAsia="Times New Roman" w:hAnsi="Times New Roman" w:cs="Times New Roman"/>
-          <w:sz w:val="25"/>
-          <w:szCs w:val="25"/>
-          <w:lang w:eastAsia="ar-SA"/>
-        </w:rPr>
-      </w:pPr>
-    </w:p>
-    <w:p>
-      <w:pPr>
-        <w:suppressAutoHyphens/>
-        <w:spacing w:after="0" w:line="240" w:lineRule="auto"/>
+          <w:sz w:val="25"/>
+          <w:szCs w:val="25"/>
+        </w:rPr>
+        <w:t xml:space="preserve"> un atbilstoši šim </w:t>
+      </w:r>
+      <w:proofErr w:type="spellStart"/>
+      <w:r>
+        <w:rPr>
+          <w:sz w:val="25"/>
+          <w:szCs w:val="25"/>
+        </w:rPr>
+        <w:t>izvērtējumam</w:t>
+      </w:r>
+      <w:proofErr w:type="spellEnd"/>
+      <w:r>
+        <w:rPr>
+          <w:sz w:val="25"/>
+          <w:szCs w:val="25"/>
+        </w:rPr>
+        <w:t xml:space="preserve"> atsevišķas nodarbības un pasākumus noteikt kā paaugstinātas vai augstas bīstamības, attiecīgi to plānošanā un īstenošanā realizējot  papildu drošības pasākumus. </w:t>
+      </w:r>
+    </w:p>
+    <w:p>
+      <w:pPr>
+        <w:jc w:val="both"/>
+        <w:rPr>
+          <w:sz w:val="25"/>
+          <w:szCs w:val="25"/>
+        </w:rPr>
+      </w:pPr>
+      <w:r>
+        <w:rPr>
+          <w:sz w:val="25"/>
+          <w:szCs w:val="25"/>
+        </w:rPr>
+        <w:t>3.2. Centram ir tiesības:</w:t>
+      </w:r>
+    </w:p>
+    <w:p>
+      <w:pPr>
+        <w:jc w:val="both"/>
+        <w:rPr>
+          <w:sz w:val="25"/>
+          <w:szCs w:val="25"/>
+        </w:rPr>
+      </w:pPr>
+      <w:r>
+        <w:rPr>
+          <w:sz w:val="25"/>
+          <w:szCs w:val="25"/>
+        </w:rPr>
+        <w:t>3.2.1.</w:t>
+      </w:r>
+      <w:r>
+        <w:rPr>
+          <w:sz w:val="25"/>
+          <w:szCs w:val="25"/>
+        </w:rPr>
+        <w:t> </w:t>
+      </w:r>
+      <w:r>
+        <w:rPr>
+          <w:sz w:val="25"/>
+          <w:szCs w:val="25"/>
+        </w:rPr>
+        <w:t>pieprasīt Likumiskam pārstāvim atlīdzināt materiālos zaudējumus, kas radušies bērna tīšas rīcības rezultātā</w:t>
+      </w:r>
+      <w:r>
+        <w:rPr>
+          <w:sz w:val="25"/>
+          <w:szCs w:val="25"/>
+        </w:rPr>
+        <w:t xml:space="preserve"> vai ja bērns nozaudējis </w:t>
+      </w:r>
+      <w:r>
+        <w:rPr>
+          <w:sz w:val="25"/>
+          <w:szCs w:val="25"/>
+        </w:rPr>
+        <w:t>formas tērp</w:t>
+      </w:r>
+      <w:r>
+        <w:rPr>
+          <w:sz w:val="25"/>
+          <w:szCs w:val="25"/>
+        </w:rPr>
+        <w:t xml:space="preserve">u </w:t>
+      </w:r>
+      <w:r>
+        <w:rPr>
+          <w:sz w:val="25"/>
+          <w:szCs w:val="25"/>
+        </w:rPr>
+        <w:t>vai citu inventāru</w:t>
+      </w:r>
+      <w:r>
+        <w:rPr>
+          <w:sz w:val="25"/>
+          <w:szCs w:val="25"/>
+        </w:rPr>
+        <w:t>;</w:t>
+      </w:r>
+      <w:r>
+        <w:rPr>
+          <w:sz w:val="25"/>
+          <w:szCs w:val="25"/>
+        </w:rPr>
+        <w:t xml:space="preserve"> </w:t>
+      </w:r>
+    </w:p>
+    <w:p>
+      <w:pPr>
+        <w:jc w:val="both"/>
+        <w:rPr>
+          <w:sz w:val="25"/>
+          <w:szCs w:val="25"/>
+        </w:rPr>
+      </w:pPr>
+      <w:r>
+        <w:rPr>
+          <w:sz w:val="25"/>
+          <w:szCs w:val="25"/>
+        </w:rPr>
+        <w:t>3.2.2. vienpusēji izbeigt Līgumu, ja:</w:t>
+      </w:r>
+    </w:p>
+    <w:p>
+      <w:pPr>
+        <w:jc w:val="both"/>
+        <w:rPr>
+          <w:sz w:val="25"/>
+          <w:szCs w:val="25"/>
+        </w:rPr>
+      </w:pPr>
+      <w:r>
+        <w:rPr>
+          <w:sz w:val="25"/>
+          <w:szCs w:val="25"/>
+        </w:rPr>
+        <w:t xml:space="preserve">3.2.2.1. </w:t>
+      </w:r>
+      <w:r>
+        <w:rPr>
+          <w:sz w:val="25"/>
+          <w:szCs w:val="25"/>
+        </w:rPr>
+        <w:t>bērns nepilda Valsts aizsardzības mācības un Jaunsardzes likuma 15.pantā noteiktos jaunsargu pienākumus;</w:t>
+      </w:r>
+    </w:p>
+    <w:p>
+      <w:pPr>
+        <w:jc w:val="both"/>
+        <w:rPr>
+          <w:sz w:val="25"/>
+          <w:szCs w:val="25"/>
+        </w:rPr>
+      </w:pPr>
+      <w:r>
+        <w:rPr>
+          <w:sz w:val="25"/>
+          <w:szCs w:val="25"/>
+        </w:rPr>
+        <w:t>3.2.2.2. bērns vairāk nekā trīs mēnešus bez attaisnojoša iemesla nav apmeklējis Jaunsardzes nodarbības un pasākumus;</w:t>
+      </w:r>
+    </w:p>
+    <w:p>
+      <w:pPr>
+        <w:jc w:val="both"/>
+        <w:rPr>
+          <w:sz w:val="25"/>
+          <w:szCs w:val="25"/>
+        </w:rPr>
+      </w:pPr>
+      <w:r>
+        <w:rPr>
+          <w:sz w:val="25"/>
+          <w:szCs w:val="25"/>
+        </w:rPr>
+        <w:t>3.2.2.3. bērns rada vai var radīt apdraudējumu savai vai citu personu dzīvībai, veselībai vai drošībai;</w:t>
+      </w:r>
+    </w:p>
+    <w:p>
+      <w:pPr>
+        <w:jc w:val="both"/>
+        <w:rPr>
+          <w:sz w:val="25"/>
+          <w:szCs w:val="25"/>
+        </w:rPr>
+      </w:pPr>
+      <w:r>
+        <w:rPr>
+          <w:sz w:val="25"/>
+          <w:szCs w:val="25"/>
+        </w:rPr>
+        <w:t xml:space="preserve">3.2.2.4. Likumiskais pārstāvis attiecīgajā gadā līdz </w:t>
+      </w:r>
+      <w:r>
+        <w:rPr>
+          <w:sz w:val="25"/>
+          <w:szCs w:val="25"/>
+        </w:rPr>
+        <w:t>mācību gada sākum</w:t>
+      </w:r>
+      <w:r>
+        <w:rPr>
+          <w:sz w:val="25"/>
+          <w:szCs w:val="25"/>
+        </w:rPr>
+        <w:t>am</w:t>
+      </w:r>
+      <w:r>
+        <w:rPr>
+          <w:sz w:val="25"/>
+          <w:szCs w:val="25"/>
+        </w:rPr>
+        <w:t xml:space="preserve"> </w:t>
+      </w:r>
+      <w:r>
+        <w:rPr>
+          <w:sz w:val="25"/>
+          <w:szCs w:val="25"/>
+        </w:rPr>
+        <w:t xml:space="preserve">nav iesniedzis </w:t>
+      </w:r>
+      <w:r>
+        <w:rPr>
+          <w:sz w:val="25"/>
+          <w:szCs w:val="25"/>
+        </w:rPr>
+        <w:t>ģimenes ārsta izziņu (veidlapa 027/u), kas attiecīgajā mācību gadā atļauj bērnam piedalīties Centra organizētajos pasākumos un mācību nodarbībās</w:t>
+      </w:r>
+      <w:r>
+        <w:rPr>
+          <w:sz w:val="25"/>
+          <w:szCs w:val="25"/>
+        </w:rPr>
+        <w:t>;</w:t>
+      </w:r>
+    </w:p>
+    <w:p>
+      <w:pPr>
+        <w:jc w:val="both"/>
+        <w:rPr>
+          <w:sz w:val="25"/>
+          <w:szCs w:val="25"/>
+        </w:rPr>
+      </w:pPr>
+      <w:r>
+        <w:rPr>
+          <w:sz w:val="25"/>
+          <w:szCs w:val="25"/>
+        </w:rPr>
+        <w:t xml:space="preserve">3.2.2.5. Likumiskais pārstāvis </w:t>
+      </w:r>
+      <w:r>
+        <w:rPr>
+          <w:sz w:val="25"/>
+          <w:szCs w:val="25"/>
+        </w:rPr>
+        <w:t>atsau</w:t>
+      </w:r>
+      <w:r>
+        <w:rPr>
+          <w:sz w:val="25"/>
+          <w:szCs w:val="25"/>
+        </w:rPr>
+        <w:t>c</w:t>
+      </w:r>
+      <w:r>
+        <w:rPr>
+          <w:sz w:val="25"/>
+          <w:szCs w:val="25"/>
+        </w:rPr>
+        <w:t xml:space="preserve"> savu piekrišanu personas datu apstrādei</w:t>
+      </w:r>
+      <w:r>
+        <w:rPr>
+          <w:sz w:val="25"/>
+          <w:szCs w:val="25"/>
+        </w:rPr>
+        <w:t>;</w:t>
+      </w:r>
+    </w:p>
+    <w:p>
+      <w:pPr>
+        <w:jc w:val="both"/>
+        <w:rPr>
+          <w:sz w:val="25"/>
+          <w:szCs w:val="25"/>
+        </w:rPr>
+      </w:pPr>
+      <w:r>
+        <w:rPr>
+          <w:sz w:val="25"/>
+          <w:szCs w:val="25"/>
+        </w:rPr>
+        <w:t>3.2.3. veikt personas datu apstrādi, kas nepieciešama līguma un Centra uzdevumu izpildei, tai skaitā, publicēt audiovizuālos materiālus sociālajos tīklos Jaunsardzes, jaunsargu sasniegumu un aktivitāšu popularizēšanas nolūkā;</w:t>
+      </w:r>
+    </w:p>
+    <w:p>
+      <w:pPr>
+        <w:jc w:val="both"/>
+        <w:rPr>
+          <w:sz w:val="25"/>
+          <w:szCs w:val="25"/>
+        </w:rPr>
+      </w:pPr>
+      <w:r>
+        <w:rPr>
+          <w:bCs/>
+          <w:sz w:val="25"/>
+          <w:szCs w:val="25"/>
+        </w:rPr>
+        <w:t>3.2.4.</w:t>
+      </w:r>
+      <w:r>
+        <w:rPr>
+          <w:bCs/>
+          <w:sz w:val="25"/>
+          <w:szCs w:val="25"/>
+        </w:rPr>
+        <w:t> </w:t>
+      </w:r>
+      <w:r>
+        <w:rPr>
+          <w:sz w:val="25"/>
+          <w:szCs w:val="25"/>
+        </w:rPr>
+        <w:t>pirms dalības pasākumā nosūtīt pie izglītības iestādes mediķa veselības stāvokļa novērtēšanai</w:t>
+      </w:r>
+      <w:r>
+        <w:rPr>
+          <w:bCs/>
+          <w:sz w:val="25"/>
+          <w:szCs w:val="25"/>
+        </w:rPr>
+        <w:t xml:space="preserve"> bērnu</w:t>
+      </w:r>
+      <w:r>
+        <w:rPr>
+          <w:sz w:val="25"/>
+          <w:szCs w:val="25"/>
+        </w:rPr>
+        <w:t xml:space="preserve">, kurš mācās un dzīvo internātskolā vai dzīvo izglītības iestādes internātā un kura </w:t>
+      </w:r>
+      <w:r>
+        <w:rPr>
+          <w:bCs/>
+          <w:sz w:val="25"/>
+          <w:szCs w:val="25"/>
+        </w:rPr>
+        <w:t>Likumiskie pārstāvji</w:t>
+      </w:r>
+      <w:r>
+        <w:rPr>
+          <w:sz w:val="25"/>
+          <w:szCs w:val="25"/>
+        </w:rPr>
+        <w:t xml:space="preserve"> objektīvu iemeslu dēļ nevar pilnībā izpildīt šī līguma 2.1.2. punktu.</w:t>
+      </w:r>
+    </w:p>
+    <w:p>
+      <w:pPr>
+        <w:rPr>
+          <w:sz w:val="25"/>
+          <w:szCs w:val="25"/>
+        </w:rPr>
+      </w:pPr>
+    </w:p>
+    <w:p>
+      <w:pPr>
         <w:jc w:val="center"/>
         <w:rPr>
-          <w:rFonts w:ascii="Times New Roman" w:eastAsia="Times New Roman" w:hAnsi="Times New Roman" w:cs="Times New Roman"/>
           <w:caps/>
           <w:sz w:val="25"/>
           <w:szCs w:val="25"/>
-          <w:lang w:eastAsia="ar-SA"/>
-        </w:rPr>
-      </w:pPr>
-      <w:r>
-        <w:rPr>
-          <w:rFonts w:ascii="Times New Roman" w:eastAsia="Times New Roman" w:hAnsi="Times New Roman" w:cs="Times New Roman"/>
+        </w:rPr>
+      </w:pPr>
+      <w:r>
+        <w:rPr>
           <w:caps/>
           <w:sz w:val="25"/>
           <w:szCs w:val="25"/>
-          <w:lang w:eastAsia="ar-SA"/>
-        </w:rPr>
-        <w:t>3. Centra pienākumi un tiesības</w:t>
-      </w:r>
-    </w:p>
-    <w:p>
-      <w:pPr>
-        <w:suppressAutoHyphens/>
-        <w:spacing w:after="0" w:line="240" w:lineRule="auto"/>
-        <w:jc w:val="both"/>
-        <w:rPr>
-          <w:rFonts w:ascii="Times New Roman" w:eastAsia="Times New Roman" w:hAnsi="Times New Roman" w:cs="Times New Roman"/>
-          <w:sz w:val="25"/>
-          <w:szCs w:val="25"/>
-          <w:lang w:eastAsia="ar-SA"/>
-        </w:rPr>
-      </w:pPr>
-      <w:r>
-        <w:rPr>
-          <w:rFonts w:ascii="Times New Roman" w:eastAsia="Times New Roman" w:hAnsi="Times New Roman" w:cs="Times New Roman"/>
-          <w:sz w:val="25"/>
-          <w:szCs w:val="25"/>
-          <w:lang w:eastAsia="ar-SA"/>
-        </w:rPr>
-        <w:t>3.1. Centra pienākumi ir:</w:t>
-      </w:r>
-    </w:p>
-    <w:p>
-      <w:pPr>
-        <w:suppressAutoHyphens/>
-        <w:spacing w:after="0" w:line="240" w:lineRule="auto"/>
-        <w:jc w:val="both"/>
-        <w:rPr>
-          <w:rFonts w:ascii="Times New Roman" w:eastAsia="Times New Roman" w:hAnsi="Times New Roman" w:cs="Times New Roman"/>
-          <w:sz w:val="25"/>
-          <w:szCs w:val="25"/>
-          <w:lang w:eastAsia="ar-SA"/>
-        </w:rPr>
-      </w:pPr>
-      <w:r>
-        <w:rPr>
-          <w:rFonts w:ascii="Times New Roman" w:eastAsia="Times New Roman" w:hAnsi="Times New Roman" w:cs="Times New Roman"/>
-          <w:sz w:val="25"/>
-          <w:szCs w:val="25"/>
-          <w:lang w:eastAsia="ar-SA"/>
-        </w:rPr>
-        <w:t>3.1.1. nodrošināt kvalitatīvu Programmas īstenošanu saskaņā ar Centra apstiprinātu mācību grafiku;</w:t>
-      </w:r>
-    </w:p>
-    <w:p>
-      <w:pPr>
-        <w:suppressAutoHyphens/>
-        <w:spacing w:after="0" w:line="240" w:lineRule="auto"/>
-        <w:jc w:val="both"/>
-        <w:rPr>
-          <w:rFonts w:ascii="Times New Roman" w:eastAsia="Times New Roman" w:hAnsi="Times New Roman" w:cs="Times New Roman"/>
-          <w:sz w:val="25"/>
-          <w:szCs w:val="25"/>
-          <w:lang w:eastAsia="ar-SA"/>
-        </w:rPr>
-      </w:pPr>
-      <w:r>
-        <w:rPr>
-          <w:rFonts w:ascii="Times New Roman" w:eastAsia="Times New Roman" w:hAnsi="Times New Roman" w:cs="Times New Roman"/>
-          <w:sz w:val="25"/>
-          <w:szCs w:val="25"/>
-          <w:lang w:eastAsia="ar-SA"/>
-        </w:rPr>
-        <w:t>3.1.2. E-klasē:</w:t>
-      </w:r>
-    </w:p>
-    <w:p>
-      <w:pPr>
-        <w:suppressAutoHyphens/>
-        <w:spacing w:after="0" w:line="240" w:lineRule="auto"/>
-        <w:jc w:val="both"/>
-        <w:rPr>
-          <w:rFonts w:ascii="Times New Roman" w:eastAsia="Times New Roman" w:hAnsi="Times New Roman" w:cs="Times New Roman"/>
-          <w:sz w:val="25"/>
-          <w:szCs w:val="25"/>
-          <w:lang w:eastAsia="ar-SA"/>
-        </w:rPr>
-      </w:pPr>
-      <w:r>
-        <w:rPr>
-          <w:rFonts w:ascii="Times New Roman" w:eastAsia="Times New Roman" w:hAnsi="Times New Roman" w:cs="Times New Roman"/>
-          <w:sz w:val="25"/>
-          <w:szCs w:val="25"/>
-          <w:lang w:eastAsia="ar-SA"/>
-        </w:rPr>
-        <w:t>3.1.2.1. nodrošināt pieeju Programmai, Jaunsardzes darbības organizācijas nolikumam, jaunsargu Ētikas kodeksam, drošības noteikumiem jaunsargu nodarbībās un pasākumos, Jaunsargu pašpārvaldes nolikumam, jaunsarga formas nēsāšanas noteikumiem, materiāli tehnisko līdzekļu aprites kārtībai, kā arī citiem Jaunsardzes darbību reglamentējošiem dokumentiem sadaļā “Iestādes aktualitātes”;</w:t>
-      </w:r>
-    </w:p>
-    <w:p>
-      <w:pPr>
-        <w:suppressAutoHyphens/>
-        <w:spacing w:after="0" w:line="240" w:lineRule="auto"/>
-        <w:jc w:val="both"/>
-        <w:rPr>
-          <w:rFonts w:ascii="Times New Roman" w:eastAsia="Times New Roman" w:hAnsi="Times New Roman" w:cs="Times New Roman"/>
-          <w:sz w:val="25"/>
-          <w:szCs w:val="25"/>
-          <w:lang w:eastAsia="ar-SA"/>
-        </w:rPr>
-      </w:pPr>
-      <w:r>
-        <w:rPr>
-          <w:rFonts w:ascii="Times New Roman" w:eastAsia="Times New Roman" w:hAnsi="Times New Roman" w:cs="Times New Roman"/>
-          <w:sz w:val="25"/>
-          <w:szCs w:val="25"/>
-          <w:lang w:eastAsia="ar-SA"/>
-        </w:rPr>
-        <w:t>3.1.2.2. ievietot nodarbību norises laikus, kā arī citu informāciju par nodarbībām;</w:t>
-      </w:r>
-    </w:p>
-    <w:p>
-      <w:pPr>
-        <w:suppressAutoHyphens/>
-        <w:spacing w:after="0" w:line="240" w:lineRule="auto"/>
-        <w:jc w:val="both"/>
-        <w:rPr>
-          <w:rFonts w:ascii="Times New Roman" w:eastAsia="Times New Roman" w:hAnsi="Times New Roman" w:cs="Times New Roman"/>
-          <w:sz w:val="25"/>
-          <w:szCs w:val="25"/>
-          <w:lang w:eastAsia="ar-SA"/>
-        </w:rPr>
-      </w:pPr>
-      <w:r>
-        <w:rPr>
-          <w:rFonts w:ascii="Times New Roman" w:eastAsia="Times New Roman" w:hAnsi="Times New Roman" w:cs="Times New Roman"/>
-          <w:sz w:val="25"/>
-          <w:szCs w:val="25"/>
-          <w:lang w:eastAsia="ar-SA"/>
-        </w:rPr>
-        <w:t>3.1.2.3. atzīmēt nodarbību un pasākumu apmeklējumu;</w:t>
-      </w:r>
-    </w:p>
-    <w:p>
-      <w:pPr>
-        <w:suppressAutoHyphens/>
-        <w:spacing w:after="0" w:line="240" w:lineRule="auto"/>
-        <w:jc w:val="both"/>
-        <w:rPr>
-          <w:rFonts w:ascii="Times New Roman" w:eastAsia="Times New Roman" w:hAnsi="Times New Roman" w:cs="Times New Roman"/>
-          <w:sz w:val="25"/>
-          <w:szCs w:val="25"/>
-          <w:lang w:eastAsia="ar-SA"/>
-        </w:rPr>
-      </w:pPr>
-      <w:r>
-        <w:rPr>
-          <w:rFonts w:ascii="Times New Roman" w:eastAsia="Times New Roman" w:hAnsi="Times New Roman" w:cs="Times New Roman"/>
-          <w:sz w:val="25"/>
-          <w:szCs w:val="25"/>
-          <w:lang w:eastAsia="ar-SA"/>
-        </w:rPr>
-        <w:t>3.1.3. iepazīstināt bērnu ar drošības noteikumiem jaunsargu nodarbībās un pasākumos un atkarībā no bērna vecuma arī ar citiem ar Programmas īstenošanu saistītajiem dokumentiem;</w:t>
-      </w:r>
-    </w:p>
-    <w:p>
-      <w:pPr>
-        <w:suppressAutoHyphens/>
-        <w:spacing w:after="0" w:line="240" w:lineRule="auto"/>
-        <w:jc w:val="both"/>
-        <w:rPr>
-          <w:rFonts w:ascii="Times New Roman" w:eastAsia="Times New Roman" w:hAnsi="Times New Roman" w:cs="Times New Roman"/>
-          <w:sz w:val="25"/>
-          <w:szCs w:val="25"/>
-          <w:lang w:eastAsia="ar-SA"/>
-        </w:rPr>
-      </w:pPr>
-      <w:r>
-        <w:rPr>
-          <w:rFonts w:ascii="Times New Roman" w:eastAsia="Times New Roman" w:hAnsi="Times New Roman" w:cs="Times New Roman"/>
-          <w:sz w:val="25"/>
-          <w:szCs w:val="25"/>
-          <w:lang w:eastAsia="ar-SA"/>
-        </w:rPr>
-        <w:t xml:space="preserve">3.1.4. organizēt drošas un bērna vecumam atbilstošas nodarbības un pasākumus; </w:t>
-      </w:r>
-    </w:p>
-    <w:p>
-      <w:pPr>
-        <w:suppressAutoHyphens/>
-        <w:spacing w:after="0" w:line="240" w:lineRule="auto"/>
-        <w:jc w:val="both"/>
-        <w:rPr>
-          <w:rFonts w:ascii="Times New Roman" w:eastAsia="Times New Roman" w:hAnsi="Times New Roman" w:cs="Times New Roman"/>
-          <w:sz w:val="25"/>
-          <w:szCs w:val="25"/>
-          <w:lang w:eastAsia="ar-SA"/>
-        </w:rPr>
-      </w:pPr>
-      <w:r>
-        <w:rPr>
-          <w:rFonts w:ascii="Times New Roman" w:eastAsia="Times New Roman" w:hAnsi="Times New Roman" w:cs="Times New Roman"/>
-          <w:sz w:val="25"/>
-          <w:szCs w:val="25"/>
-          <w:lang w:eastAsia="ar-SA"/>
-        </w:rPr>
-        <w:t>3.1.5. informēt Likumisko pārstāvi par bērna veselības stāvokļa izmaiņām nodarbības vai pasākuma laikā un nepieciešamības gadījumā organizēt pirmās palīdzības sniegšanu;</w:t>
-      </w:r>
-    </w:p>
-    <w:p>
-      <w:pPr>
-        <w:suppressAutoHyphens/>
-        <w:spacing w:after="0" w:line="240" w:lineRule="auto"/>
-        <w:jc w:val="both"/>
-        <w:rPr>
-          <w:rFonts w:ascii="Times New Roman" w:eastAsia="Times New Roman" w:hAnsi="Times New Roman" w:cs="Times New Roman"/>
-          <w:sz w:val="25"/>
-          <w:szCs w:val="25"/>
-          <w:lang w:eastAsia="ar-SA"/>
-        </w:rPr>
-      </w:pPr>
-      <w:r>
-        <w:rPr>
-          <w:rFonts w:ascii="Times New Roman" w:eastAsia="Times New Roman" w:hAnsi="Times New Roman" w:cs="Times New Roman"/>
-          <w:sz w:val="25"/>
-          <w:szCs w:val="25"/>
-          <w:lang w:eastAsia="ar-SA"/>
+        </w:rPr>
+        <w:t>4. Līguma darbības termiņš, Līguma izbeigšana</w:t>
+      </w:r>
+    </w:p>
+    <w:p>
+      <w:pPr>
+        <w:jc w:val="center"/>
+        <w:rPr>
+          <w:caps/>
+          <w:sz w:val="25"/>
+          <w:szCs w:val="25"/>
+        </w:rPr>
+      </w:pPr>
+      <w:r>
+        <w:rPr>
+          <w:caps/>
+          <w:sz w:val="25"/>
+          <w:szCs w:val="25"/>
+        </w:rPr>
+        <w:t>un strīdu izskatīšana</w:t>
+      </w:r>
+    </w:p>
+    <w:p>
+      <w:pPr>
+        <w:jc w:val="both"/>
+        <w:rPr>
+          <w:sz w:val="25"/>
+          <w:szCs w:val="25"/>
+        </w:rPr>
+      </w:pPr>
+      <w:r>
+        <w:rPr>
+          <w:sz w:val="25"/>
+          <w:szCs w:val="25"/>
+        </w:rPr>
+        <w:t>4.1.</w:t>
+      </w:r>
+      <w:r>
+        <w:rPr>
+          <w:sz w:val="25"/>
+          <w:szCs w:val="25"/>
+        </w:rPr>
+        <w:t> </w:t>
+      </w:r>
+      <w:r>
+        <w:rPr>
+          <w:sz w:val="25"/>
+          <w:szCs w:val="25"/>
+        </w:rPr>
+        <w:t xml:space="preserve">Līgums </w:t>
+      </w:r>
+      <w:r>
+        <w:rPr>
+          <w:sz w:val="25"/>
+          <w:szCs w:val="25"/>
+        </w:rPr>
+        <w:t>ir spēkā no Līguma abpusējas parakstīšanas dienas</w:t>
+      </w:r>
+      <w:r>
+        <w:rPr>
+          <w:sz w:val="25"/>
+          <w:szCs w:val="25"/>
+        </w:rPr>
+        <w:t xml:space="preserve"> un ir spēkā līdz bērns sasniedzis 18 gadu vecumu.</w:t>
+      </w:r>
+    </w:p>
+    <w:p>
+      <w:pPr>
+        <w:jc w:val="both"/>
+        <w:rPr>
+          <w:sz w:val="25"/>
+          <w:szCs w:val="25"/>
+        </w:rPr>
+      </w:pPr>
+      <w:r>
+        <w:rPr>
+          <w:sz w:val="25"/>
+          <w:szCs w:val="25"/>
+        </w:rPr>
+        <w:t>4.2.</w:t>
+      </w:r>
+      <w:r>
+        <w:rPr>
+          <w:sz w:val="25"/>
+          <w:szCs w:val="25"/>
+        </w:rPr>
+        <w:t> </w:t>
+      </w:r>
+      <w:r>
+        <w:rPr>
+          <w:sz w:val="25"/>
+          <w:szCs w:val="25"/>
+        </w:rPr>
+        <w:t xml:space="preserve">Līgumu var izbeigt jebkurā laikā pirms Līguma darbības beigām Līdzējiem savstarpēji </w:t>
+      </w:r>
+      <w:proofErr w:type="spellStart"/>
+      <w:r>
+        <w:rPr>
+          <w:sz w:val="25"/>
+          <w:szCs w:val="25"/>
+        </w:rPr>
+        <w:t>rakstveidā</w:t>
+      </w:r>
+      <w:proofErr w:type="spellEnd"/>
+      <w:r>
+        <w:rPr>
+          <w:sz w:val="25"/>
+          <w:szCs w:val="25"/>
+        </w:rPr>
+        <w:t xml:space="preserve"> vienojoties</w:t>
+      </w:r>
+      <w:r>
+        <w:rPr>
+          <w:sz w:val="25"/>
+          <w:szCs w:val="25"/>
+        </w:rPr>
+        <w:t xml:space="preserve">. </w:t>
+      </w:r>
+    </w:p>
+    <w:p>
+      <w:pPr>
+        <w:jc w:val="both"/>
+        <w:rPr>
+          <w:sz w:val="25"/>
+          <w:szCs w:val="25"/>
+        </w:rPr>
+      </w:pPr>
+      <w:r>
+        <w:rPr>
+          <w:sz w:val="25"/>
+          <w:szCs w:val="25"/>
+        </w:rPr>
+        <w:t>4.3. Jaunsarga likumiskais pārstāvis Līgumu var izbeigt vienpusēji jebkurā laikā pirms Līguma darbības beigām.</w:t>
+      </w:r>
+    </w:p>
+    <w:p>
+      <w:pPr>
+        <w:jc w:val="both"/>
+        <w:rPr>
+          <w:sz w:val="25"/>
+          <w:szCs w:val="25"/>
+        </w:rPr>
+      </w:pPr>
+      <w:r>
+        <w:rPr>
+          <w:sz w:val="25"/>
+          <w:szCs w:val="25"/>
+        </w:rPr>
+        <w:t>4.4. </w:t>
+      </w:r>
+      <w:r>
+        <w:rPr>
+          <w:sz w:val="25"/>
+          <w:szCs w:val="25"/>
+        </w:rPr>
+        <w:t>Līgumu pēc Centra iniciatīvas izbeidz pirms termiņa, ja:</w:t>
+      </w:r>
+    </w:p>
+    <w:p>
+      <w:pPr>
+        <w:jc w:val="both"/>
+        <w:rPr>
+          <w:sz w:val="25"/>
+          <w:szCs w:val="25"/>
+        </w:rPr>
+      </w:pPr>
+      <w:r>
+        <w:rPr>
+          <w:sz w:val="25"/>
+          <w:szCs w:val="25"/>
+        </w:rPr>
+        <w:t xml:space="preserve">4.4.1. bērns </w:t>
+      </w:r>
+      <w:r>
+        <w:rPr>
+          <w:sz w:val="25"/>
+          <w:szCs w:val="25"/>
+        </w:rPr>
+        <w:t xml:space="preserve">vairāk nekā trīs mēnešus bez attaisnojoša iemesla nepameklē Jaunsardzes nodarbības un pasākumus, rada vai var radīt apdraudējumu savai vai citu personu dzīvībai, veselībai vai drošībai un nepilda </w:t>
+      </w:r>
+      <w:r>
+        <w:rPr>
+          <w:sz w:val="25"/>
+          <w:szCs w:val="25"/>
+        </w:rPr>
+        <w:t>Valsts aizsardzības mācības un Jaunsardzes likuma 15</w:t>
+      </w:r>
+      <w:r>
+        <w:rPr>
+          <w:sz w:val="25"/>
+          <w:szCs w:val="25"/>
+        </w:rPr>
+        <w:t>.pantā noteiktos jaunsarga pienākumus;</w:t>
+      </w:r>
+    </w:p>
+    <w:p>
+      <w:pPr>
+        <w:jc w:val="both"/>
+        <w:rPr>
+          <w:sz w:val="25"/>
+          <w:szCs w:val="25"/>
+        </w:rPr>
+      </w:pPr>
+      <w:r>
+        <w:rPr>
+          <w:sz w:val="25"/>
+          <w:szCs w:val="25"/>
+        </w:rPr>
+        <w:t>4.4.2. Likumiskais pārstāvis nav iesniedzis Centrā ģimenes ārsta izziņu (veidlapa 027/u), kas attiecīgajā mācību gadā atļauj piedalīties centra organizētajos pasākumos un nodarbībās</w:t>
+      </w:r>
+      <w:r>
+        <w:rPr>
+          <w:sz w:val="25"/>
+          <w:szCs w:val="25"/>
+        </w:rPr>
+        <w:t>;</w:t>
+      </w:r>
+    </w:p>
+    <w:p>
+      <w:pPr>
+        <w:jc w:val="both"/>
+        <w:rPr>
+          <w:sz w:val="25"/>
+          <w:szCs w:val="25"/>
+        </w:rPr>
+      </w:pPr>
+      <w:r>
+        <w:rPr>
+          <w:sz w:val="25"/>
+          <w:szCs w:val="25"/>
         </w:rPr>
         <w:lastRenderedPageBreak/>
-        <w:t xml:space="preserve">3.1.6. nodrošināt jaunsargu ar Centra noteikto formas tērpu un individuālo ekipējumu; </w:t>
-      </w:r>
-    </w:p>
-    <w:p>
-      <w:pPr>
-        <w:suppressAutoHyphens/>
-        <w:spacing w:after="0" w:line="240" w:lineRule="auto"/>
-        <w:jc w:val="both"/>
-        <w:rPr>
-          <w:rFonts w:ascii="Times New Roman" w:eastAsia="Times New Roman" w:hAnsi="Times New Roman" w:cs="Times New Roman"/>
-          <w:sz w:val="25"/>
-          <w:szCs w:val="25"/>
-          <w:lang w:eastAsia="ar-SA"/>
-        </w:rPr>
-      </w:pPr>
-      <w:r>
-        <w:rPr>
-          <w:rFonts w:ascii="Times New Roman" w:eastAsia="Times New Roman" w:hAnsi="Times New Roman" w:cs="Times New Roman"/>
-          <w:sz w:val="25"/>
-          <w:szCs w:val="25"/>
-          <w:lang w:eastAsia="ar-SA"/>
-        </w:rPr>
-        <w:t>3.1.7. sekot higiēnas normu ievērošanai nodarbībās un pasākumos;</w:t>
-      </w:r>
-    </w:p>
-    <w:p>
-      <w:pPr>
-        <w:suppressAutoHyphens/>
-        <w:spacing w:after="0" w:line="240" w:lineRule="auto"/>
-        <w:jc w:val="both"/>
-        <w:rPr>
-          <w:rFonts w:ascii="Times New Roman" w:eastAsia="Times New Roman" w:hAnsi="Times New Roman" w:cs="Times New Roman"/>
-          <w:sz w:val="25"/>
-          <w:szCs w:val="25"/>
-          <w:lang w:eastAsia="ar-SA"/>
-        </w:rPr>
-      </w:pPr>
-      <w:r>
-        <w:rPr>
-          <w:rFonts w:ascii="Times New Roman" w:eastAsia="Times New Roman" w:hAnsi="Times New Roman" w:cs="Times New Roman"/>
-          <w:sz w:val="25"/>
-          <w:szCs w:val="25"/>
-          <w:lang w:eastAsia="ar-SA"/>
-        </w:rPr>
-        <w:t>3.1.8. informēt Likumisko pārstāvi gadījumos, ja bērns pārkāpis drošības noteikumus, jaunsargu Ētikas kodeksu vai Jaunsardzes darbības organizācijas nolikumā noteikto;</w:t>
-      </w:r>
-    </w:p>
-    <w:p>
-      <w:pPr>
-        <w:suppressAutoHyphens/>
-        <w:spacing w:after="0" w:line="240" w:lineRule="auto"/>
-        <w:jc w:val="both"/>
-        <w:rPr>
-          <w:rFonts w:ascii="Times New Roman" w:eastAsia="Times New Roman" w:hAnsi="Times New Roman" w:cs="Times New Roman"/>
-          <w:sz w:val="25"/>
-          <w:szCs w:val="25"/>
-          <w:lang w:eastAsia="ar-SA"/>
-        </w:rPr>
-      </w:pPr>
-      <w:r>
-        <w:rPr>
-          <w:rFonts w:ascii="Times New Roman" w:eastAsia="Times New Roman" w:hAnsi="Times New Roman" w:cs="Times New Roman"/>
-          <w:sz w:val="25"/>
-          <w:szCs w:val="25"/>
-          <w:lang w:eastAsia="ar-SA"/>
-        </w:rPr>
-        <w:t>3.1.9. veikt personas datu apstrādi godprātīgi un saskaņā ar spēkā esošajiem normatīvajiem aktiem;</w:t>
-      </w:r>
-    </w:p>
-    <w:p>
-      <w:pPr>
-        <w:suppressAutoHyphens/>
-        <w:spacing w:after="0" w:line="240" w:lineRule="auto"/>
-        <w:jc w:val="both"/>
-        <w:rPr>
-          <w:rFonts w:ascii="Times New Roman" w:eastAsia="Times New Roman" w:hAnsi="Times New Roman" w:cs="Times New Roman"/>
-          <w:sz w:val="25"/>
-          <w:szCs w:val="25"/>
-          <w:lang w:eastAsia="ar-SA"/>
-        </w:rPr>
-      </w:pPr>
-      <w:r>
-        <w:rPr>
-          <w:rFonts w:ascii="Times New Roman" w:eastAsia="Times New Roman" w:hAnsi="Times New Roman" w:cs="Times New Roman"/>
-          <w:sz w:val="25"/>
-          <w:szCs w:val="25"/>
-          <w:lang w:eastAsia="ar-SA"/>
-        </w:rPr>
-        <w:t>3.1.10. rakstiski paziņot bērna likumiskajam pārstāvim par jaunsargu instruktora maiņu;</w:t>
-      </w:r>
-    </w:p>
-    <w:p>
-      <w:pPr>
-        <w:suppressAutoHyphens/>
-        <w:spacing w:after="0" w:line="240" w:lineRule="auto"/>
-        <w:jc w:val="both"/>
-        <w:rPr>
-          <w:rFonts w:ascii="Times New Roman" w:eastAsia="Times New Roman" w:hAnsi="Times New Roman" w:cs="Times New Roman"/>
-          <w:sz w:val="25"/>
-          <w:szCs w:val="25"/>
-          <w:lang w:eastAsia="ar-SA"/>
-        </w:rPr>
-      </w:pPr>
-      <w:r>
-        <w:rPr>
-          <w:rFonts w:ascii="Times New Roman" w:eastAsia="Times New Roman" w:hAnsi="Times New Roman" w:cs="Times New Roman"/>
-          <w:sz w:val="25"/>
-          <w:szCs w:val="25"/>
-          <w:lang w:eastAsia="ar-SA"/>
-        </w:rPr>
-        <w:t xml:space="preserve">3.1.11. lai nodrošinātu jaunieša drošību nodarbībās un pasākumos, veikt visu ar to īstenošanu saistīto risku </w:t>
+        <w:t>4.4.3. Likumiskais pārstāvis atsauc savu piekrišanu personas datu apstrādei.</w:t>
+      </w:r>
+    </w:p>
+    <w:p>
+      <w:pPr>
+        <w:jc w:val="both"/>
+        <w:rPr>
+          <w:sz w:val="25"/>
+          <w:szCs w:val="25"/>
+        </w:rPr>
+      </w:pPr>
+      <w:r>
+        <w:rPr>
+          <w:sz w:val="25"/>
+          <w:szCs w:val="25"/>
+        </w:rPr>
+        <w:t>4.5. Līguma 4.4.punktā noteiktajos gadījumos, p</w:t>
+      </w:r>
+      <w:r>
+        <w:rPr>
+          <w:rFonts w:eastAsia="Calibri" w:cs="Arial Unicode MS"/>
+          <w:sz w:val="25"/>
+          <w:szCs w:val="25"/>
+          <w:lang w:bidi="lo-LA"/>
+        </w:rPr>
+        <w:t xml:space="preserve">aziņojumu par </w:t>
+      </w:r>
+      <w:r>
+        <w:rPr>
+          <w:sz w:val="25"/>
+          <w:szCs w:val="25"/>
+        </w:rPr>
+        <w:t xml:space="preserve">Līguma izbeigšanu pirms termiņa Centrs </w:t>
       </w:r>
       <w:proofErr w:type="spellStart"/>
       <w:r>
         <w:rPr>
-          <w:rFonts w:ascii="Times New Roman" w:eastAsia="Times New Roman" w:hAnsi="Times New Roman" w:cs="Times New Roman"/>
-          <w:sz w:val="25"/>
-          <w:szCs w:val="25"/>
-          <w:lang w:eastAsia="ar-SA"/>
-        </w:rPr>
-        <w:t>izvērtējumu</w:t>
+          <w:sz w:val="25"/>
+          <w:szCs w:val="25"/>
+        </w:rPr>
+        <w:t>nosūta</w:t>
       </w:r>
       <w:proofErr w:type="spellEnd"/>
       <w:r>
         <w:rPr>
-          <w:rFonts w:ascii="Times New Roman" w:eastAsia="Times New Roman" w:hAnsi="Times New Roman" w:cs="Times New Roman"/>
-          <w:sz w:val="25"/>
-          <w:szCs w:val="25"/>
-          <w:lang w:eastAsia="ar-SA"/>
-        </w:rPr>
-        <w:t xml:space="preserve"> un atbilstoši šim </w:t>
-      </w:r>
-      <w:proofErr w:type="spellStart"/>
-      <w:r>
-        <w:rPr>
-          <w:rFonts w:ascii="Times New Roman" w:eastAsia="Times New Roman" w:hAnsi="Times New Roman" w:cs="Times New Roman"/>
-          <w:sz w:val="25"/>
-          <w:szCs w:val="25"/>
-          <w:lang w:eastAsia="ar-SA"/>
-        </w:rPr>
-        <w:t>izvērtējumam</w:t>
-      </w:r>
-      <w:proofErr w:type="spellEnd"/>
-      <w:r>
-        <w:rPr>
-          <w:rFonts w:ascii="Times New Roman" w:eastAsia="Times New Roman" w:hAnsi="Times New Roman" w:cs="Times New Roman"/>
-          <w:sz w:val="25"/>
-          <w:szCs w:val="25"/>
-          <w:lang w:eastAsia="ar-SA"/>
-        </w:rPr>
-        <w:t xml:space="preserve"> atsevišķas nodarbības un pasākumus noteikt kā paaugstinātas vai augstas bīstamības, attiecīgi to plānošanā un īstenošanā realizējot  papildu drošības pasākumus;</w:t>
-      </w:r>
-    </w:p>
-    <w:p>
-      <w:pPr>
-        <w:suppressAutoHyphens/>
-        <w:spacing w:after="0" w:line="240" w:lineRule="auto"/>
-        <w:jc w:val="both"/>
-        <w:rPr>
-          <w:rFonts w:ascii="Times New Roman" w:eastAsia="Times New Roman" w:hAnsi="Times New Roman" w:cs="Times New Roman"/>
-          <w:sz w:val="25"/>
-          <w:szCs w:val="25"/>
-          <w:lang w:eastAsia="ar-SA"/>
-        </w:rPr>
-      </w:pPr>
-      <w:r>
-        <w:rPr>
-          <w:rFonts w:ascii="Times New Roman" w:eastAsia="Times New Roman" w:hAnsi="Times New Roman" w:cs="Times New Roman"/>
-          <w:sz w:val="25"/>
-          <w:szCs w:val="25"/>
-          <w:lang w:eastAsia="ar-SA"/>
-        </w:rPr>
-        <w:t>3.1.12. ziņot struktūrvienības vadītājam un jaunsarga likumiskajam pārstāvim par jebkuru incidentu vai nelaimes gadījumu Centra nodarbībā vai pasākumā.</w:t>
-      </w:r>
-    </w:p>
-    <w:p>
-      <w:pPr>
-        <w:suppressAutoHyphens/>
-        <w:spacing w:after="0" w:line="240" w:lineRule="auto"/>
-        <w:jc w:val="both"/>
-        <w:rPr>
-          <w:rFonts w:ascii="Times New Roman" w:eastAsia="Times New Roman" w:hAnsi="Times New Roman" w:cs="Times New Roman"/>
-          <w:sz w:val="25"/>
-          <w:szCs w:val="25"/>
-          <w:lang w:eastAsia="ar-SA"/>
-        </w:rPr>
-      </w:pPr>
-      <w:r>
-        <w:rPr>
-          <w:rFonts w:ascii="Times New Roman" w:eastAsia="Times New Roman" w:hAnsi="Times New Roman" w:cs="Times New Roman"/>
-          <w:sz w:val="25"/>
-          <w:szCs w:val="25"/>
-          <w:lang w:eastAsia="ar-SA"/>
-        </w:rPr>
-        <w:t>3.2. Centram ir tiesības:</w:t>
-      </w:r>
-    </w:p>
-    <w:p>
-      <w:pPr>
-        <w:suppressAutoHyphens/>
-        <w:spacing w:after="0" w:line="240" w:lineRule="auto"/>
-        <w:jc w:val="both"/>
-        <w:rPr>
-          <w:rFonts w:ascii="Times New Roman" w:eastAsia="Times New Roman" w:hAnsi="Times New Roman" w:cs="Times New Roman"/>
-          <w:sz w:val="25"/>
-          <w:szCs w:val="25"/>
-          <w:lang w:eastAsia="ar-SA"/>
-        </w:rPr>
-      </w:pPr>
-      <w:r>
-        <w:rPr>
-          <w:rFonts w:ascii="Times New Roman" w:eastAsia="Times New Roman" w:hAnsi="Times New Roman" w:cs="Times New Roman"/>
-          <w:sz w:val="25"/>
-          <w:szCs w:val="25"/>
-          <w:lang w:eastAsia="ar-SA"/>
-        </w:rPr>
-        <w:t xml:space="preserve">3.2.1. pieprasīt Likumiskam pārstāvim atlīdzināt materiālos zaudējumus, kas radušies bērna tīšas rīcības rezultātā vai ja bērns nozaudējis formas tērpu vai citu inventāru; </w:t>
-      </w:r>
-    </w:p>
-    <w:p>
-      <w:pPr>
-        <w:suppressAutoHyphens/>
-        <w:spacing w:after="0" w:line="240" w:lineRule="auto"/>
-        <w:jc w:val="both"/>
-        <w:rPr>
-          <w:rFonts w:ascii="Times New Roman" w:eastAsia="Times New Roman" w:hAnsi="Times New Roman" w:cs="Times New Roman"/>
-          <w:sz w:val="25"/>
-          <w:szCs w:val="25"/>
-          <w:lang w:eastAsia="ar-SA"/>
-        </w:rPr>
-      </w:pPr>
-      <w:r>
-        <w:rPr>
-          <w:rFonts w:ascii="Times New Roman" w:eastAsia="Times New Roman" w:hAnsi="Times New Roman" w:cs="Times New Roman"/>
-          <w:sz w:val="25"/>
-          <w:szCs w:val="25"/>
-          <w:lang w:eastAsia="ar-SA"/>
-        </w:rPr>
-        <w:t>3.2.2. vienpusēji izbeigt Līgumu, ja:</w:t>
-      </w:r>
-    </w:p>
-    <w:p>
-      <w:pPr>
-        <w:suppressAutoHyphens/>
-        <w:spacing w:after="0" w:line="240" w:lineRule="auto"/>
-        <w:jc w:val="both"/>
-        <w:rPr>
-          <w:rFonts w:ascii="Times New Roman" w:eastAsia="Times New Roman" w:hAnsi="Times New Roman" w:cs="Times New Roman"/>
-          <w:sz w:val="25"/>
-          <w:szCs w:val="25"/>
-          <w:lang w:eastAsia="ar-SA"/>
-        </w:rPr>
-      </w:pPr>
-      <w:r>
-        <w:rPr>
-          <w:rFonts w:ascii="Times New Roman" w:eastAsia="Times New Roman" w:hAnsi="Times New Roman" w:cs="Times New Roman"/>
-          <w:sz w:val="25"/>
-          <w:szCs w:val="25"/>
-          <w:lang w:eastAsia="ar-SA"/>
-        </w:rPr>
-        <w:t>3.2.2.1. bērns nepilda Valsts aizsardzības mācības un Jaunsardzes likuma 15.pantā noteiktos jaunsargu pienākumus;</w:t>
-      </w:r>
-    </w:p>
-    <w:p>
-      <w:pPr>
-        <w:suppressAutoHyphens/>
-        <w:spacing w:after="0" w:line="240" w:lineRule="auto"/>
-        <w:jc w:val="both"/>
-        <w:rPr>
-          <w:rFonts w:ascii="Times New Roman" w:eastAsia="Times New Roman" w:hAnsi="Times New Roman" w:cs="Times New Roman"/>
-          <w:sz w:val="25"/>
-          <w:szCs w:val="25"/>
-          <w:lang w:eastAsia="ar-SA"/>
-        </w:rPr>
-      </w:pPr>
-      <w:r>
-        <w:rPr>
-          <w:rFonts w:ascii="Times New Roman" w:eastAsia="Times New Roman" w:hAnsi="Times New Roman" w:cs="Times New Roman"/>
-          <w:sz w:val="25"/>
-          <w:szCs w:val="25"/>
-          <w:lang w:eastAsia="ar-SA"/>
-        </w:rPr>
-        <w:t>3.2.2.2. bērns vairāk nekā trīs mēnešus bez attaisnojoša iemesla nav apmeklējis Jaunsardzes nodarbības un pasākumus;</w:t>
-      </w:r>
-    </w:p>
-    <w:p>
-      <w:pPr>
-        <w:suppressAutoHyphens/>
-        <w:spacing w:after="0" w:line="240" w:lineRule="auto"/>
-        <w:jc w:val="both"/>
-        <w:rPr>
-          <w:rFonts w:ascii="Times New Roman" w:eastAsia="Times New Roman" w:hAnsi="Times New Roman" w:cs="Times New Roman"/>
-          <w:sz w:val="25"/>
-          <w:szCs w:val="25"/>
-          <w:lang w:eastAsia="ar-SA"/>
-        </w:rPr>
-      </w:pPr>
-      <w:r>
-        <w:rPr>
-          <w:rFonts w:ascii="Times New Roman" w:eastAsia="Times New Roman" w:hAnsi="Times New Roman" w:cs="Times New Roman"/>
-          <w:sz w:val="25"/>
-          <w:szCs w:val="25"/>
-          <w:lang w:eastAsia="ar-SA"/>
-        </w:rPr>
-        <w:t>3.2.2.3. bērns rada vai var radīt apdraudējumu savai vai citu personu dzīvībai, veselībai vai drošībai;</w:t>
-      </w:r>
-    </w:p>
-    <w:p>
-      <w:pPr>
-        <w:suppressAutoHyphens/>
-        <w:spacing w:after="0" w:line="240" w:lineRule="auto"/>
-        <w:jc w:val="both"/>
-        <w:rPr>
-          <w:rFonts w:ascii="Times New Roman" w:eastAsia="Times New Roman" w:hAnsi="Times New Roman" w:cs="Times New Roman"/>
-          <w:sz w:val="25"/>
-          <w:szCs w:val="25"/>
-          <w:lang w:eastAsia="ar-SA"/>
-        </w:rPr>
-      </w:pPr>
-      <w:r>
-        <w:rPr>
-          <w:rFonts w:ascii="Times New Roman" w:eastAsia="Times New Roman" w:hAnsi="Times New Roman" w:cs="Times New Roman"/>
-          <w:sz w:val="25"/>
-          <w:szCs w:val="25"/>
-          <w:lang w:eastAsia="ar-SA"/>
-        </w:rPr>
-        <w:t>3.2.2.4. Likumiskais pārstāvis attiecīgajā gadā līdz mācību gada sākumam nav iesniedzis ģimenes ārsta izziņu (veidlapa 027/u), kas attiecīgajā mācību gadā atļauj bērnam piedalīties Centra organizētajos pasākumos un mācību nodarbībās;</w:t>
-      </w:r>
-    </w:p>
-    <w:p>
-      <w:pPr>
-        <w:suppressAutoHyphens/>
-        <w:spacing w:after="0" w:line="240" w:lineRule="auto"/>
-        <w:jc w:val="both"/>
-        <w:rPr>
-          <w:rFonts w:ascii="Times New Roman" w:eastAsia="Times New Roman" w:hAnsi="Times New Roman" w:cs="Times New Roman"/>
-          <w:sz w:val="25"/>
-          <w:szCs w:val="25"/>
-          <w:lang w:eastAsia="ar-SA"/>
-        </w:rPr>
-      </w:pPr>
-      <w:r>
-        <w:rPr>
-          <w:rFonts w:ascii="Times New Roman" w:eastAsia="Times New Roman" w:hAnsi="Times New Roman" w:cs="Times New Roman"/>
-          <w:sz w:val="25"/>
-          <w:szCs w:val="25"/>
-          <w:lang w:eastAsia="ar-SA"/>
-        </w:rPr>
-        <w:t>3.2.2.5. Likumiskais pārstāvis atsauc savu piekrišanu personas datu apstrādei;</w:t>
-      </w:r>
-    </w:p>
-    <w:p>
-      <w:pPr>
-        <w:suppressAutoHyphens/>
-        <w:spacing w:after="0" w:line="240" w:lineRule="auto"/>
-        <w:jc w:val="both"/>
-        <w:rPr>
-          <w:rFonts w:ascii="Times New Roman" w:eastAsia="Times New Roman" w:hAnsi="Times New Roman" w:cs="Times New Roman"/>
-          <w:sz w:val="25"/>
-          <w:szCs w:val="25"/>
-          <w:lang w:eastAsia="ar-SA"/>
-        </w:rPr>
-      </w:pPr>
-      <w:r>
-        <w:rPr>
-          <w:rFonts w:ascii="Times New Roman" w:eastAsia="Times New Roman" w:hAnsi="Times New Roman" w:cs="Times New Roman"/>
-          <w:sz w:val="25"/>
-          <w:szCs w:val="25"/>
-          <w:lang w:eastAsia="ar-SA"/>
-        </w:rPr>
-        <w:t>3.2.3. veikt personas datu apstrādi, kas nepieciešama līguma un Centra uzdevumu izpildei, tai skaitā, publicēt audiovizuālos materiālus sociālajos tīklos Jaunsardzes, jaunsargu sasniegumu un aktivitāšu popularizēšanas nolūkā;</w:t>
-      </w:r>
-    </w:p>
-    <w:p>
-      <w:pPr>
-        <w:suppressAutoHyphens/>
-        <w:spacing w:after="0" w:line="240" w:lineRule="auto"/>
-        <w:jc w:val="both"/>
-        <w:rPr>
-          <w:rFonts w:ascii="Times New Roman" w:eastAsia="Times New Roman" w:hAnsi="Times New Roman" w:cs="Times New Roman"/>
-          <w:sz w:val="25"/>
-          <w:szCs w:val="25"/>
-          <w:lang w:eastAsia="ar-SA"/>
-        </w:rPr>
-      </w:pPr>
-      <w:r>
-        <w:rPr>
-          <w:rFonts w:ascii="Times New Roman" w:eastAsia="Times New Roman" w:hAnsi="Times New Roman" w:cs="Times New Roman"/>
-          <w:bCs/>
-          <w:sz w:val="25"/>
-          <w:szCs w:val="25"/>
-          <w:lang w:eastAsia="ar-SA"/>
-        </w:rPr>
-        <w:t>3.2.4. </w:t>
-      </w:r>
-      <w:r>
-        <w:rPr>
-          <w:rFonts w:ascii="Times New Roman" w:eastAsia="Times New Roman" w:hAnsi="Times New Roman" w:cs="Times New Roman"/>
-          <w:sz w:val="25"/>
-          <w:szCs w:val="25"/>
-          <w:lang w:eastAsia="ar-SA"/>
-        </w:rPr>
-        <w:t>pirms dalības pasākumā nosūtīt pie izglītības iestādes mediķa veselības stāvokļa novērtēšanai</w:t>
-      </w:r>
-      <w:r>
-        <w:rPr>
-          <w:rFonts w:ascii="Times New Roman" w:eastAsia="Times New Roman" w:hAnsi="Times New Roman" w:cs="Times New Roman"/>
-          <w:bCs/>
-          <w:sz w:val="25"/>
-          <w:szCs w:val="25"/>
-          <w:lang w:eastAsia="ar-SA"/>
-        </w:rPr>
-        <w:t xml:space="preserve"> bērnu</w:t>
-      </w:r>
-      <w:r>
-        <w:rPr>
-          <w:rFonts w:ascii="Times New Roman" w:eastAsia="Times New Roman" w:hAnsi="Times New Roman" w:cs="Times New Roman"/>
-          <w:sz w:val="25"/>
-          <w:szCs w:val="25"/>
-          <w:lang w:eastAsia="ar-SA"/>
-        </w:rPr>
-        <w:t xml:space="preserve">, kurš mācās un dzīvo internātskolā vai dzīvo izglītības iestādes internātā un kura </w:t>
-      </w:r>
-      <w:r>
-        <w:rPr>
-          <w:rFonts w:ascii="Times New Roman" w:eastAsia="Times New Roman" w:hAnsi="Times New Roman" w:cs="Times New Roman"/>
-          <w:bCs/>
-          <w:sz w:val="25"/>
-          <w:szCs w:val="25"/>
-          <w:lang w:eastAsia="ar-SA"/>
-        </w:rPr>
-        <w:t>Likumiskie pārstāvji</w:t>
-      </w:r>
-      <w:r>
-        <w:rPr>
-          <w:rFonts w:ascii="Times New Roman" w:eastAsia="Times New Roman" w:hAnsi="Times New Roman" w:cs="Times New Roman"/>
-          <w:sz w:val="25"/>
-          <w:szCs w:val="25"/>
-          <w:lang w:eastAsia="ar-SA"/>
-        </w:rPr>
-        <w:t xml:space="preserve"> objektīvu iemeslu dēļ nevar pilnībā izpildīt šī līguma 2.1.2. punktu.</w:t>
-      </w:r>
-    </w:p>
-    <w:p>
-      <w:pPr>
-        <w:suppressAutoHyphens/>
-        <w:spacing w:after="0" w:line="240" w:lineRule="auto"/>
-        <w:rPr>
-          <w:rFonts w:ascii="Times New Roman" w:eastAsia="Times New Roman" w:hAnsi="Times New Roman" w:cs="Times New Roman"/>
-          <w:sz w:val="25"/>
-          <w:szCs w:val="25"/>
-          <w:lang w:eastAsia="ar-SA"/>
-        </w:rPr>
-      </w:pPr>
-    </w:p>
-    <w:p>
-      <w:pPr>
-        <w:suppressAutoHyphens/>
-        <w:spacing w:after="0" w:line="240" w:lineRule="auto"/>
-        <w:jc w:val="center"/>
-        <w:rPr>
-          <w:rFonts w:ascii="Times New Roman" w:eastAsia="Times New Roman" w:hAnsi="Times New Roman" w:cs="Times New Roman"/>
-          <w:caps/>
-          <w:sz w:val="25"/>
-          <w:szCs w:val="25"/>
-          <w:lang w:eastAsia="ar-SA"/>
-        </w:rPr>
-      </w:pPr>
-      <w:r>
-        <w:rPr>
-          <w:rFonts w:ascii="Times New Roman" w:eastAsia="Times New Roman" w:hAnsi="Times New Roman" w:cs="Times New Roman"/>
-          <w:caps/>
-          <w:sz w:val="25"/>
-          <w:szCs w:val="25"/>
-          <w:lang w:eastAsia="ar-SA"/>
-        </w:rPr>
-        <w:t>4. Līguma darbības termiņš, Līguma izbeigšana</w:t>
-      </w:r>
-    </w:p>
-    <w:p>
-      <w:pPr>
-        <w:suppressAutoHyphens/>
-        <w:spacing w:after="0" w:line="240" w:lineRule="auto"/>
-        <w:jc w:val="center"/>
-        <w:rPr>
-          <w:rFonts w:ascii="Times New Roman" w:eastAsia="Times New Roman" w:hAnsi="Times New Roman" w:cs="Times New Roman"/>
-          <w:caps/>
-          <w:sz w:val="25"/>
-          <w:szCs w:val="25"/>
-          <w:lang w:eastAsia="ar-SA"/>
-        </w:rPr>
-      </w:pPr>
-      <w:r>
-        <w:rPr>
-          <w:rFonts w:ascii="Times New Roman" w:eastAsia="Times New Roman" w:hAnsi="Times New Roman" w:cs="Times New Roman"/>
-          <w:caps/>
-          <w:sz w:val="25"/>
-          <w:szCs w:val="25"/>
-          <w:lang w:eastAsia="ar-SA"/>
-        </w:rPr>
-        <w:t>un strīdu izskatīšana</w:t>
-      </w:r>
-    </w:p>
-    <w:p>
-      <w:pPr>
-        <w:suppressAutoHyphens/>
-        <w:spacing w:after="0" w:line="240" w:lineRule="auto"/>
-        <w:jc w:val="both"/>
-        <w:rPr>
-          <w:rFonts w:ascii="Times New Roman" w:eastAsia="Times New Roman" w:hAnsi="Times New Roman" w:cs="Times New Roman"/>
-          <w:sz w:val="25"/>
-          <w:szCs w:val="25"/>
-          <w:lang w:eastAsia="ar-SA"/>
-        </w:rPr>
-      </w:pPr>
-      <w:r>
-        <w:rPr>
-          <w:rFonts w:ascii="Times New Roman" w:eastAsia="Times New Roman" w:hAnsi="Times New Roman" w:cs="Times New Roman"/>
-          <w:sz w:val="25"/>
-          <w:szCs w:val="25"/>
-          <w:lang w:eastAsia="ar-SA"/>
-        </w:rPr>
-        <w:t>4.1. Līgums ir spēkā no Līguma abpusējas parakstīšanas dienas un ir spēkā līdz bērns sasniedzis 18 gadu vecumu.</w:t>
-      </w:r>
-    </w:p>
-    <w:p>
-      <w:pPr>
-        <w:suppressAutoHyphens/>
-        <w:spacing w:after="0" w:line="240" w:lineRule="auto"/>
-        <w:jc w:val="both"/>
-        <w:rPr>
-          <w:rFonts w:ascii="Times New Roman" w:eastAsia="Times New Roman" w:hAnsi="Times New Roman" w:cs="Times New Roman"/>
-          <w:sz w:val="25"/>
-          <w:szCs w:val="25"/>
-          <w:lang w:eastAsia="ar-SA"/>
-        </w:rPr>
-      </w:pPr>
-      <w:r>
-        <w:rPr>
-          <w:rFonts w:ascii="Times New Roman" w:eastAsia="Times New Roman" w:hAnsi="Times New Roman" w:cs="Times New Roman"/>
-          <w:sz w:val="25"/>
-          <w:szCs w:val="25"/>
-          <w:lang w:eastAsia="ar-SA"/>
-        </w:rPr>
-        <w:t xml:space="preserve">4.2. Līgumu var izbeigt jebkurā laikā pirms Līguma darbības beigām Līdzējiem savstarpēji </w:t>
-      </w:r>
-      <w:proofErr w:type="spellStart"/>
-      <w:r>
-        <w:rPr>
-          <w:rFonts w:ascii="Times New Roman" w:eastAsia="Times New Roman" w:hAnsi="Times New Roman" w:cs="Times New Roman"/>
-          <w:sz w:val="25"/>
-          <w:szCs w:val="25"/>
-          <w:lang w:eastAsia="ar-SA"/>
-        </w:rPr>
-        <w:t>rakstveidā</w:t>
-      </w:r>
-      <w:proofErr w:type="spellEnd"/>
-      <w:r>
-        <w:rPr>
-          <w:rFonts w:ascii="Times New Roman" w:eastAsia="Times New Roman" w:hAnsi="Times New Roman" w:cs="Times New Roman"/>
-          <w:sz w:val="25"/>
-          <w:szCs w:val="25"/>
-          <w:lang w:eastAsia="ar-SA"/>
-        </w:rPr>
-        <w:t xml:space="preserve"> vienojoties. </w:t>
-      </w:r>
-    </w:p>
-    <w:p>
-      <w:pPr>
-        <w:suppressAutoHyphens/>
-        <w:spacing w:after="0" w:line="240" w:lineRule="auto"/>
-        <w:jc w:val="both"/>
-        <w:rPr>
-          <w:rFonts w:ascii="Times New Roman" w:eastAsia="Times New Roman" w:hAnsi="Times New Roman" w:cs="Times New Roman"/>
-          <w:sz w:val="25"/>
-          <w:szCs w:val="25"/>
-          <w:lang w:eastAsia="ar-SA"/>
-        </w:rPr>
-      </w:pPr>
-      <w:r>
-        <w:rPr>
-          <w:rFonts w:ascii="Times New Roman" w:eastAsia="Times New Roman" w:hAnsi="Times New Roman" w:cs="Times New Roman"/>
-          <w:sz w:val="25"/>
-          <w:szCs w:val="25"/>
-          <w:lang w:eastAsia="ar-SA"/>
-        </w:rPr>
-        <w:t>4.3. Jaunsarga likumiskais pārstāvis Līgumu var izbeigt vienpusēji jebkurā laikā pirms Līguma darbības beigām.</w:t>
-      </w:r>
-    </w:p>
-    <w:p>
-      <w:pPr>
-        <w:suppressAutoHyphens/>
-        <w:spacing w:after="0" w:line="240" w:lineRule="auto"/>
-        <w:jc w:val="both"/>
-        <w:rPr>
-          <w:rFonts w:ascii="Times New Roman" w:eastAsia="Times New Roman" w:hAnsi="Times New Roman" w:cs="Times New Roman"/>
-          <w:sz w:val="25"/>
-          <w:szCs w:val="25"/>
-          <w:lang w:eastAsia="ar-SA"/>
-        </w:rPr>
-      </w:pPr>
-      <w:r>
-        <w:rPr>
-          <w:rFonts w:ascii="Times New Roman" w:eastAsia="Times New Roman" w:hAnsi="Times New Roman" w:cs="Times New Roman"/>
-          <w:sz w:val="25"/>
-          <w:szCs w:val="25"/>
-          <w:lang w:eastAsia="ar-SA"/>
-        </w:rPr>
-        <w:t>4.4. Līgumu pēc Centra iniciatīvas izbeidz pirms termiņa, ja:</w:t>
-      </w:r>
-    </w:p>
-    <w:p>
-      <w:pPr>
-        <w:suppressAutoHyphens/>
-        <w:spacing w:after="0" w:line="240" w:lineRule="auto"/>
-        <w:jc w:val="both"/>
-        <w:rPr>
-          <w:rFonts w:ascii="Times New Roman" w:eastAsia="Times New Roman" w:hAnsi="Times New Roman" w:cs="Times New Roman"/>
-          <w:sz w:val="25"/>
-          <w:szCs w:val="25"/>
-          <w:lang w:eastAsia="ar-SA"/>
-        </w:rPr>
-      </w:pPr>
-      <w:r>
-        <w:rPr>
-          <w:rFonts w:ascii="Times New Roman" w:eastAsia="Times New Roman" w:hAnsi="Times New Roman" w:cs="Times New Roman"/>
-          <w:sz w:val="25"/>
-          <w:szCs w:val="25"/>
-          <w:lang w:eastAsia="ar-SA"/>
-        </w:rPr>
-        <w:t>4.4.1. bērns vairāk nekā trīs mēnešus bez attaisnojoša iemesla nepameklē Jaunsardzes nodarbības un pasākumus, rada vai var radīt apdraudējumu savai vai citu personu dzīvībai, veselībai vai drošībai un nepilda Valsts aizsardzības mācības un Jaunsardzes likuma 15.pantā noteiktos jaunsarga pienākumus;</w:t>
-      </w:r>
-    </w:p>
-    <w:p>
-      <w:pPr>
-        <w:suppressAutoHyphens/>
-        <w:spacing w:after="0" w:line="240" w:lineRule="auto"/>
-        <w:jc w:val="both"/>
-        <w:rPr>
-          <w:rFonts w:ascii="Times New Roman" w:eastAsia="Times New Roman" w:hAnsi="Times New Roman" w:cs="Times New Roman"/>
-          <w:sz w:val="25"/>
-          <w:szCs w:val="25"/>
-          <w:lang w:eastAsia="ar-SA"/>
-        </w:rPr>
-      </w:pPr>
-      <w:r>
-        <w:rPr>
-          <w:rFonts w:ascii="Times New Roman" w:eastAsia="Times New Roman" w:hAnsi="Times New Roman" w:cs="Times New Roman"/>
-          <w:sz w:val="25"/>
-          <w:szCs w:val="25"/>
-          <w:lang w:eastAsia="ar-SA"/>
-        </w:rPr>
-        <w:t>4.4.2. Likumiskais pārstāvis nav iesniedzis Centrā ģimenes ārsta izziņu (veidlapa 027/u), kas attiecīgajā mācību gadā atļauj piedalīties centra organizētajos pasākumos un nodarbībās;</w:t>
-      </w:r>
-    </w:p>
-    <w:p>
-      <w:pPr>
-        <w:suppressAutoHyphens/>
-        <w:spacing w:after="0" w:line="240" w:lineRule="auto"/>
-        <w:jc w:val="both"/>
-        <w:rPr>
-          <w:rFonts w:ascii="Times New Roman" w:eastAsia="Times New Roman" w:hAnsi="Times New Roman" w:cs="Times New Roman"/>
-          <w:sz w:val="25"/>
-          <w:szCs w:val="25"/>
-          <w:lang w:eastAsia="ar-SA"/>
-        </w:rPr>
-      </w:pPr>
-      <w:r>
-        <w:rPr>
-          <w:rFonts w:ascii="Times New Roman" w:eastAsia="Times New Roman" w:hAnsi="Times New Roman" w:cs="Times New Roman"/>
-          <w:sz w:val="25"/>
-          <w:szCs w:val="25"/>
-          <w:lang w:eastAsia="ar-SA"/>
-        </w:rPr>
-        <w:t>4.4.3. Likumiskais pārstāvis atsauc savu piekrišanu personas datu apstrādei.</w:t>
-      </w:r>
-    </w:p>
-    <w:p>
-      <w:pPr>
-        <w:suppressAutoHyphens/>
-        <w:spacing w:after="0" w:line="240" w:lineRule="auto"/>
-        <w:jc w:val="both"/>
-        <w:rPr>
-          <w:rFonts w:ascii="Times New Roman" w:eastAsia="Times New Roman" w:hAnsi="Times New Roman" w:cs="Times New Roman"/>
-          <w:sz w:val="25"/>
-          <w:szCs w:val="25"/>
-          <w:lang w:eastAsia="ar-SA"/>
-        </w:rPr>
-      </w:pPr>
-      <w:r>
-        <w:rPr>
-          <w:rFonts w:ascii="Times New Roman" w:eastAsia="Times New Roman" w:hAnsi="Times New Roman" w:cs="Times New Roman"/>
-          <w:sz w:val="25"/>
-          <w:szCs w:val="25"/>
-          <w:lang w:eastAsia="ar-SA"/>
-        </w:rPr>
-        <w:lastRenderedPageBreak/>
-        <w:t>4.5. Līguma 4.4.punktā noteiktajos gadījumos, p</w:t>
-      </w:r>
-      <w:r>
-        <w:rPr>
-          <w:rFonts w:ascii="Times New Roman" w:eastAsia="Calibri" w:hAnsi="Times New Roman" w:cs="Arial Unicode MS"/>
-          <w:sz w:val="25"/>
-          <w:szCs w:val="25"/>
-          <w:lang w:eastAsia="ar-SA" w:bidi="lo-LA"/>
-        </w:rPr>
-        <w:t xml:space="preserve">aziņojumu par </w:t>
-      </w:r>
-      <w:r>
-        <w:rPr>
-          <w:rFonts w:ascii="Times New Roman" w:eastAsia="Times New Roman" w:hAnsi="Times New Roman" w:cs="Times New Roman"/>
-          <w:sz w:val="25"/>
-          <w:szCs w:val="25"/>
-          <w:lang w:eastAsia="ar-SA"/>
-        </w:rPr>
-        <w:t xml:space="preserve">Līguma izbeigšanu pirms termiņa Centrs </w:t>
-      </w:r>
-      <w:proofErr w:type="spellStart"/>
-      <w:r>
-        <w:rPr>
-          <w:rFonts w:ascii="Times New Roman" w:eastAsia="Times New Roman" w:hAnsi="Times New Roman" w:cs="Times New Roman"/>
-          <w:sz w:val="25"/>
-          <w:szCs w:val="25"/>
-          <w:lang w:eastAsia="ar-SA"/>
-        </w:rPr>
-        <w:t>nosūta</w:t>
-      </w:r>
-      <w:proofErr w:type="spellEnd"/>
-      <w:r>
-        <w:rPr>
-          <w:rFonts w:ascii="Times New Roman" w:eastAsia="Times New Roman" w:hAnsi="Times New Roman" w:cs="Times New Roman"/>
-          <w:sz w:val="25"/>
-          <w:szCs w:val="25"/>
-          <w:lang w:eastAsia="ar-SA"/>
+          <w:sz w:val="25"/>
+          <w:szCs w:val="25"/>
         </w:rPr>
         <w:t xml:space="preserve"> Likumiskajam pārstāvim </w:t>
       </w:r>
       <w:r>
         <w:rPr>
-          <w:rFonts w:ascii="Times New Roman" w:eastAsia="Calibri" w:hAnsi="Times New Roman" w:cs="Arial Unicode MS"/>
-          <w:sz w:val="25"/>
-          <w:szCs w:val="25"/>
-          <w:lang w:eastAsia="ar-SA" w:bidi="lo-LA"/>
-        </w:rPr>
-        <w:t>uz Līgumā norādīto adresi vai elektroniski uz šī Līguma rekvizītos norādīto e-pasta adresi.</w:t>
-      </w:r>
-    </w:p>
-    <w:p>
-      <w:pPr>
-        <w:suppressAutoHyphens/>
-        <w:spacing w:after="0" w:line="240" w:lineRule="auto"/>
-        <w:jc w:val="both"/>
-        <w:rPr>
-          <w:rFonts w:ascii="Times New Roman" w:eastAsia="Times New Roman" w:hAnsi="Times New Roman" w:cs="Times New Roman"/>
-          <w:sz w:val="25"/>
-          <w:szCs w:val="25"/>
-          <w:lang w:eastAsia="ar-SA"/>
-        </w:rPr>
-      </w:pPr>
-      <w:r>
-        <w:rPr>
-          <w:rFonts w:ascii="Times New Roman" w:eastAsia="Times New Roman" w:hAnsi="Times New Roman" w:cs="Times New Roman"/>
-          <w:sz w:val="25"/>
-          <w:szCs w:val="25"/>
-          <w:lang w:eastAsia="ar-SA"/>
+          <w:rFonts w:eastAsia="Calibri" w:cs="Arial Unicode MS"/>
+          <w:sz w:val="25"/>
+          <w:szCs w:val="25"/>
+          <w:lang w:bidi="lo-LA"/>
+        </w:rPr>
+        <w:t>uz Līgumā norādīto adresi vai elektroniski</w:t>
+      </w:r>
+      <w:r>
+        <w:rPr>
+          <w:rFonts w:eastAsia="Calibri" w:cs="Arial Unicode MS"/>
+          <w:sz w:val="25"/>
+          <w:szCs w:val="25"/>
+          <w:lang w:bidi="lo-LA"/>
+        </w:rPr>
+        <w:t xml:space="preserve"> uz šī Līguma rekvizītos norādīto e-pasta adresi.</w:t>
+      </w:r>
+    </w:p>
+    <w:p>
+      <w:pPr>
+        <w:jc w:val="both"/>
+        <w:rPr>
+          <w:sz w:val="25"/>
+          <w:szCs w:val="25"/>
+        </w:rPr>
+      </w:pPr>
+      <w:r>
+        <w:rPr>
+          <w:sz w:val="25"/>
+          <w:szCs w:val="25"/>
         </w:rPr>
         <w:t>4.6. Likumiskais pārstāvis informē Centru par Līguma izbeigšanu pirms termiņa nosūtot ar drošu elektronisko parakstu parakstītu brīvas formas iesniegumu par līguma izbeigšanu vai iesniedzot to Centrā papīra formā.</w:t>
       </w:r>
     </w:p>
     <w:p>
       <w:pPr>
-        <w:suppressAutoHyphens/>
-        <w:spacing w:after="0" w:line="240" w:lineRule="auto"/>
-        <w:jc w:val="both"/>
-        <w:rPr>
-          <w:rFonts w:ascii="Times New Roman" w:eastAsia="Times New Roman" w:hAnsi="Times New Roman" w:cs="Times New Roman"/>
-          <w:sz w:val="25"/>
-          <w:szCs w:val="25"/>
-          <w:lang w:eastAsia="ar-SA"/>
-        </w:rPr>
-      </w:pPr>
-      <w:r>
-        <w:rPr>
-          <w:rFonts w:ascii="Times New Roman" w:eastAsia="Times New Roman" w:hAnsi="Times New Roman" w:cs="Times New Roman"/>
-          <w:sz w:val="25"/>
-          <w:szCs w:val="25"/>
-          <w:lang w:eastAsia="ar-SA"/>
-        </w:rPr>
-        <w:t>4.7. Visus strīdus un domstarpības, kas rodas šī Līguma izpildes gaitā, Līdzēji risina pārrunu ceļā. Ja nav iespējams panākt vienošanos pārrunu ceļā, tie tiek risināti Latvijas Republikas normatīvajos aktos noteiktajā kārtībā.</w:t>
-      </w:r>
-    </w:p>
-    <w:p>
-      <w:pPr>
-        <w:suppressAutoHyphens/>
+        <w:jc w:val="both"/>
+        <w:rPr>
+          <w:sz w:val="25"/>
+          <w:szCs w:val="25"/>
+        </w:rPr>
+      </w:pPr>
+      <w:r>
+        <w:rPr>
+          <w:sz w:val="25"/>
+          <w:szCs w:val="25"/>
+        </w:rPr>
+        <w:t>4.</w:t>
+      </w:r>
+      <w:r>
+        <w:rPr>
+          <w:sz w:val="25"/>
+          <w:szCs w:val="25"/>
+        </w:rPr>
+        <w:t>7</w:t>
+      </w:r>
+      <w:r>
+        <w:rPr>
+          <w:sz w:val="25"/>
+          <w:szCs w:val="25"/>
+        </w:rPr>
+        <w:t>.</w:t>
+      </w:r>
+      <w:r>
+        <w:rPr>
+          <w:sz w:val="25"/>
+          <w:szCs w:val="25"/>
+        </w:rPr>
+        <w:t> </w:t>
+      </w:r>
+      <w:r>
+        <w:rPr>
+          <w:sz w:val="25"/>
+          <w:szCs w:val="25"/>
+        </w:rPr>
+        <w:t>Visus strīdus un domstarpības, kas rodas šī Līguma izpildes gaitā, Līdzēji risina pārrunu ceļā. Ja nav iespējams panākt vienošanos pārrunu ceļā, tie tiek risināti Latvijas Republikas normatīvajos aktos noteiktajā kārtībā.</w:t>
+      </w:r>
+    </w:p>
+    <w:p>
+      <w:pPr>
         <w:autoSpaceDE w:val="0"/>
         <w:autoSpaceDN w:val="0"/>
         <w:adjustRightInd w:val="0"/>
-        <w:spacing w:after="0" w:line="240" w:lineRule="auto"/>
         <w:jc w:val="center"/>
         <w:rPr>
-          <w:rFonts w:ascii="Times New Roman" w:eastAsia="Calibri" w:hAnsi="Times New Roman" w:cs="Times New Roman"/>
+          <w:rFonts w:eastAsia="Calibri"/>
           <w:bCs/>
           <w:caps/>
           <w:sz w:val="25"/>
           <w:szCs w:val="25"/>
-          <w:lang w:eastAsia="ar-SA"/>
-        </w:rPr>
-      </w:pPr>
-    </w:p>
-    <w:p>
-      <w:pPr>
-        <w:suppressAutoHyphens/>
+        </w:rPr>
+      </w:pPr>
+    </w:p>
+    <w:p>
+      <w:pPr>
         <w:autoSpaceDE w:val="0"/>
         <w:autoSpaceDN w:val="0"/>
         <w:adjustRightInd w:val="0"/>
-        <w:spacing w:after="0" w:line="240" w:lineRule="auto"/>
         <w:jc w:val="center"/>
         <w:rPr>
-          <w:rFonts w:ascii="Times New Roman" w:eastAsia="Calibri" w:hAnsi="Times New Roman" w:cs="Times New Roman"/>
+          <w:rFonts w:eastAsia="Calibri"/>
           <w:bCs/>
           <w:caps/>
           <w:sz w:val="25"/>
           <w:szCs w:val="25"/>
-          <w:lang w:eastAsia="ar-SA"/>
-        </w:rPr>
-      </w:pPr>
-      <w:r>
-        <w:rPr>
-          <w:rFonts w:ascii="Times New Roman" w:eastAsia="Calibri" w:hAnsi="Times New Roman" w:cs="Times New Roman"/>
+        </w:rPr>
+      </w:pPr>
+      <w:r>
+        <w:rPr>
+          <w:rFonts w:eastAsia="Calibri"/>
           <w:bCs/>
           <w:caps/>
           <w:sz w:val="25"/>
           <w:szCs w:val="25"/>
-          <w:lang w:eastAsia="ar-SA"/>
         </w:rPr>
         <w:t>5. Citi noteikumi</w:t>
       </w:r>
     </w:p>
     <w:p>
       <w:pPr>
-        <w:suppressAutoHyphens/>
         <w:autoSpaceDE w:val="0"/>
         <w:autoSpaceDN w:val="0"/>
         <w:adjustRightInd w:val="0"/>
-        <w:spacing w:after="0" w:line="240" w:lineRule="auto"/>
-        <w:jc w:val="both"/>
-        <w:rPr>
-          <w:rFonts w:ascii="Times New Roman" w:eastAsia="Calibri" w:hAnsi="Times New Roman" w:cs="Times New Roman"/>
-          <w:sz w:val="25"/>
-          <w:szCs w:val="25"/>
-          <w:lang w:eastAsia="ar-SA"/>
-        </w:rPr>
-      </w:pPr>
-      <w:r>
-        <w:rPr>
-          <w:rFonts w:ascii="Times New Roman" w:eastAsia="Calibri" w:hAnsi="Times New Roman" w:cs="Times New Roman"/>
-          <w:sz w:val="25"/>
-          <w:szCs w:val="25"/>
-          <w:lang w:eastAsia="ar-SA"/>
+        <w:jc w:val="both"/>
+        <w:rPr>
+          <w:rFonts w:eastAsia="Calibri"/>
+          <w:sz w:val="25"/>
+          <w:szCs w:val="25"/>
+        </w:rPr>
+      </w:pPr>
+      <w:r>
+        <w:rPr>
+          <w:rFonts w:eastAsia="Calibri"/>
+          <w:sz w:val="25"/>
+          <w:szCs w:val="25"/>
         </w:rPr>
         <w:t xml:space="preserve">5.1. Līdzēju savstarpējā komunikācija (t.sk. dokumentu saskaņošana un parakstīšana) notiek </w:t>
       </w:r>
       <w:r>
         <w:rPr>
-          <w:rFonts w:ascii="Times New Roman" w:eastAsia="Calibri" w:hAnsi="Times New Roman" w:cs="Times New Roman"/>
+          <w:rFonts w:eastAsia="Calibri"/>
           <w:i/>
           <w:sz w:val="25"/>
           <w:szCs w:val="25"/>
-          <w:lang w:eastAsia="ar-SA"/>
         </w:rPr>
         <w:t>(atzīmēt nepieciešamo)</w:t>
       </w:r>
       <w:r>
         <w:rPr>
-          <w:rFonts w:ascii="Times New Roman" w:eastAsia="Calibri" w:hAnsi="Times New Roman" w:cs="Times New Roman"/>
-          <w:sz w:val="25"/>
-          <w:szCs w:val="25"/>
-          <w:lang w:eastAsia="ar-SA"/>
+          <w:rFonts w:eastAsia="Calibri"/>
+          <w:sz w:val="25"/>
+          <w:szCs w:val="25"/>
         </w:rPr>
         <w:t>:</w:t>
       </w:r>
     </w:p>
     <w:p>
       <w:pPr>
-        <w:suppressAutoHyphens/>
         <w:autoSpaceDE w:val="0"/>
         <w:autoSpaceDN w:val="0"/>
         <w:adjustRightInd w:val="0"/>
-        <w:spacing w:after="0" w:line="240" w:lineRule="auto"/>
-        <w:jc w:val="both"/>
-        <w:rPr>
-          <w:rFonts w:ascii="Times New Roman" w:eastAsia="Calibri" w:hAnsi="Times New Roman" w:cs="Times New Roman"/>
-          <w:sz w:val="25"/>
-          <w:szCs w:val="25"/>
-          <w:lang w:eastAsia="ar-SA"/>
-        </w:rPr>
-      </w:pPr>
-      <w:r>
-        <w:rPr>
-          <w:rFonts w:ascii="Times New Roman" w:eastAsia="Calibri" w:hAnsi="Times New Roman" w:cs="Times New Roman"/>
-          <w:sz w:val="25"/>
-          <w:szCs w:val="25"/>
-          <w:lang w:eastAsia="ar-SA"/>
+        <w:jc w:val="both"/>
+        <w:rPr>
+          <w:rFonts w:eastAsia="Calibri"/>
+          <w:sz w:val="25"/>
+          <w:szCs w:val="25"/>
+        </w:rPr>
+      </w:pPr>
+      <w:r>
+        <w:rPr>
+          <w:rFonts w:eastAsia="Calibri"/>
+          <w:sz w:val="25"/>
+          <w:szCs w:val="25"/>
         </w:rPr>
         <w:t xml:space="preserve">5.1.1. </w:t>
       </w:r>
       <w:r>
         <w:rPr>
-          <w:rFonts w:ascii="Times New Roman" w:eastAsia="Calibri" w:hAnsi="Times New Roman" w:cs="Times New Roman"/>
-          <w:sz w:val="25"/>
-          <w:szCs w:val="25"/>
-          <w:lang w:eastAsia="ar-SA"/>
+          <w:rFonts w:eastAsia="Calibri"/>
+          <w:sz w:val="25"/>
+          <w:szCs w:val="25"/>
         </w:rPr>
         <w:fldChar w:fldCharType="begin">
           <w:ffData>
@@ -3629,79 +2994,69 @@
       </w:r>
       <w:r>
         <w:rPr>
-          <w:rFonts w:ascii="Times New Roman" w:eastAsia="Calibri" w:hAnsi="Times New Roman" w:cs="Times New Roman"/>
-          <w:sz w:val="25"/>
-          <w:szCs w:val="25"/>
-          <w:lang w:eastAsia="ar-SA"/>
+          <w:rFonts w:eastAsia="Calibri"/>
+          <w:sz w:val="25"/>
+          <w:szCs w:val="25"/>
         </w:rPr>
         <w:instrText xml:space="preserve"> FORMCHECKBOX </w:instrText>
       </w:r>
       <w:r>
         <w:rPr>
-          <w:rFonts w:ascii="Times New Roman" w:eastAsia="Calibri" w:hAnsi="Times New Roman" w:cs="Times New Roman"/>
-          <w:sz w:val="25"/>
-          <w:szCs w:val="25"/>
-          <w:lang w:eastAsia="ar-SA"/>
-        </w:rPr>
-      </w:r>
-      <w:r>
-        <w:rPr>
-          <w:rFonts w:ascii="Times New Roman" w:eastAsia="Calibri" w:hAnsi="Times New Roman" w:cs="Times New Roman"/>
-          <w:sz w:val="25"/>
-          <w:szCs w:val="25"/>
-          <w:lang w:eastAsia="ar-SA"/>
+          <w:rFonts w:eastAsia="Calibri"/>
+          <w:sz w:val="25"/>
+          <w:szCs w:val="25"/>
+        </w:rPr>
+      </w:r>
+      <w:r>
+        <w:rPr>
+          <w:rFonts w:eastAsia="Calibri"/>
+          <w:sz w:val="25"/>
+          <w:szCs w:val="25"/>
         </w:rPr>
         <w:fldChar w:fldCharType="separate"/>
       </w:r>
       <w:r>
         <w:rPr>
-          <w:rFonts w:ascii="Times New Roman" w:eastAsia="Calibri" w:hAnsi="Times New Roman" w:cs="Times New Roman"/>
-          <w:sz w:val="25"/>
-          <w:szCs w:val="25"/>
-          <w:lang w:eastAsia="ar-SA"/>
+          <w:rFonts w:eastAsia="Calibri"/>
+          <w:sz w:val="25"/>
+          <w:szCs w:val="25"/>
         </w:rPr>
         <w:fldChar w:fldCharType="end"/>
       </w:r>
       <w:r>
         <w:rPr>
-          <w:rFonts w:ascii="Times New Roman" w:eastAsia="Calibri" w:hAnsi="Times New Roman" w:cs="Times New Roman"/>
-          <w:sz w:val="25"/>
-          <w:szCs w:val="25"/>
-          <w:lang w:eastAsia="ar-SA"/>
+          <w:rFonts w:eastAsia="Calibri"/>
+          <w:sz w:val="25"/>
+          <w:szCs w:val="25"/>
         </w:rPr>
         <w:t xml:space="preserve"> klātienē;         </w:t>
       </w:r>
     </w:p>
     <w:p>
       <w:pPr>
-        <w:suppressAutoHyphens/>
         <w:autoSpaceDE w:val="0"/>
         <w:autoSpaceDN w:val="0"/>
         <w:adjustRightInd w:val="0"/>
-        <w:spacing w:after="0" w:line="240" w:lineRule="auto"/>
-        <w:jc w:val="both"/>
-        <w:rPr>
-          <w:rFonts w:ascii="Times New Roman" w:eastAsia="Calibri" w:hAnsi="Times New Roman" w:cs="Times New Roman"/>
-          <w:sz w:val="25"/>
-          <w:szCs w:val="25"/>
-          <w:lang w:eastAsia="ar-SA"/>
-        </w:rPr>
-      </w:pPr>
-      <w:r>
-        <w:rPr>
-          <w:rFonts w:ascii="Times New Roman" w:eastAsia="Calibri" w:hAnsi="Times New Roman" w:cs="Times New Roman"/>
-          <w:sz w:val="25"/>
-          <w:szCs w:val="25"/>
-          <w:lang w:eastAsia="ar-SA"/>
+        <w:jc w:val="both"/>
+        <w:rPr>
+          <w:rFonts w:eastAsia="Calibri"/>
+          <w:sz w:val="25"/>
+          <w:szCs w:val="25"/>
+        </w:rPr>
+      </w:pPr>
+      <w:r>
+        <w:rPr>
+          <w:rFonts w:eastAsia="Calibri"/>
+          <w:sz w:val="25"/>
+          <w:szCs w:val="25"/>
         </w:rPr>
         <w:t xml:space="preserve">5.1.2. </w:t>
       </w:r>
       <w:r>
         <w:rPr>
-          <w:rFonts w:ascii="Times New Roman" w:eastAsia="Calibri" w:hAnsi="Times New Roman" w:cs="Times New Roman"/>
-          <w:sz w:val="25"/>
-          <w:szCs w:val="25"/>
-          <w:lang w:eastAsia="ar-SA"/>
+          <w:rFonts w:eastAsia="Calibri"/>
+          <w:sz w:val="25"/>
+          <w:szCs w:val="25"/>
         </w:rPr>
         <w:fldChar w:fldCharType="begin">
           <w:ffData>
@@ -3717,79 +3072,69 @@
       </w:r>
       <w:r>
         <w:rPr>
-          <w:rFonts w:ascii="Times New Roman" w:eastAsia="Calibri" w:hAnsi="Times New Roman" w:cs="Times New Roman"/>
-          <w:sz w:val="25"/>
-          <w:szCs w:val="25"/>
-          <w:lang w:eastAsia="ar-SA"/>
+          <w:rFonts w:eastAsia="Calibri"/>
+          <w:sz w:val="25"/>
+          <w:szCs w:val="25"/>
         </w:rPr>
         <w:instrText xml:space="preserve"> FORMCHECKBOX </w:instrText>
       </w:r>
       <w:r>
         <w:rPr>
-          <w:rFonts w:ascii="Times New Roman" w:eastAsia="Calibri" w:hAnsi="Times New Roman" w:cs="Times New Roman"/>
-          <w:sz w:val="25"/>
-          <w:szCs w:val="25"/>
-          <w:lang w:eastAsia="ar-SA"/>
-        </w:rPr>
-      </w:r>
-      <w:r>
-        <w:rPr>
-          <w:rFonts w:ascii="Times New Roman" w:eastAsia="Calibri" w:hAnsi="Times New Roman" w:cs="Times New Roman"/>
-          <w:sz w:val="25"/>
-          <w:szCs w:val="25"/>
-          <w:lang w:eastAsia="ar-SA"/>
+          <w:rFonts w:eastAsia="Calibri"/>
+          <w:sz w:val="25"/>
+          <w:szCs w:val="25"/>
+        </w:rPr>
+      </w:r>
+      <w:r>
+        <w:rPr>
+          <w:rFonts w:eastAsia="Calibri"/>
+          <w:sz w:val="25"/>
+          <w:szCs w:val="25"/>
         </w:rPr>
         <w:fldChar w:fldCharType="separate"/>
       </w:r>
       <w:r>
         <w:rPr>
-          <w:rFonts w:ascii="Times New Roman" w:eastAsia="Calibri" w:hAnsi="Times New Roman" w:cs="Times New Roman"/>
-          <w:sz w:val="25"/>
-          <w:szCs w:val="25"/>
-          <w:lang w:eastAsia="ar-SA"/>
+          <w:rFonts w:eastAsia="Calibri"/>
+          <w:sz w:val="25"/>
+          <w:szCs w:val="25"/>
         </w:rPr>
         <w:fldChar w:fldCharType="end"/>
       </w:r>
       <w:r>
         <w:rPr>
-          <w:rFonts w:ascii="Times New Roman" w:eastAsia="Calibri" w:hAnsi="Times New Roman" w:cs="Times New Roman"/>
-          <w:sz w:val="25"/>
-          <w:szCs w:val="25"/>
-          <w:lang w:eastAsia="ar-SA"/>
+          <w:rFonts w:eastAsia="Calibri"/>
+          <w:sz w:val="25"/>
+          <w:szCs w:val="25"/>
         </w:rPr>
         <w:t xml:space="preserve"> telefoniski;      </w:t>
       </w:r>
     </w:p>
     <w:p>
       <w:pPr>
-        <w:suppressAutoHyphens/>
         <w:autoSpaceDE w:val="0"/>
         <w:autoSpaceDN w:val="0"/>
         <w:adjustRightInd w:val="0"/>
-        <w:spacing w:after="0" w:line="240" w:lineRule="auto"/>
-        <w:jc w:val="both"/>
-        <w:rPr>
-          <w:rFonts w:ascii="Times New Roman" w:eastAsia="Calibri" w:hAnsi="Times New Roman" w:cs="Times New Roman"/>
-          <w:sz w:val="25"/>
-          <w:szCs w:val="25"/>
-          <w:lang w:eastAsia="ar-SA"/>
-        </w:rPr>
-      </w:pPr>
-      <w:r>
-        <w:rPr>
-          <w:rFonts w:ascii="Times New Roman" w:eastAsia="Calibri" w:hAnsi="Times New Roman" w:cs="Times New Roman"/>
-          <w:sz w:val="25"/>
-          <w:szCs w:val="25"/>
-          <w:lang w:eastAsia="ar-SA"/>
+        <w:jc w:val="both"/>
+        <w:rPr>
+          <w:rFonts w:eastAsia="Calibri"/>
+          <w:sz w:val="25"/>
+          <w:szCs w:val="25"/>
+        </w:rPr>
+      </w:pPr>
+      <w:r>
+        <w:rPr>
+          <w:rFonts w:eastAsia="Calibri"/>
+          <w:sz w:val="25"/>
+          <w:szCs w:val="25"/>
         </w:rPr>
         <w:t xml:space="preserve">5.1.3. </w:t>
       </w:r>
       <w:r>
         <w:rPr>
-          <w:rFonts w:ascii="Times New Roman" w:eastAsia="Calibri" w:hAnsi="Times New Roman" w:cs="Times New Roman"/>
-          <w:sz w:val="25"/>
-          <w:szCs w:val="25"/>
-          <w:lang w:eastAsia="ar-SA"/>
+          <w:rFonts w:eastAsia="Calibri"/>
+          <w:sz w:val="25"/>
+          <w:szCs w:val="25"/>
         </w:rPr>
         <w:fldChar w:fldCharType="begin">
           <w:ffData>
@@ -3805,79 +3150,69 @@
       </w:r>
       <w:r>
         <w:rPr>
-          <w:rFonts w:ascii="Times New Roman" w:eastAsia="Calibri" w:hAnsi="Times New Roman" w:cs="Times New Roman"/>
-          <w:sz w:val="25"/>
-          <w:szCs w:val="25"/>
-          <w:lang w:eastAsia="ar-SA"/>
+          <w:rFonts w:eastAsia="Calibri"/>
+          <w:sz w:val="25"/>
+          <w:szCs w:val="25"/>
         </w:rPr>
         <w:instrText xml:space="preserve"> FORMCHECKBOX </w:instrText>
       </w:r>
       <w:r>
         <w:rPr>
-          <w:rFonts w:ascii="Times New Roman" w:eastAsia="Calibri" w:hAnsi="Times New Roman" w:cs="Times New Roman"/>
-          <w:sz w:val="25"/>
-          <w:szCs w:val="25"/>
-          <w:lang w:eastAsia="ar-SA"/>
-        </w:rPr>
-      </w:r>
-      <w:r>
-        <w:rPr>
-          <w:rFonts w:ascii="Times New Roman" w:eastAsia="Calibri" w:hAnsi="Times New Roman" w:cs="Times New Roman"/>
-          <w:sz w:val="25"/>
-          <w:szCs w:val="25"/>
-          <w:lang w:eastAsia="ar-SA"/>
+          <w:rFonts w:eastAsia="Calibri"/>
+          <w:sz w:val="25"/>
+          <w:szCs w:val="25"/>
+        </w:rPr>
+      </w:r>
+      <w:r>
+        <w:rPr>
+          <w:rFonts w:eastAsia="Calibri"/>
+          <w:sz w:val="25"/>
+          <w:szCs w:val="25"/>
         </w:rPr>
         <w:fldChar w:fldCharType="separate"/>
       </w:r>
       <w:r>
         <w:rPr>
-          <w:rFonts w:ascii="Times New Roman" w:eastAsia="Calibri" w:hAnsi="Times New Roman" w:cs="Times New Roman"/>
-          <w:sz w:val="25"/>
-          <w:szCs w:val="25"/>
-          <w:lang w:eastAsia="ar-SA"/>
+          <w:rFonts w:eastAsia="Calibri"/>
+          <w:sz w:val="25"/>
+          <w:szCs w:val="25"/>
         </w:rPr>
         <w:fldChar w:fldCharType="end"/>
       </w:r>
       <w:r>
         <w:rPr>
-          <w:rFonts w:ascii="Times New Roman" w:eastAsia="Calibri" w:hAnsi="Times New Roman" w:cs="Times New Roman"/>
-          <w:sz w:val="25"/>
-          <w:szCs w:val="25"/>
-          <w:lang w:eastAsia="ar-SA"/>
+          <w:rFonts w:eastAsia="Calibri"/>
+          <w:sz w:val="25"/>
+          <w:szCs w:val="25"/>
         </w:rPr>
         <w:t xml:space="preserve"> elektroniski </w:t>
       </w:r>
     </w:p>
     <w:p>
       <w:pPr>
-        <w:suppressAutoHyphens/>
         <w:autoSpaceDE w:val="0"/>
         <w:autoSpaceDN w:val="0"/>
         <w:adjustRightInd w:val="0"/>
-        <w:spacing w:after="0" w:line="240" w:lineRule="auto"/>
-        <w:jc w:val="both"/>
-        <w:rPr>
-          <w:rFonts w:ascii="Times New Roman" w:eastAsia="Calibri" w:hAnsi="Times New Roman" w:cs="Times New Roman"/>
-          <w:sz w:val="25"/>
-          <w:szCs w:val="25"/>
-          <w:lang w:eastAsia="ar-SA"/>
-        </w:rPr>
-      </w:pPr>
-      <w:r>
-        <w:rPr>
-          <w:rFonts w:ascii="Times New Roman" w:eastAsia="Calibri" w:hAnsi="Times New Roman" w:cs="Times New Roman"/>
-          <w:sz w:val="25"/>
-          <w:szCs w:val="25"/>
-          <w:lang w:eastAsia="ar-SA"/>
+        <w:jc w:val="both"/>
+        <w:rPr>
+          <w:rFonts w:eastAsia="Calibri"/>
+          <w:sz w:val="25"/>
+          <w:szCs w:val="25"/>
+        </w:rPr>
+      </w:pPr>
+      <w:r>
+        <w:rPr>
+          <w:rFonts w:eastAsia="Calibri"/>
+          <w:sz w:val="25"/>
+          <w:szCs w:val="25"/>
         </w:rPr>
         <w:t xml:space="preserve">5.1.4. </w:t>
       </w:r>
       <w:r>
         <w:rPr>
-          <w:rFonts w:ascii="Times New Roman" w:eastAsia="Calibri" w:hAnsi="Times New Roman" w:cs="Times New Roman"/>
-          <w:sz w:val="25"/>
-          <w:szCs w:val="25"/>
-          <w:lang w:eastAsia="ar-SA"/>
+          <w:rFonts w:eastAsia="Calibri"/>
+          <w:sz w:val="25"/>
+          <w:szCs w:val="25"/>
         </w:rPr>
         <w:fldChar w:fldCharType="begin">
           <w:ffData>
@@ -3893,45 +3228,40 @@
       </w:r>
       <w:r>
         <w:rPr>
-          <w:rFonts w:ascii="Times New Roman" w:eastAsia="Calibri" w:hAnsi="Times New Roman" w:cs="Times New Roman"/>
-          <w:sz w:val="25"/>
-          <w:szCs w:val="25"/>
-          <w:lang w:eastAsia="ar-SA"/>
+          <w:rFonts w:eastAsia="Calibri"/>
+          <w:sz w:val="25"/>
+          <w:szCs w:val="25"/>
         </w:rPr>
         <w:instrText xml:space="preserve"> FORMCHECKBOX </w:instrText>
       </w:r>
       <w:r>
         <w:rPr>
-          <w:rFonts w:ascii="Times New Roman" w:eastAsia="Calibri" w:hAnsi="Times New Roman" w:cs="Times New Roman"/>
-          <w:sz w:val="25"/>
-          <w:szCs w:val="25"/>
-          <w:lang w:eastAsia="ar-SA"/>
-        </w:rPr>
-      </w:r>
-      <w:r>
-        <w:rPr>
-          <w:rFonts w:ascii="Times New Roman" w:eastAsia="Calibri" w:hAnsi="Times New Roman" w:cs="Times New Roman"/>
-          <w:sz w:val="25"/>
-          <w:szCs w:val="25"/>
-          <w:lang w:eastAsia="ar-SA"/>
+          <w:rFonts w:eastAsia="Calibri"/>
+          <w:sz w:val="25"/>
+          <w:szCs w:val="25"/>
+        </w:rPr>
+      </w:r>
+      <w:r>
+        <w:rPr>
+          <w:rFonts w:eastAsia="Calibri"/>
+          <w:sz w:val="25"/>
+          <w:szCs w:val="25"/>
         </w:rPr>
         <w:fldChar w:fldCharType="separate"/>
       </w:r>
       <w:r>
         <w:rPr>
-          <w:rFonts w:ascii="Times New Roman" w:eastAsia="Calibri" w:hAnsi="Times New Roman" w:cs="Times New Roman"/>
-          <w:sz w:val="25"/>
-          <w:szCs w:val="25"/>
-          <w:lang w:eastAsia="ar-SA"/>
+          <w:rFonts w:eastAsia="Calibri"/>
+          <w:sz w:val="25"/>
+          <w:szCs w:val="25"/>
         </w:rPr>
         <w:fldChar w:fldCharType="end"/>
       </w:r>
       <w:r>
         <w:rPr>
-          <w:rFonts w:ascii="Times New Roman" w:eastAsia="Calibri" w:hAnsi="Times New Roman" w:cs="Times New Roman"/>
-          <w:sz w:val="25"/>
-          <w:szCs w:val="25"/>
-          <w:lang w:eastAsia="ar-SA"/>
+          <w:rFonts w:eastAsia="Calibri"/>
+          <w:sz w:val="25"/>
+          <w:szCs w:val="25"/>
         </w:rPr>
         <w:t xml:space="preserve"> elektroniskajā vidē, izmantojot drošu elektronisko parakstu un laika zīmogu; </w:t>
       </w:r>
@@ -3941,34 +3271,29 @@
         <w:tabs>
           <w:tab w:val="left" w:pos="1843"/>
         </w:tabs>
-        <w:suppressAutoHyphens/>
         <w:autoSpaceDE w:val="0"/>
         <w:autoSpaceDN w:val="0"/>
         <w:adjustRightInd w:val="0"/>
-        <w:spacing w:after="0" w:line="240" w:lineRule="auto"/>
-        <w:jc w:val="both"/>
-        <w:rPr>
-          <w:rFonts w:ascii="Times New Roman" w:eastAsia="Calibri" w:hAnsi="Times New Roman" w:cs="Times New Roman"/>
-          <w:sz w:val="25"/>
-          <w:szCs w:val="25"/>
-          <w:lang w:eastAsia="ar-SA"/>
-        </w:rPr>
-      </w:pPr>
-      <w:r>
-        <w:rPr>
-          <w:rFonts w:ascii="Times New Roman" w:eastAsia="Calibri" w:hAnsi="Times New Roman" w:cs="Times New Roman"/>
-          <w:sz w:val="25"/>
-          <w:szCs w:val="25"/>
-          <w:lang w:eastAsia="ar-SA"/>
+        <w:jc w:val="both"/>
+        <w:rPr>
+          <w:rFonts w:eastAsia="Calibri"/>
+          <w:sz w:val="25"/>
+          <w:szCs w:val="25"/>
+        </w:rPr>
+      </w:pPr>
+      <w:r>
+        <w:rPr>
+          <w:rFonts w:eastAsia="Calibri"/>
+          <w:sz w:val="25"/>
+          <w:szCs w:val="25"/>
         </w:rPr>
         <w:t>5.1.5. </w:t>
       </w:r>
       <w:r>
         <w:rPr>
-          <w:rFonts w:ascii="Times New Roman" w:eastAsia="Calibri" w:hAnsi="Times New Roman" w:cs="Times New Roman"/>
-          <w:sz w:val="25"/>
-          <w:szCs w:val="25"/>
-          <w:lang w:eastAsia="ar-SA"/>
+          <w:rFonts w:eastAsia="Calibri"/>
+          <w:sz w:val="25"/>
+          <w:szCs w:val="25"/>
         </w:rPr>
         <w:fldChar w:fldCharType="begin">
           <w:ffData>
@@ -3984,45 +3309,40 @@
       </w:r>
       <w:r>
         <w:rPr>
-          <w:rFonts w:ascii="Times New Roman" w:eastAsia="Calibri" w:hAnsi="Times New Roman" w:cs="Times New Roman"/>
-          <w:sz w:val="25"/>
-          <w:szCs w:val="25"/>
-          <w:lang w:eastAsia="ar-SA"/>
+          <w:rFonts w:eastAsia="Calibri"/>
+          <w:sz w:val="25"/>
+          <w:szCs w:val="25"/>
         </w:rPr>
         <w:instrText xml:space="preserve"> FORMCHECKBOX </w:instrText>
       </w:r>
       <w:r>
         <w:rPr>
-          <w:rFonts w:ascii="Times New Roman" w:eastAsia="Calibri" w:hAnsi="Times New Roman" w:cs="Times New Roman"/>
-          <w:sz w:val="25"/>
-          <w:szCs w:val="25"/>
-          <w:lang w:eastAsia="ar-SA"/>
-        </w:rPr>
-      </w:r>
-      <w:r>
-        <w:rPr>
-          <w:rFonts w:ascii="Times New Roman" w:eastAsia="Calibri" w:hAnsi="Times New Roman" w:cs="Times New Roman"/>
-          <w:sz w:val="25"/>
-          <w:szCs w:val="25"/>
-          <w:lang w:eastAsia="ar-SA"/>
+          <w:rFonts w:eastAsia="Calibri"/>
+          <w:sz w:val="25"/>
+          <w:szCs w:val="25"/>
+        </w:rPr>
+      </w:r>
+      <w:r>
+        <w:rPr>
+          <w:rFonts w:eastAsia="Calibri"/>
+          <w:sz w:val="25"/>
+          <w:szCs w:val="25"/>
         </w:rPr>
         <w:fldChar w:fldCharType="separate"/>
       </w:r>
       <w:r>
         <w:rPr>
-          <w:rFonts w:ascii="Times New Roman" w:eastAsia="Calibri" w:hAnsi="Times New Roman" w:cs="Times New Roman"/>
-          <w:sz w:val="25"/>
-          <w:szCs w:val="25"/>
-          <w:lang w:eastAsia="ar-SA"/>
+          <w:rFonts w:eastAsia="Calibri"/>
+          <w:sz w:val="25"/>
+          <w:szCs w:val="25"/>
         </w:rPr>
         <w:fldChar w:fldCharType="end"/>
       </w:r>
       <w:r>
         <w:rPr>
-          <w:rFonts w:ascii="Times New Roman" w:eastAsia="Calibri" w:hAnsi="Times New Roman" w:cs="Times New Roman"/>
-          <w:sz w:val="25"/>
-          <w:szCs w:val="25"/>
-          <w:lang w:eastAsia="ar-SA"/>
+          <w:rFonts w:eastAsia="Calibri"/>
+          <w:sz w:val="25"/>
+          <w:szCs w:val="25"/>
         </w:rPr>
         <w:t> rakstiski, izmantojot šī Līguma rekvizītu zonā norādīto kontaktinformāciju vai interneta vietnes „E-klase” saziņas iespējas.</w:t>
       </w:r>
@@ -4032,44 +3352,38 @@
         <w:tabs>
           <w:tab w:val="left" w:pos="1843"/>
         </w:tabs>
-        <w:suppressAutoHyphens/>
         <w:autoSpaceDE w:val="0"/>
         <w:autoSpaceDN w:val="0"/>
         <w:adjustRightInd w:val="0"/>
-        <w:spacing w:after="0" w:line="240" w:lineRule="auto"/>
-        <w:jc w:val="both"/>
-        <w:rPr>
-          <w:rFonts w:ascii="Times New Roman" w:eastAsia="Calibri" w:hAnsi="Times New Roman" w:cs="Times New Roman"/>
-          <w:sz w:val="25"/>
-          <w:szCs w:val="25"/>
-          <w:lang w:eastAsia="ar-SA"/>
-        </w:rPr>
-      </w:pPr>
-      <w:r>
-        <w:rPr>
-          <w:rFonts w:ascii="Times New Roman" w:eastAsia="Calibri" w:hAnsi="Times New Roman" w:cs="Times New Roman"/>
-          <w:sz w:val="25"/>
-          <w:szCs w:val="25"/>
-          <w:lang w:eastAsia="ar-SA"/>
+        <w:jc w:val="both"/>
+        <w:rPr>
+          <w:rFonts w:eastAsia="Calibri"/>
+          <w:sz w:val="25"/>
+          <w:szCs w:val="25"/>
+        </w:rPr>
+      </w:pPr>
+      <w:r>
+        <w:rPr>
+          <w:rFonts w:eastAsia="Calibri"/>
+          <w:sz w:val="25"/>
+          <w:szCs w:val="25"/>
         </w:rPr>
         <w:t>5.2.</w:t>
       </w:r>
       <w:r>
         <w:rPr>
-          <w:rFonts w:ascii="Times New Roman" w:eastAsia="Calibri" w:hAnsi="Times New Roman" w:cs="Times New Roman"/>
+          <w:rFonts w:eastAsia="Calibri"/>
           <w:sz w:val="25"/>
           <w:szCs w:val="25"/>
           <w:vertAlign w:val="superscript"/>
-          <w:lang w:eastAsia="ar-SA"/>
         </w:rPr>
         <w:t xml:space="preserve"> </w:t>
       </w:r>
       <w:r>
         <w:rPr>
-          <w:rFonts w:ascii="Times New Roman" w:eastAsia="Calibri" w:hAnsi="Times New Roman" w:cs="Times New Roman"/>
-          <w:sz w:val="25"/>
-          <w:szCs w:val="25"/>
-          <w:lang w:eastAsia="ar-SA"/>
+          <w:rFonts w:eastAsia="Calibri"/>
+          <w:sz w:val="25"/>
+          <w:szCs w:val="25"/>
         </w:rPr>
         <w:t>Līguma grozījumus Līdzēji noformē rakstiski, kas ir spēkā no visu eksemplāru abpusējas parakstīšanas dienas.</w:t>
       </w:r>
@@ -4079,130 +3393,113 @@
         <w:tabs>
           <w:tab w:val="left" w:pos="1843"/>
         </w:tabs>
-        <w:suppressAutoHyphens/>
         <w:autoSpaceDE w:val="0"/>
         <w:autoSpaceDN w:val="0"/>
         <w:adjustRightInd w:val="0"/>
-        <w:spacing w:after="0" w:line="240" w:lineRule="auto"/>
-        <w:jc w:val="both"/>
-        <w:rPr>
-          <w:rFonts w:ascii="Times New Roman" w:eastAsia="Calibri" w:hAnsi="Times New Roman" w:cs="Times New Roman"/>
-          <w:sz w:val="25"/>
-          <w:szCs w:val="25"/>
-          <w:lang w:eastAsia="ar-SA"/>
-        </w:rPr>
-      </w:pPr>
-      <w:r>
-        <w:rPr>
-          <w:rFonts w:ascii="Times New Roman" w:eastAsia="Calibri" w:hAnsi="Times New Roman" w:cs="Times New Roman"/>
-          <w:sz w:val="25"/>
-          <w:szCs w:val="25"/>
-          <w:lang w:eastAsia="ar-SA"/>
+        <w:jc w:val="both"/>
+        <w:rPr>
+          <w:rFonts w:eastAsia="Calibri"/>
+          <w:sz w:val="25"/>
+          <w:szCs w:val="25"/>
+        </w:rPr>
+      </w:pPr>
+      <w:r>
+        <w:rPr>
+          <w:rFonts w:eastAsia="Calibri"/>
+          <w:sz w:val="25"/>
+          <w:szCs w:val="25"/>
         </w:rPr>
         <w:t xml:space="preserve">5.3. Visi pēc Līguma spēkā stāšanās noformētie Līguma grozījumi, kas noformēti šī Līguma 5.2.punktā noteiktajā kārtībā, ir šī Līguma neatņemama sastāvdaļa. </w:t>
       </w:r>
     </w:p>
     <w:p>
       <w:pPr>
-        <w:suppressAutoHyphens/>
         <w:autoSpaceDE w:val="0"/>
         <w:autoSpaceDN w:val="0"/>
         <w:adjustRightInd w:val="0"/>
-        <w:spacing w:after="0" w:line="240" w:lineRule="auto"/>
-        <w:jc w:val="both"/>
-        <w:rPr>
-          <w:rFonts w:ascii="Times New Roman" w:eastAsia="Calibri" w:hAnsi="Times New Roman" w:cs="Times New Roman"/>
-          <w:sz w:val="25"/>
-          <w:szCs w:val="25"/>
-          <w:lang w:eastAsia="ar-SA"/>
-        </w:rPr>
-      </w:pPr>
-      <w:r>
-        <w:rPr>
-          <w:rFonts w:ascii="Times New Roman" w:eastAsia="Calibri" w:hAnsi="Times New Roman" w:cs="Times New Roman"/>
-          <w:sz w:val="25"/>
-          <w:szCs w:val="25"/>
-          <w:lang w:eastAsia="ar-SA"/>
+        <w:jc w:val="both"/>
+        <w:rPr>
+          <w:rFonts w:eastAsia="Calibri"/>
+          <w:sz w:val="25"/>
+          <w:szCs w:val="25"/>
+        </w:rPr>
+      </w:pPr>
+      <w:r>
+        <w:rPr>
+          <w:rFonts w:eastAsia="Calibri"/>
+          <w:sz w:val="25"/>
+          <w:szCs w:val="25"/>
         </w:rPr>
         <w:t>5.4. Līdzēji 5 (piecu) darba dienu laikā informē viens otru par adreses, telefonu, bankas konta vai citu rekvizītu izmaiņām rakstiski vai E-klases oficiālajā sarakstē.</w:t>
       </w:r>
     </w:p>
     <w:p>
       <w:pPr>
+        <w:suppressAutoHyphens w:val="0"/>
         <w:autoSpaceDE w:val="0"/>
         <w:autoSpaceDN w:val="0"/>
         <w:adjustRightInd w:val="0"/>
-        <w:spacing w:after="0" w:line="240" w:lineRule="auto"/>
-        <w:jc w:val="both"/>
-        <w:rPr>
-          <w:rFonts w:ascii="Times New Roman" w:eastAsia="Calibri" w:hAnsi="Times New Roman" w:cs="Times New Roman"/>
-          <w:sz w:val="25"/>
-          <w:szCs w:val="25"/>
-        </w:rPr>
-      </w:pPr>
-      <w:r>
-        <w:rPr>
-          <w:rFonts w:ascii="Times New Roman" w:eastAsia="Calibri" w:hAnsi="Times New Roman" w:cs="Times New Roman"/>
-          <w:sz w:val="25"/>
-          <w:szCs w:val="25"/>
-          <w:lang w:eastAsia="ar-SA"/>
+        <w:jc w:val="both"/>
+        <w:rPr>
+          <w:rFonts w:eastAsia="Calibri"/>
+          <w:sz w:val="25"/>
+          <w:szCs w:val="25"/>
+          <w:lang w:eastAsia="en-US"/>
+        </w:rPr>
+      </w:pPr>
+      <w:r>
+        <w:rPr>
+          <w:rFonts w:eastAsia="Calibri"/>
+          <w:sz w:val="25"/>
+          <w:szCs w:val="25"/>
         </w:rPr>
         <w:t>5.5. </w:t>
       </w:r>
       <w:r>
         <w:rPr>
-          <w:rFonts w:ascii="Times New Roman" w:eastAsia="Times New Roman" w:hAnsi="Times New Roman" w:cs="Times New Roman"/>
-          <w:sz w:val="25"/>
-          <w:szCs w:val="25"/>
-          <w:lang w:eastAsia="ar-SA"/>
-        </w:rPr>
-        <w:t>Līgums sagatavots latviešu valodā uz ________ (______________________) lapām elektroniskā dokumenta formā, kas glabājas pie katra no Līdzējiem.</w:t>
-      </w:r>
-    </w:p>
-    <w:bookmarkEnd w:id="0"/>
-    <w:p>
-      <w:pPr>
-        <w:suppressAutoHyphens/>
+          <w:sz w:val="25"/>
+          <w:szCs w:val="25"/>
+        </w:rPr>
+        <w:t>Līgums sastādīts latviešu valodā uz ____ (_______) lapām elektroniskā dokumenta formā, kas glabājas pie katra no Līdzējiem.</w:t>
+      </w:r>
+    </w:p>
+    <w:bookmarkEnd w:id="1"/>
+    <w:p>
+      <w:pPr>
         <w:autoSpaceDE w:val="0"/>
         <w:autoSpaceDN w:val="0"/>
         <w:adjustRightInd w:val="0"/>
-        <w:spacing w:after="0" w:line="240" w:lineRule="auto"/>
-        <w:jc w:val="both"/>
-        <w:rPr>
-          <w:rFonts w:ascii="Times New Roman" w:eastAsia="Calibri" w:hAnsi="Times New Roman" w:cs="Times New Roman"/>
-          <w:sz w:val="25"/>
-          <w:szCs w:val="25"/>
-          <w:lang w:eastAsia="ar-SA"/>
-        </w:rPr>
-      </w:pPr>
-    </w:p>
-    <w:p>
-      <w:pPr>
-        <w:suppressAutoHyphens/>
+        <w:jc w:val="both"/>
+        <w:rPr>
+          <w:rFonts w:eastAsia="Calibri"/>
+          <w:sz w:val="25"/>
+          <w:szCs w:val="25"/>
+        </w:rPr>
+      </w:pPr>
+    </w:p>
+    <w:p>
+      <w:pPr>
         <w:autoSpaceDE w:val="0"/>
         <w:autoSpaceDN w:val="0"/>
         <w:adjustRightInd w:val="0"/>
-        <w:spacing w:after="0" w:line="240" w:lineRule="auto"/>
         <w:jc w:val="center"/>
         <w:rPr>
-          <w:rFonts w:ascii="Times New Roman" w:eastAsia="Calibri" w:hAnsi="Times New Roman" w:cs="Times New Roman"/>
+          <w:rFonts w:eastAsia="Calibri"/>
           <w:bCs/>
           <w:caps/>
           <w:color w:val="000000"/>
           <w:sz w:val="25"/>
           <w:szCs w:val="25"/>
-          <w:lang w:eastAsia="ar-SA"/>
-        </w:rPr>
-      </w:pPr>
-      <w:r>
-        <w:rPr>
-          <w:rFonts w:ascii="Times New Roman" w:eastAsia="Calibri" w:hAnsi="Times New Roman" w:cs="Times New Roman"/>
+        </w:rPr>
+      </w:pPr>
+      <w:r>
+        <w:rPr>
+          <w:rFonts w:eastAsia="Calibri"/>
           <w:bCs/>
           <w:caps/>
           <w:color w:val="000000"/>
           <w:sz w:val="25"/>
           <w:szCs w:val="25"/>
-          <w:lang w:eastAsia="ar-SA"/>
         </w:rPr>
         <w:t xml:space="preserve">līdzēju rekvizīti </w:t>
       </w:r>
@@ -4243,45 +3540,38 @@
           </w:tcPr>
           <w:p>
             <w:pPr>
-              <w:suppressAutoHyphens/>
               <w:autoSpaceDE w:val="0"/>
               <w:autoSpaceDN w:val="0"/>
               <w:adjustRightInd w:val="0"/>
-              <w:spacing w:after="0" w:line="240" w:lineRule="auto"/>
-              <w:rPr>
-                <w:rFonts w:ascii="Times New Roman" w:eastAsia="Calibri" w:hAnsi="Times New Roman" w:cs="Times New Roman"/>
+              <w:rPr>
+                <w:rFonts w:eastAsia="Calibri"/>
                 <w:b/>
                 <w:color w:val="000000"/>
                 <w:sz w:val="25"/>
                 <w:szCs w:val="25"/>
-                <w:lang w:eastAsia="ar-SA"/>
               </w:rPr>
             </w:pPr>
             <w:r>
               <w:rPr>
-                <w:rFonts w:ascii="Times New Roman" w:eastAsia="Calibri" w:hAnsi="Times New Roman" w:cs="Times New Roman"/>
+                <w:rFonts w:eastAsia="Calibri"/>
                 <w:b/>
                 <w:color w:val="000000"/>
                 <w:sz w:val="25"/>
                 <w:szCs w:val="25"/>
-                <w:lang w:eastAsia="ar-SA"/>
               </w:rPr>
               <w:t>Centrs:</w:t>
             </w:r>
           </w:p>
           <w:p>
             <w:pPr>
-              <w:suppressAutoHyphens/>
               <w:autoSpaceDE w:val="0"/>
               <w:autoSpaceDN w:val="0"/>
               <w:adjustRightInd w:val="0"/>
-              <w:spacing w:after="0" w:line="240" w:lineRule="auto"/>
-              <w:rPr>
-                <w:rFonts w:ascii="Times New Roman" w:eastAsia="Calibri" w:hAnsi="Times New Roman" w:cs="Times New Roman"/>
-                <w:color w:val="000000"/>
-                <w:sz w:val="25"/>
-                <w:szCs w:val="25"/>
-                <w:lang w:eastAsia="ar-SA"/>
+              <w:rPr>
+                <w:rFonts w:eastAsia="Calibri"/>
+                <w:color w:val="000000"/>
+                <w:sz w:val="25"/>
+                <w:szCs w:val="25"/>
               </w:rPr>
             </w:pPr>
           </w:p>
@@ -4299,35 +3589,29 @@
           </w:tcPr>
           <w:p>
             <w:pPr>
-              <w:suppressAutoHyphens/>
               <w:autoSpaceDE w:val="0"/>
               <w:autoSpaceDN w:val="0"/>
               <w:adjustRightInd w:val="0"/>
-              <w:spacing w:after="0" w:line="240" w:lineRule="auto"/>
-              <w:rPr>
-                <w:rFonts w:ascii="Times New Roman" w:eastAsia="Calibri" w:hAnsi="Times New Roman" w:cs="Times New Roman"/>
+              <w:rPr>
+                <w:rFonts w:eastAsia="Calibri"/>
                 <w:b/>
                 <w:color w:val="000000"/>
                 <w:sz w:val="25"/>
                 <w:szCs w:val="25"/>
-                <w:lang w:eastAsia="ar-SA"/>
-              </w:rPr>
-            </w:pPr>
-          </w:p>
-          <w:p>
-            <w:pPr>
-              <w:suppressAutoHyphens/>
+              </w:rPr>
+            </w:pPr>
+          </w:p>
+          <w:p>
+            <w:pPr>
               <w:autoSpaceDE w:val="0"/>
               <w:autoSpaceDN w:val="0"/>
               <w:adjustRightInd w:val="0"/>
-              <w:spacing w:after="0" w:line="240" w:lineRule="auto"/>
-              <w:rPr>
-                <w:rFonts w:ascii="Times New Roman" w:eastAsia="Calibri" w:hAnsi="Times New Roman" w:cs="Times New Roman"/>
+              <w:rPr>
+                <w:rFonts w:eastAsia="Calibri"/>
                 <w:b/>
                 <w:color w:val="000000"/>
                 <w:sz w:val="25"/>
                 <w:szCs w:val="25"/>
-                <w:lang w:eastAsia="ar-SA"/>
               </w:rPr>
             </w:pPr>
           </w:p>
@@ -4345,29 +3629,25 @@
           </w:tcPr>
           <w:p>
             <w:pPr>
-              <w:suppressAutoHyphens/>
               <w:autoSpaceDE w:val="0"/>
               <w:autoSpaceDN w:val="0"/>
               <w:adjustRightInd w:val="0"/>
-              <w:spacing w:after="0" w:line="240" w:lineRule="auto"/>
-              <w:rPr>
-                <w:rFonts w:ascii="Times New Roman" w:eastAsia="Calibri" w:hAnsi="Times New Roman" w:cs="Times New Roman"/>
+              <w:rPr>
+                <w:rFonts w:eastAsia="Calibri"/>
                 <w:b/>
                 <w:color w:val="000000"/>
                 <w:sz w:val="25"/>
                 <w:szCs w:val="25"/>
-                <w:lang w:eastAsia="ar-SA"/>
               </w:rPr>
             </w:pPr>
             <w:r>
               <w:rPr>
-                <w:rFonts w:ascii="Times New Roman" w:eastAsia="Calibri" w:hAnsi="Times New Roman" w:cs="Times New Roman"/>
+                <w:rFonts w:eastAsia="Calibri"/>
                 <w:b/>
                 <w:bCs/>
                 <w:color w:val="000000"/>
                 <w:sz w:val="25"/>
                 <w:szCs w:val="25"/>
-                <w:lang w:eastAsia="ar-SA"/>
               </w:rPr>
               <w:t>Likumiskais pārstāvis:</w:t>
             </w:r>
@@ -4391,27 +3671,23 @@
           </w:tcPr>
           <w:p>
             <w:pPr>
-              <w:suppressAutoHyphens/>
               <w:autoSpaceDE w:val="0"/>
               <w:autoSpaceDN w:val="0"/>
               <w:adjustRightInd w:val="0"/>
-              <w:spacing w:after="0" w:line="240" w:lineRule="auto"/>
-              <w:rPr>
-                <w:rFonts w:ascii="Times New Roman" w:eastAsia="Calibri" w:hAnsi="Times New Roman" w:cs="Times New Roman"/>
-                <w:color w:val="000000"/>
-                <w:sz w:val="25"/>
-                <w:szCs w:val="25"/>
-                <w:lang w:eastAsia="ar-SA"/>
+              <w:rPr>
+                <w:rFonts w:eastAsia="Calibri"/>
+                <w:color w:val="000000"/>
+                <w:sz w:val="25"/>
+                <w:szCs w:val="25"/>
               </w:rPr>
             </w:pPr>
             <w:r>
               <w:rPr>
-                <w:rFonts w:ascii="Times New Roman" w:eastAsia="Calibri" w:hAnsi="Times New Roman" w:cs="Times New Roman"/>
+                <w:rFonts w:eastAsia="Calibri"/>
                 <w:b/>
                 <w:color w:val="000000"/>
                 <w:sz w:val="25"/>
                 <w:szCs w:val="25"/>
-                <w:lang w:eastAsia="ar-SA"/>
               </w:rPr>
               <w:t>Jaunsardzes centrs</w:t>
             </w:r>
@@ -4430,17 +3706,14 @@
           </w:tcPr>
           <w:p>
             <w:pPr>
-              <w:suppressAutoHyphens/>
               <w:autoSpaceDE w:val="0"/>
               <w:autoSpaceDN w:val="0"/>
               <w:adjustRightInd w:val="0"/>
-              <w:spacing w:after="0" w:line="240" w:lineRule="auto"/>
-              <w:rPr>
-                <w:rFonts w:ascii="Times New Roman" w:eastAsia="Calibri" w:hAnsi="Times New Roman" w:cs="Times New Roman"/>
-                <w:color w:val="000000"/>
-                <w:sz w:val="25"/>
-                <w:szCs w:val="25"/>
-                <w:lang w:eastAsia="ar-SA"/>
+              <w:rPr>
+                <w:rFonts w:eastAsia="Calibri"/>
+                <w:color w:val="000000"/>
+                <w:sz w:val="25"/>
+                <w:szCs w:val="25"/>
               </w:rPr>
             </w:pPr>
           </w:p>
@@ -4458,27 +3731,17 @@
           </w:tcPr>
           <w:p>
             <w:pPr>
-              <w:suppressAutoHyphens/>
               <w:autoSpaceDE w:val="0"/>
               <w:autoSpaceDN w:val="0"/>
               <w:adjustRightInd w:val="0"/>
-              <w:spacing w:after="0" w:line="240" w:lineRule="auto"/>
-              <w:jc w:val="center"/>
-              <w:rPr>
-                <w:rFonts w:ascii="Times New Roman" w:eastAsia="Calibri" w:hAnsi="Times New Roman" w:cs="Times New Roman"/>
-                <w:color w:val="000000"/>
-                <w:sz w:val="25"/>
-                <w:szCs w:val="25"/>
-                <w:lang w:eastAsia="ar-SA"/>
+              <w:rPr>
+                <w:rFonts w:eastAsia="Calibri"/>
+                <w:color w:val="000000"/>
+                <w:sz w:val="25"/>
+                <w:szCs w:val="25"/>
               </w:rPr>
             </w:pPr>
             <w:r>
-              <w:rPr>
-                <w:rFonts w:ascii="Times New Roman" w:hAnsi="Times New Roman" w:cs="Times New Roman" w:eastAsia="Times New Roman"/>
-                <w:b w:val="0"/>
-                <w:i w:val="0"/>
-                <w:sz w:val="25"/>
-              </w:rPr>
               <w:t>{p_vards_pk}</w:t>
             </w:r>
           </w:p>
@@ -4501,51 +3764,36 @@
           </w:tcPr>
           <w:p>
             <w:pPr>
-              <w:suppressAutoHyphens/>
               <w:autoSpaceDE w:val="0"/>
               <w:autoSpaceDN w:val="0"/>
               <w:adjustRightInd w:val="0"/>
-              <w:spacing w:after="0" w:line="240" w:lineRule="auto"/>
-              <w:rPr>
-                <w:rFonts w:ascii="Times New Roman" w:eastAsia="Calibri" w:hAnsi="Times New Roman" w:cs="Times New Roman"/>
-                <w:color w:val="000000"/>
-                <w:sz w:val="25"/>
-                <w:szCs w:val="25"/>
-                <w:lang w:eastAsia="ar-SA"/>
-              </w:rPr>
-            </w:pPr>
+              <w:rPr>
+                <w:rFonts w:eastAsia="Calibri"/>
+                <w:color w:val="000000"/>
+                <w:sz w:val="25"/>
+                <w:szCs w:val="25"/>
+              </w:rPr>
+            </w:pPr>
+            <w:proofErr w:type="spellStart"/>
             <w:r>
               <w:rPr>
-                <w:rFonts w:ascii="Times New Roman" w:eastAsia="Calibri" w:hAnsi="Times New Roman" w:cs="Times New Roman"/>
-                <w:color w:val="000000"/>
-                <w:sz w:val="25"/>
-                <w:szCs w:val="25"/>
-                <w:lang w:eastAsia="ar-SA"/>
-              </w:rPr>
-              <w:t>Talejas iela 1</w:t>
+                <w:rFonts w:eastAsia="Calibri"/>
+                <w:color w:val="000000"/>
+                <w:sz w:val="25"/>
+                <w:szCs w:val="25"/>
+              </w:rPr>
+              <w:t>K.Valdemāra</w:t>
             </w:r>
+            <w:proofErr w:type="spellEnd"/>
             <w:r>
               <w:rPr>
-                <w:rFonts w:ascii="Times New Roman" w:eastAsia="Calibri" w:hAnsi="Times New Roman" w:cs="Times New Roman"/>
-                <w:color w:val="000000"/>
-                <w:sz w:val="25"/>
-                <w:szCs w:val="25"/>
-                <w:lang w:eastAsia="ar-SA"/>
-              </w:rPr>
-              <w:t>, Rīgā, LV-1</w:t>
+                <w:rFonts w:eastAsia="Calibri"/>
+                <w:color w:val="000000"/>
+                <w:sz w:val="25"/>
+                <w:szCs w:val="25"/>
+              </w:rPr>
+              <w:t xml:space="preserve"> iela 10/12, Rīgā, LV-1473</w:t>
             </w:r>
-            <w:r>
-              <w:rPr>
-                <w:rFonts w:ascii="Times New Roman" w:eastAsia="Calibri" w:hAnsi="Times New Roman" w:cs="Times New Roman"/>
-                <w:color w:val="000000"/>
-                <w:sz w:val="25"/>
-                <w:szCs w:val="25"/>
-                <w:lang w:eastAsia="ar-SA"/>
-              </w:rPr>
-              <w:t>026</w:t>
-            </w:r>
-            <w:bookmarkStart w:id="1" w:name="_GoBack"/>
-            <w:bookmarkEnd w:id="1"/>
           </w:p>
         </w:tc>
         <w:tc>
@@ -4561,17 +3809,14 @@
           </w:tcPr>
           <w:p>
             <w:pPr>
-              <w:suppressAutoHyphens/>
               <w:autoSpaceDE w:val="0"/>
               <w:autoSpaceDN w:val="0"/>
               <w:adjustRightInd w:val="0"/>
-              <w:spacing w:after="0" w:line="240" w:lineRule="auto"/>
-              <w:rPr>
-                <w:rFonts w:ascii="Times New Roman" w:eastAsia="Calibri" w:hAnsi="Times New Roman" w:cs="Times New Roman"/>
-                <w:color w:val="000000"/>
-                <w:sz w:val="25"/>
-                <w:szCs w:val="25"/>
-                <w:lang w:eastAsia="ar-SA"/>
+              <w:rPr>
+                <w:rFonts w:eastAsia="Calibri"/>
+                <w:color w:val="000000"/>
+                <w:sz w:val="25"/>
+                <w:szCs w:val="25"/>
               </w:rPr>
             </w:pPr>
           </w:p>
@@ -4589,28 +3834,24 @@
           </w:tcPr>
           <w:p>
             <w:pPr>
-              <w:suppressAutoHyphens/>
               <w:autoSpaceDE w:val="0"/>
               <w:autoSpaceDN w:val="0"/>
               <w:adjustRightInd w:val="0"/>
-              <w:spacing w:after="0" w:line="240" w:lineRule="auto"/>
               <w:jc w:val="center"/>
               <w:rPr>
-                <w:rFonts w:ascii="Times New Roman" w:eastAsia="Calibri" w:hAnsi="Times New Roman" w:cs="Times New Roman"/>
+                <w:rFonts w:eastAsia="Calibri"/>
                 <w:color w:val="000000"/>
                 <w:sz w:val="12"/>
                 <w:szCs w:val="12"/>
-                <w:lang w:eastAsia="ar-SA"/>
               </w:rPr>
             </w:pPr>
             <w:r>
               <w:rPr>
-                <w:rFonts w:ascii="Times New Roman" w:eastAsia="Calibri" w:hAnsi="Times New Roman" w:cs="Times New Roman"/>
+                <w:rFonts w:eastAsia="Calibri"/>
                 <w:i/>
                 <w:color w:val="000000"/>
                 <w:sz w:val="12"/>
                 <w:szCs w:val="12"/>
-                <w:lang w:eastAsia="ar-SA"/>
               </w:rPr>
               <w:t>(vārds, uzvārds, personas kods)</w:t>
             </w:r>
@@ -4634,26 +3875,22 @@
           </w:tcPr>
           <w:p>
             <w:pPr>
-              <w:suppressAutoHyphens/>
               <w:autoSpaceDE w:val="0"/>
               <w:autoSpaceDN w:val="0"/>
               <w:adjustRightInd w:val="0"/>
-              <w:spacing w:after="0" w:line="240" w:lineRule="auto"/>
-              <w:rPr>
-                <w:rFonts w:ascii="Times New Roman" w:eastAsia="Calibri" w:hAnsi="Times New Roman" w:cs="Times New Roman"/>
-                <w:color w:val="000000"/>
-                <w:sz w:val="25"/>
-                <w:szCs w:val="25"/>
-                <w:lang w:eastAsia="ar-SA"/>
+              <w:rPr>
+                <w:rFonts w:eastAsia="Calibri"/>
+                <w:color w:val="000000"/>
+                <w:sz w:val="25"/>
+                <w:szCs w:val="25"/>
               </w:rPr>
             </w:pPr>
             <w:r>
               <w:rPr>
-                <w:rFonts w:ascii="Times New Roman" w:eastAsia="Calibri" w:hAnsi="Times New Roman" w:cs="Times New Roman"/>
-                <w:color w:val="000000"/>
-                <w:sz w:val="25"/>
-                <w:szCs w:val="25"/>
-                <w:lang w:eastAsia="ar-SA"/>
+                <w:rFonts w:eastAsia="Calibri"/>
+                <w:color w:val="000000"/>
+                <w:sz w:val="25"/>
+                <w:szCs w:val="25"/>
               </w:rPr>
               <w:t>Tālrunis: 67335388</w:t>
             </w:r>
@@ -4672,18 +3909,15 @@
           </w:tcPr>
           <w:p>
             <w:pPr>
-              <w:suppressAutoHyphens/>
               <w:autoSpaceDE w:val="0"/>
               <w:autoSpaceDN w:val="0"/>
               <w:adjustRightInd w:val="0"/>
-              <w:spacing w:after="0" w:line="240" w:lineRule="auto"/>
-              <w:rPr>
-                <w:rFonts w:ascii="Times New Roman" w:eastAsia="Calibri" w:hAnsi="Times New Roman" w:cs="Times New Roman"/>
+              <w:rPr>
+                <w:rFonts w:eastAsia="Calibri"/>
                 <w:i/>
                 <w:color w:val="000000"/>
                 <w:sz w:val="25"/>
                 <w:szCs w:val="25"/>
-                <w:lang w:eastAsia="ar-SA"/>
               </w:rPr>
             </w:pPr>
           </w:p>
@@ -4701,27 +3935,17 @@
           </w:tcPr>
           <w:p>
             <w:pPr>
-              <w:suppressAutoHyphens/>
               <w:autoSpaceDE w:val="0"/>
               <w:autoSpaceDN w:val="0"/>
               <w:adjustRightInd w:val="0"/>
-              <w:spacing w:after="0" w:line="240" w:lineRule="auto"/>
-              <w:jc w:val="center"/>
-              <w:rPr>
-                <w:rFonts w:ascii="Times New Roman" w:eastAsia="Calibri" w:hAnsi="Times New Roman" w:cs="Times New Roman"/>
-                <w:color w:val="000000"/>
-                <w:sz w:val="25"/>
-                <w:szCs w:val="25"/>
-                <w:lang w:eastAsia="ar-SA"/>
+              <w:rPr>
+                <w:rFonts w:eastAsia="Calibri"/>
+                <w:color w:val="000000"/>
+                <w:sz w:val="25"/>
+                <w:szCs w:val="25"/>
               </w:rPr>
             </w:pPr>
             <w:r>
-              <w:rPr>
-                <w:rFonts w:ascii="Times New Roman" w:hAnsi="Times New Roman" w:cs="Times New Roman" w:eastAsia="Times New Roman"/>
-                <w:b w:val="0"/>
-                <w:i w:val="0"/>
-                <w:sz w:val="25"/>
-              </w:rPr>
               <w:t>{p_adrese_dekl}</w:t>
             </w:r>
           </w:p>
@@ -4744,28 +3968,24 @@
           </w:tcPr>
           <w:p>
             <w:pPr>
-              <w:suppressAutoHyphens/>
               <w:autoSpaceDE w:val="0"/>
               <w:autoSpaceDN w:val="0"/>
               <w:adjustRightInd w:val="0"/>
-              <w:spacing w:after="0" w:line="240" w:lineRule="auto"/>
-              <w:rPr>
-                <w:rFonts w:ascii="Times New Roman" w:eastAsia="Calibri" w:hAnsi="Times New Roman" w:cs="Times New Roman"/>
-                <w:color w:val="000000"/>
-                <w:sz w:val="25"/>
-                <w:szCs w:val="25"/>
-                <w:lang w:eastAsia="ar-SA"/>
+              <w:rPr>
+                <w:rFonts w:eastAsia="Calibri"/>
+                <w:color w:val="000000"/>
+                <w:sz w:val="25"/>
+                <w:szCs w:val="25"/>
               </w:rPr>
             </w:pPr>
             <w:r>
               <w:rPr>
-                <w:rFonts w:ascii="Times New Roman" w:eastAsia="Calibri" w:hAnsi="Times New Roman" w:cs="Times New Roman"/>
-                <w:color w:val="000000"/>
-                <w:sz w:val="25"/>
-                <w:szCs w:val="25"/>
-                <w:lang w:eastAsia="ar-SA"/>
-              </w:rPr>
-              <w:t>e-pasts: pasts@jc.gov.lv</w:t>
+                <w:rFonts w:eastAsia="Calibri"/>
+                <w:color w:val="000000"/>
+                <w:sz w:val="25"/>
+                <w:szCs w:val="25"/>
+              </w:rPr>
+              <w:t>e-pasts: jc@jc.gov.lv</w:t>
             </w:r>
           </w:p>
         </w:tc>
@@ -4782,17 +4002,14 @@
           </w:tcPr>
           <w:p>
             <w:pPr>
-              <w:suppressAutoHyphens/>
               <w:autoSpaceDE w:val="0"/>
               <w:autoSpaceDN w:val="0"/>
               <w:adjustRightInd w:val="0"/>
-              <w:spacing w:after="0" w:line="240" w:lineRule="auto"/>
-              <w:rPr>
-                <w:rFonts w:ascii="Times New Roman" w:eastAsia="Calibri" w:hAnsi="Times New Roman" w:cs="Times New Roman"/>
-                <w:color w:val="000000"/>
-                <w:sz w:val="25"/>
-                <w:szCs w:val="25"/>
-                <w:lang w:eastAsia="ar-SA"/>
+              <w:rPr>
+                <w:rFonts w:eastAsia="Calibri"/>
+                <w:color w:val="000000"/>
+                <w:sz w:val="25"/>
+                <w:szCs w:val="25"/>
               </w:rPr>
             </w:pPr>
           </w:p>
@@ -4810,28 +4027,24 @@
           </w:tcPr>
           <w:p>
             <w:pPr>
-              <w:suppressAutoHyphens/>
               <w:autoSpaceDE w:val="0"/>
               <w:autoSpaceDN w:val="0"/>
               <w:adjustRightInd w:val="0"/>
-              <w:spacing w:after="0" w:line="240" w:lineRule="auto"/>
               <w:jc w:val="center"/>
               <w:rPr>
-                <w:rFonts w:ascii="Times New Roman" w:eastAsia="Calibri" w:hAnsi="Times New Roman" w:cs="Times New Roman"/>
+                <w:rFonts w:eastAsia="Calibri"/>
                 <w:color w:val="000000"/>
                 <w:sz w:val="12"/>
                 <w:szCs w:val="12"/>
-                <w:lang w:eastAsia="ar-SA"/>
               </w:rPr>
             </w:pPr>
             <w:r>
               <w:rPr>
-                <w:rFonts w:ascii="Times New Roman" w:eastAsia="Calibri" w:hAnsi="Times New Roman" w:cs="Times New Roman"/>
+                <w:rFonts w:eastAsia="Calibri"/>
                 <w:i/>
                 <w:color w:val="000000"/>
                 <w:sz w:val="12"/>
                 <w:szCs w:val="12"/>
-                <w:lang w:eastAsia="ar-SA"/>
               </w:rPr>
               <w:t>(deklarētās dzīvesvietas adrese)</w:t>
             </w:r>
@@ -4855,17 +4068,14 @@
           </w:tcPr>
           <w:p>
             <w:pPr>
-              <w:suppressAutoHyphens/>
               <w:autoSpaceDE w:val="0"/>
               <w:autoSpaceDN w:val="0"/>
               <w:adjustRightInd w:val="0"/>
-              <w:spacing w:after="0" w:line="240" w:lineRule="auto"/>
-              <w:rPr>
-                <w:rFonts w:ascii="Times New Roman" w:eastAsia="Calibri" w:hAnsi="Times New Roman" w:cs="Times New Roman"/>
-                <w:color w:val="000000"/>
-                <w:sz w:val="25"/>
-                <w:szCs w:val="25"/>
-                <w:lang w:eastAsia="ar-SA"/>
+              <w:rPr>
+                <w:rFonts w:eastAsia="Calibri"/>
+                <w:color w:val="000000"/>
+                <w:sz w:val="25"/>
+                <w:szCs w:val="25"/>
               </w:rPr>
             </w:pPr>
           </w:p>
@@ -4883,18 +4093,15 @@
           </w:tcPr>
           <w:p>
             <w:pPr>
-              <w:suppressAutoHyphens/>
               <w:autoSpaceDE w:val="0"/>
               <w:autoSpaceDN w:val="0"/>
               <w:adjustRightInd w:val="0"/>
-              <w:spacing w:after="0" w:line="240" w:lineRule="auto"/>
-              <w:rPr>
-                <w:rFonts w:ascii="Times New Roman" w:eastAsia="Calibri" w:hAnsi="Times New Roman" w:cs="Times New Roman"/>
+              <w:rPr>
+                <w:rFonts w:eastAsia="Calibri"/>
                 <w:i/>
                 <w:color w:val="000000"/>
                 <w:sz w:val="25"/>
                 <w:szCs w:val="25"/>
-                <w:lang w:eastAsia="ar-SA"/>
               </w:rPr>
             </w:pPr>
           </w:p>
@@ -4912,27 +4119,17 @@
           </w:tcPr>
           <w:p>
             <w:pPr>
-              <w:suppressAutoHyphens/>
               <w:autoSpaceDE w:val="0"/>
               <w:autoSpaceDN w:val="0"/>
               <w:adjustRightInd w:val="0"/>
-              <w:spacing w:after="0" w:line="240" w:lineRule="auto"/>
-              <w:jc w:val="center"/>
-              <w:rPr>
-                <w:rFonts w:ascii="Times New Roman" w:eastAsia="Calibri" w:hAnsi="Times New Roman" w:cs="Times New Roman"/>
-                <w:color w:val="000000"/>
-                <w:sz w:val="25"/>
-                <w:szCs w:val="25"/>
-                <w:lang w:eastAsia="ar-SA"/>
+              <w:rPr>
+                <w:rFonts w:eastAsia="Calibri"/>
+                <w:color w:val="000000"/>
+                <w:sz w:val="25"/>
+                <w:szCs w:val="25"/>
               </w:rPr>
             </w:pPr>
             <w:r>
-              <w:rPr>
-                <w:rFonts w:ascii="Times New Roman" w:hAnsi="Times New Roman" w:cs="Times New Roman" w:eastAsia="Times New Roman"/>
-                <w:b w:val="0"/>
-                <w:i w:val="0"/>
-                <w:sz w:val="25"/>
-              </w:rPr>
               <w:t>{p_adrese_fakt}</w:t>
             </w:r>
           </w:p>
@@ -4955,17 +4152,14 @@
           </w:tcPr>
           <w:p>
             <w:pPr>
-              <w:suppressAutoHyphens/>
               <w:autoSpaceDE w:val="0"/>
               <w:autoSpaceDN w:val="0"/>
               <w:adjustRightInd w:val="0"/>
-              <w:spacing w:after="0" w:line="240" w:lineRule="auto"/>
-              <w:rPr>
-                <w:rFonts w:ascii="Times New Roman" w:eastAsia="Calibri" w:hAnsi="Times New Roman" w:cs="Times New Roman"/>
-                <w:color w:val="000000"/>
-                <w:sz w:val="25"/>
-                <w:szCs w:val="25"/>
-                <w:lang w:eastAsia="ar-SA"/>
+              <w:rPr>
+                <w:rFonts w:eastAsia="Calibri"/>
+                <w:color w:val="000000"/>
+                <w:sz w:val="25"/>
+                <w:szCs w:val="25"/>
               </w:rPr>
             </w:pPr>
           </w:p>
@@ -4983,17 +4177,14 @@
           </w:tcPr>
           <w:p>
             <w:pPr>
-              <w:suppressAutoHyphens/>
               <w:autoSpaceDE w:val="0"/>
               <w:autoSpaceDN w:val="0"/>
               <w:adjustRightInd w:val="0"/>
-              <w:spacing w:after="0" w:line="240" w:lineRule="auto"/>
-              <w:rPr>
-                <w:rFonts w:ascii="Times New Roman" w:eastAsia="Calibri" w:hAnsi="Times New Roman" w:cs="Times New Roman"/>
-                <w:color w:val="000000"/>
-                <w:sz w:val="25"/>
-                <w:szCs w:val="25"/>
-                <w:lang w:eastAsia="ar-SA"/>
+              <w:rPr>
+                <w:rFonts w:eastAsia="Calibri"/>
+                <w:color w:val="000000"/>
+                <w:sz w:val="25"/>
+                <w:szCs w:val="25"/>
               </w:rPr>
             </w:pPr>
           </w:p>
@@ -5011,28 +4202,24 @@
           </w:tcPr>
           <w:p>
             <w:pPr>
-              <w:suppressAutoHyphens/>
               <w:autoSpaceDE w:val="0"/>
               <w:autoSpaceDN w:val="0"/>
               <w:adjustRightInd w:val="0"/>
-              <w:spacing w:after="0" w:line="240" w:lineRule="auto"/>
               <w:jc w:val="center"/>
               <w:rPr>
-                <w:rFonts w:ascii="Times New Roman" w:eastAsia="Calibri" w:hAnsi="Times New Roman" w:cs="Times New Roman"/>
+                <w:rFonts w:eastAsia="Calibri"/>
                 <w:color w:val="000000"/>
                 <w:sz w:val="12"/>
                 <w:szCs w:val="12"/>
-                <w:lang w:eastAsia="ar-SA"/>
               </w:rPr>
             </w:pPr>
             <w:r>
               <w:rPr>
-                <w:rFonts w:ascii="Times New Roman" w:eastAsia="Calibri" w:hAnsi="Times New Roman" w:cs="Times New Roman"/>
+                <w:rFonts w:eastAsia="Calibri"/>
                 <w:i/>
                 <w:color w:val="000000"/>
                 <w:sz w:val="12"/>
                 <w:szCs w:val="12"/>
-                <w:lang w:eastAsia="ar-SA"/>
               </w:rPr>
               <w:t>(faktiskās dzīvesvietas adrese, ja tā atšķiras no deklarētās dzīvesvietas)</w:t>
             </w:r>
@@ -5056,42 +4243,39 @@
           </w:tcPr>
           <w:p>
             <w:pPr>
-              <w:suppressAutoHyphens/>
               <w:autoSpaceDE w:val="0"/>
               <w:autoSpaceDN w:val="0"/>
               <w:adjustRightInd w:val="0"/>
-              <w:spacing w:after="0" w:line="240" w:lineRule="auto"/>
-              <w:jc w:val="center"/>
-              <w:rPr>
-                <w:rFonts w:ascii="Times New Roman" w:eastAsia="Calibri" w:hAnsi="Times New Roman" w:cs="Times New Roman"/>
+              <w:rPr>
+                <w:rFonts w:eastAsia="Calibri"/>
                 <w:i/>
                 <w:color w:val="000000"/>
                 <w:sz w:val="25"/>
                 <w:szCs w:val="25"/>
-                <w:lang w:eastAsia="ar-SA"/>
               </w:rPr>
             </w:pPr>
             <w:r>
               <w:rPr>
-                <w:rFonts w:ascii="Times New Roman" w:eastAsia="Times New Roman" w:hAnsi="Times New Roman" w:cs="Times New Roman"/>
-                <w:b w:val="0"/>
-                <w:i w:val="0"/>
-                <w:color w:val="000000"/>
-                <w:sz w:val="25"/>
-                <w:szCs w:val="25"/>
-                <w:lang w:eastAsia="ar-SA"/>
-              </w:rPr>
-              <w:t>{i_amats}</w:t>
+                <w:rFonts w:eastAsia="Calibri"/>
+                <w:i/>
+                <w:color w:val="000000"/>
+                <w:sz w:val="25"/>
+                <w:szCs w:val="25"/>
+              </w:rPr>
+              <w:tab/>
             </w:r>
             <w:r>
               <w:rPr>
-                <w:rFonts w:ascii="Times New Roman" w:eastAsia="Calibri" w:hAnsi="Times New Roman" w:cs="Times New Roman"/>
+                <w:rFonts w:eastAsia="Calibri"/>
                 <w:i/>
                 <w:color w:val="000000"/>
                 <w:sz w:val="25"/>
                 <w:szCs w:val="25"/>
-                <w:lang w:eastAsia="ar-SA"/>
-              </w:rPr>
+              </w:rPr>
+              <w:tab/>
+            </w:r>
+            <w:r>
+              <w:t>{i_amats}</w:t>
             </w:r>
           </w:p>
         </w:tc>
@@ -5108,18 +4292,15 @@
           </w:tcPr>
           <w:p>
             <w:pPr>
-              <w:suppressAutoHyphens/>
               <w:autoSpaceDE w:val="0"/>
               <w:autoSpaceDN w:val="0"/>
               <w:adjustRightInd w:val="0"/>
-              <w:spacing w:after="0" w:line="240" w:lineRule="auto"/>
-              <w:rPr>
-                <w:rFonts w:ascii="Times New Roman" w:eastAsia="Calibri" w:hAnsi="Times New Roman" w:cs="Times New Roman"/>
+              <w:rPr>
+                <w:rFonts w:eastAsia="Calibri"/>
                 <w:i/>
                 <w:color w:val="000000"/>
                 <w:sz w:val="25"/>
                 <w:szCs w:val="25"/>
-                <w:lang w:eastAsia="ar-SA"/>
               </w:rPr>
             </w:pPr>
           </w:p>
@@ -5137,28 +4318,24 @@
           </w:tcPr>
           <w:p>
             <w:pPr>
-              <w:suppressAutoHyphens/>
               <w:autoSpaceDE w:val="0"/>
               <w:autoSpaceDN w:val="0"/>
               <w:adjustRightInd w:val="0"/>
-              <w:spacing w:after="0" w:line="240" w:lineRule="auto"/>
-              <w:rPr>
-                <w:rFonts w:ascii="Times New Roman" w:eastAsia="Calibri" w:hAnsi="Times New Roman" w:cs="Times New Roman"/>
-                <w:color w:val="000000"/>
-                <w:sz w:val="25"/>
-                <w:szCs w:val="25"/>
-                <w:lang w:eastAsia="ar-SA"/>
+              <w:rPr>
+                <w:rFonts w:eastAsia="Calibri"/>
+                <w:color w:val="000000"/>
+                <w:sz w:val="25"/>
+                <w:szCs w:val="25"/>
               </w:rPr>
             </w:pPr>
             <w:r>
               <w:rPr>
-                <w:rFonts w:ascii="Times New Roman" w:eastAsia="Calibri" w:hAnsi="Times New Roman" w:cs="Times New Roman"/>
-                <w:color w:val="000000"/>
-                <w:sz w:val="25"/>
-                <w:szCs w:val="25"/>
-                <w:lang w:eastAsia="ar-SA"/>
-              </w:rPr>
-              <w:t>Tālrunis: {p_talrunis}</w:t>
+                <w:rFonts w:eastAsia="Calibri"/>
+                <w:color w:val="000000"/>
+                <w:sz w:val="25"/>
+                <w:szCs w:val="25"/>
+              </w:rPr>
+              <w:t xml:space="preserve">Tālrunis: {p_talrunis} </w:t>
             </w:r>
           </w:p>
         </w:tc>
@@ -5180,28 +4357,25 @@
           </w:tcPr>
           <w:p>
             <w:pPr>
-              <w:suppressAutoHyphens/>
               <w:autoSpaceDE w:val="0"/>
               <w:autoSpaceDN w:val="0"/>
               <w:adjustRightInd w:val="0"/>
-              <w:spacing w:after="0" w:line="240" w:lineRule="auto"/>
               <w:jc w:val="center"/>
               <w:rPr>
-                <w:rFonts w:ascii="Times New Roman" w:eastAsia="Calibri" w:hAnsi="Times New Roman" w:cs="Times New Roman"/>
+                <w:rFonts w:eastAsia="Calibri"/>
                 <w:color w:val="000000"/>
                 <w:sz w:val="12"/>
                 <w:szCs w:val="12"/>
-                <w:lang w:val="en-US" w:eastAsia="ar-SA"/>
+                <w:lang w:val="en-US"/>
               </w:rPr>
             </w:pPr>
             <w:r>
               <w:rPr>
-                <w:rFonts w:ascii="Times New Roman" w:eastAsia="Calibri" w:hAnsi="Times New Roman" w:cs="Times New Roman"/>
+                <w:rFonts w:eastAsia="Calibri"/>
                 <w:i/>
                 <w:color w:val="000000"/>
                 <w:sz w:val="12"/>
                 <w:szCs w:val="12"/>
-                <w:lang w:eastAsia="ar-SA"/>
               </w:rPr>
               <w:t>(Centra direktora pilnvarotās personas amats)</w:t>
             </w:r>
@@ -5220,17 +4394,14 @@
           </w:tcPr>
           <w:p>
             <w:pPr>
-              <w:suppressAutoHyphens/>
               <w:autoSpaceDE w:val="0"/>
               <w:autoSpaceDN w:val="0"/>
               <w:adjustRightInd w:val="0"/>
-              <w:spacing w:after="0" w:line="240" w:lineRule="auto"/>
-              <w:rPr>
-                <w:rFonts w:ascii="Times New Roman" w:eastAsia="Calibri" w:hAnsi="Times New Roman" w:cs="Times New Roman"/>
-                <w:color w:val="000000"/>
-                <w:sz w:val="25"/>
-                <w:szCs w:val="25"/>
-                <w:lang w:eastAsia="ar-SA"/>
+              <w:rPr>
+                <w:rFonts w:eastAsia="Calibri"/>
+                <w:color w:val="000000"/>
+                <w:sz w:val="25"/>
+                <w:szCs w:val="25"/>
               </w:rPr>
             </w:pPr>
           </w:p>
@@ -5248,28 +4419,24 @@
           </w:tcPr>
           <w:p>
             <w:pPr>
-              <w:suppressAutoHyphens/>
               <w:autoSpaceDE w:val="0"/>
               <w:autoSpaceDN w:val="0"/>
               <w:adjustRightInd w:val="0"/>
-              <w:spacing w:after="0" w:line="240" w:lineRule="auto"/>
-              <w:rPr>
-                <w:rFonts w:ascii="Times New Roman" w:eastAsia="Calibri" w:hAnsi="Times New Roman" w:cs="Times New Roman"/>
-                <w:color w:val="000000"/>
-                <w:sz w:val="25"/>
-                <w:szCs w:val="25"/>
-                <w:lang w:eastAsia="ar-SA"/>
+              <w:rPr>
+                <w:rFonts w:eastAsia="Calibri"/>
+                <w:color w:val="000000"/>
+                <w:sz w:val="25"/>
+                <w:szCs w:val="25"/>
               </w:rPr>
             </w:pPr>
             <w:r>
               <w:rPr>
-                <w:rFonts w:ascii="Times New Roman" w:eastAsia="Calibri" w:hAnsi="Times New Roman" w:cs="Times New Roman"/>
-                <w:color w:val="000000"/>
-                <w:sz w:val="25"/>
-                <w:szCs w:val="25"/>
-                <w:lang w:eastAsia="ar-SA"/>
-              </w:rPr>
-              <w:t>e-pasts: {p_epasts}</w:t>
+                <w:rFonts w:eastAsia="Calibri"/>
+                <w:color w:val="000000"/>
+                <w:sz w:val="25"/>
+                <w:szCs w:val="25"/>
+              </w:rPr>
+              <w:t xml:space="preserve">e-pasts: {p_epasts} </w:t>
             </w:r>
           </w:p>
         </w:tc>
@@ -5291,27 +4458,18 @@
           </w:tcPr>
           <w:p>
             <w:pPr>
-              <w:suppressAutoHyphens/>
               <w:autoSpaceDE w:val="0"/>
               <w:autoSpaceDN w:val="0"/>
               <w:adjustRightInd w:val="0"/>
-              <w:spacing w:after="0" w:line="240" w:lineRule="auto"/>
-              <w:jc w:val="center"/>
-              <w:rPr>
-                <w:rFonts w:ascii="Times New Roman" w:eastAsia="Calibri" w:hAnsi="Times New Roman" w:cs="Times New Roman"/>
-                <w:color w:val="000000"/>
-                <w:sz w:val="25"/>
-                <w:szCs w:val="25"/>
-                <w:lang w:val="en-US" w:eastAsia="ar-SA"/>
+              <w:rPr>
+                <w:rFonts w:eastAsia="Calibri"/>
+                <w:color w:val="000000"/>
+                <w:sz w:val="25"/>
+                <w:szCs w:val="25"/>
+                <w:lang w:val="en-US"/>
               </w:rPr>
             </w:pPr>
             <w:r>
-              <w:rPr>
-                <w:rFonts w:ascii="Times New Roman" w:hAnsi="Times New Roman" w:cs="Times New Roman" w:eastAsia="Times New Roman"/>
-                <w:b w:val="0"/>
-                <w:i w:val="0"/>
-                <w:sz w:val="25"/>
-              </w:rPr>
               <w:t>{i_vards}</w:t>
             </w:r>
           </w:p>
@@ -5329,18 +4487,15 @@
           </w:tcPr>
           <w:p>
             <w:pPr>
-              <w:suppressAutoHyphens/>
               <w:autoSpaceDE w:val="0"/>
               <w:autoSpaceDN w:val="0"/>
               <w:adjustRightInd w:val="0"/>
-              <w:spacing w:after="0" w:line="240" w:lineRule="auto"/>
-              <w:rPr>
-                <w:rFonts w:ascii="Times New Roman" w:eastAsia="Calibri" w:hAnsi="Times New Roman" w:cs="Times New Roman"/>
+              <w:rPr>
+                <w:rFonts w:eastAsia="Calibri"/>
                 <w:i/>
                 <w:color w:val="000000"/>
                 <w:sz w:val="25"/>
                 <w:szCs w:val="25"/>
-                <w:lang w:eastAsia="ar-SA"/>
               </w:rPr>
             </w:pPr>
           </w:p>
@@ -5358,17 +4513,14 @@
           </w:tcPr>
           <w:p>
             <w:pPr>
-              <w:suppressAutoHyphens/>
               <w:autoSpaceDE w:val="0"/>
               <w:autoSpaceDN w:val="0"/>
               <w:adjustRightInd w:val="0"/>
-              <w:spacing w:after="0" w:line="240" w:lineRule="auto"/>
-              <w:rPr>
-                <w:rFonts w:ascii="Times New Roman" w:eastAsia="Calibri" w:hAnsi="Times New Roman" w:cs="Times New Roman"/>
-                <w:color w:val="000000"/>
-                <w:sz w:val="25"/>
-                <w:szCs w:val="25"/>
-                <w:lang w:eastAsia="ar-SA"/>
+              <w:rPr>
+                <w:rFonts w:eastAsia="Calibri"/>
+                <w:color w:val="000000"/>
+                <w:sz w:val="25"/>
+                <w:szCs w:val="25"/>
               </w:rPr>
             </w:pPr>
           </w:p>
@@ -5391,28 +4543,24 @@
           </w:tcPr>
           <w:p>
             <w:pPr>
-              <w:suppressAutoHyphens/>
               <w:autoSpaceDE w:val="0"/>
               <w:autoSpaceDN w:val="0"/>
               <w:adjustRightInd w:val="0"/>
-              <w:spacing w:after="0" w:line="240" w:lineRule="auto"/>
               <w:jc w:val="center"/>
               <w:rPr>
-                <w:rFonts w:ascii="Times New Roman" w:eastAsia="Calibri" w:hAnsi="Times New Roman" w:cs="Times New Roman"/>
+                <w:rFonts w:eastAsia="Calibri"/>
                 <w:color w:val="000000"/>
                 <w:sz w:val="12"/>
                 <w:szCs w:val="12"/>
-                <w:lang w:eastAsia="ar-SA"/>
               </w:rPr>
             </w:pPr>
             <w:r>
               <w:rPr>
-                <w:rFonts w:ascii="Times New Roman" w:eastAsia="Calibri" w:hAnsi="Times New Roman" w:cs="Times New Roman"/>
+                <w:rFonts w:eastAsia="Calibri"/>
                 <w:i/>
                 <w:color w:val="000000"/>
                 <w:sz w:val="12"/>
                 <w:szCs w:val="12"/>
-                <w:lang w:eastAsia="ar-SA"/>
               </w:rPr>
               <w:t>(vārds, uzvārds)</w:t>
             </w:r>
@@ -5431,17 +4579,14 @@
           </w:tcPr>
           <w:p>
             <w:pPr>
-              <w:suppressAutoHyphens/>
               <w:autoSpaceDE w:val="0"/>
               <w:autoSpaceDN w:val="0"/>
               <w:adjustRightInd w:val="0"/>
-              <w:spacing w:after="0" w:line="240" w:lineRule="auto"/>
-              <w:rPr>
-                <w:rFonts w:ascii="Times New Roman" w:eastAsia="Calibri" w:hAnsi="Times New Roman" w:cs="Times New Roman"/>
-                <w:color w:val="000000"/>
-                <w:sz w:val="25"/>
-                <w:szCs w:val="25"/>
-                <w:lang w:eastAsia="ar-SA"/>
+              <w:rPr>
+                <w:rFonts w:eastAsia="Calibri"/>
+                <w:color w:val="000000"/>
+                <w:sz w:val="25"/>
+                <w:szCs w:val="25"/>
               </w:rPr>
             </w:pPr>
           </w:p>
@@ -5459,18 +4604,15 @@
           </w:tcPr>
           <w:p>
             <w:pPr>
-              <w:suppressAutoHyphens/>
               <w:autoSpaceDE w:val="0"/>
               <w:autoSpaceDN w:val="0"/>
               <w:adjustRightInd w:val="0"/>
-              <w:spacing w:after="0" w:line="240" w:lineRule="auto"/>
               <w:jc w:val="center"/>
               <w:rPr>
-                <w:rFonts w:ascii="Times New Roman" w:eastAsia="Calibri" w:hAnsi="Times New Roman" w:cs="Times New Roman"/>
-                <w:color w:val="000000"/>
-                <w:sz w:val="25"/>
-                <w:szCs w:val="25"/>
-                <w:lang w:eastAsia="ar-SA"/>
+                <w:rFonts w:eastAsia="Calibri"/>
+                <w:color w:val="000000"/>
+                <w:sz w:val="25"/>
+                <w:szCs w:val="25"/>
               </w:rPr>
             </w:pPr>
           </w:p>
@@ -5493,26 +4635,23 @@
           </w:tcPr>
           <w:p>
             <w:pPr>
-              <w:suppressAutoHyphens/>
               <w:autoSpaceDE w:val="0"/>
               <w:autoSpaceDN w:val="0"/>
               <w:adjustRightInd w:val="0"/>
-              <w:spacing w:after="0" w:line="240" w:lineRule="auto"/>
-              <w:rPr>
-                <w:rFonts w:ascii="Times New Roman" w:eastAsia="Calibri" w:hAnsi="Times New Roman" w:cs="Times New Roman"/>
-                <w:color w:val="000000"/>
-                <w:sz w:val="25"/>
-                <w:szCs w:val="25"/>
-                <w:lang w:val="en-US" w:eastAsia="ar-SA"/>
+              <w:rPr>
+                <w:rFonts w:eastAsia="Calibri"/>
+                <w:color w:val="000000"/>
+                <w:sz w:val="25"/>
+                <w:szCs w:val="25"/>
+                <w:lang w:val="en-US"/>
               </w:rPr>
             </w:pPr>
             <w:r>
               <w:rPr>
-                <w:rFonts w:ascii="Times New Roman" w:eastAsia="Calibri" w:hAnsi="Times New Roman" w:cs="Times New Roman"/>
-                <w:color w:val="000000"/>
-                <w:sz w:val="25"/>
-                <w:szCs w:val="25"/>
-                <w:lang w:eastAsia="ar-SA"/>
+                <w:rFonts w:eastAsia="Calibri"/>
+                <w:color w:val="000000"/>
+                <w:sz w:val="25"/>
+                <w:szCs w:val="25"/>
               </w:rPr>
               <w:t>Tālrunis: {i_talrunis}</w:t>
             </w:r>
@@ -5531,17 +4670,14 @@
           </w:tcPr>
           <w:p>
             <w:pPr>
-              <w:suppressAutoHyphens/>
               <w:autoSpaceDE w:val="0"/>
               <w:autoSpaceDN w:val="0"/>
               <w:adjustRightInd w:val="0"/>
-              <w:spacing w:after="0" w:line="240" w:lineRule="auto"/>
-              <w:rPr>
-                <w:rFonts w:ascii="Times New Roman" w:eastAsia="Calibri" w:hAnsi="Times New Roman" w:cs="Times New Roman"/>
-                <w:color w:val="000000"/>
-                <w:sz w:val="25"/>
-                <w:szCs w:val="25"/>
-                <w:lang w:eastAsia="ar-SA"/>
+              <w:rPr>
+                <w:rFonts w:eastAsia="Calibri"/>
+                <w:color w:val="000000"/>
+                <w:sz w:val="25"/>
+                <w:szCs w:val="25"/>
               </w:rPr>
             </w:pPr>
           </w:p>
@@ -5559,26 +4695,22 @@
           </w:tcPr>
           <w:p>
             <w:pPr>
-              <w:suppressAutoHyphens/>
               <w:autoSpaceDE w:val="0"/>
               <w:autoSpaceDN w:val="0"/>
               <w:adjustRightInd w:val="0"/>
-              <w:spacing w:after="0" w:line="240" w:lineRule="auto"/>
-              <w:rPr>
-                <w:rFonts w:ascii="Times New Roman" w:eastAsia="Calibri" w:hAnsi="Times New Roman" w:cs="Times New Roman"/>
-                <w:color w:val="000000"/>
-                <w:sz w:val="25"/>
-                <w:szCs w:val="25"/>
-                <w:lang w:eastAsia="ar-SA"/>
+              <w:rPr>
+                <w:rFonts w:eastAsia="Calibri"/>
+                <w:color w:val="000000"/>
+                <w:sz w:val="25"/>
+                <w:szCs w:val="25"/>
               </w:rPr>
             </w:pPr>
             <w:r>
               <w:rPr>
-                <w:rFonts w:ascii="Times New Roman" w:eastAsia="Calibri" w:hAnsi="Times New Roman" w:cs="Times New Roman"/>
-                <w:color w:val="000000"/>
-                <w:sz w:val="25"/>
-                <w:szCs w:val="25"/>
-                <w:lang w:eastAsia="ar-SA"/>
+                <w:rFonts w:eastAsia="Calibri"/>
+                <w:color w:val="000000"/>
+                <w:sz w:val="25"/>
+                <w:szCs w:val="25"/>
               </w:rPr>
               <w:t>Bērna tālruņa numurs: {j_talrunis}</w:t>
             </w:r>
@@ -5602,28 +4734,25 @@
           </w:tcPr>
           <w:p>
             <w:pPr>
-              <w:suppressAutoHyphens/>
               <w:autoSpaceDE w:val="0"/>
               <w:autoSpaceDN w:val="0"/>
               <w:adjustRightInd w:val="0"/>
-              <w:spacing w:after="0" w:line="240" w:lineRule="auto"/>
-              <w:rPr>
-                <w:rFonts w:ascii="Times New Roman" w:eastAsia="Calibri" w:hAnsi="Times New Roman" w:cs="Times New Roman"/>
-                <w:color w:val="000000"/>
-                <w:sz w:val="25"/>
-                <w:szCs w:val="25"/>
-                <w:lang w:val="en-US" w:eastAsia="ar-SA"/>
+              <w:rPr>
+                <w:rFonts w:eastAsia="Calibri"/>
+                <w:color w:val="000000"/>
+                <w:sz w:val="25"/>
+                <w:szCs w:val="25"/>
+                <w:lang w:val="en-US"/>
               </w:rPr>
             </w:pPr>
             <w:r>
               <w:rPr>
-                <w:rFonts w:ascii="Times New Roman" w:eastAsia="Calibri" w:hAnsi="Times New Roman" w:cs="Times New Roman"/>
-                <w:color w:val="000000"/>
-                <w:sz w:val="25"/>
-                <w:szCs w:val="25"/>
-                <w:lang w:eastAsia="ar-SA"/>
-              </w:rPr>
-              <w:t>e-pasts: {i_epasts}</w:t>
+                <w:rFonts w:eastAsia="Calibri"/>
+                <w:color w:val="000000"/>
+                <w:sz w:val="25"/>
+                <w:szCs w:val="25"/>
+              </w:rPr>
+              <w:t xml:space="preserve">e-pasts: {i_epasts} </w:t>
             </w:r>
           </w:p>
         </w:tc>
@@ -5640,17 +4769,14 @@
           </w:tcPr>
           <w:p>
             <w:pPr>
-              <w:suppressAutoHyphens/>
               <w:autoSpaceDE w:val="0"/>
               <w:autoSpaceDN w:val="0"/>
               <w:adjustRightInd w:val="0"/>
-              <w:spacing w:after="0" w:line="240" w:lineRule="auto"/>
-              <w:rPr>
-                <w:rFonts w:ascii="Times New Roman" w:eastAsia="Calibri" w:hAnsi="Times New Roman" w:cs="Times New Roman"/>
-                <w:color w:val="000000"/>
-                <w:sz w:val="25"/>
-                <w:szCs w:val="25"/>
-                <w:lang w:eastAsia="ar-SA"/>
+              <w:rPr>
+                <w:rFonts w:eastAsia="Calibri"/>
+                <w:color w:val="000000"/>
+                <w:sz w:val="25"/>
+                <w:szCs w:val="25"/>
               </w:rPr>
             </w:pPr>
           </w:p>
@@ -5668,26 +4794,22 @@
           </w:tcPr>
           <w:p>
             <w:pPr>
-              <w:suppressAutoHyphens/>
               <w:autoSpaceDE w:val="0"/>
               <w:autoSpaceDN w:val="0"/>
               <w:adjustRightInd w:val="0"/>
-              <w:spacing w:after="0" w:line="240" w:lineRule="auto"/>
-              <w:rPr>
-                <w:rFonts w:ascii="Times New Roman" w:eastAsia="Calibri" w:hAnsi="Times New Roman" w:cs="Times New Roman"/>
-                <w:color w:val="000000"/>
-                <w:sz w:val="25"/>
-                <w:szCs w:val="25"/>
-                <w:lang w:eastAsia="ar-SA"/>
+              <w:rPr>
+                <w:rFonts w:eastAsia="Calibri"/>
+                <w:color w:val="000000"/>
+                <w:sz w:val="25"/>
+                <w:szCs w:val="25"/>
               </w:rPr>
             </w:pPr>
             <w:r>
               <w:rPr>
-                <w:rFonts w:ascii="Times New Roman" w:eastAsia="Calibri" w:hAnsi="Times New Roman" w:cs="Times New Roman"/>
-                <w:color w:val="000000"/>
-                <w:sz w:val="25"/>
-                <w:szCs w:val="25"/>
-                <w:lang w:eastAsia="ar-SA"/>
+                <w:rFonts w:eastAsia="Calibri"/>
+                <w:color w:val="000000"/>
+                <w:sz w:val="25"/>
+                <w:szCs w:val="25"/>
               </w:rPr>
               <w:t>Bērna e-pasts: {j_epasts}</w:t>
             </w:r>
@@ -5697,45 +4819,47 @@
     </w:tbl>
     <w:p>
       <w:pPr>
-        <w:suppressAutoHyphens/>
-        <w:spacing w:after="0" w:line="240" w:lineRule="auto"/>
-        <w:jc w:val="both"/>
-        <w:rPr>
-          <w:rFonts w:ascii="Times New Roman" w:eastAsia="Times New Roman" w:hAnsi="Times New Roman" w:cs="Times New Roman"/>
+        <w:jc w:val="both"/>
+        <w:rPr>
           <w:sz w:val="26"/>
           <w:szCs w:val="26"/>
-          <w:lang w:eastAsia="ar-SA"/>
-        </w:rPr>
-      </w:pPr>
-    </w:p>
-    <w:p>
-      <w:pPr>
-        <w:suppressAutoHyphens/>
-        <w:spacing w:after="0" w:line="240" w:lineRule="auto"/>
-        <w:jc w:val="both"/>
-        <w:rPr>
-          <w:rFonts w:ascii="Times New Roman" w:eastAsia="Times New Roman" w:hAnsi="Times New Roman" w:cs="Times New Roman"/>
-          <w:sz w:val="25"/>
-          <w:szCs w:val="25"/>
-          <w:lang w:eastAsia="ar-SA"/>
-        </w:rPr>
-      </w:pPr>
-      <w:r>
-        <w:rPr>
-          <w:rFonts w:ascii="Times New Roman" w:eastAsia="Times New Roman" w:hAnsi="Times New Roman" w:cs="Times New Roman"/>
-          <w:sz w:val="25"/>
-          <w:szCs w:val="25"/>
-          <w:lang w:eastAsia="ar-SA"/>
+        </w:rPr>
+      </w:pPr>
+    </w:p>
+    <w:p>
+      <w:pPr>
+        <w:jc w:val="both"/>
+        <w:rPr>
+          <w:sz w:val="25"/>
+          <w:szCs w:val="25"/>
+        </w:rPr>
+      </w:pPr>
+      <w:r>
+        <w:rPr>
+          <w:sz w:val="25"/>
+          <w:szCs w:val="25"/>
         </w:rPr>
         <w:t>Līgums parakstīts ar drošu elektronisko parakstu, kas satur laika zīmogu. Līguma abpusējas parakstīšanas datums ir pēdējā pievienotā droša elektroniskā paraksta un tā laika zīmoga datums.</w:t>
       </w:r>
+    </w:p>
+    <w:p>
+      <w:pPr>
+        <w:autoSpaceDE w:val="0"/>
+        <w:autoSpaceDN w:val="0"/>
+        <w:adjustRightInd w:val="0"/>
+        <w:rPr>
+          <w:rFonts w:eastAsia="Calibri"/>
+        </w:rPr>
+      </w:pPr>
     </w:p>
     <w:p/>
     <w:sectPr>
-      <w:headerReference w:type="default" r:id="rId6"/>
+      <w:footerReference w:type="default" r:id="rId6"/>
+      <w:headerReference w:type="first" r:id="rId7"/>
       <w:pgSz w:w="11906" w:h="16838"/>
-      <w:pgMar w:top="1134" w:right="851" w:bottom="1134" w:left="851" w:header="709" w:footer="709" w:gutter="0"/>
-      <w:cols w:space="708"/>
+      <w:pgMar w:top="1134" w:right="851" w:bottom="851" w:left="1701" w:header="142" w:footer="0" w:gutter="0"/>
+      <w:cols w:space="720"/>
+      <w:titlePg/>
       <w:docGrid w:linePitch="360"/>
     </w:sectPr>
   </w:body>
@@ -5746,9 +4870,6 @@
 <w:endnotes xmlns:wpc="http://schemas.microsoft.com/office/word/2010/wordprocessingCanvas" xmlns:cx="http://schemas.microsoft.com/office/drawing/2014/chartex" xmlns:cx1="http://schemas.microsoft.com/office/drawing/2015/9/8/chartex" xmlns:cx2="http://schemas.microsoft.com/office/drawing/2015/10/21/chartex" xmlns:cx3="http://schemas.microsoft.com/office/drawing/2016/5/9/chartex" xmlns:cx4="http://schemas.microsoft.com/office/drawing/2016/5/10/chartex" xmlns:cx5="http://schemas.microsoft.com/office/drawing/2016/5/11/chartex" xmlns:cx6="http://schemas.microsoft.com/office/drawing/2016/5/12/chartex" xmlns:cx7="http://schemas.microsoft.com/office/drawing/2016/5/13/chartex" xmlns:cx8="http://schemas.microsoft.com/office/drawing/2016/5/14/chartex" xmlns:mc="http://schemas.openxmlformats.org/markup-compatibility/2006" xmlns:aink="http://schemas.microsoft.com/office/drawing/2016/ink" xmlns:am3d="http://schemas.microsoft.com/office/drawing/2017/model3d" xmlns:o="urn:schemas-microsoft-com:office:office" xmlns:r="http://schemas.openxmlformats.org/officeDocument/2006/relationships" xmlns:m="http://schemas.openxmlformats.org/officeDocument/2006/math" xmlns:v="urn:schemas-microsoft-com:vml" xmlns:wp14="http://schemas.microsoft.com/office/word/2010/wordprocessingDrawing" xmlns:wp="http://schemas.openxmlformats.org/drawingml/2006/wordprocessingDrawing" xmlns:w10="urn:schemas-microsoft-com:office:word" xmlns:w="http://schemas.openxmlformats.org/wordprocessingml/2006/main" xmlns:w14="http://schemas.microsoft.com/office/word/2010/wordml" xmlns:w15="http://schemas.microsoft.com/office/word/2012/wordml" xmlns:w16cid="http://schemas.microsoft.com/office/word/2016/wordml/cid" xmlns:w16se="http://schemas.microsoft.com/office/word/2015/wordml/symex" xmlns:wpg="http://schemas.microsoft.com/office/word/2010/wordprocessingGroup" xmlns:wpi="http://schemas.microsoft.com/office/word/2010/wordprocessingInk" xmlns:wne="http://schemas.microsoft.com/office/word/2006/wordml" xmlns:wps="http://schemas.microsoft.com/office/word/2010/wordprocessingShape" mc:Ignorable="w14 w15 w16se w16cid wp14">
   <w:endnote w:type="separator" w:id="-1">
     <w:p>
-      <w:pPr>
-        <w:spacing w:after="0" w:line="240" w:lineRule="auto"/>
-      </w:pPr>
       <w:r>
         <w:separator/>
       </w:r>
@@ -5756,24 +4877,71 @@
   </w:endnote>
   <w:endnote w:type="continuationSeparator" w:id="0">
     <w:p>
-      <w:pPr>
-        <w:spacing w:after="0" w:line="240" w:lineRule="auto"/>
-      </w:pPr>
       <w:r>
         <w:continuationSeparator/>
       </w:r>
     </w:p>
   </w:endnote>
 </w:endnotes>
+</file>
+
+<file path=word/footer1.xml><?xml version="1.0" encoding="utf-8"?>
+<w:ftr xmlns:wpc="http://schemas.microsoft.com/office/word/2010/wordprocessingCanvas" xmlns:cx="http://schemas.microsoft.com/office/drawing/2014/chartex" xmlns:cx1="http://schemas.microsoft.com/office/drawing/2015/9/8/chartex" xmlns:cx2="http://schemas.microsoft.com/office/drawing/2015/10/21/chartex" xmlns:cx3="http://schemas.microsoft.com/office/drawing/2016/5/9/chartex" xmlns:cx4="http://schemas.microsoft.com/office/drawing/2016/5/10/chartex" xmlns:cx5="http://schemas.microsoft.com/office/drawing/2016/5/11/chartex" xmlns:cx6="http://schemas.microsoft.com/office/drawing/2016/5/12/chartex" xmlns:cx7="http://schemas.microsoft.com/office/drawing/2016/5/13/chartex" xmlns:cx8="http://schemas.microsoft.com/office/drawing/2016/5/14/chartex" xmlns:mc="http://schemas.openxmlformats.org/markup-compatibility/2006" xmlns:aink="http://schemas.microsoft.com/office/drawing/2016/ink" xmlns:am3d="http://schemas.microsoft.com/office/drawing/2017/model3d" xmlns:o="urn:schemas-microsoft-com:office:office" xmlns:r="http://schemas.openxmlformats.org/officeDocument/2006/relationships" xmlns:m="http://schemas.openxmlformats.org/officeDocument/2006/math" xmlns:v="urn:schemas-microsoft-com:vml" xmlns:wp14="http://schemas.microsoft.com/office/word/2010/wordprocessingDrawing" xmlns:wp="http://schemas.openxmlformats.org/drawingml/2006/wordprocessingDrawing" xmlns:w10="urn:schemas-microsoft-com:office:word" xmlns:w="http://schemas.openxmlformats.org/wordprocessingml/2006/main" xmlns:w14="http://schemas.microsoft.com/office/word/2010/wordml" xmlns:w15="http://schemas.microsoft.com/office/word/2012/wordml" xmlns:w16cid="http://schemas.microsoft.com/office/word/2016/wordml/cid" xmlns:w16se="http://schemas.microsoft.com/office/word/2015/wordml/symex" xmlns:wpg="http://schemas.microsoft.com/office/word/2010/wordprocessingGroup" xmlns:wpi="http://schemas.microsoft.com/office/word/2010/wordprocessingInk" xmlns:wne="http://schemas.microsoft.com/office/word/2006/wordml" xmlns:wps="http://schemas.microsoft.com/office/word/2010/wordprocessingShape" mc:Ignorable="w14 w15 w16se w16cid wp14">
+  <w:sdt>
+    <w:sdtPr>
+      <w:id w:val="-1970967935"/>
+      <w:docPartObj>
+        <w:docPartGallery w:val="Page Numbers (Bottom of Page)"/>
+        <w:docPartUnique/>
+      </w:docPartObj>
+    </w:sdtPr>
+    <w:sdtEndPr>
+      <w:rPr>
+        <w:noProof/>
+      </w:rPr>
+    </w:sdtEndPr>
+    <w:sdtContent>
+      <w:p>
+        <w:pPr>
+          <w:pStyle w:val="Footer"/>
+          <w:jc w:val="center"/>
+        </w:pPr>
+        <w:r>
+          <w:fldChar w:fldCharType="begin"/>
+        </w:r>
+        <w:r>
+          <w:instrText xml:space="preserve"> PAGE   \* MERGEFORMAT </w:instrText>
+        </w:r>
+        <w:r>
+          <w:fldChar w:fldCharType="separate"/>
+        </w:r>
+        <w:r>
+          <w:rPr>
+            <w:noProof/>
+          </w:rPr>
+          <w:t>2</w:t>
+        </w:r>
+        <w:r>
+          <w:rPr>
+            <w:noProof/>
+          </w:rPr>
+          <w:fldChar w:fldCharType="end"/>
+        </w:r>
+      </w:p>
+    </w:sdtContent>
+  </w:sdt>
+  <w:p>
+    <w:pPr>
+      <w:pStyle w:val="Footer"/>
+    </w:pPr>
+  </w:p>
+</w:ftr>
 </file>
 
 <file path=word/footnotes.xml><?xml version="1.0" encoding="utf-8"?>
 <w:footnotes xmlns:wpc="http://schemas.microsoft.com/office/word/2010/wordprocessingCanvas" xmlns:cx="http://schemas.microsoft.com/office/drawing/2014/chartex" xmlns:cx1="http://schemas.microsoft.com/office/drawing/2015/9/8/chartex" xmlns:cx2="http://schemas.microsoft.com/office/drawing/2015/10/21/chartex" xmlns:cx3="http://schemas.microsoft.com/office/drawing/2016/5/9/chartex" xmlns:cx4="http://schemas.microsoft.com/office/drawing/2016/5/10/chartex" xmlns:cx5="http://schemas.microsoft.com/office/drawing/2016/5/11/chartex" xmlns:cx6="http://schemas.microsoft.com/office/drawing/2016/5/12/chartex" xmlns:cx7="http://schemas.microsoft.com/office/drawing/2016/5/13/chartex" xmlns:cx8="http://schemas.microsoft.com/office/drawing/2016/5/14/chartex" xmlns:mc="http://schemas.openxmlformats.org/markup-compatibility/2006" xmlns:aink="http://schemas.microsoft.com/office/drawing/2016/ink" xmlns:am3d="http://schemas.microsoft.com/office/drawing/2017/model3d" xmlns:o="urn:schemas-microsoft-com:office:office" xmlns:r="http://schemas.openxmlformats.org/officeDocument/2006/relationships" xmlns:m="http://schemas.openxmlformats.org/officeDocument/2006/math" xmlns:v="urn:schemas-microsoft-com:vml" xmlns:wp14="http://schemas.microsoft.com/office/word/2010/wordprocessingDrawing" xmlns:wp="http://schemas.openxmlformats.org/drawingml/2006/wordprocessingDrawing" xmlns:w10="urn:schemas-microsoft-com:office:word" xmlns:w="http://schemas.openxmlformats.org/wordprocessingml/2006/main" xmlns:w14="http://schemas.microsoft.com/office/word/2010/wordml" xmlns:w15="http://schemas.microsoft.com/office/word/2012/wordml" xmlns:w16cid="http://schemas.microsoft.com/office/word/2016/wordml/cid" xmlns:w16se="http://schemas.microsoft.com/office/word/2015/wordml/symex" xmlns:wpg="http://schemas.microsoft.com/office/word/2010/wordprocessingGroup" xmlns:wpi="http://schemas.microsoft.com/office/word/2010/wordprocessingInk" xmlns:wne="http://schemas.microsoft.com/office/word/2006/wordml" xmlns:wps="http://schemas.microsoft.com/office/word/2010/wordprocessingShape" mc:Ignorable="w14 w15 w16se w16cid wp14">
   <w:footnote w:type="separator" w:id="-1">
     <w:p>
-      <w:pPr>
-        <w:spacing w:after="0" w:line="240" w:lineRule="auto"/>
-      </w:pPr>
       <w:r>
         <w:separator/>
       </w:r>
@@ -5781,9 +4949,6 @@
   </w:footnote>
   <w:footnote w:type="continuationSeparator" w:id="0">
     <w:p>
-      <w:pPr>
-        <w:spacing w:after="0" w:line="240" w:lineRule="auto"/>
-      </w:pPr>
       <w:r>
         <w:continuationSeparator/>
       </w:r>
@@ -5796,147 +4961,111 @@
 <w:hdr xmlns:wpc="http://schemas.microsoft.com/office/word/2010/wordprocessingCanvas" xmlns:cx="http://schemas.microsoft.com/office/drawing/2014/chartex" xmlns:cx1="http://schemas.microsoft.com/office/drawing/2015/9/8/chartex" xmlns:cx2="http://schemas.microsoft.com/office/drawing/2015/10/21/chartex" xmlns:cx3="http://schemas.microsoft.com/office/drawing/2016/5/9/chartex" xmlns:cx4="http://schemas.microsoft.com/office/drawing/2016/5/10/chartex" xmlns:cx5="http://schemas.microsoft.com/office/drawing/2016/5/11/chartex" xmlns:cx6="http://schemas.microsoft.com/office/drawing/2016/5/12/chartex" xmlns:cx7="http://schemas.microsoft.com/office/drawing/2016/5/13/chartex" xmlns:cx8="http://schemas.microsoft.com/office/drawing/2016/5/14/chartex" xmlns:mc="http://schemas.openxmlformats.org/markup-compatibility/2006" xmlns:aink="http://schemas.microsoft.com/office/drawing/2016/ink" xmlns:am3d="http://schemas.microsoft.com/office/drawing/2017/model3d" xmlns:o="urn:schemas-microsoft-com:office:office" xmlns:r="http://schemas.openxmlformats.org/officeDocument/2006/relationships" xmlns:m="http://schemas.openxmlformats.org/officeDocument/2006/math" xmlns:v="urn:schemas-microsoft-com:vml" xmlns:wp14="http://schemas.microsoft.com/office/word/2010/wordprocessingDrawing" xmlns:wp="http://schemas.openxmlformats.org/drawingml/2006/wordprocessingDrawing" xmlns:w10="urn:schemas-microsoft-com:office:word" xmlns:w="http://schemas.openxmlformats.org/wordprocessingml/2006/main" xmlns:w14="http://schemas.microsoft.com/office/word/2010/wordml" xmlns:w15="http://schemas.microsoft.com/office/word/2012/wordml" xmlns:w16cid="http://schemas.microsoft.com/office/word/2016/wordml/cid" xmlns:w16se="http://schemas.microsoft.com/office/word/2015/wordml/symex" xmlns:wpg="http://schemas.microsoft.com/office/word/2010/wordprocessingGroup" xmlns:wpi="http://schemas.microsoft.com/office/word/2010/wordprocessingInk" xmlns:wne="http://schemas.microsoft.com/office/word/2006/wordml" xmlns:wps="http://schemas.microsoft.com/office/word/2010/wordprocessingShape" mc:Ignorable="w14 w15 w16se w16cid wp14">
   <w:p>
     <w:pPr>
-      <w:suppressAutoHyphens/>
-      <w:spacing w:after="0" w:line="240" w:lineRule="auto"/>
       <w:jc w:val="right"/>
       <w:rPr>
-        <w:rFonts w:ascii="Times New Roman" w:eastAsia="Times New Roman" w:hAnsi="Times New Roman" w:cs="Times New Roman"/>
-        <w:sz w:val="28"/>
-        <w:szCs w:val="28"/>
-        <w:lang w:val="pt-BR" w:eastAsia="ar-SA"/>
+        <w:sz w:val="20"/>
+        <w:szCs w:val="20"/>
+      </w:rPr>
+    </w:pPr>
+  </w:p>
+  <w:p>
+    <w:pPr>
+      <w:jc w:val="right"/>
+      <w:rPr>
+        <w:sz w:val="20"/>
+        <w:szCs w:val="20"/>
+      </w:rPr>
+    </w:pPr>
+  </w:p>
+  <w:p>
+    <w:pPr>
+      <w:jc w:val="right"/>
+      <w:rPr>
+        <w:sz w:val="20"/>
+        <w:szCs w:val="20"/>
       </w:rPr>
     </w:pPr>
     <w:r>
       <w:rPr>
-        <w:rFonts w:ascii="Times New Roman" w:eastAsia="Times New Roman" w:hAnsi="Times New Roman" w:cs="Times New Roman"/>
         <w:sz w:val="20"/>
         <w:szCs w:val="20"/>
-        <w:lang w:val="pt-BR" w:eastAsia="ar-SA"/>
       </w:rPr>
       <w:t>APSTIPRINĀTS</w:t>
     </w:r>
   </w:p>
   <w:p>
     <w:pPr>
+      <w:pStyle w:val="Header"/>
       <w:tabs>
-        <w:tab w:val="center" w:pos="4153"/>
-        <w:tab w:val="right" w:pos="8306"/>
+        <w:tab w:val="left" w:pos="0"/>
       </w:tabs>
-      <w:suppressAutoHyphens/>
-      <w:spacing w:after="0" w:line="240" w:lineRule="auto"/>
-      <w:ind w:right="-2"/>
       <w:jc w:val="right"/>
       <w:rPr>
-        <w:rFonts w:ascii="Times New Roman" w:eastAsia="Times New Roman" w:hAnsi="Times New Roman" w:cs="Times New Roman"/>
         <w:sz w:val="20"/>
         <w:szCs w:val="20"/>
-        <w:lang w:eastAsia="ar-SA"/>
       </w:rPr>
     </w:pPr>
     <w:r>
       <w:rPr>
-        <w:rFonts w:ascii="Times New Roman" w:eastAsia="Times New Roman" w:hAnsi="Times New Roman" w:cs="Times New Roman"/>
         <w:sz w:val="20"/>
         <w:szCs w:val="20"/>
-        <w:lang w:val="pt-BR" w:eastAsia="ar-SA"/>
       </w:rPr>
       <w:t xml:space="preserve">ar Jaunsardzes centra </w:t>
-    </w:r>
-    <w:r>
-      <w:rPr>
-        <w:rFonts w:ascii="Times New Roman" w:eastAsia="Times New Roman" w:hAnsi="Times New Roman" w:cs="Times New Roman"/>
-        <w:noProof/>
-        <w:sz w:val="20"/>
-        <w:szCs w:val="20"/>
-        <w:lang w:eastAsia="ar-SA"/>
-      </w:rPr>
-      <w:t>15</w:t>
-    </w:r>
-    <w:r>
-      <w:rPr>
-        <w:rFonts w:ascii="Times New Roman" w:eastAsia="Times New Roman" w:hAnsi="Times New Roman" w:cs="Times New Roman"/>
-        <w:noProof/>
-        <w:sz w:val="20"/>
-        <w:szCs w:val="20"/>
-        <w:lang w:eastAsia="ar-SA"/>
-      </w:rPr>
-      <w:t>.0</w:t>
-    </w:r>
-    <w:r>
-      <w:rPr>
-        <w:rFonts w:ascii="Times New Roman" w:eastAsia="Times New Roman" w:hAnsi="Times New Roman" w:cs="Times New Roman"/>
-        <w:noProof/>
-        <w:sz w:val="20"/>
-        <w:szCs w:val="20"/>
-        <w:lang w:eastAsia="ar-SA"/>
-      </w:rPr>
-      <w:t>6</w:t>
-    </w:r>
-    <w:r>
-      <w:rPr>
-        <w:rFonts w:ascii="Times New Roman" w:eastAsia="Times New Roman" w:hAnsi="Times New Roman" w:cs="Times New Roman"/>
-        <w:noProof/>
-        <w:sz w:val="20"/>
-        <w:szCs w:val="20"/>
-        <w:lang w:eastAsia="ar-SA"/>
-      </w:rPr>
-      <w:t>.202</w:t>
-    </w:r>
-    <w:r>
-      <w:rPr>
-        <w:rFonts w:ascii="Times New Roman" w:eastAsia="Times New Roman" w:hAnsi="Times New Roman" w:cs="Times New Roman"/>
-        <w:noProof/>
-        <w:sz w:val="20"/>
-        <w:szCs w:val="20"/>
-        <w:lang w:eastAsia="ar-SA"/>
-      </w:rPr>
-      <w:t>1</w:t>
-    </w:r>
-    <w:r>
-      <w:rPr>
-        <w:rFonts w:ascii="Times New Roman" w:eastAsia="Times New Roman" w:hAnsi="Times New Roman" w:cs="Times New Roman"/>
-        <w:sz w:val="20"/>
-        <w:szCs w:val="20"/>
-        <w:lang w:eastAsia="ar-SA"/>
-      </w:rPr>
-      <w:t>.</w:t>
     </w:r>
   </w:p>
   <w:p>
     <w:pPr>
+      <w:pStyle w:val="Header"/>
       <w:tabs>
-        <w:tab w:val="center" w:pos="4153"/>
-        <w:tab w:val="right" w:pos="8306"/>
+        <w:tab w:val="left" w:pos="0"/>
       </w:tabs>
-      <w:suppressAutoHyphens/>
-      <w:spacing w:after="0" w:line="240" w:lineRule="auto"/>
-      <w:ind w:right="-2"/>
       <w:jc w:val="right"/>
       <w:rPr>
-        <w:rFonts w:ascii="Times New Roman" w:eastAsia="Times New Roman" w:hAnsi="Times New Roman" w:cs="Times New Roman"/>
         <w:sz w:val="20"/>
         <w:szCs w:val="20"/>
-        <w:lang w:val="pt-BR" w:eastAsia="ar-SA"/>
       </w:rPr>
     </w:pPr>
     <w:r>
       <w:rPr>
-        <w:rFonts w:ascii="Times New Roman" w:eastAsia="Times New Roman" w:hAnsi="Times New Roman" w:cs="Times New Roman"/>
         <w:sz w:val="20"/>
         <w:szCs w:val="20"/>
-        <w:lang w:val="pt-BR" w:eastAsia="ar-SA"/>
       </w:rPr>
-      <w:t>noteikumiem Nr.</w:t>
+      <w:t xml:space="preserve">2021.gada 15.jūnija noteikumiem Nr.5-NOT </w:t>
+    </w:r>
+  </w:p>
+  <w:p>
+    <w:pPr>
+      <w:pStyle w:val="Header"/>
+      <w:tabs>
+        <w:tab w:val="left" w:pos="0"/>
+      </w:tabs>
+      <w:jc w:val="right"/>
+      <w:rPr>
+        <w:sz w:val="20"/>
+        <w:szCs w:val="20"/>
+      </w:rPr>
+    </w:pPr>
+    <w:r>
+      <w:rPr>
+        <w:sz w:val="20"/>
+        <w:szCs w:val="20"/>
+      </w:rPr>
+      <w:t>“</w:t>
     </w:r>
     <w:r>
       <w:rPr>
-        <w:rFonts w:ascii="Times New Roman" w:eastAsia="Times New Roman" w:hAnsi="Times New Roman" w:cs="Times New Roman"/>
         <w:noProof/>
         <w:sz w:val="20"/>
         <w:szCs w:val="20"/>
-        <w:lang w:val="pt-BR" w:eastAsia="ar-SA"/>
       </w:rPr>
-      <w:t>5-NOT</w:t>
+      <w:t>Uzņemšanas kārtība Jaunsardzē</w:t>
+    </w:r>
+    <w:r>
+      <w:rPr>
+        <w:sz w:val="20"/>
+        <w:szCs w:val="20"/>
+      </w:rPr>
+      <w:t>”</w:t>
     </w:r>
   </w:p>
 </w:hdr>
@@ -6114,7 +5243,7 @@
     <w:lsdException w:name="Table Web 2" w:semiHidden="1" w:unhideWhenUsed="1"/>
     <w:lsdException w:name="Table Web 3" w:semiHidden="1" w:unhideWhenUsed="1"/>
     <w:lsdException w:name="Balloon Text" w:semiHidden="1" w:unhideWhenUsed="1"/>
-    <w:lsdException w:name="Table Grid" w:uiPriority="39"/>
+    <w:lsdException w:name="Table Grid" w:uiPriority="59"/>
     <w:lsdException w:name="Table Theme" w:semiHidden="1" w:unhideWhenUsed="1"/>
     <w:lsdException w:name="Placeholder Text" w:semiHidden="1"/>
     <w:lsdException w:name="No Spacing" w:uiPriority="1" w:qFormat="1"/>
@@ -6339,6 +5468,17 @@
   <w:style w:type="paragraph" w:default="1" w:styleId="Normal">
     <w:name w:val="Normal"/>
     <w:qFormat/>
+    <w:rsid w:val="004862D5"/>
+    <w:pPr>
+      <w:suppressAutoHyphens/>
+      <w:spacing w:after="0" w:line="240" w:lineRule="auto"/>
+    </w:pPr>
+    <w:rPr>
+      <w:rFonts w:ascii="Times New Roman" w:eastAsia="Times New Roman" w:hAnsi="Times New Roman" w:cs="Times New Roman"/>
+      <w:sz w:val="24"/>
+      <w:szCs w:val="24"/>
+      <w:lang w:eastAsia="ar-SA"/>
+    </w:rPr>
   </w:style>
   <w:style w:type="character" w:default="1" w:styleId="DefaultParagraphFont">
     <w:name w:val="Default Paragraph Font"/>
@@ -6367,12 +5507,34 @@
     <w:semiHidden/>
     <w:unhideWhenUsed/>
   </w:style>
+  <w:style w:type="table" w:styleId="TableGrid">
+    <w:name w:val="Table Grid"/>
+    <w:basedOn w:val="TableNormal"/>
+    <w:uiPriority w:val="59"/>
+    <w:rsid w:val="004862D5"/>
+    <w:pPr>
+      <w:spacing w:after="0" w:line="240" w:lineRule="auto"/>
+    </w:pPr>
+    <w:rPr>
+      <w:rFonts w:ascii="Calibri" w:eastAsia="Calibri" w:hAnsi="Calibri" w:cs="Times New Roman"/>
+    </w:rPr>
+    <w:tblPr>
+      <w:tblBorders>
+        <w:top w:val="single" w:sz="4" w:space="0" w:color="auto"/>
+        <w:left w:val="single" w:sz="4" w:space="0" w:color="auto"/>
+        <w:bottom w:val="single" w:sz="4" w:space="0" w:color="auto"/>
+        <w:right w:val="single" w:sz="4" w:space="0" w:color="auto"/>
+        <w:insideH w:val="single" w:sz="4" w:space="0" w:color="auto"/>
+        <w:insideV w:val="single" w:sz="4" w:space="0" w:color="auto"/>
+      </w:tblBorders>
+    </w:tblPr>
+  </w:style>
   <w:style w:type="table" w:customStyle="1" w:styleId="TableGrid11">
     <w:name w:val="Table Grid11"/>
     <w:basedOn w:val="TableNormal"/>
     <w:next w:val="TableGrid"/>
     <w:uiPriority w:val="39"/>
-    <w:rsid w:val="00993057"/>
+    <w:rsid w:val="004862D5"/>
     <w:pPr>
       <w:spacing w:after="0" w:line="240" w:lineRule="auto"/>
       <w:jc w:val="both"/>
@@ -6392,38 +5554,18 @@
       </w:tblBorders>
     </w:tblPr>
   </w:style>
-  <w:style w:type="table" w:styleId="TableGrid">
-    <w:name w:val="Table Grid"/>
-    <w:basedOn w:val="TableNormal"/>
-    <w:uiPriority w:val="39"/>
-    <w:rsid w:val="00993057"/>
-    <w:pPr>
-      <w:spacing w:after="0" w:line="240" w:lineRule="auto"/>
-    </w:pPr>
-    <w:tblPr>
-      <w:tblBorders>
-        <w:top w:val="single" w:sz="4" w:space="0" w:color="auto"/>
-        <w:left w:val="single" w:sz="4" w:space="0" w:color="auto"/>
-        <w:bottom w:val="single" w:sz="4" w:space="0" w:color="auto"/>
-        <w:right w:val="single" w:sz="4" w:space="0" w:color="auto"/>
-        <w:insideH w:val="single" w:sz="4" w:space="0" w:color="auto"/>
-        <w:insideV w:val="single" w:sz="4" w:space="0" w:color="auto"/>
-      </w:tblBorders>
-    </w:tblPr>
-  </w:style>
   <w:style w:type="paragraph" w:styleId="Header">
     <w:name w:val="header"/>
     <w:basedOn w:val="Normal"/>
     <w:link w:val="HeaderChar"/>
     <w:uiPriority w:val="99"/>
     <w:unhideWhenUsed/>
-    <w:rsid w:val="00E853BF"/>
+    <w:rsid w:val="004862D5"/>
     <w:pPr>
       <w:tabs>
         <w:tab w:val="center" w:pos="4153"/>
         <w:tab w:val="right" w:pos="8306"/>
       </w:tabs>
-      <w:spacing w:after="0" w:line="240" w:lineRule="auto"/>
     </w:pPr>
   </w:style>
   <w:style w:type="character" w:customStyle="1" w:styleId="HeaderChar">
@@ -6431,7 +5573,13 @@
     <w:basedOn w:val="DefaultParagraphFont"/>
     <w:link w:val="Header"/>
     <w:uiPriority w:val="99"/>
-    <w:rsid w:val="00E853BF"/>
+    <w:rsid w:val="004862D5"/>
+    <w:rPr>
+      <w:rFonts w:ascii="Times New Roman" w:eastAsia="Times New Roman" w:hAnsi="Times New Roman" w:cs="Times New Roman"/>
+      <w:sz w:val="24"/>
+      <w:szCs w:val="24"/>
+      <w:lang w:eastAsia="ar-SA"/>
+    </w:rPr>
   </w:style>
   <w:style w:type="paragraph" w:styleId="Footer">
     <w:name w:val="footer"/>
@@ -6439,13 +5587,12 @@
     <w:link w:val="FooterChar"/>
     <w:uiPriority w:val="99"/>
     <w:unhideWhenUsed/>
-    <w:rsid w:val="00E853BF"/>
+    <w:rsid w:val="004862D5"/>
     <w:pPr>
       <w:tabs>
         <w:tab w:val="center" w:pos="4153"/>
         <w:tab w:val="right" w:pos="8306"/>
       </w:tabs>
-      <w:spacing w:after="0" w:line="240" w:lineRule="auto"/>
     </w:pPr>
   </w:style>
   <w:style w:type="character" w:customStyle="1" w:styleId="FooterChar">
@@ -6453,7 +5600,13 @@
     <w:basedOn w:val="DefaultParagraphFont"/>
     <w:link w:val="Footer"/>
     <w:uiPriority w:val="99"/>
-    <w:rsid w:val="00E853BF"/>
+    <w:rsid w:val="004862D5"/>
+    <w:rPr>
+      <w:rFonts w:ascii="Times New Roman" w:eastAsia="Times New Roman" w:hAnsi="Times New Roman" w:cs="Times New Roman"/>
+      <w:sz w:val="24"/>
+      <w:szCs w:val="24"/>
+      <w:lang w:eastAsia="ar-SA"/>
+    </w:rPr>
   </w:style>
 </w:styles>
 </file>

--- a/vendor/templates/ligums-parstavis-edoc.docx
+++ b/vendor/templates/ligums-parstavis-edoc.docx
@@ -3,11 +3,21 @@
 <w:document xmlns:mc="http://schemas.openxmlformats.org/markup-compatibility/2006" xmlns:r="http://schemas.openxmlformats.org/officeDocument/2006/relationships" xmlns:w="http://schemas.openxmlformats.org/wordprocessingml/2006/main" mc:Ignorable="w14 w15 w16se w16cid wp14">
   <w:body>
     <w:p>
-      <w:r>
-        <w:t>Līguma reģistrācijas Nr. {liguma_nr}</w:t>
-      </w:r>
-    </w:p>
-    <w:p/>
+      <w:pPr>
+        <w:jc w:val="right"/>
+      </w:pPr>
+      <w:r>
+        <w:rPr>
+          <w:rFonts w:ascii="Times New Roman" w:hAnsi="Times New Roman" w:cs="Times New Roman" w:eastAsia="Times New Roman"/>
+          <w:b w:val="0"/>
+          <w:i w:val="0"/>
+          <w:color w:val="000000"/>
+          <w:sz w:val="28"/>
+          <w:szCs w:val="24"/>
+        </w:rPr>
+        <w:t xml:space="preserve">Nr. {liguma_nr}</w:t>
+      </w:r>
+    </w:p>
     <w:p>
       <w:bookmarkStart w:id="0" w:name="_GoBack"/>
       <w:bookmarkEnd w:id="0"/>
@@ -116,8 +126,12 @@
       </w:pPr>
       <w:r>
         <w:rPr>
-          <w:sz w:val="25"/>
-          <w:szCs w:val="25"/>
+          <w:rFonts w:ascii="Times New Roman" w:hAnsi="Times New Roman" w:cs="Times New Roman" w:eastAsia="Times New Roman"/>
+          <w:sz w:val="25"/>
+          <w:szCs w:val="25"/>
+          <w:b w:val="0"/>
+          <w:i w:val="0"/>
+          <w:color w:val="000000"/>
         </w:rPr>
         <w:t>Līguma sagatavošanas vieta un datums: {vieta}, {liguma_datums}</w:t>
       </w:r>
@@ -183,10 +197,14 @@
       <w:proofErr w:type="spellEnd"/>
       <w:r>
         <w:rPr>
-          <w:sz w:val="25"/>
-          <w:szCs w:val="25"/>
-        </w:rPr>
-        <w:t xml:space="preserve"> iela 10/12, Rīga, tā {i_parvalde}.novada nodaļas jaunsargu instruktora {i_vards_gen} personā, kurš(-a) rīkojas pamatojoties uz </w:t>
+          <w:rFonts w:ascii="Times New Roman" w:hAnsi="Times New Roman" w:cs="Times New Roman" w:eastAsia="Times New Roman"/>
+          <w:sz w:val="25"/>
+          <w:szCs w:val="25"/>
+          <w:b w:val="0"/>
+          <w:i w:val="0"/>
+          <w:color w:val="000000"/>
+        </w:rPr>
+        <w:t xml:space="preserve"> iela 10/12, Rīga, tā {i_parvalde}.novada pārvaldes {i_nodala}.nodaļas jaunsargu instruktora {i_vards_gen} personā, kurš(-a) rīkojas pamatojoties uz </w:t>
       </w:r>
       <w:r>
         <w:rPr>
@@ -198,10 +216,14 @@
       </w:r>
       <w:r>
         <w:rPr>
-          <w:sz w:val="25"/>
-          <w:szCs w:val="25"/>
-        </w:rPr>
-        <w:t xml:space="preserve"> 20____.gada____. ______________ rīkojuma Nr._____________ „Par līgumu noslēgšanu „Par bērna un jaunieša dalību </w:t>
+          <w:rFonts w:ascii="Times New Roman" w:hAnsi="Times New Roman" w:cs="Times New Roman" w:eastAsia="Times New Roman"/>
+          <w:sz w:val="25"/>
+          <w:szCs w:val="25"/>
+          <w:b w:val="0"/>
+          <w:i w:val="0"/>
+          <w:color w:val="000000"/>
+        </w:rPr>
+        <w:t xml:space="preserve"> 2021.gada 14.septembra rīkojuma Nr.418 „Par pilnvarojumu jaunsargu instruktoriem slēgt līgumus”</w:t>
       </w:r>
       <w:proofErr w:type="spellStart"/>
       <w:r>
@@ -209,7 +231,7 @@
           <w:sz w:val="25"/>
           <w:szCs w:val="25"/>
         </w:rPr>
-        <w:t>Jaunsardzē</w:t>
+        <w:t/>
       </w:r>
       <w:proofErr w:type="spellEnd"/>
       <w:r>
@@ -217,14 +239,14 @@
           <w:sz w:val="25"/>
           <w:szCs w:val="25"/>
         </w:rPr>
-        <w:t>”</w:t>
-      </w:r>
-      <w:r>
-        <w:rPr>
-          <w:sz w:val="25"/>
-          <w:szCs w:val="25"/>
-        </w:rPr>
-        <w:t>”</w:t>
+        <w:t/>
+      </w:r>
+      <w:r>
+        <w:rPr>
+          <w:sz w:val="25"/>
+          <w:szCs w:val="25"/>
+        </w:rPr>
+        <w:t/>
       </w:r>
       <w:r>
         <w:rPr>
@@ -308,13 +330,21 @@
           <w:p>
             <w:pPr>
               <w:ind w:right="-119"/>
-              <w:jc w:val="left"/>
+              <w:jc w:val="center"/>
               <w:rPr>
                 <w:sz w:val="25"/>
                 <w:szCs w:val="25"/>
               </w:rPr>
             </w:pPr>
             <w:r>
+              <w:rPr>
+                <w:rFonts w:ascii="Times New Roman" w:hAnsi="Times New Roman" w:cs="Times New Roman" w:eastAsia="Times New Roman"/>
+                <w:b w:val="0"/>
+                <w:i w:val="0"/>
+                <w:color w:val="000000"/>
+                <w:sz w:val="25"/>
+                <w:szCs w:val="25"/>
+              </w:rPr>
               <w:t>{j_vards}</w:t>
             </w:r>
           </w:p>
@@ -358,6 +388,14 @@
               </w:rPr>
             </w:pPr>
             <w:r>
+              <w:rPr>
+                <w:rFonts w:ascii="Times New Roman" w:hAnsi="Times New Roman" w:cs="Times New Roman" w:eastAsia="Times New Roman"/>
+                <w:b w:val="0"/>
+                <w:i w:val="0"/>
+                <w:color w:val="000000"/>
+                <w:sz w:val="25"/>
+                <w:szCs w:val="25"/>
+              </w:rPr>
               <w:t>{j_pk1}</w:t>
             </w:r>
           </w:p>
@@ -383,6 +421,14 @@
               </w:rPr>
             </w:pPr>
             <w:r>
+              <w:rPr>
+                <w:rFonts w:ascii="Times New Roman" w:hAnsi="Times New Roman" w:cs="Times New Roman" w:eastAsia="Times New Roman"/>
+                <w:b w:val="0"/>
+                <w:i w:val="0"/>
+                <w:color w:val="000000"/>
+                <w:sz w:val="25"/>
+                <w:szCs w:val="25"/>
+              </w:rPr>
               <w:t>{j_pk2}</w:t>
             </w:r>
           </w:p>
@@ -408,6 +454,14 @@
               </w:rPr>
             </w:pPr>
             <w:r>
+              <w:rPr>
+                <w:rFonts w:ascii="Times New Roman" w:hAnsi="Times New Roman" w:cs="Times New Roman" w:eastAsia="Times New Roman"/>
+                <w:b w:val="0"/>
+                <w:i w:val="0"/>
+                <w:color w:val="000000"/>
+                <w:sz w:val="25"/>
+                <w:szCs w:val="25"/>
+              </w:rPr>
               <w:t>{j_pk3}</w:t>
             </w:r>
           </w:p>
@@ -433,6 +487,14 @@
               </w:rPr>
             </w:pPr>
             <w:r>
+              <w:rPr>
+                <w:rFonts w:ascii="Times New Roman" w:hAnsi="Times New Roman" w:cs="Times New Roman" w:eastAsia="Times New Roman"/>
+                <w:b w:val="0"/>
+                <w:i w:val="0"/>
+                <w:color w:val="000000"/>
+                <w:sz w:val="25"/>
+                <w:szCs w:val="25"/>
+              </w:rPr>
               <w:t>{j_pk4}</w:t>
             </w:r>
           </w:p>
@@ -458,6 +520,14 @@
               </w:rPr>
             </w:pPr>
             <w:r>
+              <w:rPr>
+                <w:rFonts w:ascii="Times New Roman" w:hAnsi="Times New Roman" w:cs="Times New Roman" w:eastAsia="Times New Roman"/>
+                <w:b w:val="0"/>
+                <w:i w:val="0"/>
+                <w:color w:val="000000"/>
+                <w:sz w:val="25"/>
+                <w:szCs w:val="25"/>
+              </w:rPr>
               <w:t>{j_pk5}</w:t>
             </w:r>
           </w:p>
@@ -483,6 +553,14 @@
               </w:rPr>
             </w:pPr>
             <w:r>
+              <w:rPr>
+                <w:rFonts w:ascii="Times New Roman" w:hAnsi="Times New Roman" w:cs="Times New Roman" w:eastAsia="Times New Roman"/>
+                <w:b w:val="0"/>
+                <w:i w:val="0"/>
+                <w:color w:val="000000"/>
+                <w:sz w:val="25"/>
+                <w:szCs w:val="25"/>
+              </w:rPr>
               <w:t>{j_pk6}</w:t>
             </w:r>
           </w:p>
@@ -535,6 +613,14 @@
               </w:rPr>
             </w:pPr>
             <w:r>
+              <w:rPr>
+                <w:rFonts w:ascii="Times New Roman" w:hAnsi="Times New Roman" w:cs="Times New Roman" w:eastAsia="Times New Roman"/>
+                <w:b w:val="0"/>
+                <w:i w:val="0"/>
+                <w:color w:val="000000"/>
+                <w:sz w:val="25"/>
+                <w:szCs w:val="25"/>
+              </w:rPr>
               <w:t>{j_pk7}</w:t>
             </w:r>
           </w:p>
@@ -560,6 +646,14 @@
               </w:rPr>
             </w:pPr>
             <w:r>
+              <w:rPr>
+                <w:rFonts w:ascii="Times New Roman" w:hAnsi="Times New Roman" w:cs="Times New Roman" w:eastAsia="Times New Roman"/>
+                <w:b w:val="0"/>
+                <w:i w:val="0"/>
+                <w:color w:val="000000"/>
+                <w:sz w:val="25"/>
+                <w:szCs w:val="25"/>
+              </w:rPr>
               <w:t>{j_pk8}</w:t>
             </w:r>
           </w:p>
@@ -585,6 +679,14 @@
               </w:rPr>
             </w:pPr>
             <w:r>
+              <w:rPr>
+                <w:rFonts w:ascii="Times New Roman" w:hAnsi="Times New Roman" w:cs="Times New Roman" w:eastAsia="Times New Roman"/>
+                <w:b w:val="0"/>
+                <w:i w:val="0"/>
+                <w:color w:val="000000"/>
+                <w:sz w:val="25"/>
+                <w:szCs w:val="25"/>
+              </w:rPr>
               <w:t>{j_pk9}</w:t>
             </w:r>
           </w:p>
@@ -610,6 +712,14 @@
               </w:rPr>
             </w:pPr>
             <w:r>
+              <w:rPr>
+                <w:rFonts w:ascii="Times New Roman" w:hAnsi="Times New Roman" w:cs="Times New Roman" w:eastAsia="Times New Roman"/>
+                <w:b w:val="0"/>
+                <w:i w:val="0"/>
+                <w:color w:val="000000"/>
+                <w:sz w:val="25"/>
+                <w:szCs w:val="25"/>
+              </w:rPr>
               <w:t>{j_pk10}</w:t>
             </w:r>
           </w:p>
@@ -635,6 +745,14 @@
               </w:rPr>
             </w:pPr>
             <w:r>
+              <w:rPr>
+                <w:rFonts w:ascii="Times New Roman" w:hAnsi="Times New Roman" w:cs="Times New Roman" w:eastAsia="Times New Roman"/>
+                <w:b w:val="0"/>
+                <w:i w:val="0"/>
+                <w:color w:val="000000"/>
+                <w:sz w:val="25"/>
+                <w:szCs w:val="25"/>
+              </w:rPr>
               <w:t>{j_pk11}</w:t>
             </w:r>
           </w:p>
@@ -763,13 +881,21 @@
           <w:p>
             <w:pPr>
               <w:ind w:left="-108" w:right="-108"/>
-              <w:jc w:val="left"/>
+              <w:jc w:val="center"/>
               <w:rPr>
                 <w:sz w:val="25"/>
                 <w:szCs w:val="25"/>
               </w:rPr>
             </w:pPr>
             <w:r>
+              <w:rPr>
+                <w:rFonts w:ascii="Times New Roman" w:hAnsi="Times New Roman" w:cs="Times New Roman" w:eastAsia="Times New Roman"/>
+                <w:b w:val="0"/>
+                <w:i w:val="0"/>
+                <w:color w:val="000000"/>
+                <w:sz w:val="25"/>
+                <w:szCs w:val="25"/>
+              </w:rPr>
               <w:t>{p_statuss_vards}</w:t>
             </w:r>
           </w:p>
@@ -813,6 +939,14 @@
               </w:rPr>
             </w:pPr>
             <w:r>
+              <w:rPr>
+                <w:rFonts w:ascii="Times New Roman" w:hAnsi="Times New Roman" w:cs="Times New Roman" w:eastAsia="Times New Roman"/>
+                <w:b w:val="0"/>
+                <w:i w:val="0"/>
+                <w:color w:val="000000"/>
+                <w:sz w:val="25"/>
+                <w:szCs w:val="25"/>
+              </w:rPr>
               <w:t>{p_pk1}</w:t>
             </w:r>
           </w:p>
@@ -838,6 +972,14 @@
               </w:rPr>
             </w:pPr>
             <w:r>
+              <w:rPr>
+                <w:rFonts w:ascii="Times New Roman" w:hAnsi="Times New Roman" w:cs="Times New Roman" w:eastAsia="Times New Roman"/>
+                <w:b w:val="0"/>
+                <w:i w:val="0"/>
+                <w:color w:val="000000"/>
+                <w:sz w:val="25"/>
+                <w:szCs w:val="25"/>
+              </w:rPr>
               <w:t>{p_pk2}</w:t>
             </w:r>
           </w:p>
@@ -863,6 +1005,14 @@
               </w:rPr>
             </w:pPr>
             <w:r>
+              <w:rPr>
+                <w:rFonts w:ascii="Times New Roman" w:hAnsi="Times New Roman" w:cs="Times New Roman" w:eastAsia="Times New Roman"/>
+                <w:b w:val="0"/>
+                <w:i w:val="0"/>
+                <w:color w:val="000000"/>
+                <w:sz w:val="25"/>
+                <w:szCs w:val="25"/>
+              </w:rPr>
               <w:t>{p_pk3}</w:t>
             </w:r>
           </w:p>
@@ -888,6 +1038,14 @@
               </w:rPr>
             </w:pPr>
             <w:r>
+              <w:rPr>
+                <w:rFonts w:ascii="Times New Roman" w:hAnsi="Times New Roman" w:cs="Times New Roman" w:eastAsia="Times New Roman"/>
+                <w:b w:val="0"/>
+                <w:i w:val="0"/>
+                <w:color w:val="000000"/>
+                <w:sz w:val="25"/>
+                <w:szCs w:val="25"/>
+              </w:rPr>
               <w:t>{p_pk4}</w:t>
             </w:r>
           </w:p>
@@ -913,6 +1071,14 @@
               </w:rPr>
             </w:pPr>
             <w:r>
+              <w:rPr>
+                <w:rFonts w:ascii="Times New Roman" w:hAnsi="Times New Roman" w:cs="Times New Roman" w:eastAsia="Times New Roman"/>
+                <w:b w:val="0"/>
+                <w:i w:val="0"/>
+                <w:color w:val="000000"/>
+                <w:sz w:val="25"/>
+                <w:szCs w:val="25"/>
+              </w:rPr>
               <w:t>{p_pk5}</w:t>
             </w:r>
           </w:p>
@@ -938,6 +1104,14 @@
               </w:rPr>
             </w:pPr>
             <w:r>
+              <w:rPr>
+                <w:rFonts w:ascii="Times New Roman" w:hAnsi="Times New Roman" w:cs="Times New Roman" w:eastAsia="Times New Roman"/>
+                <w:b w:val="0"/>
+                <w:i w:val="0"/>
+                <w:color w:val="000000"/>
+                <w:sz w:val="25"/>
+                <w:szCs w:val="25"/>
+              </w:rPr>
               <w:t>{p_pk6}</w:t>
             </w:r>
           </w:p>
@@ -990,6 +1164,14 @@
               </w:rPr>
             </w:pPr>
             <w:r>
+              <w:rPr>
+                <w:rFonts w:ascii="Times New Roman" w:hAnsi="Times New Roman" w:cs="Times New Roman" w:eastAsia="Times New Roman"/>
+                <w:b w:val="0"/>
+                <w:i w:val="0"/>
+                <w:color w:val="000000"/>
+                <w:sz w:val="25"/>
+                <w:szCs w:val="25"/>
+              </w:rPr>
               <w:t>{p_pk7}</w:t>
             </w:r>
           </w:p>
@@ -1015,6 +1197,14 @@
               </w:rPr>
             </w:pPr>
             <w:r>
+              <w:rPr>
+                <w:rFonts w:ascii="Times New Roman" w:hAnsi="Times New Roman" w:cs="Times New Roman" w:eastAsia="Times New Roman"/>
+                <w:b w:val="0"/>
+                <w:i w:val="0"/>
+                <w:color w:val="000000"/>
+                <w:sz w:val="25"/>
+                <w:szCs w:val="25"/>
+              </w:rPr>
               <w:t>{p_pk8}</w:t>
             </w:r>
           </w:p>
@@ -1040,6 +1230,14 @@
               </w:rPr>
             </w:pPr>
             <w:r>
+              <w:rPr>
+                <w:rFonts w:ascii="Times New Roman" w:hAnsi="Times New Roman" w:cs="Times New Roman" w:eastAsia="Times New Roman"/>
+                <w:b w:val="0"/>
+                <w:i w:val="0"/>
+                <w:color w:val="000000"/>
+                <w:sz w:val="25"/>
+                <w:szCs w:val="25"/>
+              </w:rPr>
               <w:t>{p_pk9}</w:t>
             </w:r>
           </w:p>
@@ -1065,6 +1263,14 @@
               </w:rPr>
             </w:pPr>
             <w:r>
+              <w:rPr>
+                <w:rFonts w:ascii="Times New Roman" w:hAnsi="Times New Roman" w:cs="Times New Roman" w:eastAsia="Times New Roman"/>
+                <w:b w:val="0"/>
+                <w:i w:val="0"/>
+                <w:color w:val="000000"/>
+                <w:sz w:val="25"/>
+                <w:szCs w:val="25"/>
+              </w:rPr>
               <w:t>{p_pk10}</w:t>
             </w:r>
           </w:p>
@@ -1090,6 +1296,14 @@
               </w:rPr>
             </w:pPr>
             <w:r>
+              <w:rPr>
+                <w:rFonts w:ascii="Times New Roman" w:hAnsi="Times New Roman" w:cs="Times New Roman" w:eastAsia="Times New Roman"/>
+                <w:b w:val="0"/>
+                <w:i w:val="0"/>
+                <w:color w:val="000000"/>
+                <w:sz w:val="25"/>
+                <w:szCs w:val="25"/>
+              </w:rPr>
               <w:t>{p_pk11}</w:t>
             </w:r>
           </w:p>
@@ -1475,11 +1689,15 @@
       </w:pPr>
       <w:r>
         <w:rPr>
-          <w:sz w:val="25"/>
-          <w:szCs w:val="25"/>
+          <w:rFonts w:ascii="Times New Roman" w:hAnsi="Times New Roman" w:cs="Times New Roman" w:eastAsia="Times New Roman"/>
+          <w:sz w:val="25"/>
+          <w:szCs w:val="25"/>
+          <w:b w:val="0"/>
+          <w:i w:val="0"/>
+          <w:color w:val="000000"/>
         </w:rPr>
         <w:lastRenderedPageBreak/>
-        <w:t>2.1.3. katra mācību gada sākumā iesniegt jaunsargu instruktoram ģimenes ārsta izziņu (veidlapa 027/u), kas attiecīgajā mācību gadā atļauj bērnam piedalīties Centra organizētajos pasākumos un nodarbībās, pastāvīgi sekot līdzi bērna veselības stāvoklim un nekavējoties informēt, ja bērnam īslaicīgi jebkādu iemeslu dēļ slodze nav vēlama, kā arī sniegt citu būtisku informāciju par bērnu, kas būtu jāzina jaunsargu instruktoram;</w:t>
+        <w:t>2.1.3. iesniegt jaunsargu instruktoram ģimenes ārsta izziņu (veidlapa 027/u), kas ir derīga 12 mēnešus no tās izsniegšanas dienas un atļauj bērnam piedalīties Centra organizētajos pasākumos un nodarbībās, pastāvīgi sekot līdzi bērna veselības stāvoklim un nekavējoties informēt, ja bērnam īslaicīgi jebkādu iemeslu dēļ slodze nav vēlama, kā arī sniegt citu būtisku informāciju par bērnu, kas būtu jāzina jaunsargu instruktoram;</w:t>
       </w:r>
     </w:p>
     <w:p>
@@ -2326,28 +2544,28 @@
           <w:sz w:val="25"/>
           <w:szCs w:val="25"/>
         </w:rPr>
-        <w:t xml:space="preserve">3.2.2.4. Likumiskais pārstāvis attiecīgajā gadā līdz </w:t>
-      </w:r>
-      <w:r>
-        <w:rPr>
-          <w:sz w:val="25"/>
-          <w:szCs w:val="25"/>
-        </w:rPr>
-        <w:t>mācību gada sākum</w:t>
-      </w:r>
-      <w:r>
-        <w:rPr>
-          <w:sz w:val="25"/>
-          <w:szCs w:val="25"/>
-        </w:rPr>
-        <w:t>am</w:t>
-      </w:r>
-      <w:r>
-        <w:rPr>
-          <w:sz w:val="25"/>
-          <w:szCs w:val="25"/>
-        </w:rPr>
-        <w:t xml:space="preserve"> </w:t>
+        <w:t xml:space="preserve">3.2.2.4. Likumiskais pārstāvis </w:t>
+      </w:r>
+      <w:r>
+        <w:rPr>
+          <w:sz w:val="25"/>
+          <w:szCs w:val="25"/>
+        </w:rPr>
+        <w:t/>
+      </w:r>
+      <w:r>
+        <w:rPr>
+          <w:sz w:val="25"/>
+          <w:szCs w:val="25"/>
+        </w:rPr>
+        <w:t/>
+      </w:r>
+      <w:r>
+        <w:rPr>
+          <w:sz w:val="25"/>
+          <w:szCs w:val="25"/>
+        </w:rPr>
+        <w:t xml:space="preserve"/>
       </w:r>
       <w:r>
         <w:rPr>
@@ -2358,10 +2576,14 @@
       </w:r>
       <w:r>
         <w:rPr>
-          <w:sz w:val="25"/>
-          <w:szCs w:val="25"/>
-        </w:rPr>
-        <w:t>ģimenes ārsta izziņu (veidlapa 027/u), kas attiecīgajā mācību gadā atļauj bērnam piedalīties Centra organizētajos pasākumos un mācību nodarbībās</w:t>
+          <w:rFonts w:ascii="Times New Roman" w:hAnsi="Times New Roman" w:cs="Times New Roman" w:eastAsia="Times New Roman"/>
+          <w:sz w:val="25"/>
+          <w:szCs w:val="25"/>
+          <w:b w:val="0"/>
+          <w:i w:val="0"/>
+          <w:color w:val="000000"/>
+        </w:rPr>
+        <w:t>ģimenes ārsta izziņu (veidlapa 027/u), kas ir derīga 12 mēnešus no tās izsniegšanas dienas un atļauj bērnam piedalīties Centra organizētajos pasākumos un mācību nodarbībās</w:t>
       </w:r>
       <w:r>
         <w:rPr>
@@ -2720,10 +2942,14 @@
       </w:pPr>
       <w:r>
         <w:rPr>
-          <w:sz w:val="25"/>
-          <w:szCs w:val="25"/>
-        </w:rPr>
-        <w:t>4.4.2. Likumiskais pārstāvis nav iesniedzis Centrā ģimenes ārsta izziņu (veidlapa 027/u), kas attiecīgajā mācību gadā atļauj piedalīties centra organizētajos pasākumos un nodarbībās</w:t>
+          <w:rFonts w:ascii="Times New Roman" w:hAnsi="Times New Roman" w:cs="Times New Roman" w:eastAsia="Times New Roman"/>
+          <w:sz w:val="25"/>
+          <w:szCs w:val="25"/>
+          <w:b w:val="0"/>
+          <w:i w:val="0"/>
+          <w:color w:val="000000"/>
+        </w:rPr>
+        <w:t>4.4.2. Likumiskais pārstāvis nav iesniedzis Centrā ģimenes ārsta izziņu (veidlapa 027/u), kas ir derīga 12 mēnešus no tās izsniegšanas dienas un atļauj piedalīties centra organizētajos pasākumos un nodarbībās</w:t>
       </w:r>
       <w:r>
         <w:rPr>
@@ -3740,8 +3966,17 @@
                 <w:sz w:val="25"/>
                 <w:szCs w:val="25"/>
               </w:rPr>
+              <w:jc w:val="center"/>
             </w:pPr>
             <w:r>
+              <w:rPr>
+                <w:rFonts w:ascii="Times New Roman" w:hAnsi="Times New Roman" w:cs="Times New Roman" w:eastAsia="Times New Roman"/>
+                <w:b w:val="0"/>
+                <w:i w:val="0"/>
+                <w:color w:val="000000"/>
+                <w:sz w:val="25"/>
+                <w:szCs w:val="25"/>
+              </w:rPr>
               <w:t>{p_vards_pk}</w:t>
             </w:r>
           </w:p>
@@ -3944,8 +4179,17 @@
                 <w:sz w:val="25"/>
                 <w:szCs w:val="25"/>
               </w:rPr>
+              <w:jc w:val="center"/>
             </w:pPr>
             <w:r>
+              <w:rPr>
+                <w:rFonts w:ascii="Times New Roman" w:hAnsi="Times New Roman" w:cs="Times New Roman" w:eastAsia="Times New Roman"/>
+                <w:b w:val="0"/>
+                <w:i w:val="0"/>
+                <w:color w:val="000000"/>
+                <w:sz w:val="25"/>
+                <w:szCs w:val="25"/>
+              </w:rPr>
               <w:t>{p_adrese_dekl}</w:t>
             </w:r>
           </w:p>
@@ -4128,8 +4372,17 @@
                 <w:sz w:val="25"/>
                 <w:szCs w:val="25"/>
               </w:rPr>
+              <w:jc w:val="center"/>
             </w:pPr>
             <w:r>
+              <w:rPr>
+                <w:rFonts w:ascii="Times New Roman" w:hAnsi="Times New Roman" w:cs="Times New Roman" w:eastAsia="Times New Roman"/>
+                <w:b w:val="0"/>
+                <w:i w:val="0"/>
+                <w:color w:val="000000"/>
+                <w:sz w:val="25"/>
+                <w:szCs w:val="25"/>
+              </w:rPr>
               <w:t>{p_adrese_fakt}</w:t>
             </w:r>
           </w:p>
@@ -4253,28 +4506,17 @@
                 <w:sz w:val="25"/>
                 <w:szCs w:val="25"/>
               </w:rPr>
+              <w:jc w:val="center"/>
             </w:pPr>
             <w:r>
               <w:rPr>
-                <w:rFonts w:eastAsia="Calibri"/>
-                <w:i/>
-                <w:color w:val="000000"/>
-                <w:sz w:val="25"/>
-                <w:szCs w:val="25"/>
-              </w:rPr>
-              <w:tab/>
-            </w:r>
-            <w:r>
-              <w:rPr>
-                <w:rFonts w:eastAsia="Calibri"/>
-                <w:i/>
-                <w:color w:val="000000"/>
-                <w:sz w:val="25"/>
-                <w:szCs w:val="25"/>
-              </w:rPr>
-              <w:tab/>
-            </w:r>
-            <w:r>
+                <w:rFonts w:ascii="Times New Roman" w:hAnsi="Times New Roman" w:cs="Times New Roman" w:eastAsia="Times New Roman"/>
+                <w:b w:val="0"/>
+                <w:i w:val="0"/>
+                <w:color w:val="000000"/>
+                <w:sz w:val="25"/>
+                <w:szCs w:val="25"/>
+              </w:rPr>
               <w:t>{i_amats}</w:t>
             </w:r>
           </w:p>
@@ -4330,10 +4572,12 @@
             </w:pPr>
             <w:r>
               <w:rPr>
-                <w:rFonts w:eastAsia="Calibri"/>
-                <w:color w:val="000000"/>
-                <w:sz w:val="25"/>
-                <w:szCs w:val="25"/>
+                <w:rFonts w:eastAsia="Times New Roman" w:ascii="Times New Roman" w:hAnsi="Times New Roman" w:cs="Times New Roman"/>
+                <w:color w:val="000000"/>
+                <w:sz w:val="25"/>
+                <w:szCs w:val="25"/>
+                <w:b w:val="0"/>
+                <w:i w:val="0"/>
               </w:rPr>
               <w:t xml:space="preserve">Tālrunis: {p_talrunis} </w:t>
             </w:r>
@@ -4431,10 +4675,12 @@
             </w:pPr>
             <w:r>
               <w:rPr>
-                <w:rFonts w:eastAsia="Calibri"/>
-                <w:color w:val="000000"/>
-                <w:sz w:val="25"/>
-                <w:szCs w:val="25"/>
+                <w:rFonts w:eastAsia="Times New Roman" w:ascii="Times New Roman" w:hAnsi="Times New Roman" w:cs="Times New Roman"/>
+                <w:color w:val="000000"/>
+                <w:sz w:val="25"/>
+                <w:szCs w:val="25"/>
+                <w:b w:val="0"/>
+                <w:i w:val="0"/>
               </w:rPr>
               <w:t xml:space="preserve">e-pasts: {p_epasts} </w:t>
             </w:r>
@@ -4468,8 +4714,17 @@
                 <w:szCs w:val="25"/>
                 <w:lang w:val="en-US"/>
               </w:rPr>
+              <w:jc w:val="center"/>
             </w:pPr>
             <w:r>
+              <w:rPr>
+                <w:rFonts w:ascii="Times New Roman" w:hAnsi="Times New Roman" w:cs="Times New Roman" w:eastAsia="Times New Roman"/>
+                <w:b w:val="0"/>
+                <w:i w:val="0"/>
+                <w:color w:val="000000"/>
+                <w:sz w:val="25"/>
+                <w:szCs w:val="25"/>
+              </w:rPr>
               <w:t>{i_vards}</w:t>
             </w:r>
           </w:p>
@@ -4648,10 +4903,12 @@
             </w:pPr>
             <w:r>
               <w:rPr>
-                <w:rFonts w:eastAsia="Calibri"/>
-                <w:color w:val="000000"/>
-                <w:sz w:val="25"/>
-                <w:szCs w:val="25"/>
+                <w:rFonts w:eastAsia="Times New Roman" w:ascii="Times New Roman" w:hAnsi="Times New Roman" w:cs="Times New Roman"/>
+                <w:color w:val="000000"/>
+                <w:sz w:val="25"/>
+                <w:szCs w:val="25"/>
+                <w:b w:val="0"/>
+                <w:i w:val="0"/>
               </w:rPr>
               <w:t>Tālrunis: {i_talrunis}</w:t>
             </w:r>
@@ -4707,10 +4964,12 @@
             </w:pPr>
             <w:r>
               <w:rPr>
-                <w:rFonts w:eastAsia="Calibri"/>
-                <w:color w:val="000000"/>
-                <w:sz w:val="25"/>
-                <w:szCs w:val="25"/>
+                <w:rFonts w:eastAsia="Times New Roman" w:ascii="Times New Roman" w:hAnsi="Times New Roman" w:cs="Times New Roman"/>
+                <w:color w:val="000000"/>
+                <w:sz w:val="25"/>
+                <w:szCs w:val="25"/>
+                <w:b w:val="0"/>
+                <w:i w:val="0"/>
               </w:rPr>
               <w:t>Bērna tālruņa numurs: {j_talrunis}</w:t>
             </w:r>
@@ -4747,10 +5006,12 @@
             </w:pPr>
             <w:r>
               <w:rPr>
-                <w:rFonts w:eastAsia="Calibri"/>
-                <w:color w:val="000000"/>
-                <w:sz w:val="25"/>
-                <w:szCs w:val="25"/>
+                <w:rFonts w:eastAsia="Times New Roman" w:ascii="Times New Roman" w:hAnsi="Times New Roman" w:cs="Times New Roman"/>
+                <w:color w:val="000000"/>
+                <w:sz w:val="25"/>
+                <w:szCs w:val="25"/>
+                <w:b w:val="0"/>
+                <w:i w:val="0"/>
               </w:rPr>
               <w:t xml:space="preserve">e-pasts: {i_epasts} </w:t>
             </w:r>
@@ -4806,10 +5067,12 @@
             </w:pPr>
             <w:r>
               <w:rPr>
-                <w:rFonts w:eastAsia="Calibri"/>
-                <w:color w:val="000000"/>
-                <w:sz w:val="25"/>
-                <w:szCs w:val="25"/>
+                <w:rFonts w:eastAsia="Times New Roman" w:ascii="Times New Roman" w:hAnsi="Times New Roman" w:cs="Times New Roman"/>
+                <w:color w:val="000000"/>
+                <w:sz w:val="25"/>
+                <w:szCs w:val="25"/>
+                <w:b w:val="0"/>
+                <w:i w:val="0"/>
               </w:rPr>
               <w:t>Bērna e-pasts: {j_epasts}</w:t>
             </w:r>
@@ -4958,7 +5221,7 @@
 </file>
 
 <file path=word/header1.xml><?xml version="1.0" encoding="utf-8"?>
-<w:hdr xmlns:wpc="http://schemas.microsoft.com/office/word/2010/wordprocessingCanvas" xmlns:cx="http://schemas.microsoft.com/office/drawing/2014/chartex" xmlns:cx1="http://schemas.microsoft.com/office/drawing/2015/9/8/chartex" xmlns:cx2="http://schemas.microsoft.com/office/drawing/2015/10/21/chartex" xmlns:cx3="http://schemas.microsoft.com/office/drawing/2016/5/9/chartex" xmlns:cx4="http://schemas.microsoft.com/office/drawing/2016/5/10/chartex" xmlns:cx5="http://schemas.microsoft.com/office/drawing/2016/5/11/chartex" xmlns:cx6="http://schemas.microsoft.com/office/drawing/2016/5/12/chartex" xmlns:cx7="http://schemas.microsoft.com/office/drawing/2016/5/13/chartex" xmlns:cx8="http://schemas.microsoft.com/office/drawing/2016/5/14/chartex" xmlns:mc="http://schemas.openxmlformats.org/markup-compatibility/2006" xmlns:aink="http://schemas.microsoft.com/office/drawing/2016/ink" xmlns:am3d="http://schemas.microsoft.com/office/drawing/2017/model3d" xmlns:o="urn:schemas-microsoft-com:office:office" xmlns:r="http://schemas.openxmlformats.org/officeDocument/2006/relationships" xmlns:m="http://schemas.openxmlformats.org/officeDocument/2006/math" xmlns:v="urn:schemas-microsoft-com:vml" xmlns:wp14="http://schemas.microsoft.com/office/word/2010/wordprocessingDrawing" xmlns:wp="http://schemas.openxmlformats.org/drawingml/2006/wordprocessingDrawing" xmlns:w10="urn:schemas-microsoft-com:office:word" xmlns:w="http://schemas.openxmlformats.org/wordprocessingml/2006/main" xmlns:w14="http://schemas.microsoft.com/office/word/2010/wordml" xmlns:w15="http://schemas.microsoft.com/office/word/2012/wordml" xmlns:w16cid="http://schemas.microsoft.com/office/word/2016/wordml/cid" xmlns:w16se="http://schemas.microsoft.com/office/word/2015/wordml/symex" xmlns:wpg="http://schemas.microsoft.com/office/word/2010/wordprocessingGroup" xmlns:wpi="http://schemas.microsoft.com/office/word/2010/wordprocessingInk" xmlns:wne="http://schemas.microsoft.com/office/word/2006/wordml" xmlns:wps="http://schemas.microsoft.com/office/word/2010/wordprocessingShape" mc:Ignorable="w14 w15 w16se w16cid wp14">
+<w:hdr xmlns:mc="http://schemas.openxmlformats.org/markup-compatibility/2006" xmlns:w="http://schemas.openxmlformats.org/wordprocessingml/2006/main" mc:Ignorable="w14 w15 w16se w16cid wp14">
   <w:p>
     <w:pPr>
       <w:jc w:val="right"/>
@@ -5066,6 +5329,26 @@
         <w:szCs w:val="20"/>
       </w:rPr>
       <w:t>”</w:t>
+    </w:r>
+  </w:p>
+  <w:p>
+    <w:pPr>
+      <w:jc w:val="right"/>
+      <w:rPr>
+        <w:sz w:val="20"/>
+        <w:szCs w:val="20"/>
+      </w:rPr>
+    </w:pPr>
+    <w:r>
+      <w:rPr>
+        <w:rFonts w:ascii="Times New Roman" w:hAnsi="Times New Roman" w:cs="Times New Roman" w:eastAsia="Times New Roman"/>
+        <w:b w:val="0"/>
+        <w:i w:val="0"/>
+        <w:color w:val="000000"/>
+        <w:sz w:val="20"/>
+        <w:szCs w:val="20"/>
+      </w:rPr>
+      <w:t>ar grozījumiem, kas izdarīti ar 2026.gada 15.oktobra noteikumiem Nr.7-NOT</w:t>
     </w:r>
   </w:p>
 </w:hdr>

--- a/vendor/templates/ligums-parstavis-edoc.docx
+++ b/vendor/templates/ligums-parstavis-edoc.docx
@@ -1278,20 +1278,22 @@
             <ns0:pPr>
               <ns0:jc ns0:val="center"/>
               <ns0:rPr>
-                <ns0:rFonts ns0:eastAsia="Times New Roman"/>
-                <ns0:i/>
-                <ns0:sz ns0:val="12"/>
-                <ns0:szCs ns0:val="12"/>
+                <ns0:rFonts ns0:ascii="Times New Roman" ns0:hAnsi="Times New Roman" ns0:cs="Times New Roman" ns0:eastAsia="Times New Roman"/>
+                <ns0:i ns0:val="0"/>
+                <ns0:sz ns0:val="25"/>
+                <ns0:szCs ns0:val="25"/>
               </ns0:rPr>
             </ns0:pPr>
             <ns0:r>
               <ns0:rPr>
-                <ns0:rFonts ns0:eastAsia="Times New Roman"/>
-                <ns0:i/>
-                <ns0:sz ns0:val="12"/>
-                <ns0:szCs ns0:val="12"/>
-              </ns0:rPr>
-              <ns0:t>_____________________________________________________</ns0:t>
+                <ns0:rFonts ns0:ascii="Times New Roman" ns0:hAnsi="Times New Roman" ns0:cs="Times New Roman" ns0:eastAsia="Times New Roman"/>
+                <ns0:i ns0:val="0"/>
+                <ns0:b ns0:val="0"/>
+                <ns0:color ns0:val="000000"/>
+                <ns0:sz ns0:val="25"/>
+                <ns0:szCs ns0:val="25"/>
+              </ns0:rPr>
+              <ns0:t>{j_dzimsanas_datums}</ns0:t>
             </ns0:r>
           </ns0:p>
           <ns0:p ns2:paraId="4033B504" ns2:textId="77777777" ns0:rsidR="003C65BD" ns0:rsidRPr="004C3CB1" ns0:rsidRDefault="00651026" ns0:rsidP="00AA3A7E">

--- a/vendor/templates/ligums-parstavis-edoc.docx
+++ b/vendor/templates/ligums-parstavis-edoc.docx
@@ -5107,6 +5107,7 @@
           </ns0:tcPr>
           <ns0:p ns2:paraId="067C6BCF" ns2:textId="77777777" ns0:rsidR="003C65BD" ns0:rsidRPr="004C3CB1" ns0:rsidRDefault="00651026" ns0:rsidP="00AA3A7E">
             <ns0:pPr>
+              <ns0:jc ns0:val="left"/>
               <ns0:autoSpaceDE ns0:val="0"/>
               <ns0:autoSpaceDN ns0:val="0"/>
               <ns0:adjustRightInd ns0:val="0"/>
@@ -5131,6 +5132,7 @@
           </ns0:p>
           <ns0:p ns2:paraId="6E4096A0" ns2:textId="77777777" ns0:rsidR="003C65BD" ns0:rsidRPr="004C3CB1" ns0:rsidRDefault="003C65BD" ns0:rsidP="00AA3A7E">
             <ns0:pPr>
+              <ns0:jc ns0:val="left"/>
               <ns0:autoSpaceDE ns0:val="0"/>
               <ns0:autoSpaceDN ns0:val="0"/>
               <ns0:adjustRightInd ns0:val="0"/>
@@ -5156,6 +5158,7 @@
           </ns0:tcPr>
           <ns0:p ns2:paraId="3EDF5B55" ns2:textId="77777777" ns0:rsidR="003C65BD" ns0:rsidRPr="004C3CB1" ns0:rsidRDefault="003C65BD" ns0:rsidP="00AA3A7E">
             <ns0:pPr>
+              <ns0:jc ns0:val="left"/>
               <ns0:autoSpaceDE ns0:val="0"/>
               <ns0:autoSpaceDN ns0:val="0"/>
               <ns0:adjustRightInd ns0:val="0"/>
@@ -5170,6 +5173,7 @@
           </ns0:p>
           <ns0:p ns2:paraId="19BF923D" ns2:textId="77777777" ns0:rsidR="003C65BD" ns0:rsidRPr="004C3CB1" ns0:rsidRDefault="003C65BD" ns0:rsidP="00AA3A7E">
             <ns0:pPr>
+              <ns0:jc ns0:val="left"/>
               <ns0:autoSpaceDE ns0:val="0"/>
               <ns0:autoSpaceDN ns0:val="0"/>
               <ns0:adjustRightInd ns0:val="0"/>
@@ -5196,6 +5200,7 @@
           </ns0:tcPr>
           <ns0:p ns2:paraId="6559F723" ns2:textId="77777777" ns0:rsidR="003C65BD" ns0:rsidRPr="004C3CB1" ns0:rsidRDefault="00651026" ns0:rsidP="00AA3A7E">
             <ns0:pPr>
+              <ns0:jc ns0:val="left"/>
               <ns0:autoSpaceDE ns0:val="0"/>
               <ns0:autoSpaceDN ns0:val="0"/>
               <ns0:adjustRightInd ns0:val="0"/>
@@ -5238,6 +5243,7 @@
           </ns0:tcPr>
           <ns0:p ns2:paraId="6D89C379" ns2:textId="77777777" ns0:rsidR="003C65BD" ns0:rsidRPr="004C3CB1" ns0:rsidRDefault="00651026" ns0:rsidP="00AA3A7E">
             <ns0:pPr>
+              <ns0:jc ns0:val="left"/>
               <ns0:autoSpaceDE ns0:val="0"/>
               <ns0:autoSpaceDN ns0:val="0"/>
               <ns0:adjustRightInd ns0:val="0"/>
@@ -5285,6 +5291,7 @@
           </ns0:tcPr>
           <ns0:p ns2:paraId="591CE5FA" ns2:textId="77777777" ns0:rsidR="003C65BD" ns0:rsidRPr="004C3CB1" ns0:rsidRDefault="003C65BD" ns0:rsidP="00AA3A7E">
             <ns0:pPr>
+              <ns0:jc ns0:val="left"/>
               <ns0:autoSpaceDE ns0:val="0"/>
               <ns0:autoSpaceDN ns0:val="0"/>
               <ns0:adjustRightInd ns0:val="0"/>
@@ -5352,6 +5359,7 @@
           </ns0:tcPr>
           <ns0:p ns2:paraId="21275763" ns2:textId="77777777" ns0:rsidR="003C65BD" ns0:rsidRPr="004C3CB1" ns0:rsidRDefault="00651026" ns0:rsidP="00AA3A7E">
             <ns0:pPr>
+              <ns0:jc ns0:val="left"/>
               <ns0:autoSpaceDE ns0:val="0"/>
               <ns0:autoSpaceDN ns0:val="0"/>
               <ns0:adjustRightInd ns0:val="0"/>
@@ -5404,6 +5412,7 @@
           </ns0:tcPr>
           <ns0:p ns2:paraId="7D5029E8" ns2:textId="77777777" ns0:rsidR="003C65BD" ns0:rsidRPr="004C3CB1" ns0:rsidRDefault="003C65BD" ns0:rsidP="00AA3A7E">
             <ns0:pPr>
+              <ns0:jc ns0:val="left"/>
               <ns0:autoSpaceDE ns0:val="0"/>
               <ns0:autoSpaceDN ns0:val="0"/>
               <ns0:adjustRightInd ns0:val="0"/>
@@ -5470,6 +5479,7 @@
           </ns0:tcPr>
           <ns0:p ns2:paraId="2B1EF87B" ns2:textId="77777777" ns0:rsidR="003C65BD" ns0:rsidRPr="004C3CB1" ns0:rsidRDefault="00651026" ns0:rsidP="00AA3A7E">
             <ns0:pPr>
+              <ns0:jc ns0:val="left"/>
               <ns0:autoSpaceDE ns0:val="0"/>
               <ns0:autoSpaceDN ns0:val="0"/>
               <ns0:adjustRightInd ns0:val="0"/>
@@ -5513,6 +5523,7 @@
           </ns0:tcPr>
           <ns0:p ns2:paraId="5E2F59C7" ns2:textId="77777777" ns0:rsidR="003C65BD" ns0:rsidRPr="004C3CB1" ns0:rsidRDefault="003C65BD" ns0:rsidP="00AA3A7E">
             <ns0:pPr>
+              <ns0:jc ns0:val="left"/>
               <ns0:autoSpaceDE ns0:val="0"/>
               <ns0:autoSpaceDN ns0:val="0"/>
               <ns0:adjustRightInd ns0:val="0"/>
@@ -5581,6 +5592,7 @@
           </ns0:tcPr>
           <ns0:p ns2:paraId="5E209BF8" ns2:textId="77777777" ns0:rsidR="003C65BD" ns0:rsidRPr="004C3CB1" ns0:rsidRDefault="00651026" ns0:rsidP="00AA3A7E">
             <ns0:pPr>
+              <ns0:jc ns0:val="left"/>
               <ns0:autoSpaceDE ns0:val="0"/>
               <ns0:autoSpaceDN ns0:val="0"/>
               <ns0:adjustRightInd ns0:val="0"/>
@@ -5633,6 +5645,7 @@
           </ns0:tcPr>
           <ns0:p ns2:paraId="240C4EE4" ns2:textId="77777777" ns0:rsidR="003C65BD" ns0:rsidRPr="004C3CB1" ns0:rsidRDefault="003C65BD" ns0:rsidP="00AA3A7E">
             <ns0:pPr>
+              <ns0:jc ns0:val="left"/>
               <ns0:autoSpaceDE ns0:val="0"/>
               <ns0:autoSpaceDN ns0:val="0"/>
               <ns0:adjustRightInd ns0:val="0"/>
@@ -5699,6 +5712,7 @@
           </ns0:tcPr>
           <ns0:p ns2:paraId="0819A753" ns2:textId="77777777" ns0:rsidR="003C65BD" ns0:rsidRPr="004C3CB1" ns0:rsidRDefault="003C65BD" ns0:rsidP="00AA3A7E">
             <ns0:pPr>
+              <ns0:jc ns0:val="left"/>
               <ns0:autoSpaceDE ns0:val="0"/>
               <ns0:autoSpaceDN ns0:val="0"/>
               <ns0:adjustRightInd ns0:val="0"/>
@@ -5724,6 +5738,7 @@
           </ns0:tcPr>
           <ns0:p ns2:paraId="5B34BEE4" ns2:textId="77777777" ns0:rsidR="003C65BD" ns0:rsidRPr="004C3CB1" ns0:rsidRDefault="003C65BD" ns0:rsidP="00AA3A7E">
             <ns0:pPr>
+              <ns0:jc ns0:val="left"/>
               <ns0:autoSpaceDE ns0:val="0"/>
               <ns0:autoSpaceDN ns0:val="0"/>
               <ns0:adjustRightInd ns0:val="0"/>
@@ -5792,6 +5807,7 @@
           </ns0:tcPr>
           <ns0:p ns2:paraId="05BC422B" ns2:textId="77777777" ns0:rsidR="003C65BD" ns0:rsidRPr="004C3CB1" ns0:rsidRDefault="003C65BD" ns0:rsidP="00AA3A7E">
             <ns0:pPr>
+              <ns0:jc ns0:val="left"/>
               <ns0:autoSpaceDE ns0:val="0"/>
               <ns0:autoSpaceDN ns0:val="0"/>
               <ns0:adjustRightInd ns0:val="0"/>
@@ -5817,6 +5833,7 @@
           </ns0:tcPr>
           <ns0:p ns2:paraId="22431BA7" ns2:textId="77777777" ns0:rsidR="003C65BD" ns0:rsidRPr="004C3CB1" ns0:rsidRDefault="003C65BD" ns0:rsidP="00AA3A7E">
             <ns0:pPr>
+              <ns0:jc ns0:val="left"/>
               <ns0:autoSpaceDE ns0:val="0"/>
               <ns0:autoSpaceDN ns0:val="0"/>
               <ns0:adjustRightInd ns0:val="0"/>
@@ -5921,6 +5938,7 @@
           </ns0:tcPr>
           <ns0:p ns2:paraId="315D0E23" ns2:textId="77777777" ns0:rsidR="003C65BD" ns0:rsidRPr="004C3CB1" ns0:rsidRDefault="003C65BD" ns0:rsidP="00AA3A7E">
             <ns0:pPr>
+              <ns0:jc ns0:val="left"/>
               <ns0:autoSpaceDE ns0:val="0"/>
               <ns0:autoSpaceDN ns0:val="0"/>
               <ns0:adjustRightInd ns0:val="0"/>
@@ -5947,6 +5965,7 @@
           </ns0:tcPr>
           <ns0:p ns2:paraId="59F41574" ns2:textId="77777777" ns0:rsidR="003C65BD" ns0:rsidRPr="004C3CB1" ns0:rsidRDefault="00651026" ns0:rsidP="00AA3A7E">
             <ns0:pPr>
+              <ns0:jc ns0:val="left"/>
               <ns0:autoSpaceDE ns0:val="0"/>
               <ns0:autoSpaceDN ns0:val="0"/>
               <ns0:adjustRightInd ns0:val="0"/>
@@ -6023,6 +6042,7 @@
           </ns0:tcPr>
           <ns0:p ns2:paraId="127E2073" ns2:textId="77777777" ns0:rsidR="003C65BD" ns0:rsidRPr="004C3CB1" ns0:rsidRDefault="003C65BD" ns0:rsidP="00AA3A7E">
             <ns0:pPr>
+              <ns0:jc ns0:val="left"/>
               <ns0:autoSpaceDE ns0:val="0"/>
               <ns0:autoSpaceDN ns0:val="0"/>
               <ns0:adjustRightInd ns0:val="0"/>
@@ -6048,6 +6068,7 @@
           </ns0:tcPr>
           <ns0:p ns2:paraId="0BAF9E18" ns2:textId="77777777" ns0:rsidR="003C65BD" ns0:rsidRPr="004C3CB1" ns0:rsidRDefault="00651026" ns0:rsidP="00AA3A7E">
             <ns0:pPr>
+              <ns0:jc ns0:val="left"/>
               <ns0:autoSpaceDE ns0:val="0"/>
               <ns0:autoSpaceDN ns0:val="0"/>
               <ns0:adjustRightInd ns0:val="0"/>
@@ -6125,6 +6146,7 @@
           </ns0:tcPr>
           <ns0:p ns2:paraId="641ED817" ns2:textId="77777777" ns0:rsidR="003C65BD" ns0:rsidRPr="004C3CB1" ns0:rsidRDefault="003C65BD" ns0:rsidP="00AA3A7E">
             <ns0:pPr>
+              <ns0:jc ns0:val="left"/>
               <ns0:autoSpaceDE ns0:val="0"/>
               <ns0:autoSpaceDN ns0:val="0"/>
               <ns0:adjustRightInd ns0:val="0"/>
@@ -6151,6 +6173,7 @@
           </ns0:tcPr>
           <ns0:p ns2:paraId="0E54DCB3" ns2:textId="77777777" ns0:rsidR="003C65BD" ns0:rsidRPr="004C3CB1" ns0:rsidRDefault="003C65BD" ns0:rsidP="00AA3A7E">
             <ns0:pPr>
+              <ns0:jc ns0:val="left"/>
               <ns0:autoSpaceDE ns0:val="0"/>
               <ns0:autoSpaceDN ns0:val="0"/>
               <ns0:adjustRightInd ns0:val="0"/>
@@ -6217,6 +6240,7 @@
           </ns0:tcPr>
           <ns0:p ns2:paraId="1ACC92E2" ns2:textId="77777777" ns0:rsidR="003C65BD" ns0:rsidRPr="004C3CB1" ns0:rsidRDefault="003C65BD" ns0:rsidP="00AA3A7E">
             <ns0:pPr>
+              <ns0:jc ns0:val="left"/>
               <ns0:autoSpaceDE ns0:val="0"/>
               <ns0:autoSpaceDN ns0:val="0"/>
               <ns0:adjustRightInd ns0:val="0"/>
@@ -6273,6 +6297,7 @@
           </ns0:tcPr>
           <ns0:p ns2:paraId="6EFE43A2" ns2:textId="77777777" ns0:rsidR="003C65BD" ns0:rsidRPr="004C3CB1" ns0:rsidRDefault="00651026" ns0:rsidP="00AA3A7E">
             <ns0:pPr>
+              <ns0:jc ns0:val="left"/>
               <ns0:autoSpaceDE ns0:val="0"/>
               <ns0:autoSpaceDN ns0:val="0"/>
               <ns0:adjustRightInd ns0:val="0"/>
@@ -6308,6 +6333,7 @@
           </ns0:tcPr>
           <ns0:p ns2:paraId="2B75955D" ns2:textId="77777777" ns0:rsidR="003C65BD" ns0:rsidRPr="004C3CB1" ns0:rsidRDefault="003C65BD" ns0:rsidP="00AA3A7E">
             <ns0:pPr>
+              <ns0:jc ns0:val="left"/>
               <ns0:autoSpaceDE ns0:val="0"/>
               <ns0:autoSpaceDN ns0:val="0"/>
               <ns0:adjustRightInd ns0:val="0"/>
@@ -6333,6 +6359,7 @@
           </ns0:tcPr>
           <ns0:p ns2:paraId="58EFDFD5" ns2:textId="77777777" ns0:rsidR="003C65BD" ns0:rsidRPr="004C3CB1" ns0:rsidRDefault="00651026" ns0:rsidP="00AA3A7E">
             <ns0:pPr>
+              <ns0:jc ns0:val="left"/>
               <ns0:autoSpaceDE ns0:val="0"/>
               <ns0:autoSpaceDN ns0:val="0"/>
               <ns0:adjustRightInd ns0:val="0"/>
@@ -6372,6 +6399,7 @@
           </ns0:tcPr>
           <ns0:p ns2:paraId="7030543E" ns2:textId="77777777" ns0:rsidR="003C65BD" ns0:rsidRPr="004C3CB1" ns0:rsidRDefault="00651026" ns0:rsidP="00AA3A7E">
             <ns0:pPr>
+              <ns0:jc ns0:val="left"/>
               <ns0:autoSpaceDE ns0:val="0"/>
               <ns0:autoSpaceDN ns0:val="0"/>
               <ns0:adjustRightInd ns0:val="0"/>
@@ -6407,6 +6435,7 @@
           </ns0:tcPr>
           <ns0:p ns2:paraId="091CB388" ns2:textId="77777777" ns0:rsidR="003C65BD" ns0:rsidRPr="004C3CB1" ns0:rsidRDefault="003C65BD" ns0:rsidP="00AA3A7E">
             <ns0:pPr>
+              <ns0:jc ns0:val="left"/>
               <ns0:autoSpaceDE ns0:val="0"/>
               <ns0:autoSpaceDN ns0:val="0"/>
               <ns0:adjustRightInd ns0:val="0"/>
@@ -6432,6 +6461,7 @@
           </ns0:tcPr>
           <ns0:p ns2:paraId="2D201630" ns2:textId="77777777" ns0:rsidR="003C65BD" ns0:rsidRPr="004C3CB1" ns0:rsidRDefault="00651026" ns0:rsidP="00AA3A7E">
             <ns0:pPr>
+              <ns0:jc ns0:val="left"/>
               <ns0:autoSpaceDE ns0:val="0"/>
               <ns0:autoSpaceDN ns0:val="0"/>
               <ns0:adjustRightInd ns0:val="0"/>
